--- a/TS-Kramam/TS-5.5/TS 5.5 Malayalam Krama Paatam Corrections.docx
+++ b/TS-Kramam/TS-5.5/TS 5.5 Malayalam Krama Paatam Corrections.docx
@@ -1,6 +1,6 @@
 
 <file path=word/document.xml><?xml version="1.0" encoding="utf-8"?>
-<w:document xmlns:wpc="http://schemas.microsoft.com/office/word/2010/wordprocessingCanvas" xmlns:cx="http://schemas.microsoft.com/office/drawing/2014/chartex" xmlns:cx1="http://schemas.microsoft.com/office/drawing/2015/9/8/chartex" xmlns:mc="http://schemas.openxmlformats.org/markup-compatibility/2006" xmlns:o="urn:schemas-microsoft-com:office:office" xmlns:r="http://schemas.openxmlformats.org/officeDocument/2006/relationships" xmlns:m="http://schemas.openxmlformats.org/officeDocument/2006/math" xmlns:v="urn:schemas-microsoft-com:vml" xmlns:wp14="http://schemas.microsoft.com/office/word/2010/wordprocessingDrawing" xmlns:wp="http://schemas.openxmlformats.org/drawingml/2006/wordprocessingDrawing" xmlns:w10="urn:schemas-microsoft-com:office:word" xmlns:w="http://schemas.openxmlformats.org/wordprocessingml/2006/main" xmlns:w14="http://schemas.microsoft.com/office/word/2010/wordml" xmlns:w15="http://schemas.microsoft.com/office/word/2012/wordml" xmlns:w16se="http://schemas.microsoft.com/office/word/2015/wordml/symex" xmlns:wpg="http://schemas.microsoft.com/office/word/2010/wordprocessingGroup" xmlns:wpi="http://schemas.microsoft.com/office/word/2010/wordprocessingInk" xmlns:wne="http://schemas.microsoft.com/office/word/2006/wordml" xmlns:wps="http://schemas.microsoft.com/office/word/2010/wordprocessingShape" mc:Ignorable="w14 w15 w16se wp14">
+<w:document xmlns:wpc="http://schemas.microsoft.com/office/word/2010/wordprocessingCanvas" xmlns:cx="http://schemas.microsoft.com/office/drawing/2014/chartex" xmlns:cx1="http://schemas.microsoft.com/office/drawing/2015/9/8/chartex" xmlns:cx2="http://schemas.microsoft.com/office/drawing/2015/10/21/chartex" xmlns:cx3="http://schemas.microsoft.com/office/drawing/2016/5/9/chartex" xmlns:cx4="http://schemas.microsoft.com/office/drawing/2016/5/10/chartex" xmlns:cx5="http://schemas.microsoft.com/office/drawing/2016/5/11/chartex" xmlns:cx6="http://schemas.microsoft.com/office/drawing/2016/5/12/chartex" xmlns:cx7="http://schemas.microsoft.com/office/drawing/2016/5/13/chartex" xmlns:cx8="http://schemas.microsoft.com/office/drawing/2016/5/14/chartex" xmlns:mc="http://schemas.openxmlformats.org/markup-compatibility/2006" xmlns:aink="http://schemas.microsoft.com/office/drawing/2016/ink" xmlns:am3d="http://schemas.microsoft.com/office/drawing/2017/model3d" xmlns:o="urn:schemas-microsoft-com:office:office" xmlns:oel="http://schemas.microsoft.com/office/2019/extlst" xmlns:r="http://schemas.openxmlformats.org/officeDocument/2006/relationships" xmlns:m="http://schemas.openxmlformats.org/officeDocument/2006/math" xmlns:v="urn:schemas-microsoft-com:vml" xmlns:wp14="http://schemas.microsoft.com/office/word/2010/wordprocessingDrawing" xmlns:wp="http://schemas.openxmlformats.org/drawingml/2006/wordprocessingDrawing" xmlns:w10="urn:schemas-microsoft-com:office:word" xmlns:w="http://schemas.openxmlformats.org/wordprocessingml/2006/main" xmlns:w14="http://schemas.microsoft.com/office/word/2010/wordml" xmlns:w15="http://schemas.microsoft.com/office/word/2012/wordml" xmlns:w16cex="http://schemas.microsoft.com/office/word/2018/wordml/cex" xmlns:w16cid="http://schemas.microsoft.com/office/word/2016/wordml/cid" xmlns:w16="http://schemas.microsoft.com/office/word/2018/wordml" xmlns:w16du="http://schemas.microsoft.com/office/word/2023/wordml/word16du" xmlns:w16sdtdh="http://schemas.microsoft.com/office/word/2020/wordml/sdtdatahash" xmlns:w16sdtfl="http://schemas.microsoft.com/office/word/2024/wordml/sdtformatlock" xmlns:w16se="http://schemas.microsoft.com/office/word/2015/wordml/symex" xmlns:wpg="http://schemas.microsoft.com/office/word/2010/wordprocessingGroup" xmlns:wpi="http://schemas.microsoft.com/office/word/2010/wordprocessingInk" xmlns:wne="http://schemas.microsoft.com/office/word/2006/wordml" xmlns:wps="http://schemas.microsoft.com/office/word/2010/wordprocessingShape" mc:Ignorable="w14 w15 w16se w16cid w16 w16cex w16sdtdh w16sdtfl w16du wp14">
   <w:body>
     <w:p>
       <w:pPr>
@@ -23,7 +23,6 @@
         </w:rPr>
         <w:t xml:space="preserve">TS </w:t>
       </w:r>
-      <w:proofErr w:type="spellStart"/>
       <w:r>
         <w:rPr>
           <w:b/>
@@ -34,7 +33,36 @@
         </w:rPr>
         <w:t>Krama</w:t>
       </w:r>
-      <w:proofErr w:type="spellEnd"/>
+      <w:r>
+        <w:rPr>
+          <w:b/>
+          <w:bCs/>
+          <w:sz w:val="32"/>
+          <w:szCs w:val="32"/>
+          <w:u w:val="single"/>
+        </w:rPr>
+        <w:t xml:space="preserve"> Paatam – TS </w:t>
+      </w:r>
+      <w:r>
+        <w:rPr>
+          <w:b/>
+          <w:bCs/>
+          <w:sz w:val="32"/>
+          <w:szCs w:val="32"/>
+          <w:u w:val="single"/>
+        </w:rPr>
+        <w:t>5.5 Malayalam</w:t>
+      </w:r>
+      <w:r>
+        <w:rPr>
+          <w:b/>
+          <w:bCs/>
+          <w:sz w:val="32"/>
+          <w:szCs w:val="32"/>
+          <w:u w:val="single"/>
+        </w:rPr>
+        <w:t xml:space="preserve"> Corrections –</w:t>
+      </w:r>
       <w:r>
         <w:rPr>
           <w:b/>
@@ -45,7 +73,6 @@
         </w:rPr>
         <w:t xml:space="preserve"> </w:t>
       </w:r>
-      <w:proofErr w:type="spellStart"/>
       <w:r>
         <w:rPr>
           <w:b/>
@@ -54,9 +81,9 @@
           <w:szCs w:val="32"/>
           <w:u w:val="single"/>
         </w:rPr>
-        <w:t>Paatam</w:t>
+        <w:t xml:space="preserve">Observed </w:t>
       </w:r>
-      <w:proofErr w:type="spellEnd"/>
+      <w:proofErr w:type="gramStart"/>
       <w:r>
         <w:rPr>
           <w:b/>
@@ -65,7 +92,1240 @@
           <w:szCs w:val="32"/>
           <w:u w:val="single"/>
         </w:rPr>
-        <w:t xml:space="preserve"> – TS </w:t>
+        <w:t xml:space="preserve">till </w:t>
+      </w:r>
+      <w:r>
+        <w:rPr>
+          <w:b/>
+          <w:bCs/>
+          <w:sz w:val="32"/>
+          <w:szCs w:val="32"/>
+          <w:highlight w:val="red"/>
+          <w:u w:val="single"/>
+        </w:rPr>
+        <w:t>?????</w:t>
+      </w:r>
+      <w:proofErr w:type="gramEnd"/>
+    </w:p>
+    <w:p>
+      <w:pPr>
+        <w:spacing w:before="0" w:line="240" w:lineRule="auto"/>
+        <w:jc w:val="center"/>
+        <w:rPr>
+          <w:b/>
+          <w:bCs/>
+        </w:rPr>
+      </w:pPr>
+      <w:r>
+        <w:rPr>
+          <w:b/>
+          <w:bCs/>
+        </w:rPr>
+        <w:t>(ignore those which are already incorporated in your book’s version and date)</w:t>
+      </w:r>
+    </w:p>
+    <w:tbl>
+      <w:tblPr>
+        <w:tblW w:w="14395" w:type="dxa"/>
+        <w:tblInd w:w="-792" w:type="dxa"/>
+        <w:tblBorders>
+          <w:top w:val="single" w:sz="4" w:space="0" w:color="000000"/>
+          <w:left w:val="single" w:sz="4" w:space="0" w:color="000000"/>
+          <w:bottom w:val="single" w:sz="4" w:space="0" w:color="000000"/>
+          <w:right w:val="single" w:sz="4" w:space="0" w:color="000000"/>
+          <w:insideH w:val="single" w:sz="4" w:space="0" w:color="000000"/>
+          <w:insideV w:val="single" w:sz="4" w:space="0" w:color="000000"/>
+        </w:tblBorders>
+        <w:tblLook w:val="04A0" w:firstRow="1" w:lastRow="0" w:firstColumn="1" w:lastColumn="0" w:noHBand="0" w:noVBand="1"/>
+      </w:tblPr>
+      <w:tblGrid>
+        <w:gridCol w:w="3906"/>
+        <w:gridCol w:w="5103"/>
+        <w:gridCol w:w="5386"/>
+      </w:tblGrid>
+      <w:tr>
+        <w:tc>
+          <w:tcPr>
+            <w:tcW w:w="3906" w:type="dxa"/>
+          </w:tcPr>
+          <w:p>
+            <w:pPr>
+              <w:spacing w:before="0" w:line="240" w:lineRule="auto"/>
+              <w:jc w:val="center"/>
+              <w:rPr>
+                <w:sz w:val="32"/>
+                <w:szCs w:val="32"/>
+              </w:rPr>
+            </w:pPr>
+            <w:r>
+              <w:rPr>
+                <w:sz w:val="32"/>
+                <w:szCs w:val="32"/>
+              </w:rPr>
+              <w:t>Section, Paragraph</w:t>
+            </w:r>
+          </w:p>
+          <w:p>
+            <w:pPr>
+              <w:spacing w:before="0" w:line="240" w:lineRule="auto"/>
+              <w:jc w:val="center"/>
+              <w:rPr>
+                <w:sz w:val="32"/>
+                <w:szCs w:val="32"/>
+              </w:rPr>
+            </w:pPr>
+            <w:r>
+              <w:rPr>
+                <w:sz w:val="32"/>
+                <w:szCs w:val="32"/>
+              </w:rPr>
+              <w:t>Reference</w:t>
+            </w:r>
+          </w:p>
+        </w:tc>
+        <w:tc>
+          <w:tcPr>
+            <w:tcW w:w="5103" w:type="dxa"/>
+          </w:tcPr>
+          <w:p>
+            <w:pPr>
+              <w:spacing w:before="0" w:line="240" w:lineRule="auto"/>
+              <w:jc w:val="center"/>
+              <w:rPr>
+                <w:sz w:val="32"/>
+                <w:szCs w:val="32"/>
+              </w:rPr>
+            </w:pPr>
+            <w:r>
+              <w:rPr>
+                <w:sz w:val="32"/>
+                <w:szCs w:val="32"/>
+              </w:rPr>
+              <w:t>As Printed</w:t>
+            </w:r>
+          </w:p>
+        </w:tc>
+        <w:tc>
+          <w:tcPr>
+            <w:tcW w:w="5386" w:type="dxa"/>
+          </w:tcPr>
+          <w:p>
+            <w:pPr>
+              <w:spacing w:before="0" w:line="240" w:lineRule="auto"/>
+              <w:ind w:right="-18"/>
+              <w:jc w:val="center"/>
+              <w:rPr>
+                <w:sz w:val="32"/>
+                <w:szCs w:val="32"/>
+              </w:rPr>
+            </w:pPr>
+            <w:r>
+              <w:rPr>
+                <w:sz w:val="32"/>
+                <w:szCs w:val="32"/>
+              </w:rPr>
+              <w:t>To be read as or corrected as</w:t>
+            </w:r>
+          </w:p>
+        </w:tc>
+      </w:tr>
+      <w:tr>
+        <w:trPr>
+          <w:trHeight w:val="1401"/>
+        </w:trPr>
+        <w:tc>
+          <w:tcPr>
+            <w:tcW w:w="3906" w:type="dxa"/>
+          </w:tcPr>
+          <w:p>
+            <w:pPr>
+              <w:widowControl w:val="0"/>
+              <w:tabs>
+                <w:tab w:val="left" w:pos="993"/>
+              </w:tabs>
+              <w:autoSpaceDE w:val="0"/>
+              <w:autoSpaceDN w:val="0"/>
+              <w:adjustRightInd w:val="0"/>
+              <w:spacing w:before="0" w:line="240" w:lineRule="auto"/>
+              <w:ind w:right="297"/>
+              <w:rPr>
+                <w:rFonts w:cs="Arial"/>
+                <w:b/>
+                <w:color w:val="000000"/>
+                <w:sz w:val="28"/>
+                <w:szCs w:val="32"/>
+              </w:rPr>
+            </w:pPr>
+            <w:r>
+              <w:rPr>
+                <w:rFonts w:cs="Arial"/>
+                <w:b/>
+                <w:color w:val="000000"/>
+                <w:sz w:val="28"/>
+                <w:szCs w:val="32"/>
+              </w:rPr>
+              <w:t>T.S.5.</w:t>
+            </w:r>
+            <w:r>
+              <w:rPr>
+                <w:rFonts w:cs="Arial"/>
+                <w:b/>
+                <w:color w:val="000000"/>
+                <w:sz w:val="28"/>
+                <w:szCs w:val="32"/>
+              </w:rPr>
+              <w:t>5.20,1</w:t>
+            </w:r>
+            <w:r>
+              <w:rPr>
+                <w:rFonts w:cs="Arial"/>
+                <w:b/>
+                <w:color w:val="000000"/>
+                <w:sz w:val="28"/>
+                <w:szCs w:val="32"/>
+              </w:rPr>
+              <w:t xml:space="preserve"> – Kramam</w:t>
+            </w:r>
+          </w:p>
+          <w:p>
+            <w:pPr>
+              <w:widowControl w:val="0"/>
+              <w:tabs>
+                <w:tab w:val="left" w:pos="993"/>
+              </w:tabs>
+              <w:autoSpaceDE w:val="0"/>
+              <w:autoSpaceDN w:val="0"/>
+              <w:adjustRightInd w:val="0"/>
+              <w:spacing w:before="0" w:line="240" w:lineRule="auto"/>
+              <w:ind w:right="297"/>
+              <w:rPr>
+                <w:rFonts w:cs="Arial"/>
+                <w:b/>
+                <w:color w:val="000000"/>
+                <w:sz w:val="28"/>
+                <w:szCs w:val="32"/>
+                <w:lang w:val="en-IN"/>
+              </w:rPr>
+            </w:pPr>
+            <w:r>
+              <w:rPr>
+                <w:rFonts w:cs="Arial"/>
+                <w:b/>
+                <w:color w:val="000000"/>
+                <w:sz w:val="28"/>
+                <w:szCs w:val="32"/>
+                <w:lang w:val="en-IN"/>
+              </w:rPr>
+              <w:t>Krama Vaakyam No.– 17</w:t>
+            </w:r>
+          </w:p>
+          <w:p>
+            <w:pPr>
+              <w:widowControl w:val="0"/>
+              <w:tabs>
+                <w:tab w:val="left" w:pos="993"/>
+              </w:tabs>
+              <w:autoSpaceDE w:val="0"/>
+              <w:autoSpaceDN w:val="0"/>
+              <w:adjustRightInd w:val="0"/>
+              <w:spacing w:before="0" w:line="240" w:lineRule="auto"/>
+              <w:ind w:right="297"/>
+              <w:rPr>
+                <w:rFonts w:cs="Arial"/>
+                <w:b/>
+                <w:color w:val="000000"/>
+                <w:sz w:val="28"/>
+                <w:szCs w:val="32"/>
+                <w:lang w:val="it-IT"/>
+              </w:rPr>
+            </w:pPr>
+            <w:r>
+              <w:rPr>
+                <w:rFonts w:cs="Arial"/>
+                <w:b/>
+                <w:color w:val="000000"/>
+                <w:sz w:val="28"/>
+                <w:szCs w:val="32"/>
+                <w:lang w:val="it-IT"/>
+              </w:rPr>
+              <w:t>Panchaati No</w:t>
+            </w:r>
+            <w:r>
+              <w:rPr>
+                <w:rFonts w:cs="Arial"/>
+                <w:b/>
+                <w:color w:val="000000"/>
+                <w:szCs w:val="32"/>
+                <w:lang w:val="it-IT"/>
+              </w:rPr>
+              <w:t xml:space="preserve">. - </w:t>
+            </w:r>
+            <w:r>
+              <w:rPr>
+                <w:rFonts w:cs="Arial"/>
+                <w:b/>
+                <w:color w:val="000000"/>
+                <w:sz w:val="28"/>
+                <w:szCs w:val="32"/>
+                <w:lang w:val="it-IT"/>
+              </w:rPr>
+              <w:t>5</w:t>
+            </w:r>
+            <w:r>
+              <w:rPr>
+                <w:rFonts w:cs="Arial"/>
+                <w:b/>
+                <w:color w:val="000000"/>
+                <w:sz w:val="28"/>
+                <w:szCs w:val="32"/>
+                <w:lang w:val="it-IT"/>
+              </w:rPr>
+              <w:t>8</w:t>
+            </w:r>
+          </w:p>
+        </w:tc>
+        <w:tc>
+          <w:tcPr>
+            <w:tcW w:w="5103" w:type="dxa"/>
+          </w:tcPr>
+          <w:p>
+            <w:pPr>
+              <w:widowControl w:val="0"/>
+              <w:autoSpaceDE w:val="0"/>
+              <w:autoSpaceDN w:val="0"/>
+              <w:adjustRightInd w:val="0"/>
+              <w:spacing w:before="0" w:line="240" w:lineRule="auto"/>
+              <w:rPr>
+                <w:rFonts w:ascii="BRH Malayalam Extra" w:eastAsia="Times New Roman" w:hAnsi="BRH Malayalam Extra" w:cs="BRH Malayalam Extra"/>
+                <w:color w:val="000000"/>
+                <w:sz w:val="40"/>
+                <w:szCs w:val="40"/>
+                <w:lang w:val="en-IN" w:eastAsia="en-IN" w:bidi="ml-IN"/>
+              </w:rPr>
+            </w:pPr>
+            <w:r>
+              <w:rPr>
+                <w:rFonts w:ascii="BRH Malayalam Extra" w:eastAsia="Times New Roman" w:hAnsi="BRH Malayalam Extra" w:cs="BRH Malayalam Extra"/>
+                <w:color w:val="000000"/>
+                <w:sz w:val="40"/>
+                <w:szCs w:val="40"/>
+                <w:lang w:val="en-IN" w:eastAsia="en-IN" w:bidi="ml-IN"/>
+              </w:rPr>
+              <w:t>¥Z by</w:t>
+            </w:r>
+            <w:r>
+              <w:rPr>
+                <w:rFonts w:ascii="BRH Malayalam Extra" w:eastAsia="Times New Roman" w:hAnsi="BRH Malayalam Extra" w:cs="BRH Malayalam Extra"/>
+                <w:color w:val="000000"/>
+                <w:sz w:val="32"/>
+                <w:szCs w:val="40"/>
+                <w:lang w:val="en-IN" w:eastAsia="en-IN" w:bidi="ml-IN"/>
+              </w:rPr>
+              <w:t>–</w:t>
+            </w:r>
+            <w:r>
+              <w:rPr>
+                <w:rFonts w:ascii="BRH Malayalam Extra" w:eastAsia="Times New Roman" w:hAnsi="BRH Malayalam Extra" w:cs="BRH Malayalam Extra"/>
+                <w:color w:val="000000"/>
+                <w:sz w:val="40"/>
+                <w:szCs w:val="40"/>
+                <w:lang w:val="en-IN" w:eastAsia="en-IN" w:bidi="ml-IN"/>
+              </w:rPr>
+              <w:t>p</w:t>
+            </w:r>
+            <w:r>
+              <w:rPr>
+                <w:rFonts w:ascii="BRH Malayalam Extra" w:eastAsia="Times New Roman" w:hAnsi="BRH Malayalam Extra" w:cs="BRH Malayalam Extra"/>
+                <w:color w:val="000000"/>
+                <w:sz w:val="40"/>
+                <w:szCs w:val="40"/>
+                <w:highlight w:val="yellow"/>
+                <w:lang w:val="en-IN" w:eastAsia="en-IN" w:bidi="ml-IN"/>
+              </w:rPr>
+              <w:t>õx</w:t>
+            </w:r>
+            <w:r>
+              <w:rPr>
+                <w:rFonts w:ascii="BRH Malayalam Extra" w:eastAsia="Times New Roman" w:hAnsi="BRH Malayalam Extra" w:cs="BRH Malayalam Extra"/>
+                <w:color w:val="000000"/>
+                <w:sz w:val="40"/>
+                <w:szCs w:val="40"/>
+                <w:lang w:val="en-IN" w:eastAsia="en-IN" w:bidi="ml-IN"/>
+              </w:rPr>
+              <w:t xml:space="preserve"> | </w:t>
+            </w:r>
+          </w:p>
+          <w:p>
+            <w:pPr>
+              <w:widowControl w:val="0"/>
+              <w:autoSpaceDE w:val="0"/>
+              <w:autoSpaceDN w:val="0"/>
+              <w:adjustRightInd w:val="0"/>
+              <w:spacing w:before="0" w:line="240" w:lineRule="auto"/>
+              <w:rPr>
+                <w:rFonts w:ascii="BRH Malayalam Extra" w:hAnsi="BRH Malayalam Extra" w:cs="BRH Malayalam Extra"/>
+                <w:color w:val="000000"/>
+                <w:sz w:val="36"/>
+                <w:szCs w:val="40"/>
+              </w:rPr>
+            </w:pPr>
+            <w:r>
+              <w:rPr>
+                <w:rFonts w:ascii="BRH Malayalam Extra" w:eastAsia="Times New Roman" w:hAnsi="BRH Malayalam Extra" w:cs="BRH Malayalam Extra"/>
+                <w:color w:val="000000"/>
+                <w:sz w:val="40"/>
+                <w:szCs w:val="40"/>
+                <w:lang w:val="en-IN" w:eastAsia="en-IN" w:bidi="ml-IN"/>
+              </w:rPr>
+              <w:t>by</w:t>
+            </w:r>
+            <w:r>
+              <w:rPr>
+                <w:rFonts w:ascii="BRH Malayalam Extra" w:eastAsia="Times New Roman" w:hAnsi="BRH Malayalam Extra" w:cs="BRH Malayalam Extra"/>
+                <w:color w:val="000000"/>
+                <w:sz w:val="32"/>
+                <w:szCs w:val="40"/>
+                <w:lang w:val="en-IN" w:eastAsia="en-IN" w:bidi="ml-IN"/>
+              </w:rPr>
+              <w:t>–</w:t>
+            </w:r>
+            <w:r>
+              <w:rPr>
+                <w:rFonts w:ascii="BRH Malayalam Extra" w:eastAsia="Times New Roman" w:hAnsi="BRH Malayalam Extra" w:cs="BRH Malayalam Extra"/>
+                <w:color w:val="000000"/>
+                <w:sz w:val="40"/>
+                <w:szCs w:val="40"/>
+                <w:lang w:val="en-IN" w:eastAsia="en-IN" w:bidi="ml-IN"/>
+              </w:rPr>
+              <w:t>põx bõx—pxe£ay</w:t>
+            </w:r>
+            <w:r>
+              <w:rPr>
+                <w:rFonts w:ascii="BRH Malayalam Extra" w:eastAsia="Times New Roman" w:hAnsi="BRH Malayalam Extra" w:cs="BRH Malayalam Extra"/>
+                <w:color w:val="000000"/>
+                <w:sz w:val="32"/>
+                <w:szCs w:val="40"/>
+                <w:lang w:val="en-IN" w:eastAsia="en-IN" w:bidi="ml-IN"/>
+              </w:rPr>
+              <w:t>–</w:t>
+            </w:r>
+            <w:r>
+              <w:rPr>
+                <w:rFonts w:ascii="BRH Malayalam Extra" w:eastAsia="Times New Roman" w:hAnsi="BRH Malayalam Extra" w:cs="BRH Malayalam Extra"/>
+                <w:color w:val="000000"/>
+                <w:sz w:val="40"/>
+                <w:szCs w:val="40"/>
+                <w:lang w:val="en-IN" w:eastAsia="en-IN" w:bidi="ml-IN"/>
+              </w:rPr>
+              <w:t>põx˜ |</w:t>
+            </w:r>
+          </w:p>
+        </w:tc>
+        <w:tc>
+          <w:tcPr>
+            <w:tcW w:w="5386" w:type="dxa"/>
+          </w:tcPr>
+          <w:p>
+            <w:pPr>
+              <w:widowControl w:val="0"/>
+              <w:autoSpaceDE w:val="0"/>
+              <w:autoSpaceDN w:val="0"/>
+              <w:adjustRightInd w:val="0"/>
+              <w:spacing w:before="0" w:line="240" w:lineRule="auto"/>
+              <w:rPr>
+                <w:rFonts w:ascii="BRH Malayalam Extra" w:eastAsia="Times New Roman" w:hAnsi="BRH Malayalam Extra" w:cs="BRH Malayalam Extra"/>
+                <w:color w:val="000000"/>
+                <w:sz w:val="40"/>
+                <w:szCs w:val="40"/>
+                <w:lang w:val="en-IN" w:eastAsia="en-IN" w:bidi="ml-IN"/>
+              </w:rPr>
+            </w:pPr>
+            <w:r>
+              <w:rPr>
+                <w:rFonts w:ascii="BRH Malayalam Extra" w:eastAsia="Times New Roman" w:hAnsi="BRH Malayalam Extra" w:cs="BRH Malayalam Extra"/>
+                <w:color w:val="000000"/>
+                <w:sz w:val="40"/>
+                <w:szCs w:val="40"/>
+                <w:lang w:val="en-IN" w:eastAsia="en-IN" w:bidi="ml-IN"/>
+              </w:rPr>
+              <w:t>¥Z by</w:t>
+            </w:r>
+            <w:r>
+              <w:rPr>
+                <w:rFonts w:ascii="BRH Malayalam Extra" w:eastAsia="Times New Roman" w:hAnsi="BRH Malayalam Extra" w:cs="BRH Malayalam Extra"/>
+                <w:color w:val="000000"/>
+                <w:sz w:val="32"/>
+                <w:szCs w:val="40"/>
+                <w:lang w:val="en-IN" w:eastAsia="en-IN" w:bidi="ml-IN"/>
+              </w:rPr>
+              <w:t>–</w:t>
+            </w:r>
+            <w:r>
+              <w:rPr>
+                <w:rFonts w:ascii="BRH Malayalam Extra" w:eastAsia="Times New Roman" w:hAnsi="BRH Malayalam Extra" w:cs="BRH Malayalam Extra"/>
+                <w:color w:val="000000"/>
+                <w:sz w:val="40"/>
+                <w:szCs w:val="40"/>
+                <w:lang w:val="en-IN" w:eastAsia="en-IN" w:bidi="ml-IN"/>
+              </w:rPr>
+              <w:t>põx</w:t>
+            </w:r>
+            <w:r>
+              <w:rPr>
+                <w:rFonts w:ascii="BRH Malayalam Extra" w:eastAsia="Times New Roman" w:hAnsi="BRH Malayalam Extra" w:cs="BRH Malayalam Extra"/>
+                <w:color w:val="000000"/>
+                <w:sz w:val="40"/>
+                <w:szCs w:val="40"/>
+                <w:highlight w:val="green"/>
+                <w:lang w:val="en-IN" w:eastAsia="en-IN" w:bidi="ml-IN"/>
+              </w:rPr>
+              <w:t>J</w:t>
+            </w:r>
+            <w:r>
+              <w:rPr>
+                <w:rFonts w:ascii="BRH Malayalam Extra" w:eastAsia="Times New Roman" w:hAnsi="BRH Malayalam Extra" w:cs="BRH Malayalam Extra"/>
+                <w:color w:val="000000"/>
+                <w:sz w:val="40"/>
+                <w:szCs w:val="40"/>
+                <w:lang w:val="en-IN" w:eastAsia="en-IN" w:bidi="ml-IN"/>
+              </w:rPr>
+              <w:t xml:space="preserve"> | </w:t>
+            </w:r>
+          </w:p>
+          <w:p>
+            <w:pPr>
+              <w:widowControl w:val="0"/>
+              <w:autoSpaceDE w:val="0"/>
+              <w:autoSpaceDN w:val="0"/>
+              <w:adjustRightInd w:val="0"/>
+              <w:spacing w:before="0" w:line="240" w:lineRule="auto"/>
+              <w:rPr>
+                <w:rFonts w:ascii="Cambria" w:hAnsi="Cambria" w:cs="BRH Malayalam Extra"/>
+                <w:color w:val="000000"/>
+                <w:sz w:val="36"/>
+                <w:szCs w:val="40"/>
+              </w:rPr>
+            </w:pPr>
+            <w:r>
+              <w:rPr>
+                <w:rFonts w:ascii="BRH Malayalam Extra" w:eastAsia="Times New Roman" w:hAnsi="BRH Malayalam Extra" w:cs="BRH Malayalam Extra"/>
+                <w:color w:val="000000"/>
+                <w:sz w:val="40"/>
+                <w:szCs w:val="40"/>
+                <w:lang w:val="en-IN" w:eastAsia="en-IN" w:bidi="ml-IN"/>
+              </w:rPr>
+              <w:t>by</w:t>
+            </w:r>
+            <w:r>
+              <w:rPr>
+                <w:rFonts w:ascii="BRH Malayalam Extra" w:eastAsia="Times New Roman" w:hAnsi="BRH Malayalam Extra" w:cs="BRH Malayalam Extra"/>
+                <w:color w:val="000000"/>
+                <w:sz w:val="32"/>
+                <w:szCs w:val="40"/>
+                <w:lang w:val="en-IN" w:eastAsia="en-IN" w:bidi="ml-IN"/>
+              </w:rPr>
+              <w:t>–</w:t>
+            </w:r>
+            <w:r>
+              <w:rPr>
+                <w:rFonts w:ascii="BRH Malayalam Extra" w:eastAsia="Times New Roman" w:hAnsi="BRH Malayalam Extra" w:cs="BRH Malayalam Extra"/>
+                <w:color w:val="000000"/>
+                <w:sz w:val="40"/>
+                <w:szCs w:val="40"/>
+                <w:lang w:val="en-IN" w:eastAsia="en-IN" w:bidi="ml-IN"/>
+              </w:rPr>
+              <w:t>põx bõx—pxe£ay</w:t>
+            </w:r>
+            <w:r>
+              <w:rPr>
+                <w:rFonts w:ascii="BRH Malayalam Extra" w:eastAsia="Times New Roman" w:hAnsi="BRH Malayalam Extra" w:cs="BRH Malayalam Extra"/>
+                <w:color w:val="000000"/>
+                <w:sz w:val="32"/>
+                <w:szCs w:val="40"/>
+                <w:lang w:val="en-IN" w:eastAsia="en-IN" w:bidi="ml-IN"/>
+              </w:rPr>
+              <w:t>–</w:t>
+            </w:r>
+            <w:r>
+              <w:rPr>
+                <w:rFonts w:ascii="BRH Malayalam Extra" w:eastAsia="Times New Roman" w:hAnsi="BRH Malayalam Extra" w:cs="BRH Malayalam Extra"/>
+                <w:color w:val="000000"/>
+                <w:sz w:val="40"/>
+                <w:szCs w:val="40"/>
+                <w:lang w:val="en-IN" w:eastAsia="en-IN" w:bidi="ml-IN"/>
+              </w:rPr>
+              <w:t>põx˜ | |</w:t>
+            </w:r>
+          </w:p>
+        </w:tc>
+      </w:tr>
+      <w:tr>
+        <w:trPr>
+          <w:trHeight w:val="1407"/>
+        </w:trPr>
+        <w:tc>
+          <w:tcPr>
+            <w:tcW w:w="3906" w:type="dxa"/>
+          </w:tcPr>
+          <w:p>
+            <w:pPr>
+              <w:widowControl w:val="0"/>
+              <w:tabs>
+                <w:tab w:val="left" w:pos="993"/>
+              </w:tabs>
+              <w:autoSpaceDE w:val="0"/>
+              <w:autoSpaceDN w:val="0"/>
+              <w:adjustRightInd w:val="0"/>
+              <w:spacing w:before="0" w:line="240" w:lineRule="auto"/>
+              <w:ind w:right="297"/>
+              <w:rPr>
+                <w:rFonts w:cs="Arial"/>
+                <w:b/>
+                <w:color w:val="000000"/>
+                <w:sz w:val="28"/>
+                <w:szCs w:val="32"/>
+              </w:rPr>
+            </w:pPr>
+            <w:r>
+              <w:rPr>
+                <w:rFonts w:cs="Arial"/>
+                <w:b/>
+                <w:color w:val="000000"/>
+                <w:sz w:val="28"/>
+                <w:szCs w:val="32"/>
+              </w:rPr>
+              <w:t>T.S.5.</w:t>
+            </w:r>
+            <w:r>
+              <w:rPr>
+                <w:rFonts w:cs="Arial"/>
+                <w:b/>
+                <w:color w:val="000000"/>
+                <w:sz w:val="28"/>
+                <w:szCs w:val="32"/>
+              </w:rPr>
+              <w:t>5.2</w:t>
+            </w:r>
+            <w:r>
+              <w:rPr>
+                <w:rFonts w:cs="Arial"/>
+                <w:b/>
+                <w:color w:val="000000"/>
+                <w:sz w:val="28"/>
+                <w:szCs w:val="32"/>
+              </w:rPr>
+              <w:t>2</w:t>
+            </w:r>
+            <w:r>
+              <w:rPr>
+                <w:rFonts w:cs="Arial"/>
+                <w:b/>
+                <w:color w:val="000000"/>
+                <w:sz w:val="28"/>
+                <w:szCs w:val="32"/>
+              </w:rPr>
+              <w:t>,1</w:t>
+            </w:r>
+            <w:r>
+              <w:rPr>
+                <w:rFonts w:cs="Arial"/>
+                <w:b/>
+                <w:color w:val="000000"/>
+                <w:sz w:val="28"/>
+                <w:szCs w:val="32"/>
+              </w:rPr>
+              <w:t xml:space="preserve"> – Kramam</w:t>
+            </w:r>
+          </w:p>
+          <w:p>
+            <w:pPr>
+              <w:widowControl w:val="0"/>
+              <w:tabs>
+                <w:tab w:val="left" w:pos="993"/>
+              </w:tabs>
+              <w:autoSpaceDE w:val="0"/>
+              <w:autoSpaceDN w:val="0"/>
+              <w:adjustRightInd w:val="0"/>
+              <w:spacing w:before="0" w:line="240" w:lineRule="auto"/>
+              <w:ind w:right="297"/>
+              <w:rPr>
+                <w:rFonts w:cs="Arial"/>
+                <w:b/>
+                <w:color w:val="000000"/>
+                <w:sz w:val="28"/>
+                <w:szCs w:val="32"/>
+                <w:lang w:val="it-IT"/>
+              </w:rPr>
+            </w:pPr>
+            <w:r>
+              <w:rPr>
+                <w:rFonts w:cs="Arial"/>
+                <w:b/>
+                <w:color w:val="000000"/>
+                <w:sz w:val="28"/>
+                <w:szCs w:val="32"/>
+                <w:lang w:val="it-IT"/>
+              </w:rPr>
+              <w:t xml:space="preserve">Krama Vaakyam No.– </w:t>
+            </w:r>
+            <w:r>
+              <w:rPr>
+                <w:rFonts w:cs="Arial"/>
+                <w:b/>
+                <w:color w:val="000000"/>
+                <w:sz w:val="28"/>
+                <w:szCs w:val="32"/>
+                <w:lang w:val="it-IT"/>
+              </w:rPr>
+              <w:t>12</w:t>
+            </w:r>
+          </w:p>
+          <w:p>
+            <w:pPr>
+              <w:widowControl w:val="0"/>
+              <w:tabs>
+                <w:tab w:val="left" w:pos="993"/>
+              </w:tabs>
+              <w:autoSpaceDE w:val="0"/>
+              <w:autoSpaceDN w:val="0"/>
+              <w:adjustRightInd w:val="0"/>
+              <w:spacing w:before="0" w:line="240" w:lineRule="auto"/>
+              <w:ind w:right="297"/>
+              <w:rPr>
+                <w:rFonts w:cs="Arial"/>
+                <w:b/>
+                <w:color w:val="000000"/>
+                <w:sz w:val="28"/>
+                <w:szCs w:val="32"/>
+                <w:lang w:val="it-IT"/>
+              </w:rPr>
+            </w:pPr>
+            <w:r>
+              <w:rPr>
+                <w:rFonts w:cs="Arial"/>
+                <w:b/>
+                <w:color w:val="000000"/>
+                <w:sz w:val="28"/>
+                <w:szCs w:val="32"/>
+                <w:lang w:val="it-IT"/>
+              </w:rPr>
+              <w:t>Panchaati No</w:t>
+            </w:r>
+            <w:r>
+              <w:rPr>
+                <w:rFonts w:cs="Arial"/>
+                <w:b/>
+                <w:color w:val="000000"/>
+                <w:szCs w:val="32"/>
+                <w:lang w:val="it-IT"/>
+              </w:rPr>
+              <w:t xml:space="preserve">. - </w:t>
+            </w:r>
+            <w:r>
+              <w:rPr>
+                <w:rFonts w:cs="Arial"/>
+                <w:b/>
+                <w:color w:val="000000"/>
+                <w:sz w:val="28"/>
+                <w:szCs w:val="32"/>
+                <w:lang w:val="it-IT"/>
+              </w:rPr>
+              <w:t>60</w:t>
+            </w:r>
+          </w:p>
+        </w:tc>
+        <w:tc>
+          <w:tcPr>
+            <w:tcW w:w="5103" w:type="dxa"/>
+          </w:tcPr>
+          <w:p>
+            <w:pPr>
+              <w:widowControl w:val="0"/>
+              <w:autoSpaceDE w:val="0"/>
+              <w:autoSpaceDN w:val="0"/>
+              <w:adjustRightInd w:val="0"/>
+              <w:spacing w:before="0" w:line="240" w:lineRule="auto"/>
+              <w:rPr>
+                <w:rFonts w:ascii="BRH Malayalam Extra" w:eastAsia="Times New Roman" w:hAnsi="BRH Malayalam Extra" w:cs="BRH Malayalam Extra"/>
+                <w:color w:val="000000"/>
+                <w:sz w:val="40"/>
+                <w:szCs w:val="40"/>
+                <w:lang w:eastAsia="en-IN" w:bidi="ml-IN"/>
+              </w:rPr>
+            </w:pPr>
+            <w:r>
+              <w:rPr>
+                <w:rFonts w:ascii="BRH Malayalam Extra" w:eastAsia="Times New Roman" w:hAnsi="BRH Malayalam Extra" w:cs="BRH Malayalam Extra"/>
+                <w:color w:val="000000"/>
+                <w:sz w:val="40"/>
+                <w:szCs w:val="40"/>
+                <w:lang w:eastAsia="en-IN" w:bidi="ml-IN"/>
+              </w:rPr>
+              <w:t>gx</w:t>
+            </w:r>
+            <w:r>
+              <w:rPr>
+                <w:rFonts w:ascii="BRH Malayalam Extra" w:eastAsia="Times New Roman" w:hAnsi="BRH Malayalam Extra" w:cs="BRH Malayalam Extra"/>
+                <w:color w:val="000000"/>
+                <w:sz w:val="32"/>
+                <w:szCs w:val="40"/>
+                <w:lang w:eastAsia="en-IN" w:bidi="ml-IN"/>
+              </w:rPr>
+              <w:t>–</w:t>
+            </w:r>
+            <w:r>
+              <w:rPr>
+                <w:rFonts w:ascii="BRH Malayalam Extra" w:eastAsia="Times New Roman" w:hAnsi="BRH Malayalam Extra" w:cs="BRH Malayalam Extra"/>
+                <w:color w:val="000000"/>
+                <w:sz w:val="40"/>
+                <w:szCs w:val="40"/>
+                <w:lang w:eastAsia="en-IN" w:bidi="ml-IN"/>
+              </w:rPr>
+              <w:t>ª</w:t>
+            </w:r>
+            <w:r>
+              <w:rPr>
+                <w:rFonts w:ascii="BRH Malayalam Extra" w:eastAsia="Times New Roman" w:hAnsi="BRH Malayalam Extra" w:cs="BRH Malayalam Extra"/>
+                <w:color w:val="000000"/>
+                <w:sz w:val="32"/>
+                <w:szCs w:val="40"/>
+                <w:lang w:eastAsia="en-IN" w:bidi="ml-IN"/>
+              </w:rPr>
+              <w:t>–</w:t>
+            </w:r>
+            <w:r>
+              <w:rPr>
+                <w:rFonts w:ascii="BRH Malayalam Extra" w:eastAsia="Times New Roman" w:hAnsi="BRH Malayalam Extra" w:cs="BRH Malayalam Extra"/>
+                <w:color w:val="000000"/>
+                <w:sz w:val="40"/>
+                <w:szCs w:val="40"/>
+                <w:lang w:eastAsia="en-IN" w:bidi="ml-IN"/>
+              </w:rPr>
+              <w:t>.t</w:t>
+            </w:r>
+            <w:r>
+              <w:rPr>
+                <w:rFonts w:ascii="BRH Malayalam Extra" w:eastAsia="Times New Roman" w:hAnsi="BRH Malayalam Extra" w:cs="BRH Malayalam Extra"/>
+                <w:color w:val="000000"/>
+                <w:sz w:val="32"/>
+                <w:szCs w:val="40"/>
+                <w:lang w:eastAsia="en-IN" w:bidi="ml-IN"/>
+              </w:rPr>
+              <w:t>–</w:t>
+            </w:r>
+            <w:r>
+              <w:rPr>
+                <w:rFonts w:ascii="BRH Malayalam Extra" w:eastAsia="Times New Roman" w:hAnsi="BRH Malayalam Extra" w:cs="BRH Malayalam Extra"/>
+                <w:color w:val="000000"/>
+                <w:sz w:val="40"/>
+                <w:szCs w:val="40"/>
+                <w:lang w:eastAsia="en-IN" w:bidi="ml-IN"/>
+              </w:rPr>
+              <w:t>sð</w:t>
+            </w:r>
+            <w:r>
+              <w:rPr>
+                <w:rFonts w:ascii="BRH Malayalam Extra" w:eastAsia="Times New Roman" w:hAnsi="BRH Malayalam Extra" w:cs="BRH Malayalam Extra"/>
+                <w:color w:val="000000"/>
+                <w:sz w:val="32"/>
+                <w:szCs w:val="40"/>
+                <w:lang w:eastAsia="en-IN" w:bidi="ml-IN"/>
+              </w:rPr>
+              <w:t>–</w:t>
+            </w:r>
+            <w:r>
+              <w:rPr>
+                <w:rFonts w:ascii="BRH Malayalam Extra" w:eastAsia="Times New Roman" w:hAnsi="BRH Malayalam Extra" w:cs="BRH Malayalam Extra"/>
+                <w:color w:val="000000"/>
+                <w:sz w:val="40"/>
+                <w:szCs w:val="40"/>
+                <w:highlight w:val="yellow"/>
+                <w:lang w:eastAsia="en-IN" w:bidi="ml-IN"/>
+              </w:rPr>
+              <w:t>Zõ</w:t>
+            </w:r>
+            <w:r>
+              <w:rPr>
+                <w:rFonts w:ascii="BRH Malayalam Extra" w:eastAsia="Times New Roman" w:hAnsi="BRH Malayalam Extra" w:cs="BRH Malayalam Extra"/>
+                <w:color w:val="000000"/>
+                <w:sz w:val="40"/>
+                <w:szCs w:val="40"/>
+                <w:lang w:eastAsia="en-IN" w:bidi="ml-IN"/>
+              </w:rPr>
+              <w:t xml:space="preserve"> qy</w:t>
+            </w:r>
+            <w:r>
+              <w:rPr>
+                <w:rFonts w:ascii="BRH Malayalam Extra" w:eastAsia="Times New Roman" w:hAnsi="BRH Malayalam Extra" w:cs="BRH Malayalam Extra"/>
+                <w:color w:val="000000"/>
+                <w:sz w:val="32"/>
+                <w:szCs w:val="40"/>
+                <w:lang w:eastAsia="en-IN" w:bidi="ml-IN"/>
+              </w:rPr>
+              <w:t>–</w:t>
+            </w:r>
+            <w:r>
+              <w:rPr>
+                <w:rFonts w:ascii="BRH Malayalam Extra" w:eastAsia="Times New Roman" w:hAnsi="BRH Malayalam Extra" w:cs="BRH Malayalam Extra"/>
+                <w:color w:val="000000"/>
+                <w:sz w:val="40"/>
+                <w:szCs w:val="40"/>
+                <w:lang w:eastAsia="en-IN" w:bidi="ml-IN"/>
+              </w:rPr>
+              <w:t xml:space="preserve">mðJ | </w:t>
+            </w:r>
+          </w:p>
+          <w:p>
+            <w:pPr>
+              <w:widowControl w:val="0"/>
+              <w:autoSpaceDE w:val="0"/>
+              <w:autoSpaceDN w:val="0"/>
+              <w:adjustRightInd w:val="0"/>
+              <w:spacing w:before="0" w:line="240" w:lineRule="auto"/>
+              <w:rPr>
+                <w:rFonts w:ascii="BRH Malayalam Extra" w:eastAsia="Times New Roman" w:hAnsi="BRH Malayalam Extra" w:cs="BRH Malayalam Extra"/>
+                <w:color w:val="000000"/>
+                <w:sz w:val="40"/>
+                <w:szCs w:val="40"/>
+                <w:lang w:eastAsia="en-IN" w:bidi="ml-IN"/>
+              </w:rPr>
+            </w:pPr>
+            <w:r>
+              <w:rPr>
+                <w:rFonts w:ascii="BRH Malayalam Extra" w:eastAsia="Times New Roman" w:hAnsi="BRH Malayalam Extra" w:cs="BRH Malayalam Extra"/>
+                <w:color w:val="000000"/>
+                <w:sz w:val="40"/>
+                <w:szCs w:val="40"/>
+                <w:lang w:eastAsia="en-IN" w:bidi="ml-IN"/>
+              </w:rPr>
+              <w:t>qy</w:t>
+            </w:r>
+            <w:r>
+              <w:rPr>
+                <w:rFonts w:ascii="BRH Malayalam Extra" w:eastAsia="Times New Roman" w:hAnsi="BRH Malayalam Extra" w:cs="BRH Malayalam Extra"/>
+                <w:color w:val="000000"/>
+                <w:sz w:val="32"/>
+                <w:szCs w:val="40"/>
+                <w:lang w:eastAsia="en-IN" w:bidi="ml-IN"/>
+              </w:rPr>
+              <w:t>–</w:t>
+            </w:r>
+            <w:r>
+              <w:rPr>
+                <w:rFonts w:ascii="BRH Malayalam Extra" w:eastAsia="Times New Roman" w:hAnsi="BRH Malayalam Extra" w:cs="BRH Malayalam Extra"/>
+                <w:color w:val="000000"/>
+                <w:sz w:val="40"/>
+                <w:szCs w:val="40"/>
+                <w:lang w:eastAsia="en-IN" w:bidi="ml-IN"/>
+              </w:rPr>
+              <w:t>¥mðx ¤¤p˜qû¥b</w:t>
+            </w:r>
+            <w:r>
+              <w:rPr>
+                <w:rFonts w:ascii="BRH Malayalam Extra" w:eastAsia="Times New Roman" w:hAnsi="BRH Malayalam Extra" w:cs="BRH Malayalam Extra"/>
+                <w:color w:val="000000"/>
+                <w:sz w:val="32"/>
+                <w:szCs w:val="40"/>
+                <w:lang w:eastAsia="en-IN" w:bidi="ml-IN"/>
+              </w:rPr>
+              <w:t>–</w:t>
+            </w:r>
+            <w:r>
+              <w:rPr>
+                <w:rFonts w:ascii="BRH Malayalam Extra" w:eastAsia="Times New Roman" w:hAnsi="BRH Malayalam Extra" w:cs="BRH Malayalam Extra"/>
+                <w:color w:val="000000"/>
+                <w:sz w:val="40"/>
+                <w:szCs w:val="40"/>
+                <w:lang w:eastAsia="en-IN" w:bidi="ml-IN"/>
+              </w:rPr>
+              <w:t>pJ |</w:t>
+            </w:r>
+          </w:p>
+        </w:tc>
+        <w:tc>
+          <w:tcPr>
+            <w:tcW w:w="5386" w:type="dxa"/>
+          </w:tcPr>
+          <w:p>
+            <w:pPr>
+              <w:widowControl w:val="0"/>
+              <w:autoSpaceDE w:val="0"/>
+              <w:autoSpaceDN w:val="0"/>
+              <w:adjustRightInd w:val="0"/>
+              <w:spacing w:before="0" w:line="240" w:lineRule="auto"/>
+              <w:rPr>
+                <w:rFonts w:ascii="BRH Malayalam Extra" w:eastAsia="Times New Roman" w:hAnsi="BRH Malayalam Extra" w:cs="BRH Malayalam Extra"/>
+                <w:color w:val="000000"/>
+                <w:sz w:val="40"/>
+                <w:szCs w:val="40"/>
+                <w:lang w:eastAsia="en-IN" w:bidi="ml-IN"/>
+              </w:rPr>
+            </w:pPr>
+            <w:r>
+              <w:rPr>
+                <w:rFonts w:ascii="BRH Malayalam Extra" w:eastAsia="Times New Roman" w:hAnsi="BRH Malayalam Extra" w:cs="BRH Malayalam Extra"/>
+                <w:color w:val="000000"/>
+                <w:sz w:val="40"/>
+                <w:szCs w:val="40"/>
+                <w:lang w:eastAsia="en-IN" w:bidi="ml-IN"/>
+              </w:rPr>
+              <w:t>gx</w:t>
+            </w:r>
+            <w:r>
+              <w:rPr>
+                <w:rFonts w:ascii="BRH Malayalam Extra" w:eastAsia="Times New Roman" w:hAnsi="BRH Malayalam Extra" w:cs="BRH Malayalam Extra"/>
+                <w:color w:val="000000"/>
+                <w:sz w:val="32"/>
+                <w:szCs w:val="40"/>
+                <w:lang w:eastAsia="en-IN" w:bidi="ml-IN"/>
+              </w:rPr>
+              <w:t>–</w:t>
+            </w:r>
+            <w:r>
+              <w:rPr>
+                <w:rFonts w:ascii="BRH Malayalam Extra" w:eastAsia="Times New Roman" w:hAnsi="BRH Malayalam Extra" w:cs="BRH Malayalam Extra"/>
+                <w:color w:val="000000"/>
+                <w:sz w:val="40"/>
+                <w:szCs w:val="40"/>
+                <w:lang w:eastAsia="en-IN" w:bidi="ml-IN"/>
+              </w:rPr>
+              <w:t>ª</w:t>
+            </w:r>
+            <w:r>
+              <w:rPr>
+                <w:rFonts w:ascii="BRH Malayalam Extra" w:eastAsia="Times New Roman" w:hAnsi="BRH Malayalam Extra" w:cs="BRH Malayalam Extra"/>
+                <w:color w:val="000000"/>
+                <w:sz w:val="32"/>
+                <w:szCs w:val="40"/>
+                <w:lang w:eastAsia="en-IN" w:bidi="ml-IN"/>
+              </w:rPr>
+              <w:t>–</w:t>
+            </w:r>
+            <w:r>
+              <w:rPr>
+                <w:rFonts w:ascii="BRH Malayalam Extra" w:eastAsia="Times New Roman" w:hAnsi="BRH Malayalam Extra" w:cs="BRH Malayalam Extra"/>
+                <w:color w:val="000000"/>
+                <w:sz w:val="40"/>
+                <w:szCs w:val="40"/>
+                <w:lang w:eastAsia="en-IN" w:bidi="ml-IN"/>
+              </w:rPr>
+              <w:t>.t</w:t>
+            </w:r>
+            <w:r>
+              <w:rPr>
+                <w:rFonts w:ascii="BRH Malayalam Extra" w:eastAsia="Times New Roman" w:hAnsi="BRH Malayalam Extra" w:cs="BRH Malayalam Extra"/>
+                <w:color w:val="000000"/>
+                <w:sz w:val="32"/>
+                <w:szCs w:val="40"/>
+                <w:lang w:eastAsia="en-IN" w:bidi="ml-IN"/>
+              </w:rPr>
+              <w:t>–</w:t>
+            </w:r>
+            <w:r>
+              <w:rPr>
+                <w:rFonts w:ascii="BRH Malayalam Extra" w:eastAsia="Times New Roman" w:hAnsi="BRH Malayalam Extra" w:cs="BRH Malayalam Extra"/>
+                <w:color w:val="000000"/>
+                <w:sz w:val="40"/>
+                <w:szCs w:val="40"/>
+                <w:lang w:eastAsia="en-IN" w:bidi="ml-IN"/>
+              </w:rPr>
+              <w:t>sð</w:t>
+            </w:r>
+            <w:r>
+              <w:rPr>
+                <w:rFonts w:ascii="BRH Malayalam Extra" w:eastAsia="Times New Roman" w:hAnsi="BRH Malayalam Extra" w:cs="BRH Malayalam Extra"/>
+                <w:color w:val="000000"/>
+                <w:sz w:val="32"/>
+                <w:szCs w:val="40"/>
+                <w:lang w:eastAsia="en-IN" w:bidi="ml-IN"/>
+              </w:rPr>
+              <w:t>–</w:t>
+            </w:r>
+            <w:r>
+              <w:rPr>
+                <w:rFonts w:ascii="BRH Malayalam Extra" w:eastAsia="Times New Roman" w:hAnsi="BRH Malayalam Extra" w:cs="BRH Malayalam Extra"/>
+                <w:color w:val="000000"/>
+                <w:sz w:val="40"/>
+                <w:szCs w:val="40"/>
+                <w:lang w:eastAsia="en-IN" w:bidi="ml-IN"/>
+              </w:rPr>
+              <w:t>Zõ</w:t>
+            </w:r>
+            <w:r>
+              <w:rPr>
+                <w:rFonts w:ascii="BRH Malayalam Extra" w:eastAsia="Times New Roman" w:hAnsi="BRH Malayalam Extra" w:cs="BRH Malayalam Extra"/>
+                <w:color w:val="000000"/>
+                <w:sz w:val="40"/>
+                <w:szCs w:val="40"/>
+                <w:highlight w:val="green"/>
+                <w:lang w:eastAsia="en-IN" w:bidi="ml-IN"/>
+              </w:rPr>
+              <w:t>J</w:t>
+            </w:r>
+            <w:r>
+              <w:rPr>
+                <w:rFonts w:ascii="BRH Malayalam Extra" w:eastAsia="Times New Roman" w:hAnsi="BRH Malayalam Extra" w:cs="BRH Malayalam Extra"/>
+                <w:color w:val="000000"/>
+                <w:sz w:val="40"/>
+                <w:szCs w:val="40"/>
+                <w:lang w:eastAsia="en-IN" w:bidi="ml-IN"/>
+              </w:rPr>
+              <w:t xml:space="preserve"> qy</w:t>
+            </w:r>
+            <w:r>
+              <w:rPr>
+                <w:rFonts w:ascii="BRH Malayalam Extra" w:eastAsia="Times New Roman" w:hAnsi="BRH Malayalam Extra" w:cs="BRH Malayalam Extra"/>
+                <w:color w:val="000000"/>
+                <w:sz w:val="32"/>
+                <w:szCs w:val="40"/>
+                <w:lang w:eastAsia="en-IN" w:bidi="ml-IN"/>
+              </w:rPr>
+              <w:t>–</w:t>
+            </w:r>
+            <w:r>
+              <w:rPr>
+                <w:rFonts w:ascii="BRH Malayalam Extra" w:eastAsia="Times New Roman" w:hAnsi="BRH Malayalam Extra" w:cs="BRH Malayalam Extra"/>
+                <w:color w:val="000000"/>
+                <w:sz w:val="40"/>
+                <w:szCs w:val="40"/>
+                <w:lang w:eastAsia="en-IN" w:bidi="ml-IN"/>
+              </w:rPr>
+              <w:t xml:space="preserve">mðJ | </w:t>
+            </w:r>
+          </w:p>
+          <w:p>
+            <w:pPr>
+              <w:widowControl w:val="0"/>
+              <w:autoSpaceDE w:val="0"/>
+              <w:autoSpaceDN w:val="0"/>
+              <w:adjustRightInd w:val="0"/>
+              <w:spacing w:before="0" w:line="240" w:lineRule="auto"/>
+              <w:rPr>
+                <w:rFonts w:ascii="BRH Malayalam Extra" w:eastAsia="Times New Roman" w:hAnsi="BRH Malayalam Extra" w:cs="BRH Malayalam Extra"/>
+                <w:color w:val="000000"/>
+                <w:sz w:val="40"/>
+                <w:szCs w:val="40"/>
+                <w:lang w:eastAsia="en-IN" w:bidi="ml-IN"/>
+              </w:rPr>
+            </w:pPr>
+            <w:r>
+              <w:rPr>
+                <w:rFonts w:ascii="BRH Malayalam Extra" w:eastAsia="Times New Roman" w:hAnsi="BRH Malayalam Extra" w:cs="BRH Malayalam Extra"/>
+                <w:color w:val="000000"/>
+                <w:sz w:val="40"/>
+                <w:szCs w:val="40"/>
+                <w:lang w:eastAsia="en-IN" w:bidi="ml-IN"/>
+              </w:rPr>
+              <w:t>qy</w:t>
+            </w:r>
+            <w:r>
+              <w:rPr>
+                <w:rFonts w:ascii="BRH Malayalam Extra" w:eastAsia="Times New Roman" w:hAnsi="BRH Malayalam Extra" w:cs="BRH Malayalam Extra"/>
+                <w:color w:val="000000"/>
+                <w:sz w:val="32"/>
+                <w:szCs w:val="40"/>
+                <w:lang w:eastAsia="en-IN" w:bidi="ml-IN"/>
+              </w:rPr>
+              <w:t>–</w:t>
+            </w:r>
+            <w:r>
+              <w:rPr>
+                <w:rFonts w:ascii="BRH Malayalam Extra" w:eastAsia="Times New Roman" w:hAnsi="BRH Malayalam Extra" w:cs="BRH Malayalam Extra"/>
+                <w:color w:val="000000"/>
+                <w:sz w:val="40"/>
+                <w:szCs w:val="40"/>
+                <w:lang w:eastAsia="en-IN" w:bidi="ml-IN"/>
+              </w:rPr>
+              <w:t>¥mðx ¤¤p˜qû¥b</w:t>
+            </w:r>
+            <w:r>
+              <w:rPr>
+                <w:rFonts w:ascii="BRH Malayalam Extra" w:eastAsia="Times New Roman" w:hAnsi="BRH Malayalam Extra" w:cs="BRH Malayalam Extra"/>
+                <w:color w:val="000000"/>
+                <w:sz w:val="32"/>
+                <w:szCs w:val="40"/>
+                <w:lang w:eastAsia="en-IN" w:bidi="ml-IN"/>
+              </w:rPr>
+              <w:t>–</w:t>
+            </w:r>
+            <w:r>
+              <w:rPr>
+                <w:rFonts w:ascii="BRH Malayalam Extra" w:eastAsia="Times New Roman" w:hAnsi="BRH Malayalam Extra" w:cs="BRH Malayalam Extra"/>
+                <w:color w:val="000000"/>
+                <w:sz w:val="40"/>
+                <w:szCs w:val="40"/>
+                <w:lang w:eastAsia="en-IN" w:bidi="ml-IN"/>
+              </w:rPr>
+              <w:t>pJ |</w:t>
+            </w:r>
+          </w:p>
+        </w:tc>
+      </w:tr>
+    </w:tbl>
+    <w:p>
+      <w:pPr>
+        <w:jc w:val="center"/>
+        <w:rPr>
+          <w:b/>
+          <w:bCs/>
+          <w:sz w:val="32"/>
+          <w:szCs w:val="32"/>
+          <w:u w:val="single"/>
+        </w:rPr>
+      </w:pPr>
+    </w:p>
+    <w:p>
+      <w:pPr>
+        <w:jc w:val="center"/>
+        <w:rPr>
+          <w:b/>
+          <w:bCs/>
+          <w:sz w:val="32"/>
+          <w:szCs w:val="32"/>
+          <w:u w:val="single"/>
+        </w:rPr>
+      </w:pPr>
+    </w:p>
+    <w:p>
+      <w:pPr>
+        <w:jc w:val="center"/>
+        <w:rPr>
+          <w:b/>
+          <w:bCs/>
+          <w:sz w:val="32"/>
+          <w:szCs w:val="32"/>
+          <w:u w:val="single"/>
+        </w:rPr>
+      </w:pPr>
+      <w:r>
+        <w:rPr>
+          <w:b/>
+          <w:bCs/>
+          <w:sz w:val="32"/>
+          <w:szCs w:val="32"/>
+          <w:u w:val="single"/>
+        </w:rPr>
+        <w:t xml:space="preserve">TS </w:t>
+      </w:r>
+      <w:r>
+        <w:rPr>
+          <w:b/>
+          <w:bCs/>
+          <w:sz w:val="32"/>
+          <w:szCs w:val="32"/>
+          <w:u w:val="single"/>
+        </w:rPr>
+        <w:t>Krama</w:t>
+      </w:r>
+      <w:r>
+        <w:rPr>
+          <w:b/>
+          <w:bCs/>
+          <w:sz w:val="32"/>
+          <w:szCs w:val="32"/>
+          <w:u w:val="single"/>
+        </w:rPr>
+        <w:t xml:space="preserve"> Paatam – TS </w:t>
       </w:r>
       <w:r>
         <w:rPr>
@@ -117,8 +1377,6 @@
         </w:rPr>
         <w:t>30th Sep 2022</w:t>
       </w:r>
-      <w:bookmarkStart w:id="0" w:name="_GoBack"/>
-      <w:bookmarkEnd w:id="0"/>
     </w:p>
     <w:p>
       <w:pPr>
@@ -297,20 +1555,8 @@
                 <w:sz w:val="28"/>
                 <w:szCs w:val="32"/>
               </w:rPr>
-              <w:t xml:space="preserve"> – </w:t>
-            </w:r>
-            <w:proofErr w:type="spellStart"/>
-            <w:r>
-              <w:rPr>
-                <w:rFonts w:cs="Arial"/>
-                <w:b/>
-                <w:color w:val="000000"/>
-                <w:sz w:val="28"/>
-                <w:szCs w:val="32"/>
-              </w:rPr>
-              <w:t>Kramam</w:t>
-            </w:r>
-            <w:proofErr w:type="spellEnd"/>
+              <w:t xml:space="preserve"> – Kramam</w:t>
+            </w:r>
           </w:p>
           <w:p>
             <w:pPr>
@@ -331,49 +1577,15 @@
                 <w:szCs w:val="32"/>
               </w:rPr>
             </w:pPr>
-            <w:proofErr w:type="spellStart"/>
-            <w:r>
-              <w:rPr>
-                <w:rFonts w:cs="Arial"/>
-                <w:b/>
-                <w:color w:val="000000"/>
-                <w:sz w:val="28"/>
-                <w:szCs w:val="32"/>
-              </w:rPr>
-              <w:t>Krama</w:t>
-            </w:r>
-            <w:proofErr w:type="spellEnd"/>
-            <w:r>
-              <w:rPr>
-                <w:rFonts w:cs="Arial"/>
-                <w:b/>
-                <w:color w:val="000000"/>
-                <w:sz w:val="28"/>
-                <w:szCs w:val="32"/>
-              </w:rPr>
-              <w:t xml:space="preserve"> </w:t>
-            </w:r>
-            <w:proofErr w:type="spellStart"/>
-            <w:r>
-              <w:rPr>
-                <w:rFonts w:cs="Arial"/>
-                <w:b/>
-                <w:color w:val="000000"/>
-                <w:sz w:val="28"/>
-                <w:szCs w:val="32"/>
-              </w:rPr>
-              <w:t>Vaakyam</w:t>
-            </w:r>
-            <w:proofErr w:type="spellEnd"/>
-            <w:r>
-              <w:rPr>
-                <w:rFonts w:cs="Arial"/>
-                <w:b/>
-                <w:color w:val="000000"/>
-                <w:sz w:val="28"/>
-                <w:szCs w:val="32"/>
-              </w:rPr>
-              <w:t xml:space="preserve"> No.– </w:t>
+            <w:r>
+              <w:rPr>
+                <w:rFonts w:cs="Arial"/>
+                <w:b/>
+                <w:color w:val="000000"/>
+                <w:sz w:val="28"/>
+                <w:szCs w:val="32"/>
+              </w:rPr>
+              <w:t xml:space="preserve">Krama Vaakyam No.– </w:t>
             </w:r>
             <w:r>
               <w:rPr>
@@ -405,27 +1617,15 @@
                 <w:szCs w:val="32"/>
               </w:rPr>
             </w:pPr>
-            <w:proofErr w:type="spellStart"/>
-            <w:r>
-              <w:rPr>
-                <w:rFonts w:cs="Arial"/>
-                <w:b/>
-                <w:color w:val="000000"/>
-                <w:sz w:val="28"/>
-                <w:szCs w:val="32"/>
-              </w:rPr>
-              <w:t>Panchaati</w:t>
-            </w:r>
-            <w:proofErr w:type="spellEnd"/>
-            <w:r>
-              <w:rPr>
-                <w:rFonts w:cs="Arial"/>
-                <w:b/>
-                <w:color w:val="000000"/>
-                <w:sz w:val="28"/>
-                <w:szCs w:val="32"/>
-              </w:rPr>
-              <w:t xml:space="preserve"> No</w:t>
+            <w:r>
+              <w:rPr>
+                <w:rFonts w:cs="Arial"/>
+                <w:b/>
+                <w:color w:val="000000"/>
+                <w:sz w:val="28"/>
+                <w:szCs w:val="32"/>
+              </w:rPr>
+              <w:t>Panchaati No</w:t>
             </w:r>
             <w:r>
               <w:rPr>
@@ -466,38 +1666,15 @@
                 <w:szCs w:val="40"/>
               </w:rPr>
             </w:pPr>
-            <w:proofErr w:type="spellStart"/>
-            <w:r>
-              <w:rPr>
-                <w:rFonts w:ascii="BRH Malayalam Extra" w:eastAsia="Times New Roman" w:hAnsi="BRH Malayalam Extra" w:cs="BRH Malayalam Extra"/>
-                <w:color w:val="000000"/>
-                <w:sz w:val="40"/>
-                <w:szCs w:val="40"/>
-                <w:lang w:val="en-IN" w:eastAsia="en-IN" w:bidi="ml-IN"/>
-              </w:rPr>
-              <w:t>pk</w:t>
-            </w:r>
-            <w:proofErr w:type="spellEnd"/>
-            <w:r>
-              <w:rPr>
-                <w:rFonts w:ascii="BRH Malayalam Extra" w:eastAsia="Times New Roman" w:hAnsi="BRH Malayalam Extra" w:cs="BRH Malayalam Extra"/>
-                <w:color w:val="000000"/>
-                <w:sz w:val="40"/>
-                <w:szCs w:val="40"/>
-                <w:lang w:val="en-IN" w:eastAsia="en-IN" w:bidi="ml-IN"/>
-              </w:rPr>
-              <w:t>¡—</w:t>
-            </w:r>
-            <w:proofErr w:type="spellStart"/>
-            <w:r>
-              <w:rPr>
-                <w:rFonts w:ascii="BRH Malayalam Extra" w:eastAsia="Times New Roman" w:hAnsi="BRH Malayalam Extra" w:cs="BRH Malayalam Extra"/>
-                <w:color w:val="000000"/>
-                <w:sz w:val="40"/>
-                <w:szCs w:val="40"/>
-                <w:lang w:val="en-IN" w:eastAsia="en-IN" w:bidi="ml-IN"/>
-              </w:rPr>
-              <w:t>Ykx</w:t>
+            <w:r>
+              <w:rPr>
+                <w:rFonts w:ascii="BRH Malayalam Extra" w:eastAsia="Times New Roman" w:hAnsi="BRH Malayalam Extra" w:cs="BRH Malayalam Extra"/>
+                <w:color w:val="000000"/>
+                <w:sz w:val="40"/>
+                <w:szCs w:val="40"/>
+                <w:lang w:val="en-IN" w:eastAsia="en-IN" w:bidi="ml-IN"/>
+              </w:rPr>
+              <w:t>pk¡—Ykx</w:t>
             </w:r>
             <w:r>
               <w:rPr>
@@ -520,48 +1697,25 @@
               </w:rPr>
               <w:t>¥dx</w:t>
             </w:r>
-            <w:proofErr w:type="spellEnd"/>
-            <w:r>
-              <w:rPr>
-                <w:rFonts w:ascii="BRH Malayalam Extra" w:eastAsia="Times New Roman" w:hAnsi="BRH Malayalam Extra" w:cs="BRH Malayalam Extra"/>
-                <w:color w:val="000000"/>
-                <w:sz w:val="32"/>
-                <w:szCs w:val="40"/>
-                <w:lang w:val="en-IN" w:eastAsia="en-IN" w:bidi="ml-IN"/>
-              </w:rPr>
-              <w:t>–</w:t>
-            </w:r>
-            <w:r>
-              <w:rPr>
-                <w:rFonts w:ascii="BRH Malayalam Extra" w:eastAsia="Times New Roman" w:hAnsi="BRH Malayalam Extra" w:cs="BRH Malayalam Extra"/>
-                <w:color w:val="000000"/>
-                <w:sz w:val="40"/>
-                <w:szCs w:val="40"/>
-                <w:lang w:val="en-IN" w:eastAsia="en-IN" w:bidi="ml-IN"/>
-              </w:rPr>
-              <w:t>„</w:t>
-            </w:r>
-            <w:proofErr w:type="spellStart"/>
-            <w:r>
-              <w:rPr>
-                <w:rFonts w:ascii="BRH Malayalam Extra" w:eastAsia="Times New Roman" w:hAnsi="BRH Malayalam Extra" w:cs="BRH Malayalam Extra"/>
-                <w:color w:val="000000"/>
-                <w:sz w:val="40"/>
-                <w:szCs w:val="40"/>
-                <w:lang w:val="en-IN" w:eastAsia="en-IN" w:bidi="ml-IN"/>
-              </w:rPr>
-              <w:t>csëx˜Z</w:t>
-            </w:r>
-            <w:proofErr w:type="spellEnd"/>
-            <w:r>
-              <w:rPr>
-                <w:rFonts w:ascii="BRH Malayalam Extra" w:eastAsia="Times New Roman" w:hAnsi="BRH Malayalam Extra" w:cs="BRH Malayalam Extra"/>
-                <w:color w:val="000000"/>
-                <w:sz w:val="40"/>
-                <w:szCs w:val="40"/>
-                <w:lang w:val="en-IN" w:eastAsia="en-IN" w:bidi="ml-IN"/>
-              </w:rPr>
-              <w:t>§ |</w:t>
+            <w:r>
+              <w:rPr>
+                <w:rFonts w:ascii="BRH Malayalam Extra" w:eastAsia="Times New Roman" w:hAnsi="BRH Malayalam Extra" w:cs="BRH Malayalam Extra"/>
+                <w:color w:val="000000"/>
+                <w:sz w:val="32"/>
+                <w:szCs w:val="40"/>
+                <w:lang w:val="en-IN" w:eastAsia="en-IN" w:bidi="ml-IN"/>
+              </w:rPr>
+              <w:t>–</w:t>
+            </w:r>
+            <w:r>
+              <w:rPr>
+                <w:rFonts w:ascii="BRH Malayalam Extra" w:eastAsia="Times New Roman" w:hAnsi="BRH Malayalam Extra" w:cs="BRH Malayalam Extra"/>
+                <w:color w:val="000000"/>
+                <w:sz w:val="40"/>
+                <w:szCs w:val="40"/>
+                <w:lang w:val="en-IN" w:eastAsia="en-IN" w:bidi="ml-IN"/>
+              </w:rPr>
+              <w:t>„csëx˜Z§ |</w:t>
             </w:r>
           </w:p>
         </w:tc>
@@ -583,38 +1737,15 @@
                 <w:szCs w:val="40"/>
               </w:rPr>
             </w:pPr>
-            <w:proofErr w:type="spellStart"/>
-            <w:r>
-              <w:rPr>
-                <w:rFonts w:ascii="BRH Malayalam Extra" w:eastAsia="Times New Roman" w:hAnsi="BRH Malayalam Extra" w:cs="BRH Malayalam Extra"/>
-                <w:color w:val="000000"/>
-                <w:sz w:val="40"/>
-                <w:szCs w:val="40"/>
-                <w:lang w:val="en-IN" w:eastAsia="en-IN" w:bidi="ml-IN"/>
-              </w:rPr>
-              <w:t>pk</w:t>
-            </w:r>
-            <w:proofErr w:type="spellEnd"/>
-            <w:r>
-              <w:rPr>
-                <w:rFonts w:ascii="BRH Malayalam Extra" w:eastAsia="Times New Roman" w:hAnsi="BRH Malayalam Extra" w:cs="BRH Malayalam Extra"/>
-                <w:color w:val="000000"/>
-                <w:sz w:val="40"/>
-                <w:szCs w:val="40"/>
-                <w:lang w:val="en-IN" w:eastAsia="en-IN" w:bidi="ml-IN"/>
-              </w:rPr>
-              <w:t>¡—</w:t>
-            </w:r>
-            <w:proofErr w:type="spellStart"/>
-            <w:r>
-              <w:rPr>
-                <w:rFonts w:ascii="BRH Malayalam Extra" w:eastAsia="Times New Roman" w:hAnsi="BRH Malayalam Extra" w:cs="BRH Malayalam Extra"/>
-                <w:color w:val="000000"/>
-                <w:sz w:val="40"/>
-                <w:szCs w:val="40"/>
-                <w:lang w:val="en-IN" w:eastAsia="en-IN" w:bidi="ml-IN"/>
-              </w:rPr>
-              <w:t>Ykx</w:t>
+            <w:r>
+              <w:rPr>
+                <w:rFonts w:ascii="BRH Malayalam Extra" w:eastAsia="Times New Roman" w:hAnsi="BRH Malayalam Extra" w:cs="BRH Malayalam Extra"/>
+                <w:color w:val="000000"/>
+                <w:sz w:val="40"/>
+                <w:szCs w:val="40"/>
+                <w:lang w:val="en-IN" w:eastAsia="en-IN" w:bidi="ml-IN"/>
+              </w:rPr>
+              <w:t>pk¡—Ykx</w:t>
             </w:r>
             <w:r>
               <w:rPr>
@@ -637,48 +1768,25 @@
               </w:rPr>
               <w:t>¥dx</w:t>
             </w:r>
-            <w:proofErr w:type="spellEnd"/>
-            <w:r>
-              <w:rPr>
-                <w:rFonts w:ascii="BRH Malayalam Extra" w:eastAsia="Times New Roman" w:hAnsi="BRH Malayalam Extra" w:cs="BRH Malayalam Extra"/>
-                <w:color w:val="000000"/>
-                <w:sz w:val="32"/>
-                <w:szCs w:val="40"/>
-                <w:lang w:val="en-IN" w:eastAsia="en-IN" w:bidi="ml-IN"/>
-              </w:rPr>
-              <w:t>–</w:t>
-            </w:r>
-            <w:r>
-              <w:rPr>
-                <w:rFonts w:ascii="BRH Malayalam Extra" w:eastAsia="Times New Roman" w:hAnsi="BRH Malayalam Extra" w:cs="BRH Malayalam Extra"/>
-                <w:color w:val="000000"/>
-                <w:sz w:val="40"/>
-                <w:szCs w:val="40"/>
-                <w:lang w:val="en-IN" w:eastAsia="en-IN" w:bidi="ml-IN"/>
-              </w:rPr>
-              <w:t>„</w:t>
-            </w:r>
-            <w:proofErr w:type="spellStart"/>
-            <w:r>
-              <w:rPr>
-                <w:rFonts w:ascii="BRH Malayalam Extra" w:eastAsia="Times New Roman" w:hAnsi="BRH Malayalam Extra" w:cs="BRH Malayalam Extra"/>
-                <w:color w:val="000000"/>
-                <w:sz w:val="40"/>
-                <w:szCs w:val="40"/>
-                <w:lang w:val="en-IN" w:eastAsia="en-IN" w:bidi="ml-IN"/>
-              </w:rPr>
-              <w:t>csëx˜Z</w:t>
-            </w:r>
-            <w:proofErr w:type="spellEnd"/>
-            <w:r>
-              <w:rPr>
-                <w:rFonts w:ascii="BRH Malayalam Extra" w:eastAsia="Times New Roman" w:hAnsi="BRH Malayalam Extra" w:cs="BRH Malayalam Extra"/>
-                <w:color w:val="000000"/>
-                <w:sz w:val="40"/>
-                <w:szCs w:val="40"/>
-                <w:lang w:val="en-IN" w:eastAsia="en-IN" w:bidi="ml-IN"/>
-              </w:rPr>
-              <w:t>§ |</w:t>
+            <w:r>
+              <w:rPr>
+                <w:rFonts w:ascii="BRH Malayalam Extra" w:eastAsia="Times New Roman" w:hAnsi="BRH Malayalam Extra" w:cs="BRH Malayalam Extra"/>
+                <w:color w:val="000000"/>
+                <w:sz w:val="32"/>
+                <w:szCs w:val="40"/>
+                <w:lang w:val="en-IN" w:eastAsia="en-IN" w:bidi="ml-IN"/>
+              </w:rPr>
+              <w:t>–</w:t>
+            </w:r>
+            <w:r>
+              <w:rPr>
+                <w:rFonts w:ascii="BRH Malayalam Extra" w:eastAsia="Times New Roman" w:hAnsi="BRH Malayalam Extra" w:cs="BRH Malayalam Extra"/>
+                <w:color w:val="000000"/>
+                <w:sz w:val="40"/>
+                <w:szCs w:val="40"/>
+                <w:lang w:val="en-IN" w:eastAsia="en-IN" w:bidi="ml-IN"/>
+              </w:rPr>
+              <w:t>„csëx˜Z§ |</w:t>
             </w:r>
           </w:p>
         </w:tc>
@@ -725,9 +1833,9 @@
           <w:szCs w:val="32"/>
           <w:u w:val="single"/>
         </w:rPr>
+        <w:lastRenderedPageBreak/>
         <w:t xml:space="preserve">TS </w:t>
       </w:r>
-      <w:proofErr w:type="spellStart"/>
       <w:r>
         <w:rPr>
           <w:b/>
@@ -738,7 +1846,6 @@
         </w:rPr>
         <w:t>Krama</w:t>
       </w:r>
-      <w:proofErr w:type="spellEnd"/>
       <w:r>
         <w:rPr>
           <w:b/>
@@ -747,29 +1854,7 @@
           <w:szCs w:val="32"/>
           <w:u w:val="single"/>
         </w:rPr>
-        <w:t xml:space="preserve"> </w:t>
-      </w:r>
-      <w:proofErr w:type="spellStart"/>
-      <w:r>
-        <w:rPr>
-          <w:b/>
-          <w:bCs/>
-          <w:sz w:val="32"/>
-          <w:szCs w:val="32"/>
-          <w:u w:val="single"/>
-        </w:rPr>
-        <w:t>Paatam</w:t>
-      </w:r>
-      <w:proofErr w:type="spellEnd"/>
-      <w:r>
-        <w:rPr>
-          <w:b/>
-          <w:bCs/>
-          <w:sz w:val="32"/>
-          <w:szCs w:val="32"/>
-          <w:u w:val="single"/>
-        </w:rPr>
-        <w:t xml:space="preserve"> – TS </w:t>
+        <w:t xml:space="preserve"> Paatam – TS </w:t>
       </w:r>
       <w:r>
         <w:rPr>
@@ -1039,20 +2124,8 @@
                 <w:sz w:val="28"/>
                 <w:szCs w:val="32"/>
               </w:rPr>
-              <w:t xml:space="preserve"> – </w:t>
-            </w:r>
-            <w:proofErr w:type="spellStart"/>
-            <w:r>
-              <w:rPr>
-                <w:rFonts w:cs="Arial"/>
-                <w:b/>
-                <w:color w:val="000000"/>
-                <w:sz w:val="28"/>
-                <w:szCs w:val="32"/>
-              </w:rPr>
-              <w:t>Kramam</w:t>
-            </w:r>
-            <w:proofErr w:type="spellEnd"/>
+              <w:t xml:space="preserve"> – Kramam</w:t>
+            </w:r>
           </w:p>
           <w:p>
             <w:pPr>
@@ -1073,49 +2146,15 @@
                 <w:szCs w:val="32"/>
               </w:rPr>
             </w:pPr>
-            <w:proofErr w:type="spellStart"/>
-            <w:r>
-              <w:rPr>
-                <w:rFonts w:cs="Arial"/>
-                <w:b/>
-                <w:color w:val="000000"/>
-                <w:sz w:val="28"/>
-                <w:szCs w:val="32"/>
-              </w:rPr>
-              <w:t>Krama</w:t>
-            </w:r>
-            <w:proofErr w:type="spellEnd"/>
-            <w:r>
-              <w:rPr>
-                <w:rFonts w:cs="Arial"/>
-                <w:b/>
-                <w:color w:val="000000"/>
-                <w:sz w:val="28"/>
-                <w:szCs w:val="32"/>
-              </w:rPr>
-              <w:t xml:space="preserve"> </w:t>
-            </w:r>
-            <w:proofErr w:type="spellStart"/>
-            <w:r>
-              <w:rPr>
-                <w:rFonts w:cs="Arial"/>
-                <w:b/>
-                <w:color w:val="000000"/>
-                <w:sz w:val="28"/>
-                <w:szCs w:val="32"/>
-              </w:rPr>
-              <w:t>Vaakyam</w:t>
-            </w:r>
-            <w:proofErr w:type="spellEnd"/>
-            <w:r>
-              <w:rPr>
-                <w:rFonts w:cs="Arial"/>
-                <w:b/>
-                <w:color w:val="000000"/>
-                <w:sz w:val="28"/>
-                <w:szCs w:val="32"/>
-              </w:rPr>
-              <w:t xml:space="preserve"> No.– </w:t>
+            <w:r>
+              <w:rPr>
+                <w:rFonts w:cs="Arial"/>
+                <w:b/>
+                <w:color w:val="000000"/>
+                <w:sz w:val="28"/>
+                <w:szCs w:val="32"/>
+              </w:rPr>
+              <w:t xml:space="preserve">Krama Vaakyam No.– </w:t>
             </w:r>
             <w:r>
               <w:rPr>
@@ -1157,27 +2196,15 @@
                 <w:szCs w:val="32"/>
               </w:rPr>
             </w:pPr>
-            <w:proofErr w:type="spellStart"/>
-            <w:r>
-              <w:rPr>
-                <w:rFonts w:cs="Arial"/>
-                <w:b/>
-                <w:color w:val="000000"/>
-                <w:sz w:val="28"/>
-                <w:szCs w:val="32"/>
-              </w:rPr>
-              <w:t>Panchaati</w:t>
-            </w:r>
-            <w:proofErr w:type="spellEnd"/>
-            <w:r>
-              <w:rPr>
-                <w:rFonts w:cs="Arial"/>
-                <w:b/>
-                <w:color w:val="000000"/>
-                <w:sz w:val="28"/>
-                <w:szCs w:val="32"/>
-              </w:rPr>
-              <w:t xml:space="preserve"> No</w:t>
+            <w:r>
+              <w:rPr>
+                <w:rFonts w:cs="Arial"/>
+                <w:b/>
+                <w:color w:val="000000"/>
+                <w:sz w:val="28"/>
+                <w:szCs w:val="32"/>
+              </w:rPr>
+              <w:t>Panchaati No</w:t>
             </w:r>
             <w:r>
               <w:rPr>
@@ -1239,7 +2266,6 @@
               </w:rPr>
               <w:t>–</w:t>
             </w:r>
-            <w:proofErr w:type="spellStart"/>
             <w:r>
               <w:rPr>
                 <w:rFonts w:ascii="BRH Malayalam Extra" w:eastAsia="Times New Roman" w:hAnsi="BRH Malayalam Extra" w:cs="BRH Malayalam Extra"/>
@@ -1250,7 +2276,6 @@
               </w:rPr>
               <w:t>Zõx</w:t>
             </w:r>
-            <w:proofErr w:type="spellEnd"/>
             <w:r>
               <w:rPr>
                 <w:rFonts w:ascii="BRH Malayalam Extra" w:eastAsia="Times New Roman" w:hAnsi="BRH Malayalam Extra" w:cs="BRH Malayalam Extra"/>
@@ -1301,7 +2326,6 @@
               </w:rPr>
               <w:t>–</w:t>
             </w:r>
-            <w:proofErr w:type="spellStart"/>
             <w:r>
               <w:rPr>
                 <w:rFonts w:ascii="BRH Malayalam Extra" w:eastAsia="Times New Roman" w:hAnsi="BRH Malayalam Extra" w:cs="BRH Malayalam Extra"/>
@@ -1312,18 +2336,16 @@
               </w:rPr>
               <w:t>rê</w:t>
             </w:r>
-            <w:proofErr w:type="spellEnd"/>
-            <w:r>
-              <w:rPr>
-                <w:rFonts w:ascii="BRH Malayalam Extra" w:eastAsia="Times New Roman" w:hAnsi="BRH Malayalam Extra" w:cs="BRH Malayalam Extra"/>
-                <w:color w:val="000000"/>
-                <w:sz w:val="28"/>
-                <w:szCs w:val="40"/>
-                <w:lang w:val="en-IN" w:eastAsia="en-IN" w:bidi="ml-IN"/>
-              </w:rPr>
-              <w:t>–</w:t>
-            </w:r>
-            <w:proofErr w:type="spellStart"/>
+            <w:r>
+              <w:rPr>
+                <w:rFonts w:ascii="BRH Malayalam Extra" w:eastAsia="Times New Roman" w:hAnsi="BRH Malayalam Extra" w:cs="BRH Malayalam Extra"/>
+                <w:color w:val="000000"/>
+                <w:sz w:val="28"/>
+                <w:szCs w:val="40"/>
+                <w:lang w:val="en-IN" w:eastAsia="en-IN" w:bidi="ml-IN"/>
+              </w:rPr>
+              <w:t>–</w:t>
+            </w:r>
             <w:r>
               <w:rPr>
                 <w:rFonts w:ascii="BRH Malayalam Extra" w:eastAsia="Times New Roman" w:hAnsi="BRH Malayalam Extra" w:cs="BRH Malayalam Extra"/>
@@ -1332,44 +2354,53 @@
                 <w:szCs w:val="40"/>
                 <w:lang w:val="en-IN" w:eastAsia="en-IN" w:bidi="ml-IN"/>
               </w:rPr>
-              <w:t>pI</w:t>
-            </w:r>
-            <w:proofErr w:type="spellEnd"/>
-            <w:r>
-              <w:rPr>
-                <w:rFonts w:ascii="BRH Malayalam Extra" w:eastAsia="Times New Roman" w:hAnsi="BRH Malayalam Extra" w:cs="BRH Malayalam Extra"/>
+              <w:t xml:space="preserve">pI | </w:t>
+            </w:r>
+          </w:p>
+          <w:p>
+            <w:pPr>
+              <w:widowControl w:val="0"/>
+              <w:autoSpaceDE w:val="0"/>
+              <w:autoSpaceDN w:val="0"/>
+              <w:adjustRightInd w:val="0"/>
+              <w:spacing w:before="0" w:line="240" w:lineRule="auto"/>
+              <w:rPr>
+                <w:rFonts w:ascii="BRH Malayalam Extra" w:hAnsi="BRH Malayalam Extra" w:cs="BRH Malayalam Extra"/>
                 <w:color w:val="000000"/>
                 <w:sz w:val="36"/>
                 <w:szCs w:val="40"/>
-                <w:lang w:val="en-IN" w:eastAsia="en-IN" w:bidi="ml-IN"/>
-              </w:rPr>
-              <w:t xml:space="preserve"> | </w:t>
-            </w:r>
-          </w:p>
-          <w:p>
-            <w:pPr>
-              <w:widowControl w:val="0"/>
-              <w:autoSpaceDE w:val="0"/>
-              <w:autoSpaceDN w:val="0"/>
-              <w:adjustRightInd w:val="0"/>
-              <w:spacing w:before="0" w:line="240" w:lineRule="auto"/>
-              <w:rPr>
-                <w:rFonts w:ascii="BRH Malayalam Extra" w:hAnsi="BRH Malayalam Extra" w:cs="BRH Malayalam Extra"/>
+              </w:rPr>
+            </w:pPr>
+            <w:r>
+              <w:rPr>
+                <w:rFonts w:ascii="BRH Malayalam Extra" w:eastAsia="Times New Roman" w:hAnsi="BRH Malayalam Extra" w:cs="BRH Malayalam Extra"/>
                 <w:color w:val="000000"/>
                 <w:sz w:val="36"/>
                 <w:szCs w:val="40"/>
-              </w:rPr>
-            </w:pPr>
+                <w:highlight w:val="yellow"/>
+                <w:lang w:val="en-IN" w:eastAsia="en-IN" w:bidi="ml-IN"/>
+              </w:rPr>
+              <w:t>A</w:t>
+            </w:r>
+            <w:r>
+              <w:rPr>
+                <w:rFonts w:ascii="BRH Malayalam Extra" w:eastAsia="Times New Roman" w:hAnsi="BRH Malayalam Extra" w:cs="BRH Malayalam Extra"/>
+                <w:color w:val="000000"/>
+                <w:sz w:val="28"/>
+                <w:szCs w:val="40"/>
+                <w:lang w:val="en-IN" w:eastAsia="en-IN" w:bidi="ml-IN"/>
+              </w:rPr>
+              <w:t>–</w:t>
+            </w:r>
             <w:r>
               <w:rPr>
                 <w:rFonts w:ascii="BRH Malayalam Extra" w:eastAsia="Times New Roman" w:hAnsi="BRH Malayalam Extra" w:cs="BRH Malayalam Extra"/>
                 <w:color w:val="000000"/>
                 <w:sz w:val="36"/>
                 <w:szCs w:val="40"/>
-                <w:highlight w:val="yellow"/>
-                <w:lang w:val="en-IN" w:eastAsia="en-IN" w:bidi="ml-IN"/>
-              </w:rPr>
-              <w:t>A</w:t>
+                <w:lang w:val="en-IN" w:eastAsia="en-IN" w:bidi="ml-IN"/>
+              </w:rPr>
+              <w:t>²x</w:t>
             </w:r>
             <w:r>
               <w:rPr>
@@ -1389,7 +2420,7 @@
                 <w:szCs w:val="40"/>
                 <w:lang w:val="en-IN" w:eastAsia="en-IN" w:bidi="ml-IN"/>
               </w:rPr>
-              <w:t>²x</w:t>
+              <w:t>¤¤p</w:t>
             </w:r>
             <w:r>
               <w:rPr>
@@ -1409,19 +2440,18 @@
                 <w:szCs w:val="40"/>
                 <w:lang w:val="en-IN" w:eastAsia="en-IN" w:bidi="ml-IN"/>
               </w:rPr>
-              <w:t>¤¤p</w:t>
-            </w:r>
-            <w:r>
-              <w:rPr>
-                <w:rFonts w:ascii="BRH Malayalam Extra" w:eastAsia="Times New Roman" w:hAnsi="BRH Malayalam Extra" w:cs="BRH Malayalam Extra"/>
-                <w:color w:val="000000"/>
-                <w:sz w:val="28"/>
-                <w:szCs w:val="40"/>
-                <w:lang w:val="en-IN" w:eastAsia="en-IN" w:bidi="ml-IN"/>
-              </w:rPr>
-              <w:t>–</w:t>
-            </w:r>
-            <w:proofErr w:type="spellStart"/>
+              <w:t>rê</w:t>
+            </w:r>
+            <w:r>
+              <w:rPr>
+                <w:rFonts w:ascii="BRH Malayalam Extra" w:eastAsia="Times New Roman" w:hAnsi="BRH Malayalam Extra" w:cs="BRH Malayalam Extra"/>
+                <w:color w:val="000000"/>
+                <w:sz w:val="28"/>
+                <w:szCs w:val="40"/>
+                <w:lang w:val="en-IN" w:eastAsia="en-IN" w:bidi="ml-IN"/>
+              </w:rPr>
+              <w:t>–</w:t>
+            </w:r>
             <w:r>
               <w:rPr>
                 <w:rFonts w:ascii="BRH Malayalam Extra" w:eastAsia="Times New Roman" w:hAnsi="BRH Malayalam Extra" w:cs="BRH Malayalam Extra"/>
@@ -1430,62 +2460,7 @@
                 <w:szCs w:val="40"/>
                 <w:lang w:val="en-IN" w:eastAsia="en-IN" w:bidi="ml-IN"/>
               </w:rPr>
-              <w:t>rê</w:t>
-            </w:r>
-            <w:proofErr w:type="spellEnd"/>
-            <w:r>
-              <w:rPr>
-                <w:rFonts w:ascii="BRH Malayalam Extra" w:eastAsia="Times New Roman" w:hAnsi="BRH Malayalam Extra" w:cs="BRH Malayalam Extra"/>
-                <w:color w:val="000000"/>
-                <w:sz w:val="28"/>
-                <w:szCs w:val="40"/>
-                <w:lang w:val="en-IN" w:eastAsia="en-IN" w:bidi="ml-IN"/>
-              </w:rPr>
-              <w:t>–</w:t>
-            </w:r>
-            <w:proofErr w:type="spellStart"/>
-            <w:r>
-              <w:rPr>
-                <w:rFonts w:ascii="BRH Malayalam Extra" w:eastAsia="Times New Roman" w:hAnsi="BRH Malayalam Extra" w:cs="BRH Malayalam Extra"/>
-                <w:color w:val="000000"/>
-                <w:sz w:val="36"/>
-                <w:szCs w:val="40"/>
-                <w:lang w:val="en-IN" w:eastAsia="en-IN" w:bidi="ml-IN"/>
-              </w:rPr>
-              <w:t>p¥iKx</w:t>
-            </w:r>
-            <w:proofErr w:type="spellEnd"/>
-            <w:r>
-              <w:rPr>
-                <w:rFonts w:ascii="BRH Malayalam Extra" w:eastAsia="Times New Roman" w:hAnsi="BRH Malayalam Extra" w:cs="BRH Malayalam Extra"/>
-                <w:color w:val="000000"/>
-                <w:sz w:val="36"/>
-                <w:szCs w:val="40"/>
-                <w:lang w:val="en-IN" w:eastAsia="en-IN" w:bidi="ml-IN"/>
-              </w:rPr>
-              <w:t>—</w:t>
-            </w:r>
-            <w:proofErr w:type="spellStart"/>
-            <w:r>
-              <w:rPr>
-                <w:rFonts w:ascii="BRH Malayalam Extra" w:eastAsia="Times New Roman" w:hAnsi="BRH Malayalam Extra" w:cs="BRH Malayalam Extra"/>
-                <w:color w:val="000000"/>
-                <w:sz w:val="36"/>
-                <w:szCs w:val="40"/>
-                <w:lang w:val="en-IN" w:eastAsia="en-IN" w:bidi="ml-IN"/>
-              </w:rPr>
-              <w:t>bqKexmI</w:t>
-            </w:r>
-            <w:proofErr w:type="spellEnd"/>
-            <w:r>
-              <w:rPr>
-                <w:rFonts w:ascii="BRH Malayalam Extra" w:eastAsia="Times New Roman" w:hAnsi="BRH Malayalam Extra" w:cs="BRH Malayalam Extra"/>
-                <w:color w:val="000000"/>
-                <w:sz w:val="36"/>
-                <w:szCs w:val="40"/>
-                <w:lang w:val="en-IN" w:eastAsia="en-IN" w:bidi="ml-IN"/>
-              </w:rPr>
-              <w:t xml:space="preserve"> |</w:t>
+              <w:t>p¥iKx—bqKexmI |</w:t>
             </w:r>
           </w:p>
         </w:tc>
@@ -1528,7 +2503,6 @@
               </w:rPr>
               <w:t>–</w:t>
             </w:r>
-            <w:proofErr w:type="spellStart"/>
             <w:r>
               <w:rPr>
                 <w:rFonts w:ascii="BRH Malayalam Extra" w:eastAsia="Times New Roman" w:hAnsi="BRH Malayalam Extra" w:cs="BRH Malayalam Extra"/>
@@ -1539,7 +2513,6 @@
               </w:rPr>
               <w:t>Zõx</w:t>
             </w:r>
-            <w:proofErr w:type="spellEnd"/>
             <w:r>
               <w:rPr>
                 <w:rFonts w:ascii="BRH Malayalam Extra" w:eastAsia="Times New Roman" w:hAnsi="BRH Malayalam Extra" w:cs="BRH Malayalam Extra"/>
@@ -1590,7 +2563,6 @@
               </w:rPr>
               <w:t>–</w:t>
             </w:r>
-            <w:proofErr w:type="spellStart"/>
             <w:r>
               <w:rPr>
                 <w:rFonts w:ascii="BRH Malayalam Extra" w:eastAsia="Times New Roman" w:hAnsi="BRH Malayalam Extra" w:cs="BRH Malayalam Extra"/>
@@ -1601,18 +2573,16 @@
               </w:rPr>
               <w:t>rê</w:t>
             </w:r>
-            <w:proofErr w:type="spellEnd"/>
-            <w:r>
-              <w:rPr>
-                <w:rFonts w:ascii="BRH Malayalam Extra" w:eastAsia="Times New Roman" w:hAnsi="BRH Malayalam Extra" w:cs="BRH Malayalam Extra"/>
-                <w:color w:val="000000"/>
-                <w:sz w:val="28"/>
-                <w:szCs w:val="40"/>
-                <w:lang w:val="en-IN" w:eastAsia="en-IN" w:bidi="ml-IN"/>
-              </w:rPr>
-              <w:t>–</w:t>
-            </w:r>
-            <w:proofErr w:type="spellStart"/>
+            <w:r>
+              <w:rPr>
+                <w:rFonts w:ascii="BRH Malayalam Extra" w:eastAsia="Times New Roman" w:hAnsi="BRH Malayalam Extra" w:cs="BRH Malayalam Extra"/>
+                <w:color w:val="000000"/>
+                <w:sz w:val="28"/>
+                <w:szCs w:val="40"/>
+                <w:lang w:val="en-IN" w:eastAsia="en-IN" w:bidi="ml-IN"/>
+              </w:rPr>
+              <w:t>–</w:t>
+            </w:r>
             <w:r>
               <w:rPr>
                 <w:rFonts w:ascii="BRH Malayalam Extra" w:eastAsia="Times New Roman" w:hAnsi="BRH Malayalam Extra" w:cs="BRH Malayalam Extra"/>
@@ -1621,44 +2591,53 @@
                 <w:szCs w:val="40"/>
                 <w:lang w:val="en-IN" w:eastAsia="en-IN" w:bidi="ml-IN"/>
               </w:rPr>
-              <w:t>pI</w:t>
-            </w:r>
-            <w:proofErr w:type="spellEnd"/>
-            <w:r>
-              <w:rPr>
-                <w:rFonts w:ascii="BRH Malayalam Extra" w:eastAsia="Times New Roman" w:hAnsi="BRH Malayalam Extra" w:cs="BRH Malayalam Extra"/>
+              <w:t xml:space="preserve">pI | </w:t>
+            </w:r>
+          </w:p>
+          <w:p>
+            <w:pPr>
+              <w:widowControl w:val="0"/>
+              <w:autoSpaceDE w:val="0"/>
+              <w:autoSpaceDN w:val="0"/>
+              <w:adjustRightInd w:val="0"/>
+              <w:spacing w:before="0" w:line="240" w:lineRule="auto"/>
+              <w:rPr>
+                <w:rFonts w:ascii="Cambria" w:hAnsi="Cambria" w:cs="BRH Malayalam Extra"/>
                 <w:color w:val="000000"/>
                 <w:sz w:val="36"/>
                 <w:szCs w:val="40"/>
-                <w:lang w:val="en-IN" w:eastAsia="en-IN" w:bidi="ml-IN"/>
-              </w:rPr>
-              <w:t xml:space="preserve"> | </w:t>
-            </w:r>
-          </w:p>
-          <w:p>
-            <w:pPr>
-              <w:widowControl w:val="0"/>
-              <w:autoSpaceDE w:val="0"/>
-              <w:autoSpaceDN w:val="0"/>
-              <w:adjustRightInd w:val="0"/>
-              <w:spacing w:before="0" w:line="240" w:lineRule="auto"/>
-              <w:rPr>
-                <w:rFonts w:ascii="Cambria" w:hAnsi="Cambria" w:cs="BRH Malayalam Extra"/>
+              </w:rPr>
+            </w:pPr>
+            <w:r>
+              <w:rPr>
+                <w:rFonts w:ascii="BRH Malayalam Extra" w:eastAsia="Times New Roman" w:hAnsi="BRH Malayalam Extra" w:cs="BRH Malayalam Extra"/>
                 <w:color w:val="000000"/>
                 <w:sz w:val="36"/>
                 <w:szCs w:val="40"/>
-              </w:rPr>
-            </w:pPr>
+                <w:highlight w:val="green"/>
+                <w:lang w:val="en-IN" w:eastAsia="en-IN" w:bidi="ml-IN"/>
+              </w:rPr>
+              <w:t>B</w:t>
+            </w:r>
+            <w:r>
+              <w:rPr>
+                <w:rFonts w:ascii="BRH Malayalam Extra" w:eastAsia="Times New Roman" w:hAnsi="BRH Malayalam Extra" w:cs="BRH Malayalam Extra"/>
+                <w:color w:val="000000"/>
+                <w:sz w:val="28"/>
+                <w:szCs w:val="40"/>
+                <w:lang w:val="en-IN" w:eastAsia="en-IN" w:bidi="ml-IN"/>
+              </w:rPr>
+              <w:t>–</w:t>
+            </w:r>
             <w:r>
               <w:rPr>
                 <w:rFonts w:ascii="BRH Malayalam Extra" w:eastAsia="Times New Roman" w:hAnsi="BRH Malayalam Extra" w:cs="BRH Malayalam Extra"/>
                 <w:color w:val="000000"/>
                 <w:sz w:val="36"/>
                 <w:szCs w:val="40"/>
-                <w:highlight w:val="green"/>
-                <w:lang w:val="en-IN" w:eastAsia="en-IN" w:bidi="ml-IN"/>
-              </w:rPr>
-              <w:t>B</w:t>
+                <w:lang w:val="en-IN" w:eastAsia="en-IN" w:bidi="ml-IN"/>
+              </w:rPr>
+              <w:t>²x</w:t>
             </w:r>
             <w:r>
               <w:rPr>
@@ -1678,7 +2657,7 @@
                 <w:szCs w:val="40"/>
                 <w:lang w:val="en-IN" w:eastAsia="en-IN" w:bidi="ml-IN"/>
               </w:rPr>
-              <w:t>²x</w:t>
+              <w:t>¤¤p</w:t>
             </w:r>
             <w:r>
               <w:rPr>
@@ -1698,19 +2677,18 @@
                 <w:szCs w:val="40"/>
                 <w:lang w:val="en-IN" w:eastAsia="en-IN" w:bidi="ml-IN"/>
               </w:rPr>
-              <w:t>¤¤p</w:t>
-            </w:r>
-            <w:r>
-              <w:rPr>
-                <w:rFonts w:ascii="BRH Malayalam Extra" w:eastAsia="Times New Roman" w:hAnsi="BRH Malayalam Extra" w:cs="BRH Malayalam Extra"/>
-                <w:color w:val="000000"/>
-                <w:sz w:val="28"/>
-                <w:szCs w:val="40"/>
-                <w:lang w:val="en-IN" w:eastAsia="en-IN" w:bidi="ml-IN"/>
-              </w:rPr>
-              <w:t>–</w:t>
-            </w:r>
-            <w:proofErr w:type="spellStart"/>
+              <w:t>rê</w:t>
+            </w:r>
+            <w:r>
+              <w:rPr>
+                <w:rFonts w:ascii="BRH Malayalam Extra" w:eastAsia="Times New Roman" w:hAnsi="BRH Malayalam Extra" w:cs="BRH Malayalam Extra"/>
+                <w:color w:val="000000"/>
+                <w:sz w:val="28"/>
+                <w:szCs w:val="40"/>
+                <w:lang w:val="en-IN" w:eastAsia="en-IN" w:bidi="ml-IN"/>
+              </w:rPr>
+              <w:t>–</w:t>
+            </w:r>
             <w:r>
               <w:rPr>
                 <w:rFonts w:ascii="BRH Malayalam Extra" w:eastAsia="Times New Roman" w:hAnsi="BRH Malayalam Extra" w:cs="BRH Malayalam Extra"/>
@@ -1719,62 +2697,7 @@
                 <w:szCs w:val="40"/>
                 <w:lang w:val="en-IN" w:eastAsia="en-IN" w:bidi="ml-IN"/>
               </w:rPr>
-              <w:t>rê</w:t>
-            </w:r>
-            <w:proofErr w:type="spellEnd"/>
-            <w:r>
-              <w:rPr>
-                <w:rFonts w:ascii="BRH Malayalam Extra" w:eastAsia="Times New Roman" w:hAnsi="BRH Malayalam Extra" w:cs="BRH Malayalam Extra"/>
-                <w:color w:val="000000"/>
-                <w:sz w:val="28"/>
-                <w:szCs w:val="40"/>
-                <w:lang w:val="en-IN" w:eastAsia="en-IN" w:bidi="ml-IN"/>
-              </w:rPr>
-              <w:t>–</w:t>
-            </w:r>
-            <w:proofErr w:type="spellStart"/>
-            <w:r>
-              <w:rPr>
-                <w:rFonts w:ascii="BRH Malayalam Extra" w:eastAsia="Times New Roman" w:hAnsi="BRH Malayalam Extra" w:cs="BRH Malayalam Extra"/>
-                <w:color w:val="000000"/>
-                <w:sz w:val="36"/>
-                <w:szCs w:val="40"/>
-                <w:lang w:val="en-IN" w:eastAsia="en-IN" w:bidi="ml-IN"/>
-              </w:rPr>
-              <w:t>p¥iKx</w:t>
-            </w:r>
-            <w:proofErr w:type="spellEnd"/>
-            <w:r>
-              <w:rPr>
-                <w:rFonts w:ascii="BRH Malayalam Extra" w:eastAsia="Times New Roman" w:hAnsi="BRH Malayalam Extra" w:cs="BRH Malayalam Extra"/>
-                <w:color w:val="000000"/>
-                <w:sz w:val="36"/>
-                <w:szCs w:val="40"/>
-                <w:lang w:val="en-IN" w:eastAsia="en-IN" w:bidi="ml-IN"/>
-              </w:rPr>
-              <w:t>—</w:t>
-            </w:r>
-            <w:proofErr w:type="spellStart"/>
-            <w:r>
-              <w:rPr>
-                <w:rFonts w:ascii="BRH Malayalam Extra" w:eastAsia="Times New Roman" w:hAnsi="BRH Malayalam Extra" w:cs="BRH Malayalam Extra"/>
-                <w:color w:val="000000"/>
-                <w:sz w:val="36"/>
-                <w:szCs w:val="40"/>
-                <w:lang w:val="en-IN" w:eastAsia="en-IN" w:bidi="ml-IN"/>
-              </w:rPr>
-              <w:t>bqKexmI</w:t>
-            </w:r>
-            <w:proofErr w:type="spellEnd"/>
-            <w:r>
-              <w:rPr>
-                <w:rFonts w:ascii="BRH Malayalam Extra" w:eastAsia="Times New Roman" w:hAnsi="BRH Malayalam Extra" w:cs="BRH Malayalam Extra"/>
-                <w:color w:val="000000"/>
-                <w:sz w:val="36"/>
-                <w:szCs w:val="40"/>
-                <w:lang w:val="en-IN" w:eastAsia="en-IN" w:bidi="ml-IN"/>
-              </w:rPr>
-              <w:t xml:space="preserve"> |</w:t>
+              <w:t>p¥iKx—bqKexmI |</w:t>
             </w:r>
           </w:p>
         </w:tc>
@@ -1812,19 +2735,8 @@
                 <w:sz w:val="28"/>
                 <w:szCs w:val="32"/>
               </w:rPr>
-              <w:t xml:space="preserve">T.S.5.5.1.7 – </w:t>
-            </w:r>
-            <w:proofErr w:type="spellStart"/>
-            <w:r>
-              <w:rPr>
-                <w:rFonts w:cs="Arial"/>
-                <w:b/>
-                <w:sz w:val="28"/>
-                <w:szCs w:val="32"/>
-              </w:rPr>
-              <w:t>Kramam</w:t>
-            </w:r>
-            <w:proofErr w:type="spellEnd"/>
+              <w:t>T.S.5.5.1.7 – Kramam</w:t>
+            </w:r>
           </w:p>
           <w:p>
             <w:pPr>
@@ -1844,45 +2756,14 @@
                 <w:szCs w:val="32"/>
               </w:rPr>
             </w:pPr>
-            <w:proofErr w:type="spellStart"/>
-            <w:r>
-              <w:rPr>
-                <w:rFonts w:cs="Arial"/>
-                <w:b/>
-                <w:sz w:val="28"/>
-                <w:szCs w:val="32"/>
-              </w:rPr>
-              <w:t>Krama</w:t>
-            </w:r>
-            <w:proofErr w:type="spellEnd"/>
-            <w:r>
-              <w:rPr>
-                <w:rFonts w:cs="Arial"/>
-                <w:b/>
-                <w:sz w:val="28"/>
-                <w:szCs w:val="32"/>
-              </w:rPr>
-              <w:t xml:space="preserve"> </w:t>
-            </w:r>
-            <w:proofErr w:type="spellStart"/>
-            <w:r>
-              <w:rPr>
-                <w:rFonts w:cs="Arial"/>
-                <w:b/>
-                <w:sz w:val="28"/>
-                <w:szCs w:val="32"/>
-              </w:rPr>
-              <w:t>Vaakyam</w:t>
-            </w:r>
-            <w:proofErr w:type="spellEnd"/>
-            <w:r>
-              <w:rPr>
-                <w:rFonts w:cs="Arial"/>
-                <w:b/>
-                <w:sz w:val="28"/>
-                <w:szCs w:val="32"/>
-              </w:rPr>
-              <w:t xml:space="preserve"> No.– 25</w:t>
+            <w:r>
+              <w:rPr>
+                <w:rFonts w:cs="Arial"/>
+                <w:b/>
+                <w:sz w:val="28"/>
+                <w:szCs w:val="32"/>
+              </w:rPr>
+              <w:t>Krama Vaakyam No.– 25</w:t>
             </w:r>
           </w:p>
           <w:p>
@@ -1903,25 +2784,14 @@
                 <w:szCs w:val="32"/>
               </w:rPr>
             </w:pPr>
-            <w:proofErr w:type="spellStart"/>
-            <w:r>
-              <w:rPr>
-                <w:rFonts w:cs="Arial"/>
-                <w:b/>
-                <w:sz w:val="28"/>
-                <w:szCs w:val="32"/>
-              </w:rPr>
-              <w:t>Panchaati</w:t>
-            </w:r>
-            <w:proofErr w:type="spellEnd"/>
-            <w:r>
-              <w:rPr>
-                <w:rFonts w:cs="Arial"/>
-                <w:b/>
-                <w:sz w:val="28"/>
-                <w:szCs w:val="32"/>
-              </w:rPr>
-              <w:t xml:space="preserve"> No</w:t>
+            <w:r>
+              <w:rPr>
+                <w:rFonts w:cs="Arial"/>
+                <w:b/>
+                <w:sz w:val="28"/>
+                <w:szCs w:val="32"/>
+              </w:rPr>
+              <w:t>Panchaati No</w:t>
             </w:r>
             <w:r>
               <w:rPr>
@@ -1961,38 +2831,15 @@
                 <w:lang w:val="en-IN" w:eastAsia="en-IN" w:bidi="ml-IN"/>
               </w:rPr>
             </w:pPr>
-            <w:proofErr w:type="spellStart"/>
-            <w:r>
-              <w:rPr>
-                <w:rFonts w:ascii="BRH Malayalam Extra" w:eastAsia="Times New Roman" w:hAnsi="BRH Malayalam Extra" w:cs="BRH Malayalam Extra"/>
-                <w:color w:val="000000"/>
-                <w:sz w:val="40"/>
-                <w:szCs w:val="40"/>
-                <w:lang w:val="en-IN" w:eastAsia="en-IN" w:bidi="ml-IN"/>
-              </w:rPr>
-              <w:t>jb</w:t>
-            </w:r>
-            <w:proofErr w:type="spellEnd"/>
-            <w:r>
-              <w:rPr>
-                <w:rFonts w:ascii="BRH Malayalam Extra" w:eastAsia="Times New Roman" w:hAnsi="BRH Malayalam Extra" w:cs="BRH Malayalam Extra"/>
-                <w:color w:val="000000"/>
-                <w:sz w:val="40"/>
-                <w:szCs w:val="40"/>
-                <w:lang w:val="en-IN" w:eastAsia="en-IN" w:bidi="ml-IN"/>
-              </w:rPr>
-              <w:t>§ ¤¤</w:t>
-            </w:r>
-            <w:proofErr w:type="spellStart"/>
-            <w:r>
-              <w:rPr>
-                <w:rFonts w:ascii="BRH Malayalam Extra" w:eastAsia="Times New Roman" w:hAnsi="BRH Malayalam Extra" w:cs="BRH Malayalam Extra"/>
-                <w:color w:val="000000"/>
-                <w:sz w:val="40"/>
-                <w:szCs w:val="40"/>
-                <w:lang w:val="en-IN" w:eastAsia="en-IN" w:bidi="ml-IN"/>
-              </w:rPr>
-              <w:t>p˜</w:t>
+            <w:r>
+              <w:rPr>
+                <w:rFonts w:ascii="BRH Malayalam Extra" w:eastAsia="Times New Roman" w:hAnsi="BRH Malayalam Extra" w:cs="BRH Malayalam Extra"/>
+                <w:color w:val="000000"/>
+                <w:sz w:val="40"/>
+                <w:szCs w:val="40"/>
+                <w:lang w:val="en-IN" w:eastAsia="en-IN" w:bidi="ml-IN"/>
+              </w:rPr>
+              <w:t>jb§ ¤¤p˜</w:t>
             </w:r>
             <w:r>
               <w:rPr>
@@ -2015,7 +2862,6 @@
               </w:rPr>
               <w:t>xd</w:t>
             </w:r>
-            <w:proofErr w:type="spellEnd"/>
             <w:r>
               <w:rPr>
                 <w:rFonts w:ascii="BRH Malayalam Extra" w:eastAsia="Times New Roman" w:hAnsi="BRH Malayalam Extra" w:cs="BRH Malayalam Extra"/>
@@ -2072,7 +2918,6 @@
               </w:rPr>
               <w:t>–</w:t>
             </w:r>
-            <w:proofErr w:type="spellStart"/>
             <w:r>
               <w:rPr>
                 <w:rFonts w:ascii="BRH Malayalam Extra" w:eastAsia="Times New Roman" w:hAnsi="BRH Malayalam Extra" w:cs="BRH Malayalam Extra"/>
@@ -2083,7 +2928,6 @@
               </w:rPr>
               <w:t>qûx</w:t>
             </w:r>
-            <w:proofErr w:type="spellEnd"/>
             <w:r>
               <w:rPr>
                 <w:rFonts w:ascii="BRH Malayalam Extra" w:eastAsia="Times New Roman" w:hAnsi="BRH Malayalam Extra" w:cs="BRH Malayalam Extra"/>
@@ -2122,51 +2966,27 @@
                 <w:szCs w:val="40"/>
                 <w:lang w:val="en-IN" w:eastAsia="en-IN" w:bidi="ml-IN"/>
               </w:rPr>
-              <w:t xml:space="preserve">kJ </w:t>
-            </w:r>
-            <w:proofErr w:type="spellStart"/>
-            <w:r>
-              <w:rPr>
-                <w:rFonts w:ascii="BRH Malayalam Extra" w:eastAsia="Times New Roman" w:hAnsi="BRH Malayalam Extra" w:cs="BRH Malayalam Extra"/>
-                <w:color w:val="000000"/>
-                <w:sz w:val="40"/>
-                <w:szCs w:val="40"/>
-                <w:lang w:val="en-IN" w:eastAsia="en-IN" w:bidi="ml-IN"/>
-              </w:rPr>
-              <w:t>öey</w:t>
-            </w:r>
-            <w:proofErr w:type="spellEnd"/>
-            <w:r>
-              <w:rPr>
-                <w:rFonts w:ascii="BRH Malayalam Extra" w:eastAsia="Times New Roman" w:hAnsi="BRH Malayalam Extra" w:cs="BRH Malayalam Extra"/>
-                <w:color w:val="000000"/>
-                <w:sz w:val="32"/>
-                <w:szCs w:val="40"/>
-                <w:lang w:val="en-IN" w:eastAsia="en-IN" w:bidi="ml-IN"/>
-              </w:rPr>
-              <w:t>–</w:t>
-            </w:r>
-            <w:proofErr w:type="spellStart"/>
-            <w:r>
-              <w:rPr>
-                <w:rFonts w:ascii="BRH Malayalam Extra" w:eastAsia="Times New Roman" w:hAnsi="BRH Malayalam Extra" w:cs="BRH Malayalam Extra"/>
-                <w:color w:val="000000"/>
-                <w:sz w:val="40"/>
-                <w:szCs w:val="40"/>
-                <w:lang w:val="en-IN" w:eastAsia="en-IN" w:bidi="ml-IN"/>
-              </w:rPr>
-              <w:t>jxI</w:t>
-            </w:r>
-            <w:proofErr w:type="spellEnd"/>
-            <w:r>
-              <w:rPr>
-                <w:rFonts w:ascii="BRH Malayalam Extra" w:eastAsia="Times New Roman" w:hAnsi="BRH Malayalam Extra" w:cs="BRH Malayalam Extra"/>
-                <w:color w:val="000000"/>
-                <w:sz w:val="40"/>
-                <w:szCs w:val="40"/>
-                <w:lang w:val="en-IN" w:eastAsia="en-IN" w:bidi="ml-IN"/>
-              </w:rPr>
-              <w:t xml:space="preserve"> |</w:t>
+              <w:t>kJ öey</w:t>
+            </w:r>
+            <w:r>
+              <w:rPr>
+                <w:rFonts w:ascii="BRH Malayalam Extra" w:eastAsia="Times New Roman" w:hAnsi="BRH Malayalam Extra" w:cs="BRH Malayalam Extra"/>
+                <w:color w:val="000000"/>
+                <w:sz w:val="32"/>
+                <w:szCs w:val="40"/>
+                <w:lang w:val="en-IN" w:eastAsia="en-IN" w:bidi="ml-IN"/>
+              </w:rPr>
+              <w:t>–</w:t>
+            </w:r>
+            <w:r>
+              <w:rPr>
+                <w:rFonts w:ascii="BRH Malayalam Extra" w:eastAsia="Times New Roman" w:hAnsi="BRH Malayalam Extra" w:cs="BRH Malayalam Extra"/>
+                <w:color w:val="000000"/>
+                <w:sz w:val="40"/>
+                <w:szCs w:val="40"/>
+                <w:lang w:val="en-IN" w:eastAsia="en-IN" w:bidi="ml-IN"/>
+              </w:rPr>
+              <w:t>jxI |</w:t>
             </w:r>
           </w:p>
         </w:tc>
@@ -2189,38 +3009,15 @@
                 <w:lang w:val="en-IN" w:eastAsia="en-IN" w:bidi="ml-IN"/>
               </w:rPr>
             </w:pPr>
-            <w:proofErr w:type="spellStart"/>
-            <w:r>
-              <w:rPr>
-                <w:rFonts w:ascii="BRH Malayalam Extra" w:eastAsia="Times New Roman" w:hAnsi="BRH Malayalam Extra" w:cs="BRH Malayalam Extra"/>
-                <w:color w:val="000000"/>
-                <w:sz w:val="40"/>
-                <w:szCs w:val="40"/>
-                <w:lang w:val="en-IN" w:eastAsia="en-IN" w:bidi="ml-IN"/>
-              </w:rPr>
-              <w:t>jb</w:t>
-            </w:r>
-            <w:proofErr w:type="spellEnd"/>
-            <w:r>
-              <w:rPr>
-                <w:rFonts w:ascii="BRH Malayalam Extra" w:eastAsia="Times New Roman" w:hAnsi="BRH Malayalam Extra" w:cs="BRH Malayalam Extra"/>
-                <w:color w:val="000000"/>
-                <w:sz w:val="40"/>
-                <w:szCs w:val="40"/>
-                <w:lang w:val="en-IN" w:eastAsia="en-IN" w:bidi="ml-IN"/>
-              </w:rPr>
-              <w:t>§ ¤¤</w:t>
-            </w:r>
-            <w:proofErr w:type="spellStart"/>
-            <w:r>
-              <w:rPr>
-                <w:rFonts w:ascii="BRH Malayalam Extra" w:eastAsia="Times New Roman" w:hAnsi="BRH Malayalam Extra" w:cs="BRH Malayalam Extra"/>
-                <w:color w:val="000000"/>
-                <w:sz w:val="40"/>
-                <w:szCs w:val="40"/>
-                <w:lang w:val="en-IN" w:eastAsia="en-IN" w:bidi="ml-IN"/>
-              </w:rPr>
-              <w:t>p˜</w:t>
+            <w:r>
+              <w:rPr>
+                <w:rFonts w:ascii="BRH Malayalam Extra" w:eastAsia="Times New Roman" w:hAnsi="BRH Malayalam Extra" w:cs="BRH Malayalam Extra"/>
+                <w:color w:val="000000"/>
+                <w:sz w:val="40"/>
+                <w:szCs w:val="40"/>
+                <w:lang w:val="en-IN" w:eastAsia="en-IN" w:bidi="ml-IN"/>
+              </w:rPr>
+              <w:t>jb§ ¤¤p˜</w:t>
             </w:r>
             <w:r>
               <w:rPr>
@@ -2243,7 +3040,6 @@
               </w:rPr>
               <w:t>d</w:t>
             </w:r>
-            <w:proofErr w:type="spellEnd"/>
             <w:r>
               <w:rPr>
                 <w:rFonts w:ascii="BRH Malayalam Extra" w:eastAsia="Times New Roman" w:hAnsi="BRH Malayalam Extra" w:cs="BRH Malayalam Extra"/>
@@ -2300,7 +3096,6 @@
               </w:rPr>
               <w:t>–</w:t>
             </w:r>
-            <w:proofErr w:type="spellStart"/>
             <w:r>
               <w:rPr>
                 <w:rFonts w:ascii="BRH Malayalam Extra" w:eastAsia="Times New Roman" w:hAnsi="BRH Malayalam Extra" w:cs="BRH Malayalam Extra"/>
@@ -2311,7 +3106,6 @@
               </w:rPr>
               <w:t>qûx</w:t>
             </w:r>
-            <w:proofErr w:type="spellEnd"/>
             <w:r>
               <w:rPr>
                 <w:rFonts w:ascii="BRH Malayalam Extra" w:eastAsia="Times New Roman" w:hAnsi="BRH Malayalam Extra" w:cs="BRH Malayalam Extra"/>
@@ -2350,51 +3144,27 @@
                 <w:szCs w:val="40"/>
                 <w:lang w:val="en-IN" w:eastAsia="en-IN" w:bidi="ml-IN"/>
               </w:rPr>
-              <w:t xml:space="preserve">kJ </w:t>
-            </w:r>
-            <w:proofErr w:type="spellStart"/>
-            <w:r>
-              <w:rPr>
-                <w:rFonts w:ascii="BRH Malayalam Extra" w:eastAsia="Times New Roman" w:hAnsi="BRH Malayalam Extra" w:cs="BRH Malayalam Extra"/>
-                <w:color w:val="000000"/>
-                <w:sz w:val="40"/>
-                <w:szCs w:val="40"/>
-                <w:lang w:val="en-IN" w:eastAsia="en-IN" w:bidi="ml-IN"/>
-              </w:rPr>
-              <w:t>öey</w:t>
-            </w:r>
-            <w:proofErr w:type="spellEnd"/>
-            <w:r>
-              <w:rPr>
-                <w:rFonts w:ascii="BRH Malayalam Extra" w:eastAsia="Times New Roman" w:hAnsi="BRH Malayalam Extra" w:cs="BRH Malayalam Extra"/>
-                <w:color w:val="000000"/>
-                <w:sz w:val="32"/>
-                <w:szCs w:val="40"/>
-                <w:lang w:val="en-IN" w:eastAsia="en-IN" w:bidi="ml-IN"/>
-              </w:rPr>
-              <w:t>–</w:t>
-            </w:r>
-            <w:proofErr w:type="spellStart"/>
-            <w:r>
-              <w:rPr>
-                <w:rFonts w:ascii="BRH Malayalam Extra" w:eastAsia="Times New Roman" w:hAnsi="BRH Malayalam Extra" w:cs="BRH Malayalam Extra"/>
-                <w:color w:val="000000"/>
-                <w:sz w:val="40"/>
-                <w:szCs w:val="40"/>
-                <w:lang w:val="en-IN" w:eastAsia="en-IN" w:bidi="ml-IN"/>
-              </w:rPr>
-              <w:t>jxI</w:t>
-            </w:r>
-            <w:proofErr w:type="spellEnd"/>
-            <w:r>
-              <w:rPr>
-                <w:rFonts w:ascii="BRH Malayalam Extra" w:eastAsia="Times New Roman" w:hAnsi="BRH Malayalam Extra" w:cs="BRH Malayalam Extra"/>
-                <w:color w:val="000000"/>
-                <w:sz w:val="40"/>
-                <w:szCs w:val="40"/>
-                <w:lang w:val="en-IN" w:eastAsia="en-IN" w:bidi="ml-IN"/>
-              </w:rPr>
-              <w:t xml:space="preserve"> |</w:t>
+              <w:t>kJ öey</w:t>
+            </w:r>
+            <w:r>
+              <w:rPr>
+                <w:rFonts w:ascii="BRH Malayalam Extra" w:eastAsia="Times New Roman" w:hAnsi="BRH Malayalam Extra" w:cs="BRH Malayalam Extra"/>
+                <w:color w:val="000000"/>
+                <w:sz w:val="32"/>
+                <w:szCs w:val="40"/>
+                <w:lang w:val="en-IN" w:eastAsia="en-IN" w:bidi="ml-IN"/>
+              </w:rPr>
+              <w:t>–</w:t>
+            </w:r>
+            <w:r>
+              <w:rPr>
+                <w:rFonts w:ascii="BRH Malayalam Extra" w:eastAsia="Times New Roman" w:hAnsi="BRH Malayalam Extra" w:cs="BRH Malayalam Extra"/>
+                <w:color w:val="000000"/>
+                <w:sz w:val="40"/>
+                <w:szCs w:val="40"/>
+                <w:lang w:val="en-IN" w:eastAsia="en-IN" w:bidi="ml-IN"/>
+              </w:rPr>
+              <w:t>jxI |</w:t>
             </w:r>
           </w:p>
         </w:tc>
@@ -2432,19 +3202,8 @@
                 <w:sz w:val="28"/>
                 <w:szCs w:val="32"/>
               </w:rPr>
-              <w:t xml:space="preserve">T.S.5.5.3.1 – </w:t>
-            </w:r>
-            <w:proofErr w:type="spellStart"/>
-            <w:r>
-              <w:rPr>
-                <w:rFonts w:cs="Arial"/>
-                <w:b/>
-                <w:sz w:val="28"/>
-                <w:szCs w:val="32"/>
-              </w:rPr>
-              <w:t>Kramam</w:t>
-            </w:r>
-            <w:proofErr w:type="spellEnd"/>
+              <w:t>T.S.5.5.3.1 – Kramam</w:t>
+            </w:r>
           </w:p>
           <w:p>
             <w:pPr>
@@ -2464,45 +3223,14 @@
                 <w:szCs w:val="32"/>
               </w:rPr>
             </w:pPr>
-            <w:proofErr w:type="spellStart"/>
-            <w:r>
-              <w:rPr>
-                <w:rFonts w:cs="Arial"/>
-                <w:b/>
-                <w:sz w:val="28"/>
-                <w:szCs w:val="32"/>
-              </w:rPr>
-              <w:t>Krama</w:t>
-            </w:r>
-            <w:proofErr w:type="spellEnd"/>
-            <w:r>
-              <w:rPr>
-                <w:rFonts w:cs="Arial"/>
-                <w:b/>
-                <w:sz w:val="28"/>
-                <w:szCs w:val="32"/>
-              </w:rPr>
-              <w:t xml:space="preserve"> </w:t>
-            </w:r>
-            <w:proofErr w:type="spellStart"/>
-            <w:r>
-              <w:rPr>
-                <w:rFonts w:cs="Arial"/>
-                <w:b/>
-                <w:sz w:val="28"/>
-                <w:szCs w:val="32"/>
-              </w:rPr>
-              <w:t>Vaakyam</w:t>
-            </w:r>
-            <w:proofErr w:type="spellEnd"/>
-            <w:r>
-              <w:rPr>
-                <w:rFonts w:cs="Arial"/>
-                <w:b/>
-                <w:sz w:val="28"/>
-                <w:szCs w:val="32"/>
-              </w:rPr>
-              <w:t xml:space="preserve"> No.– 52</w:t>
+            <w:r>
+              <w:rPr>
+                <w:rFonts w:cs="Arial"/>
+                <w:b/>
+                <w:sz w:val="28"/>
+                <w:szCs w:val="32"/>
+              </w:rPr>
+              <w:t>Krama Vaakyam No.– 52</w:t>
             </w:r>
           </w:p>
           <w:p>
@@ -2523,25 +3251,14 @@
                 <w:szCs w:val="32"/>
               </w:rPr>
             </w:pPr>
-            <w:proofErr w:type="spellStart"/>
-            <w:r>
-              <w:rPr>
-                <w:rFonts w:cs="Arial"/>
-                <w:b/>
-                <w:sz w:val="28"/>
-                <w:szCs w:val="32"/>
-              </w:rPr>
-              <w:t>Panchaati</w:t>
-            </w:r>
-            <w:proofErr w:type="spellEnd"/>
-            <w:r>
-              <w:rPr>
-                <w:rFonts w:cs="Arial"/>
-                <w:b/>
-                <w:sz w:val="28"/>
-                <w:szCs w:val="32"/>
-              </w:rPr>
-              <w:t xml:space="preserve"> No</w:t>
+            <w:r>
+              <w:rPr>
+                <w:rFonts w:cs="Arial"/>
+                <w:b/>
+                <w:sz w:val="28"/>
+                <w:szCs w:val="32"/>
+              </w:rPr>
+              <w:t>Panchaati No</w:t>
             </w:r>
             <w:r>
               <w:rPr>
@@ -2602,27 +3319,15 @@
               </w:rPr>
               <w:t>–</w:t>
             </w:r>
-            <w:proofErr w:type="spellStart"/>
-            <w:r>
-              <w:rPr>
-                <w:rFonts w:ascii="BRH Malayalam Extra" w:eastAsia="Times New Roman" w:hAnsi="BRH Malayalam Extra" w:cs="BRH Malayalam Extra"/>
-                <w:color w:val="000000"/>
-                <w:sz w:val="40"/>
-                <w:szCs w:val="40"/>
-                <w:lang w:val="en-IN" w:eastAsia="en-IN" w:bidi="ml-IN"/>
-              </w:rPr>
-              <w:t>d°y</w:t>
-            </w:r>
-            <w:proofErr w:type="spellEnd"/>
-            <w:r>
-              <w:rPr>
-                <w:rFonts w:ascii="BRH Malayalam Extra" w:eastAsia="Times New Roman" w:hAnsi="BRH Malayalam Extra" w:cs="BRH Malayalam Extra"/>
-                <w:color w:val="000000"/>
-                <w:sz w:val="40"/>
-                <w:szCs w:val="40"/>
-                <w:lang w:val="en-IN" w:eastAsia="en-IN" w:bidi="ml-IN"/>
-              </w:rPr>
-              <w:t>— j¡</w:t>
+            <w:r>
+              <w:rPr>
+                <w:rFonts w:ascii="BRH Malayalam Extra" w:eastAsia="Times New Roman" w:hAnsi="BRH Malayalam Extra" w:cs="BRH Malayalam Extra"/>
+                <w:color w:val="000000"/>
+                <w:sz w:val="40"/>
+                <w:szCs w:val="40"/>
+                <w:lang w:val="en-IN" w:eastAsia="en-IN" w:bidi="ml-IN"/>
+              </w:rPr>
+              <w:t>d°y— j¡</w:t>
             </w:r>
             <w:r>
               <w:rPr>
@@ -2698,27 +3403,15 @@
               </w:rPr>
               <w:t>¡</w:t>
             </w:r>
-            <w:proofErr w:type="spellStart"/>
-            <w:r>
-              <w:rPr>
-                <w:rFonts w:ascii="BRH Malayalam Extra" w:eastAsia="Times New Roman" w:hAnsi="BRH Malayalam Extra" w:cs="BRH Malayalam Extra"/>
-                <w:color w:val="000000"/>
-                <w:sz w:val="40"/>
-                <w:szCs w:val="40"/>
-                <w:lang w:val="en-IN" w:eastAsia="en-IN" w:bidi="ml-IN"/>
-              </w:rPr>
-              <w:t>d°y</w:t>
-            </w:r>
-            <w:proofErr w:type="spellEnd"/>
-            <w:r>
-              <w:rPr>
-                <w:rFonts w:ascii="BRH Malayalam Extra" w:eastAsia="Times New Roman" w:hAnsi="BRH Malayalam Extra" w:cs="BRH Malayalam Extra"/>
-                <w:color w:val="000000"/>
-                <w:sz w:val="40"/>
-                <w:szCs w:val="40"/>
-                <w:lang w:val="en-IN" w:eastAsia="en-IN" w:bidi="ml-IN"/>
-              </w:rPr>
-              <w:t>— j¡</w:t>
+            <w:r>
+              <w:rPr>
+                <w:rFonts w:ascii="BRH Malayalam Extra" w:eastAsia="Times New Roman" w:hAnsi="BRH Malayalam Extra" w:cs="BRH Malayalam Extra"/>
+                <w:color w:val="000000"/>
+                <w:sz w:val="40"/>
+                <w:szCs w:val="40"/>
+                <w:lang w:val="en-IN" w:eastAsia="en-IN" w:bidi="ml-IN"/>
+              </w:rPr>
+              <w:t>d°y— j¡</w:t>
             </w:r>
             <w:r>
               <w:rPr>
@@ -2776,19 +3469,8 @@
                 <w:sz w:val="28"/>
                 <w:szCs w:val="32"/>
               </w:rPr>
-              <w:t xml:space="preserve">T.S.5.5.6.2 – </w:t>
-            </w:r>
-            <w:proofErr w:type="spellStart"/>
-            <w:r>
-              <w:rPr>
-                <w:rFonts w:cs="Arial"/>
-                <w:b/>
-                <w:sz w:val="28"/>
-                <w:szCs w:val="32"/>
-              </w:rPr>
-              <w:t>Kramam</w:t>
-            </w:r>
-            <w:proofErr w:type="spellEnd"/>
+              <w:t>T.S.5.5.6.2 – Kramam</w:t>
+            </w:r>
           </w:p>
           <w:p>
             <w:pPr>
@@ -2808,45 +3490,14 @@
                 <w:szCs w:val="32"/>
               </w:rPr>
             </w:pPr>
-            <w:proofErr w:type="spellStart"/>
-            <w:r>
-              <w:rPr>
-                <w:rFonts w:cs="Arial"/>
-                <w:b/>
-                <w:sz w:val="28"/>
-                <w:szCs w:val="32"/>
-              </w:rPr>
-              <w:t>Krama</w:t>
-            </w:r>
-            <w:proofErr w:type="spellEnd"/>
-            <w:r>
-              <w:rPr>
-                <w:rFonts w:cs="Arial"/>
-                <w:b/>
-                <w:sz w:val="28"/>
-                <w:szCs w:val="32"/>
-              </w:rPr>
-              <w:t xml:space="preserve"> </w:t>
-            </w:r>
-            <w:proofErr w:type="spellStart"/>
-            <w:r>
-              <w:rPr>
-                <w:rFonts w:cs="Arial"/>
-                <w:b/>
-                <w:sz w:val="28"/>
-                <w:szCs w:val="32"/>
-              </w:rPr>
-              <w:t>Vaakyam</w:t>
-            </w:r>
-            <w:proofErr w:type="spellEnd"/>
-            <w:r>
-              <w:rPr>
-                <w:rFonts w:cs="Arial"/>
-                <w:b/>
-                <w:sz w:val="28"/>
-                <w:szCs w:val="32"/>
-              </w:rPr>
-              <w:t xml:space="preserve"> No.– </w:t>
+            <w:r>
+              <w:rPr>
+                <w:rFonts w:cs="Arial"/>
+                <w:b/>
+                <w:sz w:val="28"/>
+                <w:szCs w:val="32"/>
+              </w:rPr>
+              <w:t xml:space="preserve">Krama Vaakyam No.– </w:t>
             </w:r>
             <w:r>
               <w:rPr>
@@ -2876,26 +3527,14 @@
                 <w:szCs w:val="32"/>
               </w:rPr>
             </w:pPr>
-            <w:proofErr w:type="spellStart"/>
-            <w:r>
-              <w:rPr>
-                <w:rFonts w:cs="Arial"/>
-                <w:b/>
-                <w:sz w:val="28"/>
-                <w:szCs w:val="32"/>
-              </w:rPr>
-              <w:lastRenderedPageBreak/>
-              <w:t>Panchaati</w:t>
-            </w:r>
-            <w:proofErr w:type="spellEnd"/>
-            <w:r>
-              <w:rPr>
-                <w:rFonts w:cs="Arial"/>
-                <w:b/>
-                <w:sz w:val="28"/>
-                <w:szCs w:val="32"/>
-              </w:rPr>
-              <w:t xml:space="preserve"> No</w:t>
+            <w:r>
+              <w:rPr>
+                <w:rFonts w:cs="Arial"/>
+                <w:b/>
+                <w:sz w:val="28"/>
+                <w:szCs w:val="32"/>
+              </w:rPr>
+              <w:t>Panchaati No</w:t>
             </w:r>
             <w:r>
               <w:rPr>
@@ -2932,18 +3571,17 @@
                 <w:color w:val="000000"/>
                 <w:sz w:val="40"/>
                 <w:szCs w:val="40"/>
-                <w:lang w:val="en-IN" w:eastAsia="en-IN" w:bidi="ml-IN"/>
-              </w:rPr>
-            </w:pPr>
-            <w:r>
-              <w:rPr>
-                <w:rFonts w:ascii="BRH Malayalam Extra" w:eastAsia="Times New Roman" w:hAnsi="BRH Malayalam Extra" w:cs="BRH Malayalam Extra"/>
-                <w:color w:val="000000"/>
-                <w:sz w:val="40"/>
-                <w:szCs w:val="40"/>
-                <w:lang w:val="en-IN" w:eastAsia="en-IN" w:bidi="ml-IN"/>
-              </w:rPr>
-              <w:lastRenderedPageBreak/>
+                <w:lang w:val="it-IT" w:eastAsia="en-IN" w:bidi="ml-IN"/>
+              </w:rPr>
+            </w:pPr>
+            <w:r>
+              <w:rPr>
+                <w:rFonts w:ascii="BRH Malayalam Extra" w:eastAsia="Times New Roman" w:hAnsi="BRH Malayalam Extra" w:cs="BRH Malayalam Extra"/>
+                <w:color w:val="000000"/>
+                <w:sz w:val="40"/>
+                <w:szCs w:val="40"/>
+                <w:lang w:val="it-IT" w:eastAsia="en-IN" w:bidi="ml-IN"/>
+              </w:rPr>
               <w:t>¥mx</w:t>
             </w:r>
             <w:r>
@@ -2952,17 +3590,17 @@
                 <w:color w:val="000000"/>
                 <w:sz w:val="32"/>
                 <w:szCs w:val="40"/>
-                <w:lang w:val="en-IN" w:eastAsia="en-IN" w:bidi="ml-IN"/>
-              </w:rPr>
-              <w:t>–</w:t>
-            </w:r>
-            <w:r>
-              <w:rPr>
-                <w:rFonts w:ascii="BRH Malayalam Extra" w:eastAsia="Times New Roman" w:hAnsi="BRH Malayalam Extra" w:cs="BRH Malayalam Extra"/>
-                <w:color w:val="000000"/>
-                <w:sz w:val="40"/>
-                <w:szCs w:val="40"/>
-                <w:lang w:val="en-IN" w:eastAsia="en-IN" w:bidi="ml-IN"/>
+                <w:lang w:val="it-IT" w:eastAsia="en-IN" w:bidi="ml-IN"/>
+              </w:rPr>
+              <w:t>–</w:t>
+            </w:r>
+            <w:r>
+              <w:rPr>
+                <w:rFonts w:ascii="BRH Malayalam Extra" w:eastAsia="Times New Roman" w:hAnsi="BRH Malayalam Extra" w:cs="BRH Malayalam Extra"/>
+                <w:color w:val="000000"/>
+                <w:sz w:val="40"/>
+                <w:szCs w:val="40"/>
+                <w:lang w:val="it-IT" w:eastAsia="en-IN" w:bidi="ml-IN"/>
               </w:rPr>
               <w:t>K</w:t>
             </w:r>
@@ -2972,73 +3610,39 @@
                 <w:color w:val="000000"/>
                 <w:sz w:val="32"/>
                 <w:szCs w:val="40"/>
-                <w:lang w:val="en-IN" w:eastAsia="en-IN" w:bidi="ml-IN"/>
-              </w:rPr>
-              <w:t>–</w:t>
-            </w:r>
-            <w:proofErr w:type="spellStart"/>
-            <w:r>
-              <w:rPr>
-                <w:rFonts w:ascii="BRH Malayalam Extra" w:eastAsia="Times New Roman" w:hAnsi="BRH Malayalam Extra" w:cs="BRH Malayalam Extra"/>
-                <w:color w:val="000000"/>
-                <w:sz w:val="40"/>
-                <w:szCs w:val="40"/>
-                <w:lang w:val="en-IN" w:eastAsia="en-IN" w:bidi="ml-IN"/>
-              </w:rPr>
-              <w:t>Ie</w:t>
-            </w:r>
-            <w:proofErr w:type="spellEnd"/>
-            <w:r>
-              <w:rPr>
-                <w:rFonts w:ascii="BRH Malayalam Extra" w:eastAsia="Times New Roman" w:hAnsi="BRH Malayalam Extra" w:cs="BRH Malayalam Extra"/>
-                <w:color w:val="000000"/>
-                <w:sz w:val="40"/>
-                <w:szCs w:val="40"/>
-                <w:lang w:val="en-IN" w:eastAsia="en-IN" w:bidi="ml-IN"/>
-              </w:rPr>
-              <w:t>£</w:t>
-            </w:r>
-            <w:r>
-              <w:rPr>
-                <w:rFonts w:ascii="BRH Malayalam Extra" w:eastAsia="Times New Roman" w:hAnsi="BRH Malayalam Extra" w:cs="BRH Malayalam Extra"/>
-                <w:color w:val="000000"/>
-                <w:sz w:val="32"/>
-                <w:szCs w:val="40"/>
-                <w:lang w:val="en-IN" w:eastAsia="en-IN" w:bidi="ml-IN"/>
-              </w:rPr>
-              <w:t>–</w:t>
-            </w:r>
-            <w:r>
-              <w:rPr>
-                <w:rFonts w:ascii="BRH Malayalam Extra" w:eastAsia="Times New Roman" w:hAnsi="BRH Malayalam Extra" w:cs="BRH Malayalam Extra"/>
-                <w:color w:val="000000"/>
-                <w:sz w:val="40"/>
-                <w:szCs w:val="40"/>
-                <w:lang w:val="en-IN" w:eastAsia="en-IN" w:bidi="ml-IN"/>
-              </w:rPr>
-              <w:t>¥</w:t>
-            </w:r>
-            <w:proofErr w:type="spellStart"/>
-            <w:r>
-              <w:rPr>
-                <w:rFonts w:ascii="BRH Malayalam Extra" w:eastAsia="Times New Roman" w:hAnsi="BRH Malayalam Extra" w:cs="BRH Malayalam Extra"/>
-                <w:color w:val="000000"/>
-                <w:sz w:val="40"/>
-                <w:szCs w:val="40"/>
-                <w:lang w:val="en-IN" w:eastAsia="en-IN" w:bidi="ml-IN"/>
-              </w:rPr>
-              <w:t>YZy</w:t>
-            </w:r>
-            <w:proofErr w:type="spellEnd"/>
-            <w:r>
-              <w:rPr>
-                <w:rFonts w:ascii="BRH Malayalam Extra" w:eastAsia="Times New Roman" w:hAnsi="BRH Malayalam Extra" w:cs="BRH Malayalam Extra"/>
-                <w:color w:val="000000"/>
-                <w:sz w:val="40"/>
-                <w:szCs w:val="40"/>
-                <w:lang w:val="en-IN" w:eastAsia="en-IN" w:bidi="ml-IN"/>
-              </w:rPr>
-              <w:t xml:space="preserve">— </w:t>
+                <w:lang w:val="it-IT" w:eastAsia="en-IN" w:bidi="ml-IN"/>
+              </w:rPr>
+              <w:t>–</w:t>
+            </w:r>
+            <w:r>
+              <w:rPr>
+                <w:rFonts w:ascii="BRH Malayalam Extra" w:eastAsia="Times New Roman" w:hAnsi="BRH Malayalam Extra" w:cs="BRH Malayalam Extra"/>
+                <w:color w:val="000000"/>
+                <w:sz w:val="40"/>
+                <w:szCs w:val="40"/>
+                <w:lang w:val="it-IT" w:eastAsia="en-IN" w:bidi="ml-IN"/>
+              </w:rPr>
+              <w:t>Ie£</w:t>
+            </w:r>
+            <w:r>
+              <w:rPr>
+                <w:rFonts w:ascii="BRH Malayalam Extra" w:eastAsia="Times New Roman" w:hAnsi="BRH Malayalam Extra" w:cs="BRH Malayalam Extra"/>
+                <w:color w:val="000000"/>
+                <w:sz w:val="32"/>
+                <w:szCs w:val="40"/>
+                <w:lang w:val="it-IT" w:eastAsia="en-IN" w:bidi="ml-IN"/>
+              </w:rPr>
+              <w:t>–</w:t>
+            </w:r>
+            <w:r>
+              <w:rPr>
+                <w:rFonts w:ascii="BRH Malayalam Extra" w:eastAsia="Times New Roman" w:hAnsi="BRH Malayalam Extra" w:cs="BRH Malayalam Extra"/>
+                <w:color w:val="000000"/>
+                <w:sz w:val="40"/>
+                <w:szCs w:val="40"/>
+                <w:lang w:val="it-IT" w:eastAsia="en-IN" w:bidi="ml-IN"/>
+              </w:rPr>
+              <w:t xml:space="preserve">¥YZy— </w:t>
             </w:r>
           </w:p>
           <w:p>
@@ -3053,7 +3657,7 @@
                 <w:color w:val="000000"/>
                 <w:sz w:val="40"/>
                 <w:szCs w:val="40"/>
-                <w:lang w:val="en-IN" w:eastAsia="en-IN" w:bidi="ml-IN"/>
+                <w:lang w:val="it-IT" w:eastAsia="en-IN" w:bidi="ml-IN"/>
               </w:rPr>
             </w:pPr>
             <w:r>
@@ -3063,9 +3667,8 @@
                 <w:sz w:val="40"/>
                 <w:szCs w:val="40"/>
                 <w:highlight w:val="yellow"/>
-                <w:lang w:val="en-IN" w:eastAsia="en-IN" w:bidi="ml-IN"/>
-              </w:rPr>
-              <w:lastRenderedPageBreak/>
+                <w:lang w:val="it-IT" w:eastAsia="en-IN" w:bidi="ml-IN"/>
+              </w:rPr>
               <w:t>¥mx</w:t>
             </w:r>
             <w:r>
@@ -3074,17 +3677,17 @@
                 <w:color w:val="000000"/>
                 <w:sz w:val="32"/>
                 <w:szCs w:val="40"/>
-                <w:lang w:val="en-IN" w:eastAsia="en-IN" w:bidi="ml-IN"/>
-              </w:rPr>
-              <w:t>–</w:t>
-            </w:r>
-            <w:r>
-              <w:rPr>
-                <w:rFonts w:ascii="BRH Malayalam Extra" w:eastAsia="Times New Roman" w:hAnsi="BRH Malayalam Extra" w:cs="BRH Malayalam Extra"/>
-                <w:color w:val="000000"/>
-                <w:sz w:val="40"/>
-                <w:szCs w:val="40"/>
-                <w:lang w:val="en-IN" w:eastAsia="en-IN" w:bidi="ml-IN"/>
+                <w:lang w:val="it-IT" w:eastAsia="en-IN" w:bidi="ml-IN"/>
+              </w:rPr>
+              <w:t>–</w:t>
+            </w:r>
+            <w:r>
+              <w:rPr>
+                <w:rFonts w:ascii="BRH Malayalam Extra" w:eastAsia="Times New Roman" w:hAnsi="BRH Malayalam Extra" w:cs="BRH Malayalam Extra"/>
+                <w:color w:val="000000"/>
+                <w:sz w:val="40"/>
+                <w:szCs w:val="40"/>
+                <w:lang w:val="it-IT" w:eastAsia="en-IN" w:bidi="ml-IN"/>
               </w:rPr>
               <w:t>KI - e£</w:t>
             </w:r>
@@ -3094,31 +3697,19 @@
                 <w:color w:val="000000"/>
                 <w:sz w:val="32"/>
                 <w:szCs w:val="40"/>
-                <w:lang w:val="en-IN" w:eastAsia="en-IN" w:bidi="ml-IN"/>
-              </w:rPr>
-              <w:t>–</w:t>
-            </w:r>
-            <w:proofErr w:type="spellStart"/>
-            <w:r>
-              <w:rPr>
-                <w:rFonts w:ascii="BRH Malayalam Extra" w:eastAsia="Times New Roman" w:hAnsi="BRH Malayalam Extra" w:cs="BRH Malayalam Extra"/>
-                <w:color w:val="000000"/>
-                <w:sz w:val="40"/>
-                <w:szCs w:val="40"/>
-                <w:lang w:val="en-IN" w:eastAsia="en-IN" w:bidi="ml-IN"/>
-              </w:rPr>
-              <w:t>Yx</w:t>
-            </w:r>
-            <w:proofErr w:type="spellEnd"/>
-            <w:r>
-              <w:rPr>
-                <w:rFonts w:ascii="BRH Malayalam Extra" w:eastAsia="Times New Roman" w:hAnsi="BRH Malayalam Extra" w:cs="BRH Malayalam Extra"/>
-                <w:color w:val="000000"/>
-                <w:sz w:val="40"/>
-                <w:szCs w:val="40"/>
-                <w:lang w:val="en-IN" w:eastAsia="en-IN" w:bidi="ml-IN"/>
-              </w:rPr>
-              <w:t xml:space="preserve"> |</w:t>
+                <w:lang w:val="it-IT" w:eastAsia="en-IN" w:bidi="ml-IN"/>
+              </w:rPr>
+              <w:t>–</w:t>
+            </w:r>
+            <w:r>
+              <w:rPr>
+                <w:rFonts w:ascii="BRH Malayalam Extra" w:eastAsia="Times New Roman" w:hAnsi="BRH Malayalam Extra" w:cs="BRH Malayalam Extra"/>
+                <w:color w:val="000000"/>
+                <w:sz w:val="40"/>
+                <w:szCs w:val="40"/>
+                <w:lang w:val="it-IT" w:eastAsia="en-IN" w:bidi="ml-IN"/>
+              </w:rPr>
+              <w:t>Yx |</w:t>
             </w:r>
           </w:p>
         </w:tc>
@@ -3138,18 +3729,17 @@
                 <w:color w:val="000000"/>
                 <w:sz w:val="40"/>
                 <w:szCs w:val="40"/>
-                <w:lang w:val="en-IN" w:eastAsia="en-IN" w:bidi="ml-IN"/>
-              </w:rPr>
-            </w:pPr>
-            <w:r>
-              <w:rPr>
-                <w:rFonts w:ascii="BRH Malayalam Extra" w:eastAsia="Times New Roman" w:hAnsi="BRH Malayalam Extra" w:cs="BRH Malayalam Extra"/>
-                <w:color w:val="000000"/>
-                <w:sz w:val="40"/>
-                <w:szCs w:val="40"/>
-                <w:lang w:val="en-IN" w:eastAsia="en-IN" w:bidi="ml-IN"/>
-              </w:rPr>
-              <w:lastRenderedPageBreak/>
+                <w:lang w:val="it-IT" w:eastAsia="en-IN" w:bidi="ml-IN"/>
+              </w:rPr>
+            </w:pPr>
+            <w:r>
+              <w:rPr>
+                <w:rFonts w:ascii="BRH Malayalam Extra" w:eastAsia="Times New Roman" w:hAnsi="BRH Malayalam Extra" w:cs="BRH Malayalam Extra"/>
+                <w:color w:val="000000"/>
+                <w:sz w:val="40"/>
+                <w:szCs w:val="40"/>
+                <w:lang w:val="it-IT" w:eastAsia="en-IN" w:bidi="ml-IN"/>
+              </w:rPr>
               <w:t>¥mx</w:t>
             </w:r>
             <w:r>
@@ -3158,17 +3748,17 @@
                 <w:color w:val="000000"/>
                 <w:sz w:val="32"/>
                 <w:szCs w:val="40"/>
-                <w:lang w:val="en-IN" w:eastAsia="en-IN" w:bidi="ml-IN"/>
-              </w:rPr>
-              <w:t>–</w:t>
-            </w:r>
-            <w:r>
-              <w:rPr>
-                <w:rFonts w:ascii="BRH Malayalam Extra" w:eastAsia="Times New Roman" w:hAnsi="BRH Malayalam Extra" w:cs="BRH Malayalam Extra"/>
-                <w:color w:val="000000"/>
-                <w:sz w:val="40"/>
-                <w:szCs w:val="40"/>
-                <w:lang w:val="en-IN" w:eastAsia="en-IN" w:bidi="ml-IN"/>
+                <w:lang w:val="it-IT" w:eastAsia="en-IN" w:bidi="ml-IN"/>
+              </w:rPr>
+              <w:t>–</w:t>
+            </w:r>
+            <w:r>
+              <w:rPr>
+                <w:rFonts w:ascii="BRH Malayalam Extra" w:eastAsia="Times New Roman" w:hAnsi="BRH Malayalam Extra" w:cs="BRH Malayalam Extra"/>
+                <w:color w:val="000000"/>
+                <w:sz w:val="40"/>
+                <w:szCs w:val="40"/>
+                <w:lang w:val="it-IT" w:eastAsia="en-IN" w:bidi="ml-IN"/>
               </w:rPr>
               <w:t>K</w:t>
             </w:r>
@@ -3178,73 +3768,39 @@
                 <w:color w:val="000000"/>
                 <w:sz w:val="32"/>
                 <w:szCs w:val="40"/>
-                <w:lang w:val="en-IN" w:eastAsia="en-IN" w:bidi="ml-IN"/>
-              </w:rPr>
-              <w:t>–</w:t>
-            </w:r>
-            <w:proofErr w:type="spellStart"/>
-            <w:r>
-              <w:rPr>
-                <w:rFonts w:ascii="BRH Malayalam Extra" w:eastAsia="Times New Roman" w:hAnsi="BRH Malayalam Extra" w:cs="BRH Malayalam Extra"/>
-                <w:color w:val="000000"/>
-                <w:sz w:val="40"/>
-                <w:szCs w:val="40"/>
-                <w:lang w:val="en-IN" w:eastAsia="en-IN" w:bidi="ml-IN"/>
-              </w:rPr>
-              <w:t>Ie</w:t>
-            </w:r>
-            <w:proofErr w:type="spellEnd"/>
-            <w:r>
-              <w:rPr>
-                <w:rFonts w:ascii="BRH Malayalam Extra" w:eastAsia="Times New Roman" w:hAnsi="BRH Malayalam Extra" w:cs="BRH Malayalam Extra"/>
-                <w:color w:val="000000"/>
-                <w:sz w:val="40"/>
-                <w:szCs w:val="40"/>
-                <w:lang w:val="en-IN" w:eastAsia="en-IN" w:bidi="ml-IN"/>
-              </w:rPr>
-              <w:t>£</w:t>
-            </w:r>
-            <w:r>
-              <w:rPr>
-                <w:rFonts w:ascii="BRH Malayalam Extra" w:eastAsia="Times New Roman" w:hAnsi="BRH Malayalam Extra" w:cs="BRH Malayalam Extra"/>
-                <w:color w:val="000000"/>
-                <w:sz w:val="32"/>
-                <w:szCs w:val="40"/>
-                <w:lang w:val="en-IN" w:eastAsia="en-IN" w:bidi="ml-IN"/>
-              </w:rPr>
-              <w:t>–</w:t>
-            </w:r>
-            <w:r>
-              <w:rPr>
-                <w:rFonts w:ascii="BRH Malayalam Extra" w:eastAsia="Times New Roman" w:hAnsi="BRH Malayalam Extra" w:cs="BRH Malayalam Extra"/>
-                <w:color w:val="000000"/>
-                <w:sz w:val="40"/>
-                <w:szCs w:val="40"/>
-                <w:lang w:val="en-IN" w:eastAsia="en-IN" w:bidi="ml-IN"/>
-              </w:rPr>
-              <w:t>¥</w:t>
-            </w:r>
-            <w:proofErr w:type="spellStart"/>
-            <w:r>
-              <w:rPr>
-                <w:rFonts w:ascii="BRH Malayalam Extra" w:eastAsia="Times New Roman" w:hAnsi="BRH Malayalam Extra" w:cs="BRH Malayalam Extra"/>
-                <w:color w:val="000000"/>
-                <w:sz w:val="40"/>
-                <w:szCs w:val="40"/>
-                <w:lang w:val="en-IN" w:eastAsia="en-IN" w:bidi="ml-IN"/>
-              </w:rPr>
-              <w:t>YZy</w:t>
-            </w:r>
-            <w:proofErr w:type="spellEnd"/>
-            <w:r>
-              <w:rPr>
-                <w:rFonts w:ascii="BRH Malayalam Extra" w:eastAsia="Times New Roman" w:hAnsi="BRH Malayalam Extra" w:cs="BRH Malayalam Extra"/>
-                <w:color w:val="000000"/>
-                <w:sz w:val="40"/>
-                <w:szCs w:val="40"/>
-                <w:lang w:val="en-IN" w:eastAsia="en-IN" w:bidi="ml-IN"/>
-              </w:rPr>
-              <w:t xml:space="preserve">— </w:t>
+                <w:lang w:val="it-IT" w:eastAsia="en-IN" w:bidi="ml-IN"/>
+              </w:rPr>
+              <w:t>–</w:t>
+            </w:r>
+            <w:r>
+              <w:rPr>
+                <w:rFonts w:ascii="BRH Malayalam Extra" w:eastAsia="Times New Roman" w:hAnsi="BRH Malayalam Extra" w:cs="BRH Malayalam Extra"/>
+                <w:color w:val="000000"/>
+                <w:sz w:val="40"/>
+                <w:szCs w:val="40"/>
+                <w:lang w:val="it-IT" w:eastAsia="en-IN" w:bidi="ml-IN"/>
+              </w:rPr>
+              <w:t>Ie£</w:t>
+            </w:r>
+            <w:r>
+              <w:rPr>
+                <w:rFonts w:ascii="BRH Malayalam Extra" w:eastAsia="Times New Roman" w:hAnsi="BRH Malayalam Extra" w:cs="BRH Malayalam Extra"/>
+                <w:color w:val="000000"/>
+                <w:sz w:val="32"/>
+                <w:szCs w:val="40"/>
+                <w:lang w:val="it-IT" w:eastAsia="en-IN" w:bidi="ml-IN"/>
+              </w:rPr>
+              <w:t>–</w:t>
+            </w:r>
+            <w:r>
+              <w:rPr>
+                <w:rFonts w:ascii="BRH Malayalam Extra" w:eastAsia="Times New Roman" w:hAnsi="BRH Malayalam Extra" w:cs="BRH Malayalam Extra"/>
+                <w:color w:val="000000"/>
+                <w:sz w:val="40"/>
+                <w:szCs w:val="40"/>
+                <w:lang w:val="it-IT" w:eastAsia="en-IN" w:bidi="ml-IN"/>
+              </w:rPr>
+              <w:t xml:space="preserve">¥YZy— </w:t>
             </w:r>
           </w:p>
           <w:p>
@@ -3259,7 +3815,7 @@
                 <w:color w:val="000000"/>
                 <w:sz w:val="40"/>
                 <w:szCs w:val="40"/>
-                <w:lang w:val="en-IN" w:eastAsia="en-IN" w:bidi="ml-IN"/>
+                <w:lang w:val="it-IT" w:eastAsia="en-IN" w:bidi="ml-IN"/>
               </w:rPr>
             </w:pPr>
             <w:r>
@@ -3269,75 +3825,39 @@
                 <w:sz w:val="40"/>
                 <w:szCs w:val="40"/>
                 <w:highlight w:val="green"/>
-                <w:lang w:val="en-IN" w:eastAsia="en-IN" w:bidi="ml-IN"/>
-              </w:rPr>
-              <w:lastRenderedPageBreak/>
-              <w:t>¥</w:t>
-            </w:r>
-            <w:proofErr w:type="spellStart"/>
-            <w:r>
-              <w:rPr>
-                <w:rFonts w:ascii="BRH Malayalam Extra" w:eastAsia="Times New Roman" w:hAnsi="BRH Malayalam Extra" w:cs="BRH Malayalam Extra"/>
-                <w:color w:val="000000"/>
-                <w:sz w:val="40"/>
-                <w:szCs w:val="40"/>
-                <w:highlight w:val="green"/>
-                <w:lang w:val="en-IN" w:eastAsia="en-IN" w:bidi="ml-IN"/>
-              </w:rPr>
-              <w:t>mx</w:t>
-            </w:r>
-            <w:r>
-              <w:rPr>
-                <w:rFonts w:ascii="BRH Malayalam Extra" w:eastAsia="Times New Roman" w:hAnsi="BRH Malayalam Extra" w:cs="BRH Malayalam Extra"/>
-                <w:color w:val="000000"/>
-                <w:sz w:val="40"/>
-                <w:szCs w:val="40"/>
-                <w:lang w:val="en-IN" w:eastAsia="en-IN" w:bidi="ml-IN"/>
-              </w:rPr>
-              <w:t>KI</w:t>
-            </w:r>
-            <w:proofErr w:type="spellEnd"/>
-            <w:r>
-              <w:rPr>
-                <w:rFonts w:ascii="BRH Malayalam Extra" w:eastAsia="Times New Roman" w:hAnsi="BRH Malayalam Extra" w:cs="BRH Malayalam Extra"/>
-                <w:color w:val="000000"/>
-                <w:sz w:val="40"/>
-                <w:szCs w:val="40"/>
-                <w:lang w:val="en-IN" w:eastAsia="en-IN" w:bidi="ml-IN"/>
-              </w:rPr>
-              <w:t xml:space="preserve"> - e£</w:t>
-            </w:r>
-            <w:r>
-              <w:rPr>
-                <w:rFonts w:ascii="BRH Malayalam Extra" w:eastAsia="Times New Roman" w:hAnsi="BRH Malayalam Extra" w:cs="BRH Malayalam Extra"/>
-                <w:color w:val="000000"/>
-                <w:sz w:val="32"/>
-                <w:szCs w:val="40"/>
-                <w:lang w:val="en-IN" w:eastAsia="en-IN" w:bidi="ml-IN"/>
-              </w:rPr>
-              <w:t>–</w:t>
-            </w:r>
-            <w:proofErr w:type="spellStart"/>
-            <w:r>
-              <w:rPr>
-                <w:rFonts w:ascii="BRH Malayalam Extra" w:eastAsia="Times New Roman" w:hAnsi="BRH Malayalam Extra" w:cs="BRH Malayalam Extra"/>
-                <w:color w:val="000000"/>
-                <w:sz w:val="40"/>
-                <w:szCs w:val="40"/>
-                <w:lang w:val="en-IN" w:eastAsia="en-IN" w:bidi="ml-IN"/>
-              </w:rPr>
-              <w:t>Yx</w:t>
-            </w:r>
-            <w:proofErr w:type="spellEnd"/>
-            <w:r>
-              <w:rPr>
-                <w:rFonts w:ascii="BRH Malayalam Extra" w:eastAsia="Times New Roman" w:hAnsi="BRH Malayalam Extra" w:cs="BRH Malayalam Extra"/>
-                <w:color w:val="000000"/>
-                <w:sz w:val="40"/>
-                <w:szCs w:val="40"/>
-                <w:lang w:val="en-IN" w:eastAsia="en-IN" w:bidi="ml-IN"/>
-              </w:rPr>
-              <w:t xml:space="preserve"> |</w:t>
+                <w:lang w:val="it-IT" w:eastAsia="en-IN" w:bidi="ml-IN"/>
+              </w:rPr>
+              <w:t>¥mx</w:t>
+            </w:r>
+            <w:r>
+              <w:rPr>
+                <w:rFonts w:ascii="BRH Malayalam Extra" w:eastAsia="Times New Roman" w:hAnsi="BRH Malayalam Extra" w:cs="BRH Malayalam Extra"/>
+                <w:color w:val="000000"/>
+                <w:sz w:val="40"/>
+                <w:szCs w:val="40"/>
+                <w:lang w:val="it-IT" w:eastAsia="en-IN" w:bidi="ml-IN"/>
+              </w:rPr>
+              <w:t>KI - e£</w:t>
+            </w:r>
+            <w:r>
+              <w:rPr>
+                <w:rFonts w:ascii="BRH Malayalam Extra" w:eastAsia="Times New Roman" w:hAnsi="BRH Malayalam Extra" w:cs="BRH Malayalam Extra"/>
+                <w:color w:val="000000"/>
+                <w:sz w:val="32"/>
+                <w:szCs w:val="40"/>
+                <w:lang w:val="it-IT" w:eastAsia="en-IN" w:bidi="ml-IN"/>
+              </w:rPr>
+              <w:t>–</w:t>
+            </w:r>
+            <w:r>
+              <w:rPr>
+                <w:rFonts w:ascii="BRH Malayalam Extra" w:eastAsia="Times New Roman" w:hAnsi="BRH Malayalam Extra" w:cs="BRH Malayalam Extra"/>
+                <w:color w:val="000000"/>
+                <w:sz w:val="40"/>
+                <w:szCs w:val="40"/>
+                <w:lang w:val="it-IT" w:eastAsia="en-IN" w:bidi="ml-IN"/>
+              </w:rPr>
+              <w:t>Yx |</w:t>
             </w:r>
           </w:p>
         </w:tc>
@@ -3375,20 +3895,8 @@
                 <w:sz w:val="28"/>
                 <w:szCs w:val="32"/>
               </w:rPr>
-              <w:lastRenderedPageBreak/>
-              <w:t xml:space="preserve">T.S.5.5.7.4 – </w:t>
-            </w:r>
-            <w:proofErr w:type="spellStart"/>
-            <w:r>
-              <w:rPr>
-                <w:rFonts w:cs="Arial"/>
-                <w:b/>
-                <w:sz w:val="28"/>
-                <w:szCs w:val="32"/>
-              </w:rPr>
-              <w:t>Kramam</w:t>
-            </w:r>
-            <w:proofErr w:type="spellEnd"/>
+              <w:t>T.S.5.5.7.4 – Kramam</w:t>
+            </w:r>
           </w:p>
           <w:p>
             <w:pPr>
@@ -3408,45 +3916,14 @@
                 <w:szCs w:val="32"/>
               </w:rPr>
             </w:pPr>
-            <w:proofErr w:type="spellStart"/>
-            <w:r>
-              <w:rPr>
-                <w:rFonts w:cs="Arial"/>
-                <w:b/>
-                <w:sz w:val="28"/>
-                <w:szCs w:val="32"/>
-              </w:rPr>
-              <w:t>Krama</w:t>
-            </w:r>
-            <w:proofErr w:type="spellEnd"/>
-            <w:r>
-              <w:rPr>
-                <w:rFonts w:cs="Arial"/>
-                <w:b/>
-                <w:sz w:val="28"/>
-                <w:szCs w:val="32"/>
-              </w:rPr>
-              <w:t xml:space="preserve"> </w:t>
-            </w:r>
-            <w:proofErr w:type="spellStart"/>
-            <w:r>
-              <w:rPr>
-                <w:rFonts w:cs="Arial"/>
-                <w:b/>
-                <w:sz w:val="28"/>
-                <w:szCs w:val="32"/>
-              </w:rPr>
-              <w:t>Vaakyam</w:t>
-            </w:r>
-            <w:proofErr w:type="spellEnd"/>
-            <w:r>
-              <w:rPr>
-                <w:rFonts w:cs="Arial"/>
-                <w:b/>
-                <w:sz w:val="28"/>
-                <w:szCs w:val="32"/>
-              </w:rPr>
-              <w:t xml:space="preserve"> No.– 14</w:t>
+            <w:r>
+              <w:rPr>
+                <w:rFonts w:cs="Arial"/>
+                <w:b/>
+                <w:sz w:val="28"/>
+                <w:szCs w:val="32"/>
+              </w:rPr>
+              <w:t>Krama Vaakyam No.– 14</w:t>
             </w:r>
           </w:p>
           <w:p>
@@ -3467,25 +3944,14 @@
                 <w:szCs w:val="32"/>
               </w:rPr>
             </w:pPr>
-            <w:proofErr w:type="spellStart"/>
-            <w:r>
-              <w:rPr>
-                <w:rFonts w:cs="Arial"/>
-                <w:b/>
-                <w:sz w:val="28"/>
-                <w:szCs w:val="32"/>
-              </w:rPr>
-              <w:t>Panchaati</w:t>
-            </w:r>
-            <w:proofErr w:type="spellEnd"/>
-            <w:r>
-              <w:rPr>
-                <w:rFonts w:cs="Arial"/>
-                <w:b/>
-                <w:sz w:val="28"/>
-                <w:szCs w:val="32"/>
-              </w:rPr>
-              <w:t xml:space="preserve"> No</w:t>
+            <w:r>
+              <w:rPr>
+                <w:rFonts w:cs="Arial"/>
+                <w:b/>
+                <w:sz w:val="28"/>
+                <w:szCs w:val="32"/>
+              </w:rPr>
+              <w:t>Panchaati No</w:t>
             </w:r>
             <w:r>
               <w:rPr>
@@ -3564,7 +4030,6 @@
               </w:rPr>
               <w:t>–</w:t>
             </w:r>
-            <w:proofErr w:type="spellStart"/>
             <w:r>
               <w:rPr>
                 <w:rFonts w:ascii="BRH Malayalam Extra" w:eastAsia="Times New Roman" w:hAnsi="BRH Malayalam Extra" w:cs="BRH Malayalam Extra"/>
@@ -3575,7 +4040,6 @@
               </w:rPr>
               <w:t>öb</w:t>
             </w:r>
-            <w:proofErr w:type="spellEnd"/>
             <w:r>
               <w:rPr>
                 <w:rFonts w:ascii="BRH Malayalam Extra" w:eastAsia="Times New Roman" w:hAnsi="BRH Malayalam Extra" w:cs="BRH Malayalam Extra"/>
@@ -3615,51 +4079,27 @@
                 <w:szCs w:val="40"/>
                 <w:lang w:val="en-IN" w:eastAsia="en-IN" w:bidi="ml-IN"/>
               </w:rPr>
-              <w:t>¥</w:t>
-            </w:r>
-            <w:proofErr w:type="spellStart"/>
-            <w:r>
-              <w:rPr>
-                <w:rFonts w:ascii="BRH Malayalam Extra" w:eastAsia="Times New Roman" w:hAnsi="BRH Malayalam Extra" w:cs="BRH Malayalam Extra"/>
-                <w:color w:val="000000"/>
-                <w:sz w:val="40"/>
-                <w:szCs w:val="40"/>
-                <w:lang w:val="en-IN" w:eastAsia="en-IN" w:bidi="ml-IN"/>
-              </w:rPr>
-              <w:t>öbx</w:t>
-            </w:r>
-            <w:proofErr w:type="spellEnd"/>
-            <w:r>
-              <w:rPr>
-                <w:rFonts w:ascii="BRH Malayalam Extra" w:eastAsia="Times New Roman" w:hAnsi="BRH Malayalam Extra" w:cs="BRH Malayalam Extra"/>
-                <w:color w:val="000000"/>
-                <w:sz w:val="32"/>
-                <w:szCs w:val="40"/>
-                <w:lang w:val="en-IN" w:eastAsia="en-IN" w:bidi="ml-IN"/>
-              </w:rPr>
-              <w:t>–</w:t>
-            </w:r>
-            <w:proofErr w:type="spellStart"/>
-            <w:r>
-              <w:rPr>
-                <w:rFonts w:ascii="BRH Malayalam Extra" w:eastAsia="Times New Roman" w:hAnsi="BRH Malayalam Extra" w:cs="BRH Malayalam Extra"/>
-                <w:color w:val="000000"/>
-                <w:sz w:val="40"/>
-                <w:szCs w:val="40"/>
-                <w:lang w:val="en-IN" w:eastAsia="en-IN" w:bidi="ml-IN"/>
-              </w:rPr>
-              <w:t>eky</w:t>
-            </w:r>
-            <w:proofErr w:type="spellEnd"/>
-            <w:r>
-              <w:rPr>
-                <w:rFonts w:ascii="BRH Malayalam Extra" w:eastAsia="Times New Roman" w:hAnsi="BRH Malayalam Extra" w:cs="BRH Malayalam Extra"/>
-                <w:color w:val="000000"/>
-                <w:sz w:val="40"/>
-                <w:szCs w:val="40"/>
-                <w:lang w:val="en-IN" w:eastAsia="en-IN" w:bidi="ml-IN"/>
-              </w:rPr>
-              <w:t>— |</w:t>
+              <w:t>¥öbx</w:t>
+            </w:r>
+            <w:r>
+              <w:rPr>
+                <w:rFonts w:ascii="BRH Malayalam Extra" w:eastAsia="Times New Roman" w:hAnsi="BRH Malayalam Extra" w:cs="BRH Malayalam Extra"/>
+                <w:color w:val="000000"/>
+                <w:sz w:val="32"/>
+                <w:szCs w:val="40"/>
+                <w:lang w:val="en-IN" w:eastAsia="en-IN" w:bidi="ml-IN"/>
+              </w:rPr>
+              <w:t>–</w:t>
+            </w:r>
+            <w:r>
+              <w:rPr>
+                <w:rFonts w:ascii="BRH Malayalam Extra" w:eastAsia="Times New Roman" w:hAnsi="BRH Malayalam Extra" w:cs="BRH Malayalam Extra"/>
+                <w:color w:val="000000"/>
+                <w:sz w:val="40"/>
+                <w:szCs w:val="40"/>
+                <w:lang w:val="en-IN" w:eastAsia="en-IN" w:bidi="ml-IN"/>
+              </w:rPr>
+              <w:t>eky— |</w:t>
             </w:r>
           </w:p>
         </w:tc>
@@ -3721,7 +4161,6 @@
               </w:rPr>
               <w:t>–</w:t>
             </w:r>
-            <w:proofErr w:type="spellStart"/>
             <w:r>
               <w:rPr>
                 <w:rFonts w:ascii="BRH Malayalam Extra" w:eastAsia="Times New Roman" w:hAnsi="BRH Malayalam Extra" w:cs="BRH Malayalam Extra"/>
@@ -3732,7 +4171,6 @@
               </w:rPr>
               <w:t>öb</w:t>
             </w:r>
-            <w:proofErr w:type="spellEnd"/>
             <w:r>
               <w:rPr>
                 <w:rFonts w:ascii="BRH Malayalam Extra" w:eastAsia="Times New Roman" w:hAnsi="BRH Malayalam Extra" w:cs="BRH Malayalam Extra"/>
@@ -3783,51 +4221,27 @@
                 <w:szCs w:val="40"/>
                 <w:lang w:val="en-IN" w:eastAsia="en-IN" w:bidi="ml-IN"/>
               </w:rPr>
-              <w:t>¥</w:t>
-            </w:r>
-            <w:proofErr w:type="spellStart"/>
-            <w:r>
-              <w:rPr>
-                <w:rFonts w:ascii="BRH Malayalam Extra" w:eastAsia="Times New Roman" w:hAnsi="BRH Malayalam Extra" w:cs="BRH Malayalam Extra"/>
-                <w:color w:val="000000"/>
-                <w:sz w:val="40"/>
-                <w:szCs w:val="40"/>
-                <w:lang w:val="en-IN" w:eastAsia="en-IN" w:bidi="ml-IN"/>
-              </w:rPr>
-              <w:t>öbx</w:t>
-            </w:r>
-            <w:proofErr w:type="spellEnd"/>
-            <w:r>
-              <w:rPr>
-                <w:rFonts w:ascii="BRH Malayalam Extra" w:eastAsia="Times New Roman" w:hAnsi="BRH Malayalam Extra" w:cs="BRH Malayalam Extra"/>
-                <w:color w:val="000000"/>
-                <w:sz w:val="32"/>
-                <w:szCs w:val="40"/>
-                <w:lang w:val="en-IN" w:eastAsia="en-IN" w:bidi="ml-IN"/>
-              </w:rPr>
-              <w:t>–</w:t>
-            </w:r>
-            <w:proofErr w:type="spellStart"/>
-            <w:r>
-              <w:rPr>
-                <w:rFonts w:ascii="BRH Malayalam Extra" w:eastAsia="Times New Roman" w:hAnsi="BRH Malayalam Extra" w:cs="BRH Malayalam Extra"/>
-                <w:color w:val="000000"/>
-                <w:sz w:val="40"/>
-                <w:szCs w:val="40"/>
-                <w:lang w:val="en-IN" w:eastAsia="en-IN" w:bidi="ml-IN"/>
-              </w:rPr>
-              <w:t>eky</w:t>
-            </w:r>
-            <w:proofErr w:type="spellEnd"/>
-            <w:r>
-              <w:rPr>
-                <w:rFonts w:ascii="BRH Malayalam Extra" w:eastAsia="Times New Roman" w:hAnsi="BRH Malayalam Extra" w:cs="BRH Malayalam Extra"/>
-                <w:color w:val="000000"/>
-                <w:sz w:val="40"/>
-                <w:szCs w:val="40"/>
-                <w:lang w:val="en-IN" w:eastAsia="en-IN" w:bidi="ml-IN"/>
-              </w:rPr>
-              <w:t>— |</w:t>
+              <w:t>¥öbx</w:t>
+            </w:r>
+            <w:r>
+              <w:rPr>
+                <w:rFonts w:ascii="BRH Malayalam Extra" w:eastAsia="Times New Roman" w:hAnsi="BRH Malayalam Extra" w:cs="BRH Malayalam Extra"/>
+                <w:color w:val="000000"/>
+                <w:sz w:val="32"/>
+                <w:szCs w:val="40"/>
+                <w:lang w:val="en-IN" w:eastAsia="en-IN" w:bidi="ml-IN"/>
+              </w:rPr>
+              <w:t>–</w:t>
+            </w:r>
+            <w:r>
+              <w:rPr>
+                <w:rFonts w:ascii="BRH Malayalam Extra" w:eastAsia="Times New Roman" w:hAnsi="BRH Malayalam Extra" w:cs="BRH Malayalam Extra"/>
+                <w:color w:val="000000"/>
+                <w:sz w:val="40"/>
+                <w:szCs w:val="40"/>
+                <w:lang w:val="en-IN" w:eastAsia="en-IN" w:bidi="ml-IN"/>
+              </w:rPr>
+              <w:t>eky— |</w:t>
             </w:r>
           </w:p>
         </w:tc>
@@ -3865,19 +4279,8 @@
                 <w:sz w:val="28"/>
                 <w:szCs w:val="32"/>
               </w:rPr>
-              <w:t xml:space="preserve">T.S.5.5.8.2 – </w:t>
-            </w:r>
-            <w:proofErr w:type="spellStart"/>
-            <w:r>
-              <w:rPr>
-                <w:rFonts w:cs="Arial"/>
-                <w:b/>
-                <w:sz w:val="28"/>
-                <w:szCs w:val="32"/>
-              </w:rPr>
-              <w:t>Kramam</w:t>
-            </w:r>
-            <w:proofErr w:type="spellEnd"/>
+              <w:t>T.S.5.5.8.2 – Kramam</w:t>
+            </w:r>
           </w:p>
           <w:p>
             <w:pPr>
@@ -3897,45 +4300,14 @@
                 <w:szCs w:val="32"/>
               </w:rPr>
             </w:pPr>
-            <w:proofErr w:type="spellStart"/>
-            <w:r>
-              <w:rPr>
-                <w:rFonts w:cs="Arial"/>
-                <w:b/>
-                <w:sz w:val="28"/>
-                <w:szCs w:val="32"/>
-              </w:rPr>
-              <w:t>Krama</w:t>
-            </w:r>
-            <w:proofErr w:type="spellEnd"/>
-            <w:r>
-              <w:rPr>
-                <w:rFonts w:cs="Arial"/>
-                <w:b/>
-                <w:sz w:val="28"/>
-                <w:szCs w:val="32"/>
-              </w:rPr>
-              <w:t xml:space="preserve"> </w:t>
-            </w:r>
-            <w:proofErr w:type="spellStart"/>
-            <w:r>
-              <w:rPr>
-                <w:rFonts w:cs="Arial"/>
-                <w:b/>
-                <w:sz w:val="28"/>
-                <w:szCs w:val="32"/>
-              </w:rPr>
-              <w:t>Vaakyam</w:t>
-            </w:r>
-            <w:proofErr w:type="spellEnd"/>
-            <w:r>
-              <w:rPr>
-                <w:rFonts w:cs="Arial"/>
-                <w:b/>
-                <w:sz w:val="28"/>
-                <w:szCs w:val="32"/>
-              </w:rPr>
-              <w:t xml:space="preserve"> No.– 40</w:t>
+            <w:r>
+              <w:rPr>
+                <w:rFonts w:cs="Arial"/>
+                <w:b/>
+                <w:sz w:val="28"/>
+                <w:szCs w:val="32"/>
+              </w:rPr>
+              <w:t>Krama Vaakyam No.– 40</w:t>
             </w:r>
           </w:p>
           <w:p>
@@ -3956,25 +4328,14 @@
                 <w:szCs w:val="32"/>
               </w:rPr>
             </w:pPr>
-            <w:proofErr w:type="spellStart"/>
-            <w:r>
-              <w:rPr>
-                <w:rFonts w:cs="Arial"/>
-                <w:b/>
-                <w:sz w:val="28"/>
-                <w:szCs w:val="32"/>
-              </w:rPr>
-              <w:t>Panchaati</w:t>
-            </w:r>
-            <w:proofErr w:type="spellEnd"/>
-            <w:r>
-              <w:rPr>
-                <w:rFonts w:cs="Arial"/>
-                <w:b/>
-                <w:sz w:val="28"/>
-                <w:szCs w:val="32"/>
-              </w:rPr>
-              <w:t xml:space="preserve"> No</w:t>
+            <w:r>
+              <w:rPr>
+                <w:rFonts w:cs="Arial"/>
+                <w:b/>
+                <w:sz w:val="28"/>
+                <w:szCs w:val="32"/>
+              </w:rPr>
+              <w:t>Panchaati No</w:t>
             </w:r>
             <w:r>
               <w:rPr>
@@ -4013,7 +4374,6 @@
                 <w:szCs w:val="40"/>
               </w:rPr>
             </w:pPr>
-            <w:proofErr w:type="spellStart"/>
             <w:r>
               <w:rPr>
                 <w:rFonts w:ascii="BRH Malayalam Extra" w:eastAsia="Times New Roman" w:hAnsi="BRH Malayalam Extra" w:cs="BRH Malayalam Extra"/>
@@ -4024,7 +4384,6 @@
               </w:rPr>
               <w:t>sx</w:t>
             </w:r>
-            <w:proofErr w:type="spellEnd"/>
             <w:r>
               <w:rPr>
                 <w:rFonts w:ascii="BRH Malayalam Extra" w:eastAsia="Times New Roman" w:hAnsi="BRH Malayalam Extra" w:cs="BRH Malayalam Extra"/>
@@ -4055,7 +4414,6 @@
               </w:rPr>
               <w:t>–</w:t>
             </w:r>
-            <w:proofErr w:type="spellStart"/>
             <w:r>
               <w:rPr>
                 <w:rFonts w:ascii="BRH Malayalam Extra" w:eastAsia="Times New Roman" w:hAnsi="BRH Malayalam Extra" w:cs="BRH Malayalam Extra"/>
@@ -4066,18 +4424,16 @@
               </w:rPr>
               <w:t>jx</w:t>
             </w:r>
-            <w:proofErr w:type="spellEnd"/>
-            <w:r>
-              <w:rPr>
-                <w:rFonts w:ascii="BRH Malayalam Extra" w:eastAsia="Times New Roman" w:hAnsi="BRH Malayalam Extra" w:cs="BRH Malayalam Extra"/>
-                <w:color w:val="000000"/>
-                <w:sz w:val="32"/>
-                <w:szCs w:val="40"/>
-                <w:lang w:val="en-IN" w:eastAsia="en-IN" w:bidi="ml-IN"/>
-              </w:rPr>
-              <w:t>–</w:t>
-            </w:r>
-            <w:proofErr w:type="spellStart"/>
+            <w:r>
+              <w:rPr>
+                <w:rFonts w:ascii="BRH Malayalam Extra" w:eastAsia="Times New Roman" w:hAnsi="BRH Malayalam Extra" w:cs="BRH Malayalam Extra"/>
+                <w:color w:val="000000"/>
+                <w:sz w:val="32"/>
+                <w:szCs w:val="40"/>
+                <w:lang w:val="en-IN" w:eastAsia="en-IN" w:bidi="ml-IN"/>
+              </w:rPr>
+              <w:t>–</w:t>
+            </w:r>
             <w:r>
               <w:rPr>
                 <w:rFonts w:ascii="BRH Malayalam Extra" w:eastAsia="Times New Roman" w:hAnsi="BRH Malayalam Extra" w:cs="BRH Malayalam Extra"/>
@@ -4088,70 +4444,25 @@
               </w:rPr>
               <w:t>iy</w:t>
             </w:r>
-            <w:proofErr w:type="spellEnd"/>
-            <w:r>
-              <w:rPr>
-                <w:rFonts w:ascii="BRH Malayalam Extra" w:eastAsia="Times New Roman" w:hAnsi="BRH Malayalam Extra" w:cs="BRH Malayalam Extra"/>
-                <w:color w:val="000000"/>
-                <w:sz w:val="32"/>
-                <w:szCs w:val="40"/>
-                <w:lang w:val="en-IN" w:eastAsia="en-IN" w:bidi="ml-IN"/>
-              </w:rPr>
-              <w:t>–</w:t>
-            </w:r>
-            <w:r>
-              <w:rPr>
-                <w:rFonts w:ascii="BRH Malayalam Extra" w:eastAsia="Times New Roman" w:hAnsi="BRH Malayalam Extra" w:cs="BRH Malayalam Extra"/>
-                <w:color w:val="000000"/>
-                <w:sz w:val="40"/>
-                <w:szCs w:val="40"/>
-                <w:lang w:val="en-IN" w:eastAsia="en-IN" w:bidi="ml-IN"/>
-              </w:rPr>
-              <w:t xml:space="preserve"> ¤¤</w:t>
-            </w:r>
-            <w:proofErr w:type="spellStart"/>
-            <w:r>
-              <w:rPr>
-                <w:rFonts w:ascii="BRH Malayalam Extra" w:eastAsia="Times New Roman" w:hAnsi="BRH Malayalam Extra" w:cs="BRH Malayalam Extra"/>
-                <w:color w:val="000000"/>
-                <w:sz w:val="40"/>
-                <w:szCs w:val="40"/>
-                <w:lang w:val="en-IN" w:eastAsia="en-IN" w:bidi="ml-IN"/>
-              </w:rPr>
-              <w:t>öZræ</w:t>
-            </w:r>
-            <w:proofErr w:type="spellEnd"/>
-            <w:r>
-              <w:rPr>
-                <w:rFonts w:ascii="BRH Malayalam Extra" w:eastAsia="Times New Roman" w:hAnsi="BRH Malayalam Extra" w:cs="BRH Malayalam Extra"/>
-                <w:color w:val="000000"/>
-                <w:sz w:val="40"/>
-                <w:szCs w:val="40"/>
-                <w:lang w:val="en-IN" w:eastAsia="en-IN" w:bidi="ml-IN"/>
-              </w:rPr>
-              <w:t>¡—¥</w:t>
-            </w:r>
-            <w:proofErr w:type="spellStart"/>
-            <w:r>
-              <w:rPr>
-                <w:rFonts w:ascii="BRH Malayalam Extra" w:eastAsia="Times New Roman" w:hAnsi="BRH Malayalam Extra" w:cs="BRH Malayalam Extra"/>
-                <w:color w:val="000000"/>
-                <w:sz w:val="40"/>
-                <w:szCs w:val="40"/>
-                <w:lang w:val="en-IN" w:eastAsia="en-IN" w:bidi="ml-IN"/>
-              </w:rPr>
-              <w:t>hd</w:t>
-            </w:r>
-            <w:proofErr w:type="spellEnd"/>
-            <w:r>
-              <w:rPr>
-                <w:rFonts w:ascii="BRH Malayalam Extra" w:eastAsia="Times New Roman" w:hAnsi="BRH Malayalam Extra" w:cs="BRH Malayalam Extra"/>
-                <w:color w:val="000000"/>
-                <w:sz w:val="40"/>
-                <w:szCs w:val="40"/>
-                <w:lang w:val="en-IN" w:eastAsia="en-IN" w:bidi="ml-IN"/>
-              </w:rPr>
-              <w:t xml:space="preserve"> | </w:t>
+            <w:r>
+              <w:rPr>
+                <w:rFonts w:ascii="BRH Malayalam Extra" w:eastAsia="Times New Roman" w:hAnsi="BRH Malayalam Extra" w:cs="BRH Malayalam Extra"/>
+                <w:color w:val="000000"/>
+                <w:sz w:val="32"/>
+                <w:szCs w:val="40"/>
+                <w:lang w:val="en-IN" w:eastAsia="en-IN" w:bidi="ml-IN"/>
+              </w:rPr>
+              <w:t>–</w:t>
+            </w:r>
+            <w:r>
+              <w:rPr>
+                <w:rFonts w:ascii="BRH Malayalam Extra" w:eastAsia="Times New Roman" w:hAnsi="BRH Malayalam Extra" w:cs="BRH Malayalam Extra"/>
+                <w:color w:val="000000"/>
+                <w:sz w:val="40"/>
+                <w:szCs w:val="40"/>
+                <w:lang w:val="en-IN" w:eastAsia="en-IN" w:bidi="ml-IN"/>
+              </w:rPr>
+              <w:t xml:space="preserve"> ¤¤öZræ¡—¥hd | </w:t>
             </w:r>
             <w:r>
               <w:rPr>
@@ -4162,94 +4473,37 @@
                 <w:highlight w:val="yellow"/>
                 <w:lang w:val="en-IN" w:eastAsia="en-IN" w:bidi="ml-IN"/>
               </w:rPr>
-              <w:t>¥</w:t>
-            </w:r>
-            <w:proofErr w:type="spellStart"/>
-            <w:r>
-              <w:rPr>
-                <w:rFonts w:ascii="BRH Malayalam Extra" w:eastAsia="Times New Roman" w:hAnsi="BRH Malayalam Extra" w:cs="BRH Malayalam Extra"/>
-                <w:color w:val="000000"/>
-                <w:sz w:val="40"/>
-                <w:szCs w:val="40"/>
-                <w:highlight w:val="yellow"/>
-                <w:lang w:val="en-IN" w:eastAsia="en-IN" w:bidi="ml-IN"/>
-              </w:rPr>
-              <w:t>öZ</w:t>
-            </w:r>
-            <w:r>
-              <w:rPr>
-                <w:rFonts w:ascii="BRH Malayalam Extra" w:eastAsia="Times New Roman" w:hAnsi="BRH Malayalam Extra" w:cs="BRH Malayalam Extra"/>
-                <w:color w:val="000000"/>
-                <w:sz w:val="40"/>
-                <w:szCs w:val="40"/>
-                <w:lang w:val="en-IN" w:eastAsia="en-IN" w:bidi="ml-IN"/>
-              </w:rPr>
-              <w:t>ræ</w:t>
-            </w:r>
-            <w:proofErr w:type="spellEnd"/>
-            <w:r>
-              <w:rPr>
-                <w:rFonts w:ascii="BRH Malayalam Extra" w:eastAsia="Times New Roman" w:hAnsi="BRH Malayalam Extra" w:cs="BRH Malayalam Extra"/>
-                <w:color w:val="000000"/>
-                <w:sz w:val="40"/>
-                <w:szCs w:val="40"/>
-                <w:lang w:val="en-IN" w:eastAsia="en-IN" w:bidi="ml-IN"/>
-              </w:rPr>
-              <w:t>¡—¥</w:t>
-            </w:r>
-            <w:proofErr w:type="spellStart"/>
-            <w:r>
-              <w:rPr>
-                <w:rFonts w:ascii="BRH Malayalam Extra" w:eastAsia="Times New Roman" w:hAnsi="BRH Malayalam Extra" w:cs="BRH Malayalam Extra"/>
-                <w:color w:val="000000"/>
-                <w:sz w:val="40"/>
-                <w:szCs w:val="40"/>
-                <w:lang w:val="en-IN" w:eastAsia="en-IN" w:bidi="ml-IN"/>
-              </w:rPr>
-              <w:t>hd</w:t>
-            </w:r>
-            <w:proofErr w:type="spellEnd"/>
-            <w:r>
-              <w:rPr>
-                <w:rFonts w:ascii="BRH Malayalam Extra" w:eastAsia="Times New Roman" w:hAnsi="BRH Malayalam Extra" w:cs="BRH Malayalam Extra"/>
-                <w:color w:val="000000"/>
-                <w:sz w:val="32"/>
-                <w:szCs w:val="40"/>
-                <w:lang w:val="en-IN" w:eastAsia="en-IN" w:bidi="ml-IN"/>
-              </w:rPr>
-              <w:t>–</w:t>
-            </w:r>
-            <w:r>
-              <w:rPr>
-                <w:rFonts w:ascii="BRH Malayalam Extra" w:eastAsia="Times New Roman" w:hAnsi="BRH Malayalam Extra" w:cs="BRH Malayalam Extra"/>
-                <w:color w:val="000000"/>
-                <w:sz w:val="40"/>
-                <w:szCs w:val="40"/>
-                <w:lang w:val="en-IN" w:eastAsia="en-IN" w:bidi="ml-IN"/>
-              </w:rPr>
-              <w:t xml:space="preserve"> QÉ—</w:t>
-            </w:r>
-            <w:proofErr w:type="spellStart"/>
-            <w:r>
-              <w:rPr>
-                <w:rFonts w:ascii="BRH Malayalam Extra" w:eastAsia="Times New Roman" w:hAnsi="BRH Malayalam Extra" w:cs="BRH Malayalam Extra"/>
-                <w:color w:val="000000"/>
-                <w:sz w:val="40"/>
-                <w:szCs w:val="40"/>
-                <w:lang w:val="en-IN" w:eastAsia="en-IN" w:bidi="ml-IN"/>
-              </w:rPr>
-              <w:t>sx</w:t>
-            </w:r>
-            <w:proofErr w:type="spellEnd"/>
-            <w:r>
-              <w:rPr>
-                <w:rFonts w:ascii="BRH Malayalam Extra" w:eastAsia="Times New Roman" w:hAnsi="BRH Malayalam Extra" w:cs="BRH Malayalam Extra"/>
-                <w:color w:val="000000"/>
-                <w:sz w:val="40"/>
-                <w:szCs w:val="40"/>
-                <w:lang w:val="en-IN" w:eastAsia="en-IN" w:bidi="ml-IN"/>
-              </w:rPr>
-              <w:t xml:space="preserve"> |</w:t>
+              <w:t>¥öZ</w:t>
+            </w:r>
+            <w:r>
+              <w:rPr>
+                <w:rFonts w:ascii="BRH Malayalam Extra" w:eastAsia="Times New Roman" w:hAnsi="BRH Malayalam Extra" w:cs="BRH Malayalam Extra"/>
+                <w:color w:val="000000"/>
+                <w:sz w:val="40"/>
+                <w:szCs w:val="40"/>
+                <w:lang w:val="en-IN" w:eastAsia="en-IN" w:bidi="ml-IN"/>
+              </w:rPr>
+              <w:t>ræ¡—¥hd</w:t>
+            </w:r>
+            <w:r>
+              <w:rPr>
+                <w:rFonts w:ascii="BRH Malayalam Extra" w:eastAsia="Times New Roman" w:hAnsi="BRH Malayalam Extra" w:cs="BRH Malayalam Extra"/>
+                <w:color w:val="000000"/>
+                <w:sz w:val="32"/>
+                <w:szCs w:val="40"/>
+                <w:lang w:val="en-IN" w:eastAsia="en-IN" w:bidi="ml-IN"/>
+              </w:rPr>
+              <w:t>–</w:t>
+            </w:r>
+            <w:r>
+              <w:rPr>
+                <w:rFonts w:ascii="BRH Malayalam Extra" w:eastAsia="Times New Roman" w:hAnsi="BRH Malayalam Extra" w:cs="BRH Malayalam Extra"/>
+                <w:color w:val="000000"/>
+                <w:sz w:val="40"/>
+                <w:szCs w:val="40"/>
+                <w:lang w:val="en-IN" w:eastAsia="en-IN" w:bidi="ml-IN"/>
+              </w:rPr>
+              <w:t xml:space="preserve"> QÉ—sx |</w:t>
             </w:r>
           </w:p>
         </w:tc>
@@ -4271,7 +4525,6 @@
                 <w:szCs w:val="40"/>
               </w:rPr>
             </w:pPr>
-            <w:proofErr w:type="spellStart"/>
             <w:r>
               <w:rPr>
                 <w:rFonts w:ascii="BRH Malayalam Extra" w:eastAsia="Times New Roman" w:hAnsi="BRH Malayalam Extra" w:cs="BRH Malayalam Extra"/>
@@ -4282,7 +4535,6 @@
               </w:rPr>
               <w:t>sx</w:t>
             </w:r>
-            <w:proofErr w:type="spellEnd"/>
             <w:r>
               <w:rPr>
                 <w:rFonts w:ascii="BRH Malayalam Extra" w:eastAsia="Times New Roman" w:hAnsi="BRH Malayalam Extra" w:cs="BRH Malayalam Extra"/>
@@ -4313,7 +4565,6 @@
               </w:rPr>
               <w:t>–</w:t>
             </w:r>
-            <w:proofErr w:type="spellStart"/>
             <w:r>
               <w:rPr>
                 <w:rFonts w:ascii="BRH Malayalam Extra" w:eastAsia="Times New Roman" w:hAnsi="BRH Malayalam Extra" w:cs="BRH Malayalam Extra"/>
@@ -4324,18 +4575,16 @@
               </w:rPr>
               <w:t>jx</w:t>
             </w:r>
-            <w:proofErr w:type="spellEnd"/>
-            <w:r>
-              <w:rPr>
-                <w:rFonts w:ascii="BRH Malayalam Extra" w:eastAsia="Times New Roman" w:hAnsi="BRH Malayalam Extra" w:cs="BRH Malayalam Extra"/>
-                <w:color w:val="000000"/>
-                <w:sz w:val="32"/>
-                <w:szCs w:val="40"/>
-                <w:lang w:val="en-IN" w:eastAsia="en-IN" w:bidi="ml-IN"/>
-              </w:rPr>
-              <w:t>–</w:t>
-            </w:r>
-            <w:proofErr w:type="spellStart"/>
+            <w:r>
+              <w:rPr>
+                <w:rFonts w:ascii="BRH Malayalam Extra" w:eastAsia="Times New Roman" w:hAnsi="BRH Malayalam Extra" w:cs="BRH Malayalam Extra"/>
+                <w:color w:val="000000"/>
+                <w:sz w:val="32"/>
+                <w:szCs w:val="40"/>
+                <w:lang w:val="en-IN" w:eastAsia="en-IN" w:bidi="ml-IN"/>
+              </w:rPr>
+              <w:t>–</w:t>
+            </w:r>
             <w:r>
               <w:rPr>
                 <w:rFonts w:ascii="BRH Malayalam Extra" w:eastAsia="Times New Roman" w:hAnsi="BRH Malayalam Extra" w:cs="BRH Malayalam Extra"/>
@@ -4346,70 +4595,25 @@
               </w:rPr>
               <w:t>iy</w:t>
             </w:r>
-            <w:proofErr w:type="spellEnd"/>
-            <w:r>
-              <w:rPr>
-                <w:rFonts w:ascii="BRH Malayalam Extra" w:eastAsia="Times New Roman" w:hAnsi="BRH Malayalam Extra" w:cs="BRH Malayalam Extra"/>
-                <w:color w:val="000000"/>
-                <w:sz w:val="32"/>
-                <w:szCs w:val="40"/>
-                <w:lang w:val="en-IN" w:eastAsia="en-IN" w:bidi="ml-IN"/>
-              </w:rPr>
-              <w:t>–</w:t>
-            </w:r>
-            <w:r>
-              <w:rPr>
-                <w:rFonts w:ascii="BRH Malayalam Extra" w:eastAsia="Times New Roman" w:hAnsi="BRH Malayalam Extra" w:cs="BRH Malayalam Extra"/>
-                <w:color w:val="000000"/>
-                <w:sz w:val="40"/>
-                <w:szCs w:val="40"/>
-                <w:lang w:val="en-IN" w:eastAsia="en-IN" w:bidi="ml-IN"/>
-              </w:rPr>
-              <w:t xml:space="preserve"> ¤¤</w:t>
-            </w:r>
-            <w:proofErr w:type="spellStart"/>
-            <w:r>
-              <w:rPr>
-                <w:rFonts w:ascii="BRH Malayalam Extra" w:eastAsia="Times New Roman" w:hAnsi="BRH Malayalam Extra" w:cs="BRH Malayalam Extra"/>
-                <w:color w:val="000000"/>
-                <w:sz w:val="40"/>
-                <w:szCs w:val="40"/>
-                <w:lang w:val="en-IN" w:eastAsia="en-IN" w:bidi="ml-IN"/>
-              </w:rPr>
-              <w:t>öZræ</w:t>
-            </w:r>
-            <w:proofErr w:type="spellEnd"/>
-            <w:r>
-              <w:rPr>
-                <w:rFonts w:ascii="BRH Malayalam Extra" w:eastAsia="Times New Roman" w:hAnsi="BRH Malayalam Extra" w:cs="BRH Malayalam Extra"/>
-                <w:color w:val="000000"/>
-                <w:sz w:val="40"/>
-                <w:szCs w:val="40"/>
-                <w:lang w:val="en-IN" w:eastAsia="en-IN" w:bidi="ml-IN"/>
-              </w:rPr>
-              <w:t>¡—¥</w:t>
-            </w:r>
-            <w:proofErr w:type="spellStart"/>
-            <w:r>
-              <w:rPr>
-                <w:rFonts w:ascii="BRH Malayalam Extra" w:eastAsia="Times New Roman" w:hAnsi="BRH Malayalam Extra" w:cs="BRH Malayalam Extra"/>
-                <w:color w:val="000000"/>
-                <w:sz w:val="40"/>
-                <w:szCs w:val="40"/>
-                <w:lang w:val="en-IN" w:eastAsia="en-IN" w:bidi="ml-IN"/>
-              </w:rPr>
-              <w:t>hd</w:t>
-            </w:r>
-            <w:proofErr w:type="spellEnd"/>
-            <w:r>
-              <w:rPr>
-                <w:rFonts w:ascii="BRH Malayalam Extra" w:eastAsia="Times New Roman" w:hAnsi="BRH Malayalam Extra" w:cs="BRH Malayalam Extra"/>
-                <w:color w:val="000000"/>
-                <w:sz w:val="40"/>
-                <w:szCs w:val="40"/>
-                <w:lang w:val="en-IN" w:eastAsia="en-IN" w:bidi="ml-IN"/>
-              </w:rPr>
-              <w:t xml:space="preserve"> | </w:t>
+            <w:r>
+              <w:rPr>
+                <w:rFonts w:ascii="BRH Malayalam Extra" w:eastAsia="Times New Roman" w:hAnsi="BRH Malayalam Extra" w:cs="BRH Malayalam Extra"/>
+                <w:color w:val="000000"/>
+                <w:sz w:val="32"/>
+                <w:szCs w:val="40"/>
+                <w:lang w:val="en-IN" w:eastAsia="en-IN" w:bidi="ml-IN"/>
+              </w:rPr>
+              <w:t>–</w:t>
+            </w:r>
+            <w:r>
+              <w:rPr>
+                <w:rFonts w:ascii="BRH Malayalam Extra" w:eastAsia="Times New Roman" w:hAnsi="BRH Malayalam Extra" w:cs="BRH Malayalam Extra"/>
+                <w:color w:val="000000"/>
+                <w:sz w:val="40"/>
+                <w:szCs w:val="40"/>
+                <w:lang w:val="en-IN" w:eastAsia="en-IN" w:bidi="ml-IN"/>
+              </w:rPr>
+              <w:t xml:space="preserve"> ¤¤öZræ¡—¥hd | </w:t>
             </w:r>
             <w:r>
               <w:rPr>
@@ -4420,94 +4624,37 @@
                 <w:highlight w:val="green"/>
                 <w:lang w:val="en-IN" w:eastAsia="en-IN" w:bidi="ml-IN"/>
               </w:rPr>
-              <w:t>¤¤</w:t>
-            </w:r>
-            <w:proofErr w:type="spellStart"/>
-            <w:r>
-              <w:rPr>
-                <w:rFonts w:ascii="BRH Malayalam Extra" w:eastAsia="Times New Roman" w:hAnsi="BRH Malayalam Extra" w:cs="BRH Malayalam Extra"/>
-                <w:color w:val="000000"/>
-                <w:sz w:val="40"/>
-                <w:szCs w:val="40"/>
-                <w:highlight w:val="green"/>
-                <w:lang w:val="en-IN" w:eastAsia="en-IN" w:bidi="ml-IN"/>
-              </w:rPr>
-              <w:t>öZ</w:t>
-            </w:r>
-            <w:r>
-              <w:rPr>
-                <w:rFonts w:ascii="BRH Malayalam Extra" w:eastAsia="Times New Roman" w:hAnsi="BRH Malayalam Extra" w:cs="BRH Malayalam Extra"/>
-                <w:color w:val="000000"/>
-                <w:sz w:val="40"/>
-                <w:szCs w:val="40"/>
-                <w:lang w:val="en-IN" w:eastAsia="en-IN" w:bidi="ml-IN"/>
-              </w:rPr>
-              <w:t>ræ</w:t>
-            </w:r>
-            <w:proofErr w:type="spellEnd"/>
-            <w:r>
-              <w:rPr>
-                <w:rFonts w:ascii="BRH Malayalam Extra" w:eastAsia="Times New Roman" w:hAnsi="BRH Malayalam Extra" w:cs="BRH Malayalam Extra"/>
-                <w:color w:val="000000"/>
-                <w:sz w:val="40"/>
-                <w:szCs w:val="40"/>
-                <w:lang w:val="en-IN" w:eastAsia="en-IN" w:bidi="ml-IN"/>
-              </w:rPr>
-              <w:t>¡—¥</w:t>
-            </w:r>
-            <w:proofErr w:type="spellStart"/>
-            <w:r>
-              <w:rPr>
-                <w:rFonts w:ascii="BRH Malayalam Extra" w:eastAsia="Times New Roman" w:hAnsi="BRH Malayalam Extra" w:cs="BRH Malayalam Extra"/>
-                <w:color w:val="000000"/>
-                <w:sz w:val="40"/>
-                <w:szCs w:val="40"/>
-                <w:lang w:val="en-IN" w:eastAsia="en-IN" w:bidi="ml-IN"/>
-              </w:rPr>
-              <w:t>hd</w:t>
-            </w:r>
-            <w:proofErr w:type="spellEnd"/>
-            <w:r>
-              <w:rPr>
-                <w:rFonts w:ascii="BRH Malayalam Extra" w:eastAsia="Times New Roman" w:hAnsi="BRH Malayalam Extra" w:cs="BRH Malayalam Extra"/>
-                <w:color w:val="000000"/>
-                <w:sz w:val="32"/>
-                <w:szCs w:val="40"/>
-                <w:lang w:val="en-IN" w:eastAsia="en-IN" w:bidi="ml-IN"/>
-              </w:rPr>
-              <w:t>–</w:t>
-            </w:r>
-            <w:r>
-              <w:rPr>
-                <w:rFonts w:ascii="BRH Malayalam Extra" w:eastAsia="Times New Roman" w:hAnsi="BRH Malayalam Extra" w:cs="BRH Malayalam Extra"/>
-                <w:color w:val="000000"/>
-                <w:sz w:val="40"/>
-                <w:szCs w:val="40"/>
-                <w:lang w:val="en-IN" w:eastAsia="en-IN" w:bidi="ml-IN"/>
-              </w:rPr>
-              <w:t xml:space="preserve"> QÉ—</w:t>
-            </w:r>
-            <w:proofErr w:type="spellStart"/>
-            <w:r>
-              <w:rPr>
-                <w:rFonts w:ascii="BRH Malayalam Extra" w:eastAsia="Times New Roman" w:hAnsi="BRH Malayalam Extra" w:cs="BRH Malayalam Extra"/>
-                <w:color w:val="000000"/>
-                <w:sz w:val="40"/>
-                <w:szCs w:val="40"/>
-                <w:lang w:val="en-IN" w:eastAsia="en-IN" w:bidi="ml-IN"/>
-              </w:rPr>
-              <w:t>sx</w:t>
-            </w:r>
-            <w:proofErr w:type="spellEnd"/>
-            <w:r>
-              <w:rPr>
-                <w:rFonts w:ascii="BRH Malayalam Extra" w:eastAsia="Times New Roman" w:hAnsi="BRH Malayalam Extra" w:cs="BRH Malayalam Extra"/>
-                <w:color w:val="000000"/>
-                <w:sz w:val="40"/>
-                <w:szCs w:val="40"/>
-                <w:lang w:val="en-IN" w:eastAsia="en-IN" w:bidi="ml-IN"/>
-              </w:rPr>
-              <w:t xml:space="preserve"> |</w:t>
+              <w:t>¤¤öZ</w:t>
+            </w:r>
+            <w:r>
+              <w:rPr>
+                <w:rFonts w:ascii="BRH Malayalam Extra" w:eastAsia="Times New Roman" w:hAnsi="BRH Malayalam Extra" w:cs="BRH Malayalam Extra"/>
+                <w:color w:val="000000"/>
+                <w:sz w:val="40"/>
+                <w:szCs w:val="40"/>
+                <w:lang w:val="en-IN" w:eastAsia="en-IN" w:bidi="ml-IN"/>
+              </w:rPr>
+              <w:t>ræ¡—¥hd</w:t>
+            </w:r>
+            <w:r>
+              <w:rPr>
+                <w:rFonts w:ascii="BRH Malayalam Extra" w:eastAsia="Times New Roman" w:hAnsi="BRH Malayalam Extra" w:cs="BRH Malayalam Extra"/>
+                <w:color w:val="000000"/>
+                <w:sz w:val="32"/>
+                <w:szCs w:val="40"/>
+                <w:lang w:val="en-IN" w:eastAsia="en-IN" w:bidi="ml-IN"/>
+              </w:rPr>
+              <w:t>–</w:t>
+            </w:r>
+            <w:r>
+              <w:rPr>
+                <w:rFonts w:ascii="BRH Malayalam Extra" w:eastAsia="Times New Roman" w:hAnsi="BRH Malayalam Extra" w:cs="BRH Malayalam Extra"/>
+                <w:color w:val="000000"/>
+                <w:sz w:val="40"/>
+                <w:szCs w:val="40"/>
+                <w:lang w:val="en-IN" w:eastAsia="en-IN" w:bidi="ml-IN"/>
+              </w:rPr>
+              <w:t xml:space="preserve"> QÉ—sx |</w:t>
             </w:r>
           </w:p>
         </w:tc>
@@ -4545,19 +4692,9 @@
                 <w:sz w:val="28"/>
                 <w:szCs w:val="32"/>
               </w:rPr>
-              <w:t xml:space="preserve">T.S.5.5.8.3 – </w:t>
-            </w:r>
-            <w:proofErr w:type="spellStart"/>
-            <w:r>
-              <w:rPr>
-                <w:rFonts w:cs="Arial"/>
-                <w:b/>
-                <w:sz w:val="28"/>
-                <w:szCs w:val="32"/>
-              </w:rPr>
-              <w:t>Kramam</w:t>
-            </w:r>
-            <w:proofErr w:type="spellEnd"/>
+              <w:lastRenderedPageBreak/>
+              <w:t>T.S.5.5.8.3 – Kramam</w:t>
+            </w:r>
           </w:p>
           <w:p>
             <w:pPr>
@@ -4577,45 +4714,14 @@
                 <w:szCs w:val="32"/>
               </w:rPr>
             </w:pPr>
-            <w:proofErr w:type="spellStart"/>
-            <w:r>
-              <w:rPr>
-                <w:rFonts w:cs="Arial"/>
-                <w:b/>
-                <w:sz w:val="28"/>
-                <w:szCs w:val="32"/>
-              </w:rPr>
-              <w:t>Krama</w:t>
-            </w:r>
-            <w:proofErr w:type="spellEnd"/>
-            <w:r>
-              <w:rPr>
-                <w:rFonts w:cs="Arial"/>
-                <w:b/>
-                <w:sz w:val="28"/>
-                <w:szCs w:val="32"/>
-              </w:rPr>
-              <w:t xml:space="preserve"> </w:t>
-            </w:r>
-            <w:proofErr w:type="spellStart"/>
-            <w:r>
-              <w:rPr>
-                <w:rFonts w:cs="Arial"/>
-                <w:b/>
-                <w:sz w:val="28"/>
-                <w:szCs w:val="32"/>
-              </w:rPr>
-              <w:t>Vaakyam</w:t>
-            </w:r>
-            <w:proofErr w:type="spellEnd"/>
-            <w:r>
-              <w:rPr>
-                <w:rFonts w:cs="Arial"/>
-                <w:b/>
-                <w:sz w:val="28"/>
-                <w:szCs w:val="32"/>
-              </w:rPr>
-              <w:t xml:space="preserve"> No.– 32</w:t>
+            <w:r>
+              <w:rPr>
+                <w:rFonts w:cs="Arial"/>
+                <w:b/>
+                <w:sz w:val="28"/>
+                <w:szCs w:val="32"/>
+              </w:rPr>
+              <w:t>Krama Vaakyam No.– 32</w:t>
             </w:r>
           </w:p>
           <w:p>
@@ -4636,25 +4742,14 @@
                 <w:szCs w:val="32"/>
               </w:rPr>
             </w:pPr>
-            <w:proofErr w:type="spellStart"/>
-            <w:r>
-              <w:rPr>
-                <w:rFonts w:cs="Arial"/>
-                <w:b/>
-                <w:sz w:val="28"/>
-                <w:szCs w:val="32"/>
-              </w:rPr>
-              <w:t>Panchaati</w:t>
-            </w:r>
-            <w:proofErr w:type="spellEnd"/>
-            <w:r>
-              <w:rPr>
-                <w:rFonts w:cs="Arial"/>
-                <w:b/>
-                <w:sz w:val="28"/>
-                <w:szCs w:val="32"/>
-              </w:rPr>
-              <w:t xml:space="preserve"> No</w:t>
+            <w:r>
+              <w:rPr>
+                <w:rFonts w:cs="Arial"/>
+                <w:b/>
+                <w:sz w:val="28"/>
+                <w:szCs w:val="32"/>
+              </w:rPr>
+              <w:t>Panchaati No</w:t>
             </w:r>
             <w:r>
               <w:rPr>
@@ -4694,161 +4789,101 @@
                 <w:lang w:val="en-IN" w:eastAsia="en-IN" w:bidi="ml-IN"/>
               </w:rPr>
             </w:pPr>
-            <w:proofErr w:type="spellStart"/>
-            <w:r>
-              <w:rPr>
-                <w:rFonts w:ascii="BRH Malayalam Extra" w:eastAsia="Times New Roman" w:hAnsi="BRH Malayalam Extra" w:cs="BRH Malayalam Extra"/>
-                <w:color w:val="000000"/>
-                <w:sz w:val="40"/>
-                <w:szCs w:val="40"/>
-                <w:lang w:val="en-IN" w:eastAsia="en-IN" w:bidi="ml-IN"/>
-              </w:rPr>
-              <w:t>exO</w:t>
-            </w:r>
-            <w:proofErr w:type="spellEnd"/>
-            <w:r>
-              <w:rPr>
-                <w:rFonts w:ascii="BRH Malayalam Extra" w:eastAsia="Times New Roman" w:hAnsi="BRH Malayalam Extra" w:cs="BRH Malayalam Extra"/>
-                <w:color w:val="000000"/>
-                <w:sz w:val="40"/>
-                <w:szCs w:val="40"/>
-                <w:lang w:val="en-IN" w:eastAsia="en-IN" w:bidi="ml-IN"/>
-              </w:rPr>
-              <w:t>§¥°—d</w:t>
-            </w:r>
-            <w:r>
-              <w:rPr>
-                <w:rFonts w:ascii="BRH Malayalam Extra" w:eastAsia="Times New Roman" w:hAnsi="BRH Malayalam Extra" w:cs="BRH Malayalam Extra"/>
-                <w:color w:val="000000"/>
-                <w:sz w:val="32"/>
-                <w:szCs w:val="40"/>
-                <w:lang w:val="en-IN" w:eastAsia="en-IN" w:bidi="ml-IN"/>
-              </w:rPr>
-              <w:t>–</w:t>
-            </w:r>
-            <w:r>
-              <w:rPr>
-                <w:rFonts w:ascii="BRH Malayalam Extra" w:eastAsia="Times New Roman" w:hAnsi="BRH Malayalam Extra" w:cs="BRH Malayalam Extra"/>
-                <w:color w:val="000000"/>
-                <w:sz w:val="40"/>
-                <w:szCs w:val="40"/>
-                <w:lang w:val="en-IN" w:eastAsia="en-IN" w:bidi="ml-IN"/>
-              </w:rPr>
-              <w:t xml:space="preserve"> QÉ—</w:t>
-            </w:r>
-            <w:proofErr w:type="spellStart"/>
-            <w:r>
-              <w:rPr>
-                <w:rFonts w:ascii="BRH Malayalam Extra" w:eastAsia="Times New Roman" w:hAnsi="BRH Malayalam Extra" w:cs="BRH Malayalam Extra"/>
-                <w:color w:val="000000"/>
-                <w:sz w:val="40"/>
-                <w:szCs w:val="40"/>
+            <w:r>
+              <w:rPr>
+                <w:rFonts w:ascii="BRH Malayalam Extra" w:eastAsia="Times New Roman" w:hAnsi="BRH Malayalam Extra" w:cs="BRH Malayalam Extra"/>
+                <w:color w:val="000000"/>
+                <w:sz w:val="40"/>
+                <w:szCs w:val="40"/>
+                <w:lang w:val="en-IN" w:eastAsia="en-IN" w:bidi="ml-IN"/>
+              </w:rPr>
+              <w:t>exO§¥°—d</w:t>
+            </w:r>
+            <w:r>
+              <w:rPr>
+                <w:rFonts w:ascii="BRH Malayalam Extra" w:eastAsia="Times New Roman" w:hAnsi="BRH Malayalam Extra" w:cs="BRH Malayalam Extra"/>
+                <w:color w:val="000000"/>
+                <w:sz w:val="32"/>
+                <w:szCs w:val="40"/>
+                <w:lang w:val="en-IN" w:eastAsia="en-IN" w:bidi="ml-IN"/>
+              </w:rPr>
+              <w:t>–</w:t>
+            </w:r>
+            <w:r>
+              <w:rPr>
+                <w:rFonts w:ascii="BRH Malayalam Extra" w:eastAsia="Times New Roman" w:hAnsi="BRH Malayalam Extra" w:cs="BRH Malayalam Extra"/>
+                <w:color w:val="000000"/>
+                <w:sz w:val="40"/>
+                <w:szCs w:val="40"/>
+                <w:lang w:val="en-IN" w:eastAsia="en-IN" w:bidi="ml-IN"/>
+              </w:rPr>
+              <w:t xml:space="preserve"> QÉ—sx | </w:t>
+            </w:r>
+          </w:p>
+          <w:p>
+            <w:pPr>
+              <w:widowControl w:val="0"/>
+              <w:autoSpaceDE w:val="0"/>
+              <w:autoSpaceDN w:val="0"/>
+              <w:adjustRightInd w:val="0"/>
+              <w:spacing w:before="0" w:line="240" w:lineRule="auto"/>
+              <w:rPr>
+                <w:rFonts w:ascii="BRH Malayalam Extra" w:hAnsi="BRH Malayalam Extra" w:cs="BRH Malayalam Extra"/>
+                <w:color w:val="000000"/>
+                <w:sz w:val="36"/>
+                <w:szCs w:val="40"/>
+              </w:rPr>
+            </w:pPr>
+            <w:r>
+              <w:rPr>
+                <w:rFonts w:ascii="BRH Malayalam Extra" w:eastAsia="Times New Roman" w:hAnsi="BRH Malayalam Extra" w:cs="BRH Malayalam Extra"/>
+                <w:color w:val="000000"/>
+                <w:sz w:val="40"/>
+                <w:szCs w:val="40"/>
+                <w:lang w:val="en-IN" w:eastAsia="en-IN" w:bidi="ml-IN"/>
+              </w:rPr>
+              <w:t>QÉ—</w:t>
+            </w:r>
+            <w:r>
+              <w:rPr>
+                <w:rFonts w:ascii="BRH Malayalam Extra" w:eastAsia="Times New Roman" w:hAnsi="BRH Malayalam Extra" w:cs="BRH Malayalam Extra"/>
+                <w:color w:val="000000"/>
+                <w:sz w:val="40"/>
+                <w:szCs w:val="40"/>
+                <w:highlight w:val="yellow"/>
                 <w:lang w:val="en-IN" w:eastAsia="en-IN" w:bidi="ml-IN"/>
               </w:rPr>
               <w:t>sx</w:t>
             </w:r>
-            <w:proofErr w:type="spellEnd"/>
-            <w:r>
-              <w:rPr>
-                <w:rFonts w:ascii="BRH Malayalam Extra" w:eastAsia="Times New Roman" w:hAnsi="BRH Malayalam Extra" w:cs="BRH Malayalam Extra"/>
-                <w:color w:val="000000"/>
-                <w:sz w:val="40"/>
-                <w:szCs w:val="40"/>
-                <w:lang w:val="en-IN" w:eastAsia="en-IN" w:bidi="ml-IN"/>
-              </w:rPr>
-              <w:t xml:space="preserve"> | </w:t>
-            </w:r>
-          </w:p>
-          <w:p>
-            <w:pPr>
-              <w:widowControl w:val="0"/>
-              <w:autoSpaceDE w:val="0"/>
-              <w:autoSpaceDN w:val="0"/>
-              <w:adjustRightInd w:val="0"/>
-              <w:spacing w:before="0" w:line="240" w:lineRule="auto"/>
-              <w:rPr>
-                <w:rFonts w:ascii="BRH Malayalam Extra" w:hAnsi="BRH Malayalam Extra" w:cs="BRH Malayalam Extra"/>
-                <w:color w:val="000000"/>
-                <w:sz w:val="36"/>
-                <w:szCs w:val="40"/>
-              </w:rPr>
-            </w:pPr>
-            <w:r>
-              <w:rPr>
-                <w:rFonts w:ascii="BRH Malayalam Extra" w:eastAsia="Times New Roman" w:hAnsi="BRH Malayalam Extra" w:cs="BRH Malayalam Extra"/>
-                <w:color w:val="000000"/>
-                <w:sz w:val="40"/>
-                <w:szCs w:val="40"/>
-                <w:lang w:val="en-IN" w:eastAsia="en-IN" w:bidi="ml-IN"/>
-              </w:rPr>
-              <w:t>QÉ—</w:t>
-            </w:r>
-            <w:proofErr w:type="spellStart"/>
-            <w:r>
-              <w:rPr>
-                <w:rFonts w:ascii="BRH Malayalam Extra" w:eastAsia="Times New Roman" w:hAnsi="BRH Malayalam Extra" w:cs="BRH Malayalam Extra"/>
-                <w:color w:val="000000"/>
-                <w:sz w:val="40"/>
-                <w:szCs w:val="40"/>
-                <w:highlight w:val="yellow"/>
-                <w:lang w:val="en-IN" w:eastAsia="en-IN" w:bidi="ml-IN"/>
-              </w:rPr>
-              <w:t>sx</w:t>
-            </w:r>
-            <w:proofErr w:type="spellEnd"/>
-            <w:r>
-              <w:rPr>
-                <w:rFonts w:ascii="BRH Malayalam Extra" w:eastAsia="Times New Roman" w:hAnsi="BRH Malayalam Extra" w:cs="BRH Malayalam Extra"/>
-                <w:color w:val="000000"/>
-                <w:sz w:val="40"/>
-                <w:szCs w:val="40"/>
-                <w:lang w:val="en-IN" w:eastAsia="en-IN" w:bidi="ml-IN"/>
-              </w:rPr>
-              <w:t xml:space="preserve"> </w:t>
-            </w:r>
-            <w:proofErr w:type="spellStart"/>
-            <w:r>
-              <w:rPr>
-                <w:rFonts w:ascii="BRH Malayalam Extra" w:eastAsia="Times New Roman" w:hAnsi="BRH Malayalam Extra" w:cs="BRH Malayalam Extra"/>
-                <w:color w:val="000000"/>
-                <w:sz w:val="40"/>
-                <w:szCs w:val="40"/>
-                <w:lang w:val="en-IN" w:eastAsia="en-IN" w:bidi="ml-IN"/>
-              </w:rPr>
-              <w:t>g£t</w:t>
-            </w:r>
-            <w:proofErr w:type="spellEnd"/>
-            <w:r>
-              <w:rPr>
-                <w:rFonts w:ascii="BRH Malayalam Extra" w:eastAsia="Times New Roman" w:hAnsi="BRH Malayalam Extra" w:cs="BRH Malayalam Extra"/>
-                <w:color w:val="000000"/>
-                <w:sz w:val="32"/>
-                <w:szCs w:val="40"/>
-                <w:lang w:val="en-IN" w:eastAsia="en-IN" w:bidi="ml-IN"/>
-              </w:rPr>
-              <w:t>–</w:t>
-            </w:r>
-            <w:proofErr w:type="spellStart"/>
-            <w:r>
-              <w:rPr>
-                <w:rFonts w:ascii="BRH Malayalam Extra" w:eastAsia="Times New Roman" w:hAnsi="BRH Malayalam Extra" w:cs="BRH Malayalam Extra"/>
-                <w:color w:val="000000"/>
-                <w:sz w:val="40"/>
-                <w:szCs w:val="40"/>
-                <w:lang w:val="en-IN" w:eastAsia="en-IN" w:bidi="ml-IN"/>
-              </w:rPr>
-              <w:t>sðZy</w:t>
-            </w:r>
-            <w:proofErr w:type="spellEnd"/>
-            <w:r>
-              <w:rPr>
-                <w:rFonts w:ascii="BRH Malayalam Extra" w:eastAsia="Times New Roman" w:hAnsi="BRH Malayalam Extra" w:cs="BRH Malayalam Extra"/>
-                <w:color w:val="000000"/>
-                <w:sz w:val="40"/>
-                <w:szCs w:val="40"/>
-                <w:lang w:val="en-IN" w:eastAsia="en-IN" w:bidi="ml-IN"/>
-              </w:rPr>
-              <w:t>—dx |</w:t>
+            <w:r>
+              <w:rPr>
+                <w:rFonts w:ascii="BRH Malayalam Extra" w:eastAsia="Times New Roman" w:hAnsi="BRH Malayalam Extra" w:cs="BRH Malayalam Extra"/>
+                <w:color w:val="000000"/>
+                <w:sz w:val="40"/>
+                <w:szCs w:val="40"/>
+                <w:lang w:val="en-IN" w:eastAsia="en-IN" w:bidi="ml-IN"/>
+              </w:rPr>
+              <w:t xml:space="preserve"> g£t</w:t>
+            </w:r>
+            <w:r>
+              <w:rPr>
+                <w:rFonts w:ascii="BRH Malayalam Extra" w:eastAsia="Times New Roman" w:hAnsi="BRH Malayalam Extra" w:cs="BRH Malayalam Extra"/>
+                <w:color w:val="000000"/>
+                <w:sz w:val="32"/>
+                <w:szCs w:val="40"/>
+                <w:lang w:val="en-IN" w:eastAsia="en-IN" w:bidi="ml-IN"/>
+              </w:rPr>
+              <w:t>–</w:t>
+            </w:r>
+            <w:r>
+              <w:rPr>
+                <w:rFonts w:ascii="BRH Malayalam Extra" w:eastAsia="Times New Roman" w:hAnsi="BRH Malayalam Extra" w:cs="BRH Malayalam Extra"/>
+                <w:color w:val="000000"/>
+                <w:sz w:val="40"/>
+                <w:szCs w:val="40"/>
+                <w:lang w:val="en-IN" w:eastAsia="en-IN" w:bidi="ml-IN"/>
+              </w:rPr>
+              <w:t>sðZy—dx |</w:t>
             </w:r>
           </w:p>
         </w:tc>
@@ -4871,171 +4906,111 @@
                 <w:lang w:val="en-IN" w:eastAsia="en-IN" w:bidi="ml-IN"/>
               </w:rPr>
             </w:pPr>
-            <w:proofErr w:type="spellStart"/>
-            <w:r>
-              <w:rPr>
-                <w:rFonts w:ascii="BRH Malayalam Extra" w:eastAsia="Times New Roman" w:hAnsi="BRH Malayalam Extra" w:cs="BRH Malayalam Extra"/>
-                <w:color w:val="000000"/>
-                <w:sz w:val="40"/>
-                <w:szCs w:val="40"/>
-                <w:lang w:val="en-IN" w:eastAsia="en-IN" w:bidi="ml-IN"/>
-              </w:rPr>
-              <w:t>exO</w:t>
-            </w:r>
-            <w:proofErr w:type="spellEnd"/>
-            <w:r>
-              <w:rPr>
-                <w:rFonts w:ascii="BRH Malayalam Extra" w:eastAsia="Times New Roman" w:hAnsi="BRH Malayalam Extra" w:cs="BRH Malayalam Extra"/>
-                <w:color w:val="000000"/>
-                <w:sz w:val="40"/>
-                <w:szCs w:val="40"/>
-                <w:lang w:val="en-IN" w:eastAsia="en-IN" w:bidi="ml-IN"/>
-              </w:rPr>
-              <w:t>§¥°—d</w:t>
-            </w:r>
-            <w:r>
-              <w:rPr>
-                <w:rFonts w:ascii="BRH Malayalam Extra" w:eastAsia="Times New Roman" w:hAnsi="BRH Malayalam Extra" w:cs="BRH Malayalam Extra"/>
-                <w:color w:val="000000"/>
-                <w:sz w:val="32"/>
-                <w:szCs w:val="40"/>
-                <w:lang w:val="en-IN" w:eastAsia="en-IN" w:bidi="ml-IN"/>
-              </w:rPr>
-              <w:t>–</w:t>
-            </w:r>
-            <w:r>
-              <w:rPr>
-                <w:rFonts w:ascii="BRH Malayalam Extra" w:eastAsia="Times New Roman" w:hAnsi="BRH Malayalam Extra" w:cs="BRH Malayalam Extra"/>
-                <w:color w:val="000000"/>
-                <w:sz w:val="40"/>
-                <w:szCs w:val="40"/>
-                <w:lang w:val="en-IN" w:eastAsia="en-IN" w:bidi="ml-IN"/>
-              </w:rPr>
-              <w:t xml:space="preserve"> QÉ—</w:t>
-            </w:r>
-            <w:proofErr w:type="spellStart"/>
-            <w:r>
-              <w:rPr>
-                <w:rFonts w:ascii="BRH Malayalam Extra" w:eastAsia="Times New Roman" w:hAnsi="BRH Malayalam Extra" w:cs="BRH Malayalam Extra"/>
-                <w:color w:val="000000"/>
-                <w:sz w:val="40"/>
-                <w:szCs w:val="40"/>
+            <w:r>
+              <w:rPr>
+                <w:rFonts w:ascii="BRH Malayalam Extra" w:eastAsia="Times New Roman" w:hAnsi="BRH Malayalam Extra" w:cs="BRH Malayalam Extra"/>
+                <w:color w:val="000000"/>
+                <w:sz w:val="40"/>
+                <w:szCs w:val="40"/>
+                <w:lang w:val="en-IN" w:eastAsia="en-IN" w:bidi="ml-IN"/>
+              </w:rPr>
+              <w:t>exO§¥°—d</w:t>
+            </w:r>
+            <w:r>
+              <w:rPr>
+                <w:rFonts w:ascii="BRH Malayalam Extra" w:eastAsia="Times New Roman" w:hAnsi="BRH Malayalam Extra" w:cs="BRH Malayalam Extra"/>
+                <w:color w:val="000000"/>
+                <w:sz w:val="32"/>
+                <w:szCs w:val="40"/>
+                <w:lang w:val="en-IN" w:eastAsia="en-IN" w:bidi="ml-IN"/>
+              </w:rPr>
+              <w:t>–</w:t>
+            </w:r>
+            <w:r>
+              <w:rPr>
+                <w:rFonts w:ascii="BRH Malayalam Extra" w:eastAsia="Times New Roman" w:hAnsi="BRH Malayalam Extra" w:cs="BRH Malayalam Extra"/>
+                <w:color w:val="000000"/>
+                <w:sz w:val="40"/>
+                <w:szCs w:val="40"/>
+                <w:lang w:val="en-IN" w:eastAsia="en-IN" w:bidi="ml-IN"/>
+              </w:rPr>
+              <w:t xml:space="preserve"> QÉ—sx | </w:t>
+            </w:r>
+          </w:p>
+          <w:p>
+            <w:pPr>
+              <w:widowControl w:val="0"/>
+              <w:autoSpaceDE w:val="0"/>
+              <w:autoSpaceDN w:val="0"/>
+              <w:adjustRightInd w:val="0"/>
+              <w:spacing w:before="0" w:line="252" w:lineRule="auto"/>
+              <w:rPr>
+                <w:rFonts w:ascii="Cambria" w:hAnsi="Cambria" w:cs="BRH Malayalam Extra"/>
+                <w:color w:val="000000"/>
+                <w:sz w:val="36"/>
+                <w:szCs w:val="40"/>
+              </w:rPr>
+            </w:pPr>
+            <w:r>
+              <w:rPr>
+                <w:rFonts w:ascii="BRH Malayalam Extra" w:eastAsia="Times New Roman" w:hAnsi="BRH Malayalam Extra" w:cs="BRH Malayalam Extra"/>
+                <w:color w:val="000000"/>
+                <w:sz w:val="40"/>
+                <w:szCs w:val="40"/>
+                <w:lang w:val="en-IN" w:eastAsia="en-IN" w:bidi="ml-IN"/>
+              </w:rPr>
+              <w:t>QÉ—</w:t>
+            </w:r>
+            <w:r>
+              <w:rPr>
+                <w:rFonts w:ascii="BRH Malayalam Extra" w:eastAsia="Times New Roman" w:hAnsi="BRH Malayalam Extra" w:cs="BRH Malayalam Extra"/>
+                <w:color w:val="000000"/>
+                <w:sz w:val="40"/>
+                <w:szCs w:val="40"/>
+                <w:highlight w:val="green"/>
                 <w:lang w:val="en-IN" w:eastAsia="en-IN" w:bidi="ml-IN"/>
               </w:rPr>
               <w:t>sx</w:t>
             </w:r>
-            <w:proofErr w:type="spellEnd"/>
-            <w:r>
-              <w:rPr>
-                <w:rFonts w:ascii="BRH Malayalam Extra" w:eastAsia="Times New Roman" w:hAnsi="BRH Malayalam Extra" w:cs="BRH Malayalam Extra"/>
-                <w:color w:val="000000"/>
-                <w:sz w:val="40"/>
-                <w:szCs w:val="40"/>
-                <w:lang w:val="en-IN" w:eastAsia="en-IN" w:bidi="ml-IN"/>
-              </w:rPr>
-              <w:t xml:space="preserve"> | </w:t>
-            </w:r>
-          </w:p>
-          <w:p>
-            <w:pPr>
-              <w:widowControl w:val="0"/>
-              <w:autoSpaceDE w:val="0"/>
-              <w:autoSpaceDN w:val="0"/>
-              <w:adjustRightInd w:val="0"/>
-              <w:spacing w:before="0" w:line="252" w:lineRule="auto"/>
-              <w:rPr>
-                <w:rFonts w:ascii="Cambria" w:hAnsi="Cambria" w:cs="BRH Malayalam Extra"/>
-                <w:color w:val="000000"/>
-                <w:sz w:val="36"/>
-                <w:szCs w:val="40"/>
-              </w:rPr>
-            </w:pPr>
-            <w:r>
-              <w:rPr>
-                <w:rFonts w:ascii="BRH Malayalam Extra" w:eastAsia="Times New Roman" w:hAnsi="BRH Malayalam Extra" w:cs="BRH Malayalam Extra"/>
-                <w:color w:val="000000"/>
-                <w:sz w:val="40"/>
-                <w:szCs w:val="40"/>
-                <w:lang w:val="en-IN" w:eastAsia="en-IN" w:bidi="ml-IN"/>
-              </w:rPr>
-              <w:t>QÉ—</w:t>
-            </w:r>
-            <w:proofErr w:type="spellStart"/>
-            <w:r>
-              <w:rPr>
-                <w:rFonts w:ascii="BRH Malayalam Extra" w:eastAsia="Times New Roman" w:hAnsi="BRH Malayalam Extra" w:cs="BRH Malayalam Extra"/>
-                <w:color w:val="000000"/>
-                <w:sz w:val="40"/>
-                <w:szCs w:val="40"/>
-                <w:highlight w:val="green"/>
-                <w:lang w:val="en-IN" w:eastAsia="en-IN" w:bidi="ml-IN"/>
-              </w:rPr>
-              <w:t>sx</w:t>
-            </w:r>
-            <w:proofErr w:type="spellEnd"/>
-            <w:r>
-              <w:rPr>
-                <w:rFonts w:ascii="BRH Malayalam Extra" w:eastAsia="Times New Roman" w:hAnsi="BRH Malayalam Extra" w:cs="BRH Malayalam Extra"/>
-                <w:color w:val="000000"/>
-                <w:sz w:val="32"/>
-                <w:szCs w:val="40"/>
-                <w:lang w:val="en-IN" w:eastAsia="en-IN" w:bidi="ml-IN"/>
-              </w:rPr>
-              <w:t>–</w:t>
-            </w:r>
-            <w:r>
-              <w:rPr>
-                <w:rFonts w:ascii="BRH Malayalam Extra" w:eastAsia="Times New Roman" w:hAnsi="BRH Malayalam Extra" w:cs="BRH Malayalam Extra"/>
-                <w:color w:val="000000"/>
-                <w:sz w:val="40"/>
-                <w:szCs w:val="40"/>
-                <w:lang w:val="en-IN" w:eastAsia="en-IN" w:bidi="ml-IN"/>
-              </w:rPr>
-              <w:t xml:space="preserve"> </w:t>
-            </w:r>
-            <w:proofErr w:type="spellStart"/>
-            <w:r>
-              <w:rPr>
-                <w:rFonts w:ascii="BRH Malayalam Extra" w:eastAsia="Times New Roman" w:hAnsi="BRH Malayalam Extra" w:cs="BRH Malayalam Extra"/>
-                <w:color w:val="000000"/>
-                <w:sz w:val="40"/>
-                <w:szCs w:val="40"/>
-                <w:lang w:val="en-IN" w:eastAsia="en-IN" w:bidi="ml-IN"/>
-              </w:rPr>
-              <w:t>g£t</w:t>
-            </w:r>
-            <w:proofErr w:type="spellEnd"/>
-            <w:r>
-              <w:rPr>
-                <w:rFonts w:ascii="BRH Malayalam Extra" w:eastAsia="Times New Roman" w:hAnsi="BRH Malayalam Extra" w:cs="BRH Malayalam Extra"/>
-                <w:color w:val="000000"/>
-                <w:sz w:val="32"/>
-                <w:szCs w:val="40"/>
-                <w:lang w:val="en-IN" w:eastAsia="en-IN" w:bidi="ml-IN"/>
-              </w:rPr>
-              <w:t>–</w:t>
-            </w:r>
-            <w:proofErr w:type="spellStart"/>
-            <w:r>
-              <w:rPr>
-                <w:rFonts w:ascii="BRH Malayalam Extra" w:eastAsia="Times New Roman" w:hAnsi="BRH Malayalam Extra" w:cs="BRH Malayalam Extra"/>
-                <w:color w:val="000000"/>
-                <w:sz w:val="40"/>
-                <w:szCs w:val="40"/>
-                <w:lang w:val="en-IN" w:eastAsia="en-IN" w:bidi="ml-IN"/>
-              </w:rPr>
-              <w:t>sðZy</w:t>
-            </w:r>
-            <w:proofErr w:type="spellEnd"/>
-            <w:r>
-              <w:rPr>
-                <w:rFonts w:ascii="BRH Malayalam Extra" w:eastAsia="Times New Roman" w:hAnsi="BRH Malayalam Extra" w:cs="BRH Malayalam Extra"/>
-                <w:color w:val="000000"/>
-                <w:sz w:val="40"/>
-                <w:szCs w:val="40"/>
-                <w:lang w:val="en-IN" w:eastAsia="en-IN" w:bidi="ml-IN"/>
-              </w:rPr>
-              <w:t>—dx |</w:t>
+            <w:r>
+              <w:rPr>
+                <w:rFonts w:ascii="BRH Malayalam Extra" w:eastAsia="Times New Roman" w:hAnsi="BRH Malayalam Extra" w:cs="BRH Malayalam Extra"/>
+                <w:color w:val="000000"/>
+                <w:sz w:val="32"/>
+                <w:szCs w:val="40"/>
+                <w:lang w:val="en-IN" w:eastAsia="en-IN" w:bidi="ml-IN"/>
+              </w:rPr>
+              <w:t>–</w:t>
+            </w:r>
+            <w:r>
+              <w:rPr>
+                <w:rFonts w:ascii="BRH Malayalam Extra" w:eastAsia="Times New Roman" w:hAnsi="BRH Malayalam Extra" w:cs="BRH Malayalam Extra"/>
+                <w:color w:val="000000"/>
+                <w:sz w:val="40"/>
+                <w:szCs w:val="40"/>
+                <w:lang w:val="en-IN" w:eastAsia="en-IN" w:bidi="ml-IN"/>
+              </w:rPr>
+              <w:t xml:space="preserve"> g£t</w:t>
+            </w:r>
+            <w:r>
+              <w:rPr>
+                <w:rFonts w:ascii="BRH Malayalam Extra" w:eastAsia="Times New Roman" w:hAnsi="BRH Malayalam Extra" w:cs="BRH Malayalam Extra"/>
+                <w:color w:val="000000"/>
+                <w:sz w:val="32"/>
+                <w:szCs w:val="40"/>
+                <w:lang w:val="en-IN" w:eastAsia="en-IN" w:bidi="ml-IN"/>
+              </w:rPr>
+              <w:t>–</w:t>
+            </w:r>
+            <w:r>
+              <w:rPr>
+                <w:rFonts w:ascii="BRH Malayalam Extra" w:eastAsia="Times New Roman" w:hAnsi="BRH Malayalam Extra" w:cs="BRH Malayalam Extra"/>
+                <w:color w:val="000000"/>
+                <w:sz w:val="40"/>
+                <w:szCs w:val="40"/>
+                <w:lang w:val="en-IN" w:eastAsia="en-IN" w:bidi="ml-IN"/>
+              </w:rPr>
+              <w:t>sðZy—dx |</w:t>
             </w:r>
           </w:p>
         </w:tc>
@@ -5073,19 +5048,8 @@
                 <w:sz w:val="28"/>
                 <w:szCs w:val="32"/>
               </w:rPr>
-              <w:t xml:space="preserve">T.S.5.5.9.1 – </w:t>
-            </w:r>
-            <w:proofErr w:type="spellStart"/>
-            <w:r>
-              <w:rPr>
-                <w:rFonts w:cs="Arial"/>
-                <w:b/>
-                <w:sz w:val="28"/>
-                <w:szCs w:val="32"/>
-              </w:rPr>
-              <w:t>Kramam</w:t>
-            </w:r>
-            <w:proofErr w:type="spellEnd"/>
+              <w:t>T.S.5.5.9.1 – Kramam</w:t>
+            </w:r>
           </w:p>
           <w:p>
             <w:pPr>
@@ -5105,45 +5069,14 @@
                 <w:szCs w:val="32"/>
               </w:rPr>
             </w:pPr>
-            <w:proofErr w:type="spellStart"/>
-            <w:r>
-              <w:rPr>
-                <w:rFonts w:cs="Arial"/>
-                <w:b/>
-                <w:sz w:val="28"/>
-                <w:szCs w:val="32"/>
-              </w:rPr>
-              <w:t>Krama</w:t>
-            </w:r>
-            <w:proofErr w:type="spellEnd"/>
-            <w:r>
-              <w:rPr>
-                <w:rFonts w:cs="Arial"/>
-                <w:b/>
-                <w:sz w:val="28"/>
-                <w:szCs w:val="32"/>
-              </w:rPr>
-              <w:t xml:space="preserve"> </w:t>
-            </w:r>
-            <w:proofErr w:type="spellStart"/>
-            <w:r>
-              <w:rPr>
-                <w:rFonts w:cs="Arial"/>
-                <w:b/>
-                <w:sz w:val="28"/>
-                <w:szCs w:val="32"/>
-              </w:rPr>
-              <w:t>Vaakyam</w:t>
-            </w:r>
-            <w:proofErr w:type="spellEnd"/>
-            <w:r>
-              <w:rPr>
-                <w:rFonts w:cs="Arial"/>
-                <w:b/>
-                <w:sz w:val="28"/>
-                <w:szCs w:val="32"/>
-              </w:rPr>
-              <w:t xml:space="preserve"> No.– 15</w:t>
+            <w:r>
+              <w:rPr>
+                <w:rFonts w:cs="Arial"/>
+                <w:b/>
+                <w:sz w:val="28"/>
+                <w:szCs w:val="32"/>
+              </w:rPr>
+              <w:t>Krama Vaakyam No.– 15</w:t>
             </w:r>
           </w:p>
           <w:p>
@@ -5164,25 +5097,14 @@
                 <w:szCs w:val="32"/>
               </w:rPr>
             </w:pPr>
-            <w:proofErr w:type="spellStart"/>
-            <w:r>
-              <w:rPr>
-                <w:rFonts w:cs="Arial"/>
-                <w:b/>
-                <w:sz w:val="28"/>
-                <w:szCs w:val="32"/>
-              </w:rPr>
-              <w:t>Panchaati</w:t>
-            </w:r>
-            <w:proofErr w:type="spellEnd"/>
-            <w:r>
-              <w:rPr>
-                <w:rFonts w:cs="Arial"/>
-                <w:b/>
-                <w:sz w:val="28"/>
-                <w:szCs w:val="32"/>
-              </w:rPr>
-              <w:t xml:space="preserve"> No</w:t>
+            <w:r>
+              <w:rPr>
+                <w:rFonts w:cs="Arial"/>
+                <w:b/>
+                <w:sz w:val="28"/>
+                <w:szCs w:val="32"/>
+              </w:rPr>
+              <w:t>Panchaati No</w:t>
             </w:r>
             <w:r>
               <w:rPr>
@@ -5242,38 +5164,15 @@
               </w:rPr>
               <w:t>–</w:t>
             </w:r>
-            <w:proofErr w:type="spellStart"/>
-            <w:r>
-              <w:rPr>
-                <w:rFonts w:ascii="BRH Malayalam Extra" w:eastAsia="Times New Roman" w:hAnsi="BRH Malayalam Extra" w:cs="BRH Malayalam Extra"/>
-                <w:color w:val="000000"/>
-                <w:sz w:val="40"/>
-                <w:szCs w:val="40"/>
-                <w:lang w:val="en-IN" w:eastAsia="en-IN" w:bidi="ml-IN"/>
-              </w:rPr>
-              <w:t>sësõx˜J</w:t>
-            </w:r>
-            <w:proofErr w:type="spellEnd"/>
-            <w:r>
-              <w:rPr>
-                <w:rFonts w:ascii="BRH Malayalam Extra" w:eastAsia="Times New Roman" w:hAnsi="BRH Malayalam Extra" w:cs="BRH Malayalam Extra"/>
-                <w:color w:val="000000"/>
-                <w:sz w:val="40"/>
-                <w:szCs w:val="40"/>
-                <w:lang w:val="en-IN" w:eastAsia="en-IN" w:bidi="ml-IN"/>
-              </w:rPr>
-              <w:t xml:space="preserve"> | </w:t>
-            </w:r>
-            <w:proofErr w:type="spellStart"/>
-            <w:r>
-              <w:rPr>
-                <w:rFonts w:ascii="BRH Malayalam Extra" w:eastAsia="Times New Roman" w:hAnsi="BRH Malayalam Extra" w:cs="BRH Malayalam Extra"/>
-                <w:color w:val="000000"/>
-                <w:sz w:val="40"/>
-                <w:szCs w:val="40"/>
-                <w:lang w:val="en-IN" w:eastAsia="en-IN" w:bidi="ml-IN"/>
-              </w:rPr>
-              <w:t>Z</w:t>
+            <w:r>
+              <w:rPr>
+                <w:rFonts w:ascii="BRH Malayalam Extra" w:eastAsia="Times New Roman" w:hAnsi="BRH Malayalam Extra" w:cs="BRH Malayalam Extra"/>
+                <w:color w:val="000000"/>
+                <w:sz w:val="40"/>
+                <w:szCs w:val="40"/>
+                <w:lang w:val="en-IN" w:eastAsia="en-IN" w:bidi="ml-IN"/>
+              </w:rPr>
+              <w:t>sësõx˜J | Z</w:t>
             </w:r>
             <w:r>
               <w:rPr>
@@ -5294,40 +5193,7 @@
                 <w:szCs w:val="40"/>
                 <w:lang w:val="en-IN" w:eastAsia="en-IN" w:bidi="ml-IN"/>
               </w:rPr>
-              <w:t>ëx</w:t>
-            </w:r>
-            <w:proofErr w:type="spellEnd"/>
-            <w:r>
-              <w:rPr>
-                <w:rFonts w:ascii="BRH Malayalam Extra" w:eastAsia="Times New Roman" w:hAnsi="BRH Malayalam Extra" w:cs="BRH Malayalam Extra"/>
-                <w:color w:val="000000"/>
-                <w:sz w:val="40"/>
-                <w:szCs w:val="40"/>
-                <w:lang w:val="en-IN" w:eastAsia="en-IN" w:bidi="ml-IN"/>
-              </w:rPr>
-              <w:t>˜¥</w:t>
-            </w:r>
-            <w:proofErr w:type="spellStart"/>
-            <w:r>
-              <w:rPr>
-                <w:rFonts w:ascii="BRH Malayalam Extra" w:eastAsia="Times New Roman" w:hAnsi="BRH Malayalam Extra" w:cs="BRH Malayalam Extra"/>
-                <w:color w:val="000000"/>
-                <w:sz w:val="40"/>
-                <w:szCs w:val="40"/>
-                <w:lang w:val="en-IN" w:eastAsia="en-IN" w:bidi="ml-IN"/>
-              </w:rPr>
-              <w:t>së</w:t>
-            </w:r>
-            <w:proofErr w:type="spellEnd"/>
-            <w:r>
-              <w:rPr>
-                <w:rFonts w:ascii="BRH Malayalam Extra" w:eastAsia="Times New Roman" w:hAnsi="BRH Malayalam Extra" w:cs="BRH Malayalam Extra"/>
-                <w:color w:val="000000"/>
-                <w:sz w:val="40"/>
-                <w:szCs w:val="40"/>
-                <w:lang w:val="en-IN" w:eastAsia="en-IN" w:bidi="ml-IN"/>
-              </w:rPr>
-              <w:t xml:space="preserve"> |</w:t>
+              <w:t>ëx˜¥së |</w:t>
             </w:r>
           </w:p>
         </w:tc>
@@ -5370,38 +5236,15 @@
               </w:rPr>
               <w:t>–</w:t>
             </w:r>
-            <w:proofErr w:type="spellStart"/>
-            <w:r>
-              <w:rPr>
-                <w:rFonts w:ascii="BRH Malayalam Extra" w:eastAsia="Times New Roman" w:hAnsi="BRH Malayalam Extra" w:cs="BRH Malayalam Extra"/>
-                <w:color w:val="000000"/>
-                <w:sz w:val="40"/>
-                <w:szCs w:val="40"/>
-                <w:lang w:val="en-IN" w:eastAsia="en-IN" w:bidi="ml-IN"/>
-              </w:rPr>
-              <w:t>sësõx˜J</w:t>
-            </w:r>
-            <w:proofErr w:type="spellEnd"/>
-            <w:r>
-              <w:rPr>
-                <w:rFonts w:ascii="BRH Malayalam Extra" w:eastAsia="Times New Roman" w:hAnsi="BRH Malayalam Extra" w:cs="BRH Malayalam Extra"/>
-                <w:color w:val="000000"/>
-                <w:sz w:val="40"/>
-                <w:szCs w:val="40"/>
-                <w:lang w:val="en-IN" w:eastAsia="en-IN" w:bidi="ml-IN"/>
-              </w:rPr>
-              <w:t xml:space="preserve"> | </w:t>
-            </w:r>
-            <w:proofErr w:type="spellStart"/>
-            <w:r>
-              <w:rPr>
-                <w:rFonts w:ascii="BRH Malayalam Extra" w:eastAsia="Times New Roman" w:hAnsi="BRH Malayalam Extra" w:cs="BRH Malayalam Extra"/>
-                <w:color w:val="000000"/>
-                <w:sz w:val="40"/>
-                <w:szCs w:val="40"/>
-                <w:lang w:val="en-IN" w:eastAsia="en-IN" w:bidi="ml-IN"/>
-              </w:rPr>
-              <w:t>Z</w:t>
+            <w:r>
+              <w:rPr>
+                <w:rFonts w:ascii="BRH Malayalam Extra" w:eastAsia="Times New Roman" w:hAnsi="BRH Malayalam Extra" w:cs="BRH Malayalam Extra"/>
+                <w:color w:val="000000"/>
+                <w:sz w:val="40"/>
+                <w:szCs w:val="40"/>
+                <w:lang w:val="en-IN" w:eastAsia="en-IN" w:bidi="ml-IN"/>
+              </w:rPr>
+              <w:t>sësõx˜J | Z</w:t>
             </w:r>
             <w:r>
               <w:rPr>
@@ -5422,40 +5265,7 @@
                 <w:szCs w:val="40"/>
                 <w:lang w:val="en-IN" w:eastAsia="en-IN" w:bidi="ml-IN"/>
               </w:rPr>
-              <w:t>x</w:t>
-            </w:r>
-            <w:proofErr w:type="spellEnd"/>
-            <w:r>
-              <w:rPr>
-                <w:rFonts w:ascii="BRH Malayalam Extra" w:eastAsia="Times New Roman" w:hAnsi="BRH Malayalam Extra" w:cs="BRH Malayalam Extra"/>
-                <w:color w:val="000000"/>
-                <w:sz w:val="40"/>
-                <w:szCs w:val="40"/>
-                <w:lang w:val="en-IN" w:eastAsia="en-IN" w:bidi="ml-IN"/>
-              </w:rPr>
-              <w:t>˜¥</w:t>
-            </w:r>
-            <w:proofErr w:type="spellStart"/>
-            <w:r>
-              <w:rPr>
-                <w:rFonts w:ascii="BRH Malayalam Extra" w:eastAsia="Times New Roman" w:hAnsi="BRH Malayalam Extra" w:cs="BRH Malayalam Extra"/>
-                <w:color w:val="000000"/>
-                <w:sz w:val="40"/>
-                <w:szCs w:val="40"/>
-                <w:lang w:val="en-IN" w:eastAsia="en-IN" w:bidi="ml-IN"/>
-              </w:rPr>
-              <w:t>së</w:t>
-            </w:r>
-            <w:proofErr w:type="spellEnd"/>
-            <w:r>
-              <w:rPr>
-                <w:rFonts w:ascii="BRH Malayalam Extra" w:eastAsia="Times New Roman" w:hAnsi="BRH Malayalam Extra" w:cs="BRH Malayalam Extra"/>
-                <w:color w:val="000000"/>
-                <w:sz w:val="40"/>
-                <w:szCs w:val="40"/>
-                <w:lang w:val="en-IN" w:eastAsia="en-IN" w:bidi="ml-IN"/>
-              </w:rPr>
-              <w:t xml:space="preserve"> |</w:t>
+              <w:t>x˜¥së |</w:t>
             </w:r>
           </w:p>
         </w:tc>
@@ -5493,19 +5303,8 @@
                 <w:sz w:val="28"/>
                 <w:szCs w:val="32"/>
               </w:rPr>
-              <w:t xml:space="preserve">T.S.5.5.10.2 – </w:t>
-            </w:r>
-            <w:proofErr w:type="spellStart"/>
-            <w:r>
-              <w:rPr>
-                <w:rFonts w:cs="Arial"/>
-                <w:b/>
-                <w:sz w:val="28"/>
-                <w:szCs w:val="32"/>
-              </w:rPr>
-              <w:t>Kramam</w:t>
-            </w:r>
-            <w:proofErr w:type="spellEnd"/>
+              <w:t>T.S.5.5.10.2 – Kramam</w:t>
+            </w:r>
           </w:p>
           <w:p>
             <w:pPr>
@@ -5525,45 +5324,14 @@
                 <w:szCs w:val="32"/>
               </w:rPr>
             </w:pPr>
-            <w:proofErr w:type="spellStart"/>
-            <w:r>
-              <w:rPr>
-                <w:rFonts w:cs="Arial"/>
-                <w:b/>
-                <w:sz w:val="28"/>
-                <w:szCs w:val="32"/>
-              </w:rPr>
-              <w:t>Krama</w:t>
-            </w:r>
-            <w:proofErr w:type="spellEnd"/>
-            <w:r>
-              <w:rPr>
-                <w:rFonts w:cs="Arial"/>
-                <w:b/>
-                <w:sz w:val="28"/>
-                <w:szCs w:val="32"/>
-              </w:rPr>
-              <w:t xml:space="preserve"> </w:t>
-            </w:r>
-            <w:proofErr w:type="spellStart"/>
-            <w:r>
-              <w:rPr>
-                <w:rFonts w:cs="Arial"/>
-                <w:b/>
-                <w:sz w:val="28"/>
-                <w:szCs w:val="32"/>
-              </w:rPr>
-              <w:t>Vaakyam</w:t>
-            </w:r>
-            <w:proofErr w:type="spellEnd"/>
-            <w:r>
-              <w:rPr>
-                <w:rFonts w:cs="Arial"/>
-                <w:b/>
-                <w:sz w:val="28"/>
-                <w:szCs w:val="32"/>
-              </w:rPr>
-              <w:t xml:space="preserve"> No.– 18</w:t>
+            <w:r>
+              <w:rPr>
+                <w:rFonts w:cs="Arial"/>
+                <w:b/>
+                <w:sz w:val="28"/>
+                <w:szCs w:val="32"/>
+              </w:rPr>
+              <w:t>Krama Vaakyam No.– 18</w:t>
             </w:r>
           </w:p>
           <w:p>
@@ -5584,25 +5352,14 @@
                 <w:szCs w:val="32"/>
               </w:rPr>
             </w:pPr>
-            <w:proofErr w:type="spellStart"/>
-            <w:r>
-              <w:rPr>
-                <w:rFonts w:cs="Arial"/>
-                <w:b/>
-                <w:sz w:val="28"/>
-                <w:szCs w:val="32"/>
-              </w:rPr>
-              <w:t>Panchaati</w:t>
-            </w:r>
-            <w:proofErr w:type="spellEnd"/>
-            <w:r>
-              <w:rPr>
-                <w:rFonts w:cs="Arial"/>
-                <w:b/>
-                <w:sz w:val="28"/>
-                <w:szCs w:val="32"/>
-              </w:rPr>
-              <w:t xml:space="preserve"> No</w:t>
+            <w:r>
+              <w:rPr>
+                <w:rFonts w:cs="Arial"/>
+                <w:b/>
+                <w:sz w:val="28"/>
+                <w:szCs w:val="32"/>
+              </w:rPr>
+              <w:t>Panchaati No</w:t>
             </w:r>
             <w:r>
               <w:rPr>
@@ -5642,7 +5399,6 @@
                 <w:lang w:val="en-IN" w:eastAsia="en-IN" w:bidi="ml-IN"/>
               </w:rPr>
             </w:pPr>
-            <w:proofErr w:type="spellStart"/>
             <w:r>
               <w:rPr>
                 <w:rFonts w:ascii="BRH Malayalam Extra" w:eastAsia="Times New Roman" w:hAnsi="BRH Malayalam Extra" w:cs="BRH Malayalam Extra"/>
@@ -5653,104 +5409,45 @@
               </w:rPr>
               <w:t>Zy</w:t>
             </w:r>
-            <w:proofErr w:type="spellEnd"/>
-            <w:r>
-              <w:rPr>
-                <w:rFonts w:ascii="BRH Malayalam Extra" w:eastAsia="Times New Roman" w:hAnsi="BRH Malayalam Extra" w:cs="BRH Malayalam Extra"/>
-                <w:color w:val="000000"/>
-                <w:sz w:val="32"/>
-                <w:szCs w:val="40"/>
-                <w:lang w:val="en-IN" w:eastAsia="en-IN" w:bidi="ml-IN"/>
-              </w:rPr>
-              <w:t>–</w:t>
-            </w:r>
-            <w:proofErr w:type="spellStart"/>
-            <w:r>
-              <w:rPr>
-                <w:rFonts w:ascii="BRH Malayalam Extra" w:eastAsia="Times New Roman" w:hAnsi="BRH Malayalam Extra" w:cs="BRH Malayalam Extra"/>
-                <w:color w:val="000000"/>
-                <w:sz w:val="40"/>
-                <w:szCs w:val="40"/>
-                <w:lang w:val="en-IN" w:eastAsia="en-IN" w:bidi="ml-IN"/>
-              </w:rPr>
-              <w:t>kÒ</w:t>
-            </w:r>
-            <w:proofErr w:type="spellEnd"/>
-            <w:r>
-              <w:rPr>
-                <w:rFonts w:ascii="BRH Malayalam Extra" w:eastAsia="Times New Roman" w:hAnsi="BRH Malayalam Extra" w:cs="BRH Malayalam Extra"/>
-                <w:color w:val="000000"/>
-                <w:sz w:val="40"/>
-                <w:szCs w:val="40"/>
-                <w:lang w:val="en-IN" w:eastAsia="en-IN" w:bidi="ml-IN"/>
-              </w:rPr>
-              <w:t>—</w:t>
-            </w:r>
-            <w:proofErr w:type="spellStart"/>
-            <w:r>
-              <w:rPr>
-                <w:rFonts w:ascii="BRH Malayalam Extra" w:eastAsia="Times New Roman" w:hAnsi="BRH Malayalam Extra" w:cs="BRH Malayalam Extra"/>
-                <w:color w:val="000000"/>
-                <w:sz w:val="40"/>
-                <w:szCs w:val="40"/>
-                <w:lang w:val="en-IN" w:eastAsia="en-IN" w:bidi="ml-IN"/>
-              </w:rPr>
-              <w:t>kxRy</w:t>
-            </w:r>
-            <w:proofErr w:type="spellEnd"/>
-            <w:r>
-              <w:rPr>
-                <w:rFonts w:ascii="BRH Malayalam Extra" w:eastAsia="Times New Roman" w:hAnsi="BRH Malayalam Extra" w:cs="BRH Malayalam Extra"/>
-                <w:color w:val="000000"/>
-                <w:sz w:val="32"/>
-                <w:szCs w:val="40"/>
-                <w:lang w:val="en-IN" w:eastAsia="en-IN" w:bidi="ml-IN"/>
-              </w:rPr>
-              <w:t>–</w:t>
-            </w:r>
-            <w:proofErr w:type="spellStart"/>
-            <w:r>
-              <w:rPr>
-                <w:rFonts w:ascii="BRH Malayalam Extra" w:eastAsia="Times New Roman" w:hAnsi="BRH Malayalam Extra" w:cs="BRH Malayalam Extra"/>
-                <w:color w:val="000000"/>
-                <w:sz w:val="40"/>
-                <w:szCs w:val="40"/>
-                <w:lang w:val="en-IN" w:eastAsia="en-IN" w:bidi="ml-IN"/>
-              </w:rPr>
-              <w:t>kcy</w:t>
-            </w:r>
-            <w:proofErr w:type="spellEnd"/>
-            <w:r>
-              <w:rPr>
-                <w:rFonts w:ascii="BRH Malayalam Extra" w:eastAsia="Times New Roman" w:hAnsi="BRH Malayalam Extra" w:cs="BRH Malayalam Extra"/>
-                <w:color w:val="000000"/>
-                <w:sz w:val="40"/>
-                <w:szCs w:val="40"/>
-                <w:lang w:val="en-IN" w:eastAsia="en-IN" w:bidi="ml-IN"/>
-              </w:rPr>
-              <w:t>—</w:t>
-            </w:r>
-            <w:proofErr w:type="spellStart"/>
-            <w:r>
-              <w:rPr>
-                <w:rFonts w:ascii="BRH Malayalam Extra" w:eastAsia="Times New Roman" w:hAnsi="BRH Malayalam Extra" w:cs="BRH Malayalam Extra"/>
-                <w:color w:val="000000"/>
-                <w:sz w:val="40"/>
-                <w:szCs w:val="40"/>
-                <w:lang w:val="en-IN" w:eastAsia="en-IN" w:bidi="ml-IN"/>
-              </w:rPr>
-              <w:t>eÙz</w:t>
-            </w:r>
-            <w:proofErr w:type="spellEnd"/>
-            <w:r>
-              <w:rPr>
-                <w:rFonts w:ascii="BRH Malayalam Extra" w:eastAsia="Times New Roman" w:hAnsi="BRH Malayalam Extra" w:cs="BRH Malayalam Extra"/>
-                <w:color w:val="000000"/>
-                <w:sz w:val="40"/>
-                <w:szCs w:val="40"/>
-                <w:lang w:val="en-IN" w:eastAsia="en-IN" w:bidi="ml-IN"/>
-              </w:rPr>
-              <w:t xml:space="preserve"> | </w:t>
+            <w:r>
+              <w:rPr>
+                <w:rFonts w:ascii="BRH Malayalam Extra" w:eastAsia="Times New Roman" w:hAnsi="BRH Malayalam Extra" w:cs="BRH Malayalam Extra"/>
+                <w:color w:val="000000"/>
+                <w:sz w:val="32"/>
+                <w:szCs w:val="40"/>
+                <w:lang w:val="en-IN" w:eastAsia="en-IN" w:bidi="ml-IN"/>
+              </w:rPr>
+              <w:t>–</w:t>
+            </w:r>
+            <w:r>
+              <w:rPr>
+                <w:rFonts w:ascii="BRH Malayalam Extra" w:eastAsia="Times New Roman" w:hAnsi="BRH Malayalam Extra" w:cs="BRH Malayalam Extra"/>
+                <w:color w:val="000000"/>
+                <w:sz w:val="40"/>
+                <w:szCs w:val="40"/>
+                <w:lang w:val="en-IN" w:eastAsia="en-IN" w:bidi="ml-IN"/>
+              </w:rPr>
+              <w:t>kÒ—kxRy</w:t>
+            </w:r>
+            <w:r>
+              <w:rPr>
+                <w:rFonts w:ascii="BRH Malayalam Extra" w:eastAsia="Times New Roman" w:hAnsi="BRH Malayalam Extra" w:cs="BRH Malayalam Extra"/>
+                <w:color w:val="000000"/>
+                <w:sz w:val="32"/>
+                <w:szCs w:val="40"/>
+                <w:lang w:val="en-IN" w:eastAsia="en-IN" w:bidi="ml-IN"/>
+              </w:rPr>
+              <w:t>–</w:t>
+            </w:r>
+            <w:r>
+              <w:rPr>
+                <w:rFonts w:ascii="BRH Malayalam Extra" w:eastAsia="Times New Roman" w:hAnsi="BRH Malayalam Extra" w:cs="BRH Malayalam Extra"/>
+                <w:color w:val="000000"/>
+                <w:sz w:val="40"/>
+                <w:szCs w:val="40"/>
+                <w:lang w:val="en-IN" w:eastAsia="en-IN" w:bidi="ml-IN"/>
+              </w:rPr>
+              <w:t xml:space="preserve">kcy—eÙz | </w:t>
             </w:r>
           </w:p>
           <w:p>
@@ -5768,7 +5465,6 @@
                 <w:lang w:val="en-IN" w:eastAsia="en-IN" w:bidi="ml-IN"/>
               </w:rPr>
             </w:pPr>
-            <w:proofErr w:type="spellStart"/>
             <w:r>
               <w:rPr>
                 <w:rFonts w:ascii="BRH Malayalam Extra" w:eastAsia="Times New Roman" w:hAnsi="BRH Malayalam Extra" w:cs="BRH Malayalam Extra"/>
@@ -5779,82 +5475,45 @@
               </w:rPr>
               <w:t>Zy</w:t>
             </w:r>
-            <w:proofErr w:type="spellEnd"/>
-            <w:r>
-              <w:rPr>
-                <w:rFonts w:ascii="BRH Malayalam Extra" w:eastAsia="Times New Roman" w:hAnsi="BRH Malayalam Extra" w:cs="BRH Malayalam Extra"/>
-                <w:color w:val="000000"/>
-                <w:sz w:val="32"/>
-                <w:szCs w:val="40"/>
-                <w:lang w:val="en-IN" w:eastAsia="en-IN" w:bidi="ml-IN"/>
-              </w:rPr>
-              <w:t>–</w:t>
-            </w:r>
-            <w:proofErr w:type="spellStart"/>
-            <w:r>
-              <w:rPr>
-                <w:rFonts w:ascii="BRH Malayalam Extra" w:eastAsia="Times New Roman" w:hAnsi="BRH Malayalam Extra" w:cs="BRH Malayalam Extra"/>
-                <w:color w:val="000000"/>
-                <w:sz w:val="40"/>
-                <w:szCs w:val="40"/>
-                <w:lang w:val="en-IN" w:eastAsia="en-IN" w:bidi="ml-IN"/>
-              </w:rPr>
-              <w:t>kÒ</w:t>
-            </w:r>
-            <w:proofErr w:type="spellEnd"/>
-            <w:r>
-              <w:rPr>
-                <w:rFonts w:ascii="BRH Malayalam Extra" w:eastAsia="Times New Roman" w:hAnsi="BRH Malayalam Extra" w:cs="BRH Malayalam Extra"/>
-                <w:color w:val="000000"/>
-                <w:sz w:val="40"/>
-                <w:szCs w:val="40"/>
-                <w:lang w:val="en-IN" w:eastAsia="en-IN" w:bidi="ml-IN"/>
-              </w:rPr>
-              <w:t>—</w:t>
-            </w:r>
-            <w:proofErr w:type="spellStart"/>
-            <w:r>
-              <w:rPr>
-                <w:rFonts w:ascii="BRH Malayalam Extra" w:eastAsia="Times New Roman" w:hAnsi="BRH Malayalam Extra" w:cs="BRH Malayalam Extra"/>
-                <w:color w:val="000000"/>
-                <w:sz w:val="40"/>
-                <w:szCs w:val="40"/>
-                <w:lang w:val="en-IN" w:eastAsia="en-IN" w:bidi="ml-IN"/>
-              </w:rPr>
-              <w:t>kxRy</w:t>
-            </w:r>
-            <w:proofErr w:type="spellEnd"/>
-            <w:r>
-              <w:rPr>
-                <w:rFonts w:ascii="BRH Malayalam Extra" w:eastAsia="Times New Roman" w:hAnsi="BRH Malayalam Extra" w:cs="BRH Malayalam Extra"/>
-                <w:color w:val="000000"/>
-                <w:sz w:val="32"/>
-                <w:szCs w:val="40"/>
-                <w:lang w:val="en-IN" w:eastAsia="en-IN" w:bidi="ml-IN"/>
-              </w:rPr>
-              <w:t>–</w:t>
-            </w:r>
-            <w:proofErr w:type="spellStart"/>
-            <w:r>
-              <w:rPr>
-                <w:rFonts w:ascii="BRH Malayalam Extra" w:eastAsia="Times New Roman" w:hAnsi="BRH Malayalam Extra" w:cs="BRH Malayalam Extra"/>
-                <w:color w:val="000000"/>
-                <w:sz w:val="40"/>
-                <w:szCs w:val="40"/>
-                <w:lang w:val="en-IN" w:eastAsia="en-IN" w:bidi="ml-IN"/>
-              </w:rPr>
-              <w:t>kyZy</w:t>
-            </w:r>
-            <w:proofErr w:type="spellEnd"/>
-            <w:r>
-              <w:rPr>
-                <w:rFonts w:ascii="BRH Malayalam Extra" w:eastAsia="Times New Roman" w:hAnsi="BRH Malayalam Extra" w:cs="BRH Malayalam Extra"/>
-                <w:color w:val="000000"/>
-                <w:sz w:val="40"/>
-                <w:szCs w:val="40"/>
-                <w:lang w:val="en-IN" w:eastAsia="en-IN" w:bidi="ml-IN"/>
-              </w:rPr>
-              <w:t xml:space="preserve">— </w:t>
+            <w:r>
+              <w:rPr>
+                <w:rFonts w:ascii="BRH Malayalam Extra" w:eastAsia="Times New Roman" w:hAnsi="BRH Malayalam Extra" w:cs="BRH Malayalam Extra"/>
+                <w:color w:val="000000"/>
+                <w:sz w:val="32"/>
+                <w:szCs w:val="40"/>
+                <w:lang w:val="en-IN" w:eastAsia="en-IN" w:bidi="ml-IN"/>
+              </w:rPr>
+              <w:t>–</w:t>
+            </w:r>
+            <w:r>
+              <w:rPr>
+                <w:rFonts w:ascii="BRH Malayalam Extra" w:eastAsia="Times New Roman" w:hAnsi="BRH Malayalam Extra" w:cs="BRH Malayalam Extra"/>
+                <w:color w:val="000000"/>
+                <w:sz w:val="40"/>
+                <w:szCs w:val="40"/>
+                <w:lang w:val="en-IN" w:eastAsia="en-IN" w:bidi="ml-IN"/>
+              </w:rPr>
+              <w:t>kÒ—kxRy</w:t>
+            </w:r>
+            <w:r>
+              <w:rPr>
+                <w:rFonts w:ascii="BRH Malayalam Extra" w:eastAsia="Times New Roman" w:hAnsi="BRH Malayalam Extra" w:cs="BRH Malayalam Extra"/>
+                <w:color w:val="000000"/>
+                <w:sz w:val="32"/>
+                <w:szCs w:val="40"/>
+                <w:lang w:val="en-IN" w:eastAsia="en-IN" w:bidi="ml-IN"/>
+              </w:rPr>
+              <w:t>–</w:t>
+            </w:r>
+            <w:r>
+              <w:rPr>
+                <w:rFonts w:ascii="BRH Malayalam Extra" w:eastAsia="Times New Roman" w:hAnsi="BRH Malayalam Extra" w:cs="BRH Malayalam Extra"/>
+                <w:color w:val="000000"/>
+                <w:sz w:val="40"/>
+                <w:szCs w:val="40"/>
+                <w:lang w:val="en-IN" w:eastAsia="en-IN" w:bidi="ml-IN"/>
+              </w:rPr>
+              <w:t xml:space="preserve">kyZy— </w:t>
             </w:r>
           </w:p>
           <w:p>
@@ -5872,7 +5531,6 @@
                 <w:lang w:val="en-IN" w:eastAsia="en-IN" w:bidi="ml-IN"/>
               </w:rPr>
             </w:pPr>
-            <w:proofErr w:type="spellStart"/>
             <w:r>
               <w:rPr>
                 <w:rFonts w:ascii="BRH Malayalam Extra" w:eastAsia="Times New Roman" w:hAnsi="BRH Malayalam Extra" w:cs="BRH Malayalam Extra"/>
@@ -5892,31 +5550,8 @@
                 <w:szCs w:val="40"/>
                 <w:lang w:val="en-IN" w:eastAsia="en-IN" w:bidi="ml-IN"/>
               </w:rPr>
-              <w:t>ykÒ</w:t>
-            </w:r>
-            <w:proofErr w:type="spellEnd"/>
-            <w:r>
-              <w:rPr>
-                <w:rFonts w:ascii="BRH Malayalam Extra" w:eastAsia="Times New Roman" w:hAnsi="BRH Malayalam Extra" w:cs="BRH Malayalam Extra"/>
-                <w:color w:val="000000"/>
-                <w:sz w:val="40"/>
-                <w:szCs w:val="40"/>
-                <w:lang w:val="en-IN" w:eastAsia="en-IN" w:bidi="ml-IN"/>
-              </w:rPr>
-              <w:t xml:space="preserve">— - </w:t>
-            </w:r>
-            <w:proofErr w:type="spellStart"/>
-            <w:r>
-              <w:rPr>
-                <w:rFonts w:ascii="BRH Malayalam Extra" w:eastAsia="Times New Roman" w:hAnsi="BRH Malayalam Extra" w:cs="BRH Malayalam Extra"/>
-                <w:color w:val="000000"/>
-                <w:sz w:val="40"/>
-                <w:szCs w:val="40"/>
-                <w:lang w:val="en-IN" w:eastAsia="en-IN" w:bidi="ml-IN"/>
-              </w:rPr>
-              <w:t>kx</w:t>
-            </w:r>
-            <w:proofErr w:type="spellEnd"/>
+              <w:t>ykÒ— - kx</w:t>
+            </w:r>
             <w:r>
               <w:rPr>
                 <w:rFonts w:ascii="BRH Malayalam Extra" w:eastAsia="Times New Roman" w:hAnsi="BRH Malayalam Extra" w:cs="BRH Malayalam Extra"/>
@@ -5978,7 +5613,6 @@
                 <w:lang w:val="en-IN" w:eastAsia="en-IN" w:bidi="ml-IN"/>
               </w:rPr>
             </w:pPr>
-            <w:proofErr w:type="spellStart"/>
             <w:r>
               <w:rPr>
                 <w:rFonts w:ascii="BRH Malayalam Extra" w:eastAsia="Times New Roman" w:hAnsi="BRH Malayalam Extra" w:cs="BRH Malayalam Extra"/>
@@ -5989,104 +5623,45 @@
               </w:rPr>
               <w:t>Zy</w:t>
             </w:r>
-            <w:proofErr w:type="spellEnd"/>
-            <w:r>
-              <w:rPr>
-                <w:rFonts w:ascii="BRH Malayalam Extra" w:eastAsia="Times New Roman" w:hAnsi="BRH Malayalam Extra" w:cs="BRH Malayalam Extra"/>
-                <w:color w:val="000000"/>
-                <w:sz w:val="32"/>
-                <w:szCs w:val="40"/>
-                <w:lang w:val="en-IN" w:eastAsia="en-IN" w:bidi="ml-IN"/>
-              </w:rPr>
-              <w:t>–</w:t>
-            </w:r>
-            <w:proofErr w:type="spellStart"/>
-            <w:r>
-              <w:rPr>
-                <w:rFonts w:ascii="BRH Malayalam Extra" w:eastAsia="Times New Roman" w:hAnsi="BRH Malayalam Extra" w:cs="BRH Malayalam Extra"/>
-                <w:color w:val="000000"/>
-                <w:sz w:val="40"/>
-                <w:szCs w:val="40"/>
-                <w:lang w:val="en-IN" w:eastAsia="en-IN" w:bidi="ml-IN"/>
-              </w:rPr>
-              <w:t>kÒ</w:t>
-            </w:r>
-            <w:proofErr w:type="spellEnd"/>
-            <w:r>
-              <w:rPr>
-                <w:rFonts w:ascii="BRH Malayalam Extra" w:eastAsia="Times New Roman" w:hAnsi="BRH Malayalam Extra" w:cs="BRH Malayalam Extra"/>
-                <w:color w:val="000000"/>
-                <w:sz w:val="40"/>
-                <w:szCs w:val="40"/>
-                <w:lang w:val="en-IN" w:eastAsia="en-IN" w:bidi="ml-IN"/>
-              </w:rPr>
-              <w:t>—</w:t>
-            </w:r>
-            <w:proofErr w:type="spellStart"/>
-            <w:r>
-              <w:rPr>
-                <w:rFonts w:ascii="BRH Malayalam Extra" w:eastAsia="Times New Roman" w:hAnsi="BRH Malayalam Extra" w:cs="BRH Malayalam Extra"/>
-                <w:color w:val="000000"/>
-                <w:sz w:val="40"/>
-                <w:szCs w:val="40"/>
-                <w:lang w:val="en-IN" w:eastAsia="en-IN" w:bidi="ml-IN"/>
-              </w:rPr>
-              <w:t>kxRy</w:t>
-            </w:r>
-            <w:proofErr w:type="spellEnd"/>
-            <w:r>
-              <w:rPr>
-                <w:rFonts w:ascii="BRH Malayalam Extra" w:eastAsia="Times New Roman" w:hAnsi="BRH Malayalam Extra" w:cs="BRH Malayalam Extra"/>
-                <w:color w:val="000000"/>
-                <w:sz w:val="32"/>
-                <w:szCs w:val="40"/>
-                <w:lang w:val="en-IN" w:eastAsia="en-IN" w:bidi="ml-IN"/>
-              </w:rPr>
-              <w:t>–</w:t>
-            </w:r>
-            <w:proofErr w:type="spellStart"/>
-            <w:r>
-              <w:rPr>
-                <w:rFonts w:ascii="BRH Malayalam Extra" w:eastAsia="Times New Roman" w:hAnsi="BRH Malayalam Extra" w:cs="BRH Malayalam Extra"/>
-                <w:color w:val="000000"/>
-                <w:sz w:val="40"/>
-                <w:szCs w:val="40"/>
-                <w:lang w:val="en-IN" w:eastAsia="en-IN" w:bidi="ml-IN"/>
-              </w:rPr>
-              <w:t>kcy</w:t>
-            </w:r>
-            <w:proofErr w:type="spellEnd"/>
-            <w:r>
-              <w:rPr>
-                <w:rFonts w:ascii="BRH Malayalam Extra" w:eastAsia="Times New Roman" w:hAnsi="BRH Malayalam Extra" w:cs="BRH Malayalam Extra"/>
-                <w:color w:val="000000"/>
-                <w:sz w:val="40"/>
-                <w:szCs w:val="40"/>
-                <w:lang w:val="en-IN" w:eastAsia="en-IN" w:bidi="ml-IN"/>
-              </w:rPr>
-              <w:t>—</w:t>
-            </w:r>
-            <w:proofErr w:type="spellStart"/>
-            <w:r>
-              <w:rPr>
-                <w:rFonts w:ascii="BRH Malayalam Extra" w:eastAsia="Times New Roman" w:hAnsi="BRH Malayalam Extra" w:cs="BRH Malayalam Extra"/>
-                <w:color w:val="000000"/>
-                <w:sz w:val="40"/>
-                <w:szCs w:val="40"/>
-                <w:lang w:val="en-IN" w:eastAsia="en-IN" w:bidi="ml-IN"/>
-              </w:rPr>
-              <w:t>eÙz</w:t>
-            </w:r>
-            <w:proofErr w:type="spellEnd"/>
-            <w:r>
-              <w:rPr>
-                <w:rFonts w:ascii="BRH Malayalam Extra" w:eastAsia="Times New Roman" w:hAnsi="BRH Malayalam Extra" w:cs="BRH Malayalam Extra"/>
-                <w:color w:val="000000"/>
-                <w:sz w:val="40"/>
-                <w:szCs w:val="40"/>
-                <w:lang w:val="en-IN" w:eastAsia="en-IN" w:bidi="ml-IN"/>
-              </w:rPr>
-              <w:t xml:space="preserve"> | </w:t>
+            <w:r>
+              <w:rPr>
+                <w:rFonts w:ascii="BRH Malayalam Extra" w:eastAsia="Times New Roman" w:hAnsi="BRH Malayalam Extra" w:cs="BRH Malayalam Extra"/>
+                <w:color w:val="000000"/>
+                <w:sz w:val="32"/>
+                <w:szCs w:val="40"/>
+                <w:lang w:val="en-IN" w:eastAsia="en-IN" w:bidi="ml-IN"/>
+              </w:rPr>
+              <w:t>–</w:t>
+            </w:r>
+            <w:r>
+              <w:rPr>
+                <w:rFonts w:ascii="BRH Malayalam Extra" w:eastAsia="Times New Roman" w:hAnsi="BRH Malayalam Extra" w:cs="BRH Malayalam Extra"/>
+                <w:color w:val="000000"/>
+                <w:sz w:val="40"/>
+                <w:szCs w:val="40"/>
+                <w:lang w:val="en-IN" w:eastAsia="en-IN" w:bidi="ml-IN"/>
+              </w:rPr>
+              <w:t>kÒ—kxRy</w:t>
+            </w:r>
+            <w:r>
+              <w:rPr>
+                <w:rFonts w:ascii="BRH Malayalam Extra" w:eastAsia="Times New Roman" w:hAnsi="BRH Malayalam Extra" w:cs="BRH Malayalam Extra"/>
+                <w:color w:val="000000"/>
+                <w:sz w:val="32"/>
+                <w:szCs w:val="40"/>
+                <w:lang w:val="en-IN" w:eastAsia="en-IN" w:bidi="ml-IN"/>
+              </w:rPr>
+              <w:t>–</w:t>
+            </w:r>
+            <w:r>
+              <w:rPr>
+                <w:rFonts w:ascii="BRH Malayalam Extra" w:eastAsia="Times New Roman" w:hAnsi="BRH Malayalam Extra" w:cs="BRH Malayalam Extra"/>
+                <w:color w:val="000000"/>
+                <w:sz w:val="40"/>
+                <w:szCs w:val="40"/>
+                <w:lang w:val="en-IN" w:eastAsia="en-IN" w:bidi="ml-IN"/>
+              </w:rPr>
+              <w:t xml:space="preserve">kcy—eÙz | </w:t>
             </w:r>
           </w:p>
           <w:p>
@@ -6104,7 +5679,6 @@
                 <w:lang w:val="en-IN" w:eastAsia="en-IN" w:bidi="ml-IN"/>
               </w:rPr>
             </w:pPr>
-            <w:proofErr w:type="spellStart"/>
             <w:r>
               <w:rPr>
                 <w:rFonts w:ascii="BRH Malayalam Extra" w:eastAsia="Times New Roman" w:hAnsi="BRH Malayalam Extra" w:cs="BRH Malayalam Extra"/>
@@ -6115,82 +5689,45 @@
               </w:rPr>
               <w:t>Zy</w:t>
             </w:r>
-            <w:proofErr w:type="spellEnd"/>
-            <w:r>
-              <w:rPr>
-                <w:rFonts w:ascii="BRH Malayalam Extra" w:eastAsia="Times New Roman" w:hAnsi="BRH Malayalam Extra" w:cs="BRH Malayalam Extra"/>
-                <w:color w:val="000000"/>
-                <w:sz w:val="32"/>
-                <w:szCs w:val="40"/>
-                <w:lang w:val="en-IN" w:eastAsia="en-IN" w:bidi="ml-IN"/>
-              </w:rPr>
-              <w:t>–</w:t>
-            </w:r>
-            <w:proofErr w:type="spellStart"/>
-            <w:r>
-              <w:rPr>
-                <w:rFonts w:ascii="BRH Malayalam Extra" w:eastAsia="Times New Roman" w:hAnsi="BRH Malayalam Extra" w:cs="BRH Malayalam Extra"/>
-                <w:color w:val="000000"/>
-                <w:sz w:val="40"/>
-                <w:szCs w:val="40"/>
-                <w:lang w:val="en-IN" w:eastAsia="en-IN" w:bidi="ml-IN"/>
-              </w:rPr>
-              <w:t>kÒ</w:t>
-            </w:r>
-            <w:proofErr w:type="spellEnd"/>
-            <w:r>
-              <w:rPr>
-                <w:rFonts w:ascii="BRH Malayalam Extra" w:eastAsia="Times New Roman" w:hAnsi="BRH Malayalam Extra" w:cs="BRH Malayalam Extra"/>
-                <w:color w:val="000000"/>
-                <w:sz w:val="40"/>
-                <w:szCs w:val="40"/>
-                <w:lang w:val="en-IN" w:eastAsia="en-IN" w:bidi="ml-IN"/>
-              </w:rPr>
-              <w:t>—</w:t>
-            </w:r>
-            <w:proofErr w:type="spellStart"/>
-            <w:r>
-              <w:rPr>
-                <w:rFonts w:ascii="BRH Malayalam Extra" w:eastAsia="Times New Roman" w:hAnsi="BRH Malayalam Extra" w:cs="BRH Malayalam Extra"/>
-                <w:color w:val="000000"/>
-                <w:sz w:val="40"/>
-                <w:szCs w:val="40"/>
-                <w:lang w:val="en-IN" w:eastAsia="en-IN" w:bidi="ml-IN"/>
-              </w:rPr>
-              <w:t>kxRy</w:t>
-            </w:r>
-            <w:proofErr w:type="spellEnd"/>
-            <w:r>
-              <w:rPr>
-                <w:rFonts w:ascii="BRH Malayalam Extra" w:eastAsia="Times New Roman" w:hAnsi="BRH Malayalam Extra" w:cs="BRH Malayalam Extra"/>
-                <w:color w:val="000000"/>
-                <w:sz w:val="32"/>
-                <w:szCs w:val="40"/>
-                <w:lang w:val="en-IN" w:eastAsia="en-IN" w:bidi="ml-IN"/>
-              </w:rPr>
-              <w:t>–</w:t>
-            </w:r>
-            <w:proofErr w:type="spellStart"/>
-            <w:r>
-              <w:rPr>
-                <w:rFonts w:ascii="BRH Malayalam Extra" w:eastAsia="Times New Roman" w:hAnsi="BRH Malayalam Extra" w:cs="BRH Malayalam Extra"/>
-                <w:color w:val="000000"/>
-                <w:sz w:val="40"/>
-                <w:szCs w:val="40"/>
-                <w:lang w:val="en-IN" w:eastAsia="en-IN" w:bidi="ml-IN"/>
-              </w:rPr>
-              <w:t>kyZy</w:t>
-            </w:r>
-            <w:proofErr w:type="spellEnd"/>
-            <w:r>
-              <w:rPr>
-                <w:rFonts w:ascii="BRH Malayalam Extra" w:eastAsia="Times New Roman" w:hAnsi="BRH Malayalam Extra" w:cs="BRH Malayalam Extra"/>
-                <w:color w:val="000000"/>
-                <w:sz w:val="40"/>
-                <w:szCs w:val="40"/>
-                <w:lang w:val="en-IN" w:eastAsia="en-IN" w:bidi="ml-IN"/>
-              </w:rPr>
-              <w:t xml:space="preserve">— </w:t>
+            <w:r>
+              <w:rPr>
+                <w:rFonts w:ascii="BRH Malayalam Extra" w:eastAsia="Times New Roman" w:hAnsi="BRH Malayalam Extra" w:cs="BRH Malayalam Extra"/>
+                <w:color w:val="000000"/>
+                <w:sz w:val="32"/>
+                <w:szCs w:val="40"/>
+                <w:lang w:val="en-IN" w:eastAsia="en-IN" w:bidi="ml-IN"/>
+              </w:rPr>
+              <w:t>–</w:t>
+            </w:r>
+            <w:r>
+              <w:rPr>
+                <w:rFonts w:ascii="BRH Malayalam Extra" w:eastAsia="Times New Roman" w:hAnsi="BRH Malayalam Extra" w:cs="BRH Malayalam Extra"/>
+                <w:color w:val="000000"/>
+                <w:sz w:val="40"/>
+                <w:szCs w:val="40"/>
+                <w:lang w:val="en-IN" w:eastAsia="en-IN" w:bidi="ml-IN"/>
+              </w:rPr>
+              <w:t>kÒ—kxRy</w:t>
+            </w:r>
+            <w:r>
+              <w:rPr>
+                <w:rFonts w:ascii="BRH Malayalam Extra" w:eastAsia="Times New Roman" w:hAnsi="BRH Malayalam Extra" w:cs="BRH Malayalam Extra"/>
+                <w:color w:val="000000"/>
+                <w:sz w:val="32"/>
+                <w:szCs w:val="40"/>
+                <w:lang w:val="en-IN" w:eastAsia="en-IN" w:bidi="ml-IN"/>
+              </w:rPr>
+              <w:t>–</w:t>
+            </w:r>
+            <w:r>
+              <w:rPr>
+                <w:rFonts w:ascii="BRH Malayalam Extra" w:eastAsia="Times New Roman" w:hAnsi="BRH Malayalam Extra" w:cs="BRH Malayalam Extra"/>
+                <w:color w:val="000000"/>
+                <w:sz w:val="40"/>
+                <w:szCs w:val="40"/>
+                <w:lang w:val="en-IN" w:eastAsia="en-IN" w:bidi="ml-IN"/>
+              </w:rPr>
+              <w:t xml:space="preserve">kyZy— </w:t>
             </w:r>
           </w:p>
           <w:p>
@@ -6208,7 +5745,6 @@
                 <w:lang w:val="en-IN" w:eastAsia="en-IN" w:bidi="ml-IN"/>
               </w:rPr>
             </w:pPr>
-            <w:proofErr w:type="spellStart"/>
             <w:r>
               <w:rPr>
                 <w:rFonts w:ascii="BRH Malayalam Extra" w:eastAsia="Times New Roman" w:hAnsi="BRH Malayalam Extra" w:cs="BRH Malayalam Extra"/>
@@ -6220,51 +5756,26 @@
               </w:rPr>
               <w:t>Zy</w:t>
             </w:r>
-            <w:proofErr w:type="spellEnd"/>
-            <w:r>
-              <w:rPr>
-                <w:rFonts w:ascii="BRH Malayalam Extra" w:eastAsia="Times New Roman" w:hAnsi="BRH Malayalam Extra" w:cs="BRH Malayalam Extra"/>
-                <w:color w:val="000000"/>
-                <w:sz w:val="32"/>
-                <w:szCs w:val="40"/>
-                <w:lang w:val="en-IN" w:eastAsia="en-IN" w:bidi="ml-IN"/>
-              </w:rPr>
-              <w:t>–</w:t>
-            </w:r>
-            <w:proofErr w:type="spellStart"/>
-            <w:r>
-              <w:rPr>
-                <w:rFonts w:ascii="BRH Malayalam Extra" w:eastAsia="Times New Roman" w:hAnsi="BRH Malayalam Extra" w:cs="BRH Malayalam Extra"/>
-                <w:color w:val="000000"/>
-                <w:sz w:val="40"/>
-                <w:szCs w:val="40"/>
-                <w:lang w:val="en-IN" w:eastAsia="en-IN" w:bidi="ml-IN"/>
-              </w:rPr>
-              <w:t>kÒ</w:t>
-            </w:r>
-            <w:proofErr w:type="spellEnd"/>
-            <w:r>
-              <w:rPr>
-                <w:rFonts w:ascii="BRH Malayalam Extra" w:eastAsia="Times New Roman" w:hAnsi="BRH Malayalam Extra" w:cs="BRH Malayalam Extra"/>
-                <w:color w:val="000000"/>
-                <w:sz w:val="40"/>
-                <w:szCs w:val="40"/>
-                <w:lang w:val="en-IN" w:eastAsia="en-IN" w:bidi="ml-IN"/>
-              </w:rPr>
-              <w:t xml:space="preserve">— - </w:t>
-            </w:r>
-            <w:proofErr w:type="spellStart"/>
-            <w:r>
-              <w:rPr>
-                <w:rFonts w:ascii="BRH Malayalam Extra" w:eastAsia="Times New Roman" w:hAnsi="BRH Malayalam Extra" w:cs="BRH Malayalam Extra"/>
-                <w:color w:val="000000"/>
-                <w:sz w:val="40"/>
-                <w:szCs w:val="40"/>
-                <w:lang w:val="en-IN" w:eastAsia="en-IN" w:bidi="ml-IN"/>
-              </w:rPr>
-              <w:t>kx</w:t>
-            </w:r>
-            <w:proofErr w:type="spellEnd"/>
+            <w:r>
+              <w:rPr>
+                <w:rFonts w:ascii="BRH Malayalam Extra" w:eastAsia="Times New Roman" w:hAnsi="BRH Malayalam Extra" w:cs="BRH Malayalam Extra"/>
+                <w:color w:val="000000"/>
+                <w:sz w:val="32"/>
+                <w:szCs w:val="40"/>
+                <w:lang w:val="en-IN" w:eastAsia="en-IN" w:bidi="ml-IN"/>
+              </w:rPr>
+              <w:t>–</w:t>
+            </w:r>
+            <w:r>
+              <w:rPr>
+                <w:rFonts w:ascii="BRH Malayalam Extra" w:eastAsia="Times New Roman" w:hAnsi="BRH Malayalam Extra" w:cs="BRH Malayalam Extra"/>
+                <w:color w:val="000000"/>
+                <w:sz w:val="40"/>
+                <w:szCs w:val="40"/>
+                <w:lang w:val="en-IN" w:eastAsia="en-IN" w:bidi="ml-IN"/>
+              </w:rPr>
+              <w:t>kÒ— - kx</w:t>
+            </w:r>
             <w:r>
               <w:rPr>
                 <w:rFonts w:ascii="BRH Malayalam Extra" w:eastAsia="Times New Roman" w:hAnsi="BRH Malayalam Extra" w:cs="BRH Malayalam Extra"/>
@@ -6341,19 +5852,8 @@
                 <w:sz w:val="28"/>
                 <w:szCs w:val="32"/>
               </w:rPr>
-              <w:t xml:space="preserve">T.S.5.5.10.2 – </w:t>
-            </w:r>
-            <w:proofErr w:type="spellStart"/>
-            <w:r>
-              <w:rPr>
-                <w:rFonts w:cs="Arial"/>
-                <w:b/>
-                <w:sz w:val="28"/>
-                <w:szCs w:val="32"/>
-              </w:rPr>
-              <w:t>Kramam</w:t>
-            </w:r>
-            <w:proofErr w:type="spellEnd"/>
+              <w:t>T.S.5.5.10.2 – Kramam</w:t>
+            </w:r>
           </w:p>
           <w:p>
             <w:pPr>
@@ -6373,45 +5873,14 @@
                 <w:szCs w:val="32"/>
               </w:rPr>
             </w:pPr>
-            <w:proofErr w:type="spellStart"/>
-            <w:r>
-              <w:rPr>
-                <w:rFonts w:cs="Arial"/>
-                <w:b/>
-                <w:sz w:val="28"/>
-                <w:szCs w:val="32"/>
-              </w:rPr>
-              <w:t>Krama</w:t>
-            </w:r>
-            <w:proofErr w:type="spellEnd"/>
-            <w:r>
-              <w:rPr>
-                <w:rFonts w:cs="Arial"/>
-                <w:b/>
-                <w:sz w:val="28"/>
-                <w:szCs w:val="32"/>
-              </w:rPr>
-              <w:t xml:space="preserve"> </w:t>
-            </w:r>
-            <w:proofErr w:type="spellStart"/>
-            <w:r>
-              <w:rPr>
-                <w:rFonts w:cs="Arial"/>
-                <w:b/>
-                <w:sz w:val="28"/>
-                <w:szCs w:val="32"/>
-              </w:rPr>
-              <w:t>Vaakyam</w:t>
-            </w:r>
-            <w:proofErr w:type="spellEnd"/>
-            <w:r>
-              <w:rPr>
-                <w:rFonts w:cs="Arial"/>
-                <w:b/>
-                <w:sz w:val="28"/>
-                <w:szCs w:val="32"/>
-              </w:rPr>
-              <w:t xml:space="preserve"> No.– 36</w:t>
+            <w:r>
+              <w:rPr>
+                <w:rFonts w:cs="Arial"/>
+                <w:b/>
+                <w:sz w:val="28"/>
+                <w:szCs w:val="32"/>
+              </w:rPr>
+              <w:t>Krama Vaakyam No.– 36</w:t>
             </w:r>
           </w:p>
           <w:p>
@@ -6432,25 +5901,14 @@
                 <w:szCs w:val="32"/>
               </w:rPr>
             </w:pPr>
-            <w:proofErr w:type="spellStart"/>
-            <w:r>
-              <w:rPr>
-                <w:rFonts w:cs="Arial"/>
-                <w:b/>
-                <w:sz w:val="28"/>
-                <w:szCs w:val="32"/>
-              </w:rPr>
-              <w:t>Panchaati</w:t>
-            </w:r>
-            <w:proofErr w:type="spellEnd"/>
-            <w:r>
-              <w:rPr>
-                <w:rFonts w:cs="Arial"/>
-                <w:b/>
-                <w:sz w:val="28"/>
-                <w:szCs w:val="32"/>
-              </w:rPr>
-              <w:t xml:space="preserve"> No</w:t>
+            <w:r>
+              <w:rPr>
+                <w:rFonts w:cs="Arial"/>
+                <w:b/>
+                <w:sz w:val="28"/>
+                <w:szCs w:val="32"/>
+              </w:rPr>
+              <w:t>Panchaati No</w:t>
             </w:r>
             <w:r>
               <w:rPr>
@@ -6490,70 +5948,25 @@
                 <w:lang w:val="en-IN" w:eastAsia="en-IN" w:bidi="ml-IN"/>
               </w:rPr>
             </w:pPr>
-            <w:proofErr w:type="spellStart"/>
-            <w:r>
-              <w:rPr>
-                <w:rFonts w:ascii="BRH Malayalam Extra" w:eastAsia="Times New Roman" w:hAnsi="BRH Malayalam Extra" w:cs="BRH Malayalam Extra"/>
-                <w:color w:val="000000"/>
-                <w:sz w:val="40"/>
-                <w:szCs w:val="40"/>
-                <w:lang w:val="en-IN" w:eastAsia="en-IN" w:bidi="ml-IN"/>
-              </w:rPr>
-              <w:t>byK</w:t>
-            </w:r>
-            <w:proofErr w:type="spellEnd"/>
-            <w:r>
-              <w:rPr>
-                <w:rFonts w:ascii="BRH Malayalam Extra" w:eastAsia="Times New Roman" w:hAnsi="BRH Malayalam Extra" w:cs="BRH Malayalam Extra"/>
-                <w:color w:val="000000"/>
-                <w:sz w:val="40"/>
-                <w:szCs w:val="40"/>
-                <w:lang w:val="en-IN" w:eastAsia="en-IN" w:bidi="ml-IN"/>
-              </w:rPr>
-              <w:t xml:space="preserve">§ </w:t>
-            </w:r>
-            <w:proofErr w:type="spellStart"/>
-            <w:r>
-              <w:rPr>
-                <w:rFonts w:ascii="BRH Malayalam Extra" w:eastAsia="Times New Roman" w:hAnsi="BRH Malayalam Extra" w:cs="BRH Malayalam Extra"/>
-                <w:color w:val="000000"/>
-                <w:sz w:val="40"/>
-                <w:szCs w:val="40"/>
-                <w:lang w:val="en-IN" w:eastAsia="en-IN" w:bidi="ml-IN"/>
-              </w:rPr>
-              <w:t>Zsõx˜J</w:t>
-            </w:r>
-            <w:proofErr w:type="spellEnd"/>
-            <w:r>
-              <w:rPr>
-                <w:rFonts w:ascii="BRH Malayalam Extra" w:eastAsia="Times New Roman" w:hAnsi="BRH Malayalam Extra" w:cs="BRH Malayalam Extra"/>
-                <w:color w:val="000000"/>
-                <w:sz w:val="40"/>
-                <w:szCs w:val="40"/>
-                <w:lang w:val="en-IN" w:eastAsia="en-IN" w:bidi="ml-IN"/>
-              </w:rPr>
-              <w:t xml:space="preserve"> | </w:t>
-            </w:r>
-            <w:r>
-              <w:rPr>
-                <w:rFonts w:ascii="BRH Malayalam Extra" w:eastAsia="Times New Roman" w:hAnsi="BRH Malayalam Extra" w:cs="BRH Malayalam Extra"/>
-                <w:color w:val="000000"/>
-                <w:sz w:val="40"/>
-                <w:szCs w:val="40"/>
-                <w:lang w:val="en-IN" w:eastAsia="en-IN" w:bidi="ml-IN"/>
-              </w:rPr>
-              <w:t xml:space="preserve">| </w:t>
-            </w:r>
-            <w:proofErr w:type="spellStart"/>
-            <w:r>
-              <w:rPr>
-                <w:rFonts w:ascii="BRH Malayalam Extra" w:eastAsia="Times New Roman" w:hAnsi="BRH Malayalam Extra" w:cs="BRH Malayalam Extra"/>
-                <w:color w:val="000000"/>
-                <w:sz w:val="40"/>
-                <w:szCs w:val="40"/>
-                <w:lang w:val="en-IN" w:eastAsia="en-IN" w:bidi="ml-IN"/>
-              </w:rPr>
-              <w:t>Z</w:t>
+            <w:r>
+              <w:rPr>
+                <w:rFonts w:ascii="BRH Malayalam Extra" w:eastAsia="Times New Roman" w:hAnsi="BRH Malayalam Extra" w:cs="BRH Malayalam Extra"/>
+                <w:color w:val="000000"/>
+                <w:sz w:val="40"/>
+                <w:szCs w:val="40"/>
+                <w:lang w:val="en-IN" w:eastAsia="en-IN" w:bidi="ml-IN"/>
+              </w:rPr>
+              <w:t xml:space="preserve">byK§ Zsõx˜J | </w:t>
+            </w:r>
+            <w:r>
+              <w:rPr>
+                <w:rFonts w:ascii="BRH Malayalam Extra" w:eastAsia="Times New Roman" w:hAnsi="BRH Malayalam Extra" w:cs="BRH Malayalam Extra"/>
+                <w:color w:val="000000"/>
+                <w:sz w:val="40"/>
+                <w:szCs w:val="40"/>
+                <w:lang w:val="en-IN" w:eastAsia="en-IN" w:bidi="ml-IN"/>
+              </w:rPr>
+              <w:t>| Z</w:t>
             </w:r>
             <w:r>
               <w:rPr>
@@ -6574,40 +5987,7 @@
                 <w:szCs w:val="40"/>
                 <w:lang w:val="en-IN" w:eastAsia="en-IN" w:bidi="ml-IN"/>
               </w:rPr>
-              <w:t>ëx</w:t>
-            </w:r>
-            <w:proofErr w:type="spellEnd"/>
-            <w:r>
-              <w:rPr>
-                <w:rFonts w:ascii="BRH Malayalam Extra" w:eastAsia="Times New Roman" w:hAnsi="BRH Malayalam Extra" w:cs="BRH Malayalam Extra"/>
-                <w:color w:val="000000"/>
-                <w:sz w:val="40"/>
-                <w:szCs w:val="40"/>
-                <w:lang w:val="en-IN" w:eastAsia="en-IN" w:bidi="ml-IN"/>
-              </w:rPr>
-              <w:t>˜¥</w:t>
-            </w:r>
-            <w:proofErr w:type="spellStart"/>
-            <w:r>
-              <w:rPr>
-                <w:rFonts w:ascii="BRH Malayalam Extra" w:eastAsia="Times New Roman" w:hAnsi="BRH Malayalam Extra" w:cs="BRH Malayalam Extra"/>
-                <w:color w:val="000000"/>
-                <w:sz w:val="40"/>
-                <w:szCs w:val="40"/>
-                <w:lang w:val="en-IN" w:eastAsia="en-IN" w:bidi="ml-IN"/>
-              </w:rPr>
-              <w:t>së</w:t>
-            </w:r>
-            <w:proofErr w:type="spellEnd"/>
-            <w:r>
-              <w:rPr>
-                <w:rFonts w:ascii="BRH Malayalam Extra" w:eastAsia="Times New Roman" w:hAnsi="BRH Malayalam Extra" w:cs="BRH Malayalam Extra"/>
-                <w:color w:val="000000"/>
-                <w:sz w:val="40"/>
-                <w:szCs w:val="40"/>
-                <w:lang w:val="en-IN" w:eastAsia="en-IN" w:bidi="ml-IN"/>
-              </w:rPr>
-              <w:t xml:space="preserve"> |</w:t>
+              <w:t>ëx˜¥së |</w:t>
             </w:r>
           </w:p>
         </w:tc>
@@ -6630,51 +6010,16 @@
                 <w:lang w:val="en-IN" w:eastAsia="en-IN" w:bidi="ml-IN"/>
               </w:rPr>
             </w:pPr>
-            <w:proofErr w:type="spellStart"/>
-            <w:r>
-              <w:rPr>
-                <w:rFonts w:ascii="BRH Malayalam Extra" w:eastAsia="Times New Roman" w:hAnsi="BRH Malayalam Extra" w:cs="BRH Malayalam Extra"/>
-                <w:color w:val="000000"/>
-                <w:sz w:val="40"/>
-                <w:szCs w:val="40"/>
-                <w:lang w:val="en-IN" w:eastAsia="en-IN" w:bidi="ml-IN"/>
-              </w:rPr>
-              <w:t>byK</w:t>
-            </w:r>
-            <w:proofErr w:type="spellEnd"/>
-            <w:r>
-              <w:rPr>
-                <w:rFonts w:ascii="BRH Malayalam Extra" w:eastAsia="Times New Roman" w:hAnsi="BRH Malayalam Extra" w:cs="BRH Malayalam Extra"/>
-                <w:color w:val="000000"/>
-                <w:sz w:val="40"/>
-                <w:szCs w:val="40"/>
-                <w:lang w:val="en-IN" w:eastAsia="en-IN" w:bidi="ml-IN"/>
-              </w:rPr>
-              <w:t xml:space="preserve">§ </w:t>
-            </w:r>
-            <w:proofErr w:type="spellStart"/>
-            <w:r>
-              <w:rPr>
-                <w:rFonts w:ascii="BRH Malayalam Extra" w:eastAsia="Times New Roman" w:hAnsi="BRH Malayalam Extra" w:cs="BRH Malayalam Extra"/>
-                <w:color w:val="000000"/>
-                <w:sz w:val="40"/>
-                <w:szCs w:val="40"/>
-                <w:lang w:val="en-IN" w:eastAsia="en-IN" w:bidi="ml-IN"/>
-              </w:rPr>
-              <w:t>Zsõx˜J</w:t>
-            </w:r>
-            <w:proofErr w:type="spellEnd"/>
-            <w:r>
-              <w:rPr>
-                <w:rFonts w:ascii="BRH Malayalam Extra" w:eastAsia="Times New Roman" w:hAnsi="BRH Malayalam Extra" w:cs="BRH Malayalam Extra"/>
-                <w:color w:val="000000"/>
-                <w:sz w:val="40"/>
-                <w:szCs w:val="40"/>
-                <w:lang w:val="en-IN" w:eastAsia="en-IN" w:bidi="ml-IN"/>
-              </w:rPr>
-              <w:t xml:space="preserve"> | </w:t>
-            </w:r>
-            <w:proofErr w:type="spellStart"/>
+            <w:r>
+              <w:rPr>
+                <w:rFonts w:ascii="BRH Malayalam Extra" w:eastAsia="Times New Roman" w:hAnsi="BRH Malayalam Extra" w:cs="BRH Malayalam Extra"/>
+                <w:color w:val="000000"/>
+                <w:sz w:val="40"/>
+                <w:szCs w:val="40"/>
+                <w:lang w:val="en-IN" w:eastAsia="en-IN" w:bidi="ml-IN"/>
+              </w:rPr>
+              <w:t xml:space="preserve">byK§ Zsõx˜J | </w:t>
+            </w:r>
             <w:r>
               <w:rPr>
                 <w:rFonts w:ascii="BRH Malayalam Extra" w:eastAsia="Times New Roman" w:hAnsi="BRH Malayalam Extra" w:cs="BRH Malayalam Extra"/>
@@ -6704,40 +6049,7 @@
                 <w:szCs w:val="40"/>
                 <w:lang w:val="en-IN" w:eastAsia="en-IN" w:bidi="ml-IN"/>
               </w:rPr>
-              <w:t>x</w:t>
-            </w:r>
-            <w:proofErr w:type="spellEnd"/>
-            <w:r>
-              <w:rPr>
-                <w:rFonts w:ascii="BRH Malayalam Extra" w:eastAsia="Times New Roman" w:hAnsi="BRH Malayalam Extra" w:cs="BRH Malayalam Extra"/>
-                <w:color w:val="000000"/>
-                <w:sz w:val="40"/>
-                <w:szCs w:val="40"/>
-                <w:lang w:val="en-IN" w:eastAsia="en-IN" w:bidi="ml-IN"/>
-              </w:rPr>
-              <w:t>˜¥</w:t>
-            </w:r>
-            <w:proofErr w:type="spellStart"/>
-            <w:r>
-              <w:rPr>
-                <w:rFonts w:ascii="BRH Malayalam Extra" w:eastAsia="Times New Roman" w:hAnsi="BRH Malayalam Extra" w:cs="BRH Malayalam Extra"/>
-                <w:color w:val="000000"/>
-                <w:sz w:val="40"/>
-                <w:szCs w:val="40"/>
-                <w:lang w:val="en-IN" w:eastAsia="en-IN" w:bidi="ml-IN"/>
-              </w:rPr>
-              <w:t>së</w:t>
-            </w:r>
-            <w:proofErr w:type="spellEnd"/>
-            <w:r>
-              <w:rPr>
-                <w:rFonts w:ascii="BRH Malayalam Extra" w:eastAsia="Times New Roman" w:hAnsi="BRH Malayalam Extra" w:cs="BRH Malayalam Extra"/>
-                <w:color w:val="000000"/>
-                <w:sz w:val="40"/>
-                <w:szCs w:val="40"/>
-                <w:lang w:val="en-IN" w:eastAsia="en-IN" w:bidi="ml-IN"/>
-              </w:rPr>
-              <w:t xml:space="preserve"> |</w:t>
+              <w:t>x˜¥së |</w:t>
             </w:r>
           </w:p>
         </w:tc>
@@ -6775,20 +6087,8 @@
                 <w:sz w:val="28"/>
                 <w:szCs w:val="32"/>
               </w:rPr>
-              <w:lastRenderedPageBreak/>
-              <w:t xml:space="preserve">T.S.5.5.10.7 – </w:t>
-            </w:r>
-            <w:proofErr w:type="spellStart"/>
-            <w:r>
-              <w:rPr>
-                <w:rFonts w:cs="Arial"/>
-                <w:b/>
-                <w:sz w:val="28"/>
-                <w:szCs w:val="32"/>
-              </w:rPr>
-              <w:t>Kramam</w:t>
-            </w:r>
-            <w:proofErr w:type="spellEnd"/>
+              <w:t>T.S.5.5.10.7 – Kramam</w:t>
+            </w:r>
           </w:p>
           <w:p>
             <w:pPr>
@@ -6808,45 +6108,14 @@
                 <w:szCs w:val="32"/>
               </w:rPr>
             </w:pPr>
-            <w:proofErr w:type="spellStart"/>
-            <w:r>
-              <w:rPr>
-                <w:rFonts w:cs="Arial"/>
-                <w:b/>
-                <w:sz w:val="28"/>
-                <w:szCs w:val="32"/>
-              </w:rPr>
-              <w:t>Krama</w:t>
-            </w:r>
-            <w:proofErr w:type="spellEnd"/>
-            <w:r>
-              <w:rPr>
-                <w:rFonts w:cs="Arial"/>
-                <w:b/>
-                <w:sz w:val="28"/>
-                <w:szCs w:val="32"/>
-              </w:rPr>
-              <w:t xml:space="preserve"> </w:t>
-            </w:r>
-            <w:proofErr w:type="spellStart"/>
-            <w:r>
-              <w:rPr>
-                <w:rFonts w:cs="Arial"/>
-                <w:b/>
-                <w:sz w:val="28"/>
-                <w:szCs w:val="32"/>
-              </w:rPr>
-              <w:t>Vaakyam</w:t>
-            </w:r>
-            <w:proofErr w:type="spellEnd"/>
-            <w:r>
-              <w:rPr>
-                <w:rFonts w:cs="Arial"/>
-                <w:b/>
-                <w:sz w:val="28"/>
-                <w:szCs w:val="32"/>
-              </w:rPr>
-              <w:t xml:space="preserve"> No.– 21</w:t>
+            <w:r>
+              <w:rPr>
+                <w:rFonts w:cs="Arial"/>
+                <w:b/>
+                <w:sz w:val="28"/>
+                <w:szCs w:val="32"/>
+              </w:rPr>
+              <w:t>Krama Vaakyam No.– 21</w:t>
             </w:r>
           </w:p>
           <w:p>
@@ -6867,25 +6136,14 @@
                 <w:szCs w:val="32"/>
               </w:rPr>
             </w:pPr>
-            <w:proofErr w:type="spellStart"/>
-            <w:r>
-              <w:rPr>
-                <w:rFonts w:cs="Arial"/>
-                <w:b/>
-                <w:sz w:val="28"/>
-                <w:szCs w:val="32"/>
-              </w:rPr>
-              <w:t>Panchaati</w:t>
-            </w:r>
-            <w:proofErr w:type="spellEnd"/>
-            <w:r>
-              <w:rPr>
-                <w:rFonts w:cs="Arial"/>
-                <w:b/>
-                <w:sz w:val="28"/>
-                <w:szCs w:val="32"/>
-              </w:rPr>
-              <w:t xml:space="preserve"> No</w:t>
+            <w:r>
+              <w:rPr>
+                <w:rFonts w:cs="Arial"/>
+                <w:b/>
+                <w:sz w:val="28"/>
+                <w:szCs w:val="32"/>
+              </w:rPr>
+              <w:t>Panchaati No</w:t>
             </w:r>
             <w:r>
               <w:rPr>
@@ -6944,7 +6202,6 @@
               </w:rPr>
               <w:t>–</w:t>
             </w:r>
-            <w:proofErr w:type="spellStart"/>
             <w:r>
               <w:rPr>
                 <w:rFonts w:ascii="BRH Malayalam Extra" w:eastAsia="Times New Roman" w:hAnsi="BRH Malayalam Extra" w:cs="BRH Malayalam Extra"/>
@@ -6955,7 +6212,6 @@
               </w:rPr>
               <w:t>sôx</w:t>
             </w:r>
-            <w:proofErr w:type="spellEnd"/>
             <w:r>
               <w:rPr>
                 <w:rFonts w:ascii="BRH Malayalam Extra" w:eastAsia="Times New Roman" w:hAnsi="BRH Malayalam Extra" w:cs="BRH Malayalam Extra"/>
@@ -7017,27 +6273,15 @@
               </w:rPr>
               <w:t>–</w:t>
             </w:r>
-            <w:proofErr w:type="spellStart"/>
-            <w:r>
-              <w:rPr>
-                <w:rFonts w:ascii="BRH Malayalam Extra" w:eastAsia="Times New Roman" w:hAnsi="BRH Malayalam Extra" w:cs="BRH Malayalam Extra"/>
-                <w:color w:val="000000"/>
-                <w:sz w:val="40"/>
-                <w:szCs w:val="40"/>
-                <w:lang w:val="en-IN" w:eastAsia="en-IN" w:bidi="ml-IN"/>
-              </w:rPr>
-              <w:t>iey</w:t>
-            </w:r>
-            <w:proofErr w:type="spellEnd"/>
-            <w:r>
-              <w:rPr>
-                <w:rFonts w:ascii="BRH Malayalam Extra" w:eastAsia="Times New Roman" w:hAnsi="BRH Malayalam Extra" w:cs="BRH Malayalam Extra"/>
-                <w:color w:val="000000"/>
-                <w:sz w:val="40"/>
-                <w:szCs w:val="40"/>
-                <w:lang w:val="en-IN" w:eastAsia="en-IN" w:bidi="ml-IN"/>
-              </w:rPr>
-              <w:t>— |</w:t>
+            <w:r>
+              <w:rPr>
+                <w:rFonts w:ascii="BRH Malayalam Extra" w:eastAsia="Times New Roman" w:hAnsi="BRH Malayalam Extra" w:cs="BRH Malayalam Extra"/>
+                <w:color w:val="000000"/>
+                <w:sz w:val="40"/>
+                <w:szCs w:val="40"/>
+                <w:lang w:val="en-IN" w:eastAsia="en-IN" w:bidi="ml-IN"/>
+              </w:rPr>
+              <w:t>iey— |</w:t>
             </w:r>
           </w:p>
         </w:tc>
@@ -7079,7 +6323,6 @@
               </w:rPr>
               <w:t>–</w:t>
             </w:r>
-            <w:proofErr w:type="spellStart"/>
             <w:r>
               <w:rPr>
                 <w:rFonts w:ascii="BRH Malayalam Extra" w:eastAsia="Times New Roman" w:hAnsi="BRH Malayalam Extra" w:cs="BRH Malayalam Extra"/>
@@ -7090,7 +6333,6 @@
               </w:rPr>
               <w:t>sôx</w:t>
             </w:r>
-            <w:proofErr w:type="spellEnd"/>
             <w:r>
               <w:rPr>
                 <w:rFonts w:ascii="BRH Malayalam Extra" w:eastAsia="Times New Roman" w:hAnsi="BRH Malayalam Extra" w:cs="BRH Malayalam Extra"/>
@@ -7142,27 +6384,15 @@
               </w:rPr>
               <w:t>–</w:t>
             </w:r>
-            <w:proofErr w:type="spellStart"/>
-            <w:r>
-              <w:rPr>
-                <w:rFonts w:ascii="BRH Malayalam Extra" w:eastAsia="Times New Roman" w:hAnsi="BRH Malayalam Extra" w:cs="BRH Malayalam Extra"/>
-                <w:color w:val="000000"/>
-                <w:sz w:val="40"/>
-                <w:szCs w:val="40"/>
-                <w:lang w:val="en-IN" w:eastAsia="en-IN" w:bidi="ml-IN"/>
-              </w:rPr>
-              <w:t>iey</w:t>
-            </w:r>
-            <w:proofErr w:type="spellEnd"/>
-            <w:r>
-              <w:rPr>
-                <w:rFonts w:ascii="BRH Malayalam Extra" w:eastAsia="Times New Roman" w:hAnsi="BRH Malayalam Extra" w:cs="BRH Malayalam Extra"/>
-                <w:color w:val="000000"/>
-                <w:sz w:val="40"/>
-                <w:szCs w:val="40"/>
-                <w:lang w:val="en-IN" w:eastAsia="en-IN" w:bidi="ml-IN"/>
-              </w:rPr>
-              <w:t>— |</w:t>
+            <w:r>
+              <w:rPr>
+                <w:rFonts w:ascii="BRH Malayalam Extra" w:eastAsia="Times New Roman" w:hAnsi="BRH Malayalam Extra" w:cs="BRH Malayalam Extra"/>
+                <w:color w:val="000000"/>
+                <w:sz w:val="40"/>
+                <w:szCs w:val="40"/>
+                <w:lang w:val="en-IN" w:eastAsia="en-IN" w:bidi="ml-IN"/>
+              </w:rPr>
+              <w:t>iey— |</w:t>
             </w:r>
           </w:p>
         </w:tc>
@@ -7200,19 +6430,8 @@
                 <w:sz w:val="28"/>
                 <w:szCs w:val="32"/>
               </w:rPr>
-              <w:t xml:space="preserve">T.S.5.5.14.1 – </w:t>
-            </w:r>
-            <w:proofErr w:type="spellStart"/>
-            <w:r>
-              <w:rPr>
-                <w:rFonts w:cs="Arial"/>
-                <w:b/>
-                <w:sz w:val="28"/>
-                <w:szCs w:val="32"/>
-              </w:rPr>
-              <w:t>Kramam</w:t>
-            </w:r>
-            <w:proofErr w:type="spellEnd"/>
+              <w:t>T.S.5.5.14.1 – Kramam</w:t>
+            </w:r>
           </w:p>
           <w:p>
             <w:pPr>
@@ -7232,45 +6451,14 @@
                 <w:szCs w:val="32"/>
               </w:rPr>
             </w:pPr>
-            <w:proofErr w:type="spellStart"/>
-            <w:r>
-              <w:rPr>
-                <w:rFonts w:cs="Arial"/>
-                <w:b/>
-                <w:sz w:val="28"/>
-                <w:szCs w:val="32"/>
-              </w:rPr>
-              <w:t>Krama</w:t>
-            </w:r>
-            <w:proofErr w:type="spellEnd"/>
-            <w:r>
-              <w:rPr>
-                <w:rFonts w:cs="Arial"/>
-                <w:b/>
-                <w:sz w:val="28"/>
-                <w:szCs w:val="32"/>
-              </w:rPr>
-              <w:t xml:space="preserve"> </w:t>
-            </w:r>
-            <w:proofErr w:type="spellStart"/>
-            <w:r>
-              <w:rPr>
-                <w:rFonts w:cs="Arial"/>
-                <w:b/>
-                <w:sz w:val="28"/>
-                <w:szCs w:val="32"/>
-              </w:rPr>
-              <w:t>Vaakyam</w:t>
-            </w:r>
-            <w:proofErr w:type="spellEnd"/>
-            <w:r>
-              <w:rPr>
-                <w:rFonts w:cs="Arial"/>
-                <w:b/>
-                <w:sz w:val="28"/>
-                <w:szCs w:val="32"/>
-              </w:rPr>
-              <w:t xml:space="preserve"> No.– 6</w:t>
+            <w:r>
+              <w:rPr>
+                <w:rFonts w:cs="Arial"/>
+                <w:b/>
+                <w:sz w:val="28"/>
+                <w:szCs w:val="32"/>
+              </w:rPr>
+              <w:t>Krama Vaakyam No.– 6</w:t>
             </w:r>
           </w:p>
           <w:p>
@@ -7291,25 +6479,14 @@
                 <w:szCs w:val="32"/>
               </w:rPr>
             </w:pPr>
-            <w:proofErr w:type="spellStart"/>
-            <w:r>
-              <w:rPr>
-                <w:rFonts w:cs="Arial"/>
-                <w:b/>
-                <w:sz w:val="28"/>
-                <w:szCs w:val="32"/>
-              </w:rPr>
-              <w:t>Panchaati</w:t>
-            </w:r>
-            <w:proofErr w:type="spellEnd"/>
-            <w:r>
-              <w:rPr>
-                <w:rFonts w:cs="Arial"/>
-                <w:b/>
-                <w:sz w:val="28"/>
-                <w:szCs w:val="32"/>
-              </w:rPr>
-              <w:t xml:space="preserve"> No</w:t>
+            <w:r>
+              <w:rPr>
+                <w:rFonts w:cs="Arial"/>
+                <w:b/>
+                <w:sz w:val="28"/>
+                <w:szCs w:val="32"/>
+              </w:rPr>
+              <w:t>Panchaati No</w:t>
             </w:r>
             <w:r>
               <w:rPr>
@@ -7397,29 +6574,7 @@
                 <w:szCs w:val="40"/>
                 <w:lang w:val="en-IN" w:eastAsia="en-IN" w:bidi="ml-IN"/>
               </w:rPr>
-              <w:t>¥</w:t>
-            </w:r>
-            <w:proofErr w:type="spellStart"/>
-            <w:r>
-              <w:rPr>
-                <w:rFonts w:ascii="BRH Malayalam Extra" w:eastAsia="Times New Roman" w:hAnsi="BRH Malayalam Extra" w:cs="BRH Malayalam Extra"/>
-                <w:color w:val="000000"/>
-                <w:sz w:val="40"/>
-                <w:szCs w:val="40"/>
-                <w:lang w:val="en-IN" w:eastAsia="en-IN" w:bidi="ml-IN"/>
-              </w:rPr>
-              <w:t>së</w:t>
-            </w:r>
-            <w:proofErr w:type="spellEnd"/>
-            <w:r>
-              <w:rPr>
-                <w:rFonts w:ascii="BRH Malayalam Extra" w:eastAsia="Times New Roman" w:hAnsi="BRH Malayalam Extra" w:cs="BRH Malayalam Extra"/>
-                <w:color w:val="000000"/>
-                <w:sz w:val="40"/>
-                <w:szCs w:val="40"/>
-                <w:lang w:val="en-IN" w:eastAsia="en-IN" w:bidi="ml-IN"/>
-              </w:rPr>
-              <w:t xml:space="preserve"> | </w:t>
+              <w:t xml:space="preserve">¥së | </w:t>
             </w:r>
             <w:r>
               <w:rPr>
@@ -7451,51 +6606,27 @@
                 <w:szCs w:val="40"/>
                 <w:lang w:val="en-IN" w:eastAsia="en-IN" w:bidi="ml-IN"/>
               </w:rPr>
-              <w:t xml:space="preserve"> ¤¤</w:t>
-            </w:r>
-            <w:proofErr w:type="spellStart"/>
-            <w:r>
-              <w:rPr>
-                <w:rFonts w:ascii="BRH Malayalam Extra" w:eastAsia="Times New Roman" w:hAnsi="BRH Malayalam Extra" w:cs="BRH Malayalam Extra"/>
-                <w:color w:val="000000"/>
-                <w:sz w:val="40"/>
-                <w:szCs w:val="40"/>
-                <w:lang w:val="en-IN" w:eastAsia="en-IN" w:bidi="ml-IN"/>
-              </w:rPr>
-              <w:t>i</w:t>
-            </w:r>
-            <w:proofErr w:type="spellEnd"/>
-            <w:r>
-              <w:rPr>
-                <w:rFonts w:ascii="BRH Malayalam Extra" w:eastAsia="Times New Roman" w:hAnsi="BRH Malayalam Extra" w:cs="BRH Malayalam Extra"/>
-                <w:color w:val="000000"/>
-                <w:sz w:val="32"/>
-                <w:szCs w:val="40"/>
-                <w:lang w:val="en-IN" w:eastAsia="en-IN" w:bidi="ml-IN"/>
-              </w:rPr>
-              <w:t>–</w:t>
-            </w:r>
-            <w:proofErr w:type="spellStart"/>
-            <w:r>
-              <w:rPr>
-                <w:rFonts w:ascii="BRH Malayalam Extra" w:eastAsia="Times New Roman" w:hAnsi="BRH Malayalam Extra" w:cs="BRH Malayalam Extra"/>
-                <w:color w:val="000000"/>
-                <w:sz w:val="40"/>
-                <w:szCs w:val="40"/>
-                <w:lang w:val="en-IN" w:eastAsia="en-IN" w:bidi="ml-IN"/>
-              </w:rPr>
-              <w:t>öZxJ</w:t>
-            </w:r>
-            <w:proofErr w:type="spellEnd"/>
-            <w:r>
-              <w:rPr>
-                <w:rFonts w:ascii="BRH Malayalam Extra" w:eastAsia="Times New Roman" w:hAnsi="BRH Malayalam Extra" w:cs="BRH Malayalam Extra"/>
-                <w:color w:val="000000"/>
-                <w:sz w:val="40"/>
-                <w:szCs w:val="40"/>
-                <w:lang w:val="en-IN" w:eastAsia="en-IN" w:bidi="ml-IN"/>
-              </w:rPr>
-              <w:t xml:space="preserve"> | </w:t>
+              <w:t xml:space="preserve"> ¤¤i</w:t>
+            </w:r>
+            <w:r>
+              <w:rPr>
+                <w:rFonts w:ascii="BRH Malayalam Extra" w:eastAsia="Times New Roman" w:hAnsi="BRH Malayalam Extra" w:cs="BRH Malayalam Extra"/>
+                <w:color w:val="000000"/>
+                <w:sz w:val="32"/>
+                <w:szCs w:val="40"/>
+                <w:lang w:val="en-IN" w:eastAsia="en-IN" w:bidi="ml-IN"/>
+              </w:rPr>
+              <w:t>–</w:t>
+            </w:r>
+            <w:r>
+              <w:rPr>
+                <w:rFonts w:ascii="BRH Malayalam Extra" w:eastAsia="Times New Roman" w:hAnsi="BRH Malayalam Extra" w:cs="BRH Malayalam Extra"/>
+                <w:color w:val="000000"/>
+                <w:sz w:val="40"/>
+                <w:szCs w:val="40"/>
+                <w:lang w:val="en-IN" w:eastAsia="en-IN" w:bidi="ml-IN"/>
+              </w:rPr>
+              <w:t xml:space="preserve">öZxJ | </w:t>
             </w:r>
           </w:p>
           <w:p>
@@ -7582,29 +6713,7 @@
                 <w:szCs w:val="40"/>
                 <w:lang w:val="en-IN" w:eastAsia="en-IN" w:bidi="ml-IN"/>
               </w:rPr>
-              <w:t>¥</w:t>
-            </w:r>
-            <w:proofErr w:type="spellStart"/>
-            <w:r>
-              <w:rPr>
-                <w:rFonts w:ascii="BRH Malayalam Extra" w:eastAsia="Times New Roman" w:hAnsi="BRH Malayalam Extra" w:cs="BRH Malayalam Extra"/>
-                <w:color w:val="000000"/>
-                <w:sz w:val="40"/>
-                <w:szCs w:val="40"/>
-                <w:lang w:val="en-IN" w:eastAsia="en-IN" w:bidi="ml-IN"/>
-              </w:rPr>
-              <w:t>së</w:t>
-            </w:r>
-            <w:proofErr w:type="spellEnd"/>
-            <w:r>
-              <w:rPr>
-                <w:rFonts w:ascii="BRH Malayalam Extra" w:eastAsia="Times New Roman" w:hAnsi="BRH Malayalam Extra" w:cs="BRH Malayalam Extra"/>
-                <w:color w:val="000000"/>
-                <w:sz w:val="40"/>
-                <w:szCs w:val="40"/>
-                <w:lang w:val="en-IN" w:eastAsia="en-IN" w:bidi="ml-IN"/>
-              </w:rPr>
-              <w:t xml:space="preserve"> | </w:t>
+              <w:t xml:space="preserve">¥së | </w:t>
             </w:r>
             <w:r>
               <w:rPr>
@@ -7625,51 +6734,27 @@
                 <w:szCs w:val="40"/>
                 <w:lang w:val="en-IN" w:eastAsia="en-IN" w:bidi="ml-IN"/>
               </w:rPr>
-              <w:t xml:space="preserve"> ¤¤</w:t>
-            </w:r>
-            <w:proofErr w:type="spellStart"/>
-            <w:r>
-              <w:rPr>
-                <w:rFonts w:ascii="BRH Malayalam Extra" w:eastAsia="Times New Roman" w:hAnsi="BRH Malayalam Extra" w:cs="BRH Malayalam Extra"/>
-                <w:color w:val="000000"/>
-                <w:sz w:val="40"/>
-                <w:szCs w:val="40"/>
-                <w:lang w:val="en-IN" w:eastAsia="en-IN" w:bidi="ml-IN"/>
-              </w:rPr>
-              <w:t>i</w:t>
-            </w:r>
-            <w:proofErr w:type="spellEnd"/>
-            <w:r>
-              <w:rPr>
-                <w:rFonts w:ascii="BRH Malayalam Extra" w:eastAsia="Times New Roman" w:hAnsi="BRH Malayalam Extra" w:cs="BRH Malayalam Extra"/>
-                <w:color w:val="000000"/>
-                <w:sz w:val="32"/>
-                <w:szCs w:val="40"/>
-                <w:lang w:val="en-IN" w:eastAsia="en-IN" w:bidi="ml-IN"/>
-              </w:rPr>
-              <w:t>–</w:t>
-            </w:r>
-            <w:proofErr w:type="spellStart"/>
-            <w:r>
-              <w:rPr>
-                <w:rFonts w:ascii="BRH Malayalam Extra" w:eastAsia="Times New Roman" w:hAnsi="BRH Malayalam Extra" w:cs="BRH Malayalam Extra"/>
-                <w:color w:val="000000"/>
-                <w:sz w:val="40"/>
-                <w:szCs w:val="40"/>
-                <w:lang w:val="en-IN" w:eastAsia="en-IN" w:bidi="ml-IN"/>
-              </w:rPr>
-              <w:t>öZxJ</w:t>
-            </w:r>
-            <w:proofErr w:type="spellEnd"/>
-            <w:r>
-              <w:rPr>
-                <w:rFonts w:ascii="BRH Malayalam Extra" w:eastAsia="Times New Roman" w:hAnsi="BRH Malayalam Extra" w:cs="BRH Malayalam Extra"/>
-                <w:color w:val="000000"/>
-                <w:sz w:val="40"/>
-                <w:szCs w:val="40"/>
-                <w:lang w:val="en-IN" w:eastAsia="en-IN" w:bidi="ml-IN"/>
-              </w:rPr>
-              <w:t xml:space="preserve"> | </w:t>
+              <w:t xml:space="preserve"> ¤¤i</w:t>
+            </w:r>
+            <w:r>
+              <w:rPr>
+                <w:rFonts w:ascii="BRH Malayalam Extra" w:eastAsia="Times New Roman" w:hAnsi="BRH Malayalam Extra" w:cs="BRH Malayalam Extra"/>
+                <w:color w:val="000000"/>
+                <w:sz w:val="32"/>
+                <w:szCs w:val="40"/>
+                <w:lang w:val="en-IN" w:eastAsia="en-IN" w:bidi="ml-IN"/>
+              </w:rPr>
+              <w:t>–</w:t>
+            </w:r>
+            <w:r>
+              <w:rPr>
+                <w:rFonts w:ascii="BRH Malayalam Extra" w:eastAsia="Times New Roman" w:hAnsi="BRH Malayalam Extra" w:cs="BRH Malayalam Extra"/>
+                <w:color w:val="000000"/>
+                <w:sz w:val="40"/>
+                <w:szCs w:val="40"/>
+                <w:lang w:val="en-IN" w:eastAsia="en-IN" w:bidi="ml-IN"/>
+              </w:rPr>
+              <w:t xml:space="preserve">öZxJ | </w:t>
             </w:r>
           </w:p>
           <w:p>
@@ -7723,19 +6808,9 @@
                 <w:sz w:val="28"/>
                 <w:szCs w:val="32"/>
               </w:rPr>
-              <w:t xml:space="preserve">T.S.5.5.23.1 – </w:t>
-            </w:r>
-            <w:proofErr w:type="spellStart"/>
-            <w:r>
-              <w:rPr>
-                <w:rFonts w:cs="Arial"/>
-                <w:b/>
-                <w:sz w:val="28"/>
-                <w:szCs w:val="32"/>
-              </w:rPr>
-              <w:t>Kramam</w:t>
-            </w:r>
-            <w:proofErr w:type="spellEnd"/>
+              <w:lastRenderedPageBreak/>
+              <w:t>T.S.5.5.23.1 – Kramam</w:t>
+            </w:r>
           </w:p>
           <w:p>
             <w:pPr>
@@ -7755,45 +6830,14 @@
                 <w:szCs w:val="32"/>
               </w:rPr>
             </w:pPr>
-            <w:proofErr w:type="spellStart"/>
-            <w:r>
-              <w:rPr>
-                <w:rFonts w:cs="Arial"/>
-                <w:b/>
-                <w:sz w:val="28"/>
-                <w:szCs w:val="32"/>
-              </w:rPr>
-              <w:t>Krama</w:t>
-            </w:r>
-            <w:proofErr w:type="spellEnd"/>
-            <w:r>
-              <w:rPr>
-                <w:rFonts w:cs="Arial"/>
-                <w:b/>
-                <w:sz w:val="28"/>
-                <w:szCs w:val="32"/>
-              </w:rPr>
-              <w:t xml:space="preserve"> </w:t>
-            </w:r>
-            <w:proofErr w:type="spellStart"/>
-            <w:r>
-              <w:rPr>
-                <w:rFonts w:cs="Arial"/>
-                <w:b/>
-                <w:sz w:val="28"/>
-                <w:szCs w:val="32"/>
-              </w:rPr>
-              <w:t>Vaakyam</w:t>
-            </w:r>
-            <w:proofErr w:type="spellEnd"/>
-            <w:r>
-              <w:rPr>
-                <w:rFonts w:cs="Arial"/>
-                <w:b/>
-                <w:sz w:val="28"/>
-                <w:szCs w:val="32"/>
-              </w:rPr>
-              <w:t xml:space="preserve"> No.– 15</w:t>
+            <w:r>
+              <w:rPr>
+                <w:rFonts w:cs="Arial"/>
+                <w:b/>
+                <w:sz w:val="28"/>
+                <w:szCs w:val="32"/>
+              </w:rPr>
+              <w:t>Krama Vaakyam No.– 15</w:t>
             </w:r>
           </w:p>
           <w:p>
@@ -7814,25 +6858,14 @@
                 <w:szCs w:val="32"/>
               </w:rPr>
             </w:pPr>
-            <w:proofErr w:type="spellStart"/>
-            <w:r>
-              <w:rPr>
-                <w:rFonts w:cs="Arial"/>
-                <w:b/>
-                <w:sz w:val="28"/>
-                <w:szCs w:val="32"/>
-              </w:rPr>
-              <w:t>Panchaati</w:t>
-            </w:r>
-            <w:proofErr w:type="spellEnd"/>
-            <w:r>
-              <w:rPr>
-                <w:rFonts w:cs="Arial"/>
-                <w:b/>
-                <w:sz w:val="28"/>
-                <w:szCs w:val="32"/>
-              </w:rPr>
-              <w:t xml:space="preserve"> No</w:t>
+            <w:r>
+              <w:rPr>
+                <w:rFonts w:cs="Arial"/>
+                <w:b/>
+                <w:sz w:val="28"/>
+                <w:szCs w:val="32"/>
+              </w:rPr>
+              <w:t>Panchaati No</w:t>
             </w:r>
             <w:r>
               <w:rPr>
@@ -7872,7 +6905,6 @@
                 <w:lang w:val="en-IN" w:eastAsia="en-IN" w:bidi="ml-IN"/>
               </w:rPr>
             </w:pPr>
-            <w:proofErr w:type="spellStart"/>
             <w:r>
               <w:rPr>
                 <w:rFonts w:ascii="BRH Malayalam Extra" w:eastAsia="Times New Roman" w:hAnsi="BRH Malayalam Extra" w:cs="BRH Malayalam Extra"/>
@@ -7883,18 +6915,16 @@
               </w:rPr>
               <w:t>qy</w:t>
             </w:r>
-            <w:proofErr w:type="spellEnd"/>
-            <w:r>
-              <w:rPr>
-                <w:rFonts w:ascii="BRH Malayalam Extra" w:eastAsia="Times New Roman" w:hAnsi="BRH Malayalam Extra" w:cs="BRH Malayalam Extra"/>
-                <w:color w:val="000000"/>
-                <w:sz w:val="28"/>
-                <w:szCs w:val="40"/>
-                <w:lang w:val="en-IN" w:eastAsia="en-IN" w:bidi="ml-IN"/>
-              </w:rPr>
-              <w:t>–</w:t>
-            </w:r>
-            <w:proofErr w:type="spellStart"/>
+            <w:r>
+              <w:rPr>
+                <w:rFonts w:ascii="BRH Malayalam Extra" w:eastAsia="Times New Roman" w:hAnsi="BRH Malayalam Extra" w:cs="BRH Malayalam Extra"/>
+                <w:color w:val="000000"/>
+                <w:sz w:val="28"/>
+                <w:szCs w:val="40"/>
+                <w:lang w:val="en-IN" w:eastAsia="en-IN" w:bidi="ml-IN"/>
+              </w:rPr>
+              <w:t>–</w:t>
+            </w:r>
             <w:r>
               <w:rPr>
                 <w:rFonts w:ascii="BRH Malayalam Extra" w:eastAsia="Times New Roman" w:hAnsi="BRH Malayalam Extra" w:cs="BRH Malayalam Extra"/>
@@ -7905,7 +6935,6 @@
               </w:rPr>
               <w:t>Zy</w:t>
             </w:r>
-            <w:proofErr w:type="spellEnd"/>
             <w:r>
               <w:rPr>
                 <w:rFonts w:ascii="BRH Malayalam Extra" w:eastAsia="Times New Roman" w:hAnsi="BRH Malayalam Extra" w:cs="BRH Malayalam Extra"/>
@@ -7936,7 +6965,6 @@
               </w:rPr>
               <w:t>–</w:t>
             </w:r>
-            <w:proofErr w:type="spellStart"/>
             <w:r>
               <w:rPr>
                 <w:rFonts w:ascii="BRH Malayalam Extra" w:eastAsia="Times New Roman" w:hAnsi="BRH Malayalam Extra" w:cs="BRH Malayalam Extra"/>
@@ -7945,9 +6973,9 @@
                 <w:szCs w:val="40"/>
                 <w:lang w:val="en-IN" w:eastAsia="en-IN" w:bidi="ml-IN"/>
               </w:rPr>
-              <w:t>rç</w:t>
-            </w:r>
-            <w:proofErr w:type="spellEnd"/>
+              <w:t>rç¦ gx—</w:t>
+            </w:r>
+            <w:proofErr w:type="gramStart"/>
             <w:r>
               <w:rPr>
                 <w:rFonts w:ascii="BRH Malayalam Extra" w:eastAsia="Times New Roman" w:hAnsi="BRH Malayalam Extra" w:cs="BRH Malayalam Extra"/>
@@ -7956,9 +6984,19 @@
                 <w:szCs w:val="40"/>
                 <w:lang w:val="en-IN" w:eastAsia="en-IN" w:bidi="ml-IN"/>
               </w:rPr>
-              <w:t xml:space="preserve">¦ </w:t>
-            </w:r>
-            <w:proofErr w:type="spellStart"/>
+              <w:t>ª.tsð</w:t>
+            </w:r>
+            <w:proofErr w:type="gramEnd"/>
+            <w:r>
+              <w:rPr>
+                <w:rFonts w:ascii="BRH Malayalam Extra" w:eastAsia="Times New Roman" w:hAnsi="BRH Malayalam Extra" w:cs="BRH Malayalam Extra"/>
+                <w:color w:val="000000"/>
+                <w:sz w:val="28"/>
+                <w:szCs w:val="40"/>
+                <w:lang w:val="en-IN" w:eastAsia="en-IN" w:bidi="ml-IN"/>
+              </w:rPr>
+              <w:t>–</w:t>
+            </w:r>
             <w:r>
               <w:rPr>
                 <w:rFonts w:ascii="BRH Malayalam Extra" w:eastAsia="Times New Roman" w:hAnsi="BRH Malayalam Extra" w:cs="BRH Malayalam Extra"/>
@@ -7967,9 +7005,18 @@
                 <w:szCs w:val="40"/>
                 <w:lang w:val="en-IN" w:eastAsia="en-IN" w:bidi="ml-IN"/>
               </w:rPr>
-              <w:t>gx</w:t>
-            </w:r>
-            <w:proofErr w:type="spellEnd"/>
+              <w:t>Zõ¦ | qy</w:t>
+            </w:r>
+            <w:r>
+              <w:rPr>
+                <w:rFonts w:ascii="BRH Malayalam Extra" w:eastAsia="Times New Roman" w:hAnsi="BRH Malayalam Extra" w:cs="BRH Malayalam Extra"/>
+                <w:color w:val="000000"/>
+                <w:sz w:val="28"/>
+                <w:szCs w:val="40"/>
+                <w:lang w:val="en-IN" w:eastAsia="en-IN" w:bidi="ml-IN"/>
+              </w:rPr>
+              <w:t>–</w:t>
+            </w:r>
             <w:r>
               <w:rPr>
                 <w:rFonts w:ascii="BRH Malayalam Extra" w:eastAsia="Times New Roman" w:hAnsi="BRH Malayalam Extra" w:cs="BRH Malayalam Extra"/>
@@ -7978,9 +7025,18 @@
                 <w:szCs w:val="40"/>
                 <w:lang w:val="en-IN" w:eastAsia="en-IN" w:bidi="ml-IN"/>
               </w:rPr>
-              <w:t>—</w:t>
-            </w:r>
-            <w:proofErr w:type="gramStart"/>
+              <w:t>Zy</w:t>
+            </w:r>
+            <w:r>
+              <w:rPr>
+                <w:rFonts w:ascii="BRH Malayalam Extra" w:eastAsia="Times New Roman" w:hAnsi="BRH Malayalam Extra" w:cs="BRH Malayalam Extra"/>
+                <w:color w:val="000000"/>
+                <w:sz w:val="28"/>
+                <w:szCs w:val="40"/>
+                <w:lang w:val="en-IN" w:eastAsia="en-IN" w:bidi="ml-IN"/>
+              </w:rPr>
+              <w:t>–</w:t>
+            </w:r>
             <w:r>
               <w:rPr>
                 <w:rFonts w:ascii="BRH Malayalam Extra" w:eastAsia="Times New Roman" w:hAnsi="BRH Malayalam Extra" w:cs="BRH Malayalam Extra"/>
@@ -7989,9 +7045,18 @@
                 <w:szCs w:val="40"/>
                 <w:lang w:val="en-IN" w:eastAsia="en-IN" w:bidi="ml-IN"/>
               </w:rPr>
-              <w:t>ª.</w:t>
-            </w:r>
-            <w:proofErr w:type="spellStart"/>
+              <w:t>e£</w:t>
+            </w:r>
+            <w:r>
+              <w:rPr>
+                <w:rFonts w:ascii="BRH Malayalam Extra" w:eastAsia="Times New Roman" w:hAnsi="BRH Malayalam Extra" w:cs="BRH Malayalam Extra"/>
+                <w:color w:val="000000"/>
+                <w:sz w:val="28"/>
+                <w:szCs w:val="40"/>
+                <w:lang w:val="en-IN" w:eastAsia="en-IN" w:bidi="ml-IN"/>
+              </w:rPr>
+              <w:t>–</w:t>
+            </w:r>
             <w:r>
               <w:rPr>
                 <w:rFonts w:ascii="BRH Malayalam Extra" w:eastAsia="Times New Roman" w:hAnsi="BRH Malayalam Extra" w:cs="BRH Malayalam Extra"/>
@@ -8000,32 +7065,23 @@
                 <w:szCs w:val="40"/>
                 <w:lang w:val="en-IN" w:eastAsia="en-IN" w:bidi="ml-IN"/>
               </w:rPr>
-              <w:t>tsð</w:t>
-            </w:r>
-            <w:proofErr w:type="spellEnd"/>
-            <w:proofErr w:type="gramEnd"/>
-            <w:r>
-              <w:rPr>
-                <w:rFonts w:ascii="BRH Malayalam Extra" w:eastAsia="Times New Roman" w:hAnsi="BRH Malayalam Extra" w:cs="BRH Malayalam Extra"/>
-                <w:color w:val="000000"/>
-                <w:sz w:val="28"/>
-                <w:szCs w:val="40"/>
-                <w:lang w:val="en-IN" w:eastAsia="en-IN" w:bidi="ml-IN"/>
-              </w:rPr>
-              <w:t>–</w:t>
-            </w:r>
-            <w:proofErr w:type="spellStart"/>
-            <w:r>
-              <w:rPr>
-                <w:rFonts w:ascii="BRH Malayalam Extra" w:eastAsia="Times New Roman" w:hAnsi="BRH Malayalam Extra" w:cs="BRH Malayalam Extra"/>
+              <w:t xml:space="preserve">rçxpyZy— </w:t>
+            </w:r>
+          </w:p>
+          <w:p>
+            <w:pPr>
+              <w:widowControl w:val="0"/>
+              <w:autoSpaceDE w:val="0"/>
+              <w:autoSpaceDN w:val="0"/>
+              <w:adjustRightInd w:val="0"/>
+              <w:spacing w:before="0" w:line="240" w:lineRule="auto"/>
+              <w:rPr>
+                <w:rFonts w:ascii="BRH Malayalam Extra" w:hAnsi="BRH Malayalam Extra" w:cs="BRH Malayalam Extra"/>
                 <w:color w:val="000000"/>
                 <w:sz w:val="36"/>
                 <w:szCs w:val="40"/>
-                <w:lang w:val="en-IN" w:eastAsia="en-IN" w:bidi="ml-IN"/>
-              </w:rPr>
-              <w:t>Zõ</w:t>
-            </w:r>
-            <w:proofErr w:type="spellEnd"/>
+              </w:rPr>
+            </w:pPr>
             <w:r>
               <w:rPr>
                 <w:rFonts w:ascii="BRH Malayalam Extra" w:eastAsia="Times New Roman" w:hAnsi="BRH Malayalam Extra" w:cs="BRH Malayalam Extra"/>
@@ -8034,176 +7090,40 @@
                 <w:szCs w:val="40"/>
                 <w:lang w:val="en-IN" w:eastAsia="en-IN" w:bidi="ml-IN"/>
               </w:rPr>
-              <w:t xml:space="preserve">¦ | </w:t>
-            </w:r>
-            <w:proofErr w:type="spellStart"/>
+              <w:t xml:space="preserve">qyZy - </w:t>
+            </w:r>
             <w:r>
               <w:rPr>
                 <w:rFonts w:ascii="BRH Malayalam Extra" w:eastAsia="Times New Roman" w:hAnsi="BRH Malayalam Extra" w:cs="BRH Malayalam Extra"/>
                 <w:color w:val="000000"/>
                 <w:sz w:val="36"/>
                 <w:szCs w:val="40"/>
-                <w:lang w:val="en-IN" w:eastAsia="en-IN" w:bidi="ml-IN"/>
-              </w:rPr>
-              <w:t>qy</w:t>
-            </w:r>
-            <w:proofErr w:type="spellEnd"/>
-            <w:r>
-              <w:rPr>
-                <w:rFonts w:ascii="BRH Malayalam Extra" w:eastAsia="Times New Roman" w:hAnsi="BRH Malayalam Extra" w:cs="BRH Malayalam Extra"/>
-                <w:color w:val="000000"/>
-                <w:sz w:val="28"/>
-                <w:szCs w:val="40"/>
-                <w:lang w:val="en-IN" w:eastAsia="en-IN" w:bidi="ml-IN"/>
-              </w:rPr>
-              <w:t>–</w:t>
-            </w:r>
-            <w:proofErr w:type="spellStart"/>
+                <w:highlight w:val="yellow"/>
+                <w:lang w:val="en-IN" w:eastAsia="en-IN" w:bidi="ml-IN"/>
+              </w:rPr>
+              <w:t>e£</w:t>
+            </w:r>
+            <w:r>
+              <w:rPr>
+                <w:rFonts w:ascii="BRH Malayalam Extra" w:eastAsia="Times New Roman" w:hAnsi="BRH Malayalam Extra" w:cs="BRH Malayalam Extra"/>
+                <w:color w:val="000000"/>
+                <w:sz w:val="28"/>
+                <w:szCs w:val="40"/>
+                <w:highlight w:val="yellow"/>
+                <w:lang w:val="en-IN" w:eastAsia="en-IN" w:bidi="ml-IN"/>
+              </w:rPr>
+              <w:t>–</w:t>
+            </w:r>
             <w:r>
               <w:rPr>
                 <w:rFonts w:ascii="BRH Malayalam Extra" w:eastAsia="Times New Roman" w:hAnsi="BRH Malayalam Extra" w:cs="BRH Malayalam Extra"/>
                 <w:color w:val="000000"/>
                 <w:sz w:val="36"/>
                 <w:szCs w:val="40"/>
-                <w:lang w:val="en-IN" w:eastAsia="en-IN" w:bidi="ml-IN"/>
-              </w:rPr>
-              <w:t>Zy</w:t>
-            </w:r>
-            <w:proofErr w:type="spellEnd"/>
-            <w:r>
-              <w:rPr>
-                <w:rFonts w:ascii="BRH Malayalam Extra" w:eastAsia="Times New Roman" w:hAnsi="BRH Malayalam Extra" w:cs="BRH Malayalam Extra"/>
-                <w:color w:val="000000"/>
-                <w:sz w:val="28"/>
-                <w:szCs w:val="40"/>
-                <w:lang w:val="en-IN" w:eastAsia="en-IN" w:bidi="ml-IN"/>
-              </w:rPr>
-              <w:t>–</w:t>
-            </w:r>
-            <w:r>
-              <w:rPr>
-                <w:rFonts w:ascii="BRH Malayalam Extra" w:eastAsia="Times New Roman" w:hAnsi="BRH Malayalam Extra" w:cs="BRH Malayalam Extra"/>
-                <w:color w:val="000000"/>
-                <w:sz w:val="36"/>
-                <w:szCs w:val="40"/>
-                <w:lang w:val="en-IN" w:eastAsia="en-IN" w:bidi="ml-IN"/>
-              </w:rPr>
-              <w:t>e£</w:t>
-            </w:r>
-            <w:r>
-              <w:rPr>
-                <w:rFonts w:ascii="BRH Malayalam Extra" w:eastAsia="Times New Roman" w:hAnsi="BRH Malayalam Extra" w:cs="BRH Malayalam Extra"/>
-                <w:color w:val="000000"/>
-                <w:sz w:val="28"/>
-                <w:szCs w:val="40"/>
-                <w:lang w:val="en-IN" w:eastAsia="en-IN" w:bidi="ml-IN"/>
-              </w:rPr>
-              <w:t>–</w:t>
-            </w:r>
-            <w:proofErr w:type="spellStart"/>
-            <w:r>
-              <w:rPr>
-                <w:rFonts w:ascii="BRH Malayalam Extra" w:eastAsia="Times New Roman" w:hAnsi="BRH Malayalam Extra" w:cs="BRH Malayalam Extra"/>
-                <w:color w:val="000000"/>
-                <w:sz w:val="36"/>
-                <w:szCs w:val="40"/>
-                <w:lang w:val="en-IN" w:eastAsia="en-IN" w:bidi="ml-IN"/>
-              </w:rPr>
-              <w:t>rçxpyZy</w:t>
-            </w:r>
-            <w:proofErr w:type="spellEnd"/>
-            <w:r>
-              <w:rPr>
-                <w:rFonts w:ascii="BRH Malayalam Extra" w:eastAsia="Times New Roman" w:hAnsi="BRH Malayalam Extra" w:cs="BRH Malayalam Extra"/>
-                <w:color w:val="000000"/>
-                <w:sz w:val="36"/>
-                <w:szCs w:val="40"/>
-                <w:lang w:val="en-IN" w:eastAsia="en-IN" w:bidi="ml-IN"/>
-              </w:rPr>
-              <w:t xml:space="preserve">— </w:t>
-            </w:r>
-          </w:p>
-          <w:p>
-            <w:pPr>
-              <w:widowControl w:val="0"/>
-              <w:autoSpaceDE w:val="0"/>
-              <w:autoSpaceDN w:val="0"/>
-              <w:adjustRightInd w:val="0"/>
-              <w:spacing w:before="0" w:line="240" w:lineRule="auto"/>
-              <w:rPr>
-                <w:rFonts w:ascii="BRH Malayalam Extra" w:hAnsi="BRH Malayalam Extra" w:cs="BRH Malayalam Extra"/>
-                <w:color w:val="000000"/>
-                <w:sz w:val="36"/>
-                <w:szCs w:val="40"/>
-              </w:rPr>
-            </w:pPr>
-            <w:proofErr w:type="spellStart"/>
-            <w:r>
-              <w:rPr>
-                <w:rFonts w:ascii="BRH Malayalam Extra" w:eastAsia="Times New Roman" w:hAnsi="BRH Malayalam Extra" w:cs="BRH Malayalam Extra"/>
-                <w:color w:val="000000"/>
-                <w:sz w:val="36"/>
-                <w:szCs w:val="40"/>
-                <w:lang w:val="en-IN" w:eastAsia="en-IN" w:bidi="ml-IN"/>
-              </w:rPr>
-              <w:t>qyZy</w:t>
-            </w:r>
-            <w:proofErr w:type="spellEnd"/>
-            <w:r>
-              <w:rPr>
-                <w:rFonts w:ascii="BRH Malayalam Extra" w:eastAsia="Times New Roman" w:hAnsi="BRH Malayalam Extra" w:cs="BRH Malayalam Extra"/>
-                <w:color w:val="000000"/>
-                <w:sz w:val="36"/>
-                <w:szCs w:val="40"/>
-                <w:lang w:val="en-IN" w:eastAsia="en-IN" w:bidi="ml-IN"/>
-              </w:rPr>
-              <w:t xml:space="preserve"> - </w:t>
-            </w:r>
-            <w:r>
-              <w:rPr>
-                <w:rFonts w:ascii="BRH Malayalam Extra" w:eastAsia="Times New Roman" w:hAnsi="BRH Malayalam Extra" w:cs="BRH Malayalam Extra"/>
-                <w:color w:val="000000"/>
-                <w:sz w:val="36"/>
-                <w:szCs w:val="40"/>
                 <w:highlight w:val="yellow"/>
                 <w:lang w:val="en-IN" w:eastAsia="en-IN" w:bidi="ml-IN"/>
               </w:rPr>
-              <w:t>e£</w:t>
-            </w:r>
-            <w:r>
-              <w:rPr>
-                <w:rFonts w:ascii="BRH Malayalam Extra" w:eastAsia="Times New Roman" w:hAnsi="BRH Malayalam Extra" w:cs="BRH Malayalam Extra"/>
-                <w:color w:val="000000"/>
-                <w:sz w:val="28"/>
-                <w:szCs w:val="40"/>
-                <w:highlight w:val="yellow"/>
-                <w:lang w:val="en-IN" w:eastAsia="en-IN" w:bidi="ml-IN"/>
-              </w:rPr>
-              <w:t>–</w:t>
-            </w:r>
-            <w:proofErr w:type="spellStart"/>
-            <w:r>
-              <w:rPr>
-                <w:rFonts w:ascii="BRH Malayalam Extra" w:eastAsia="Times New Roman" w:hAnsi="BRH Malayalam Extra" w:cs="BRH Malayalam Extra"/>
-                <w:color w:val="000000"/>
-                <w:sz w:val="36"/>
-                <w:szCs w:val="40"/>
-                <w:highlight w:val="yellow"/>
-                <w:lang w:val="en-IN" w:eastAsia="en-IN" w:bidi="ml-IN"/>
-              </w:rPr>
-              <w:t>e§V</w:t>
-            </w:r>
-            <w:proofErr w:type="spellEnd"/>
-            <w:r>
-              <w:rPr>
-                <w:rFonts w:ascii="BRH Malayalam Extra" w:eastAsia="Times New Roman" w:hAnsi="BRH Malayalam Extra" w:cs="BRH Malayalam Extra"/>
-                <w:color w:val="000000"/>
-                <w:sz w:val="36"/>
-                <w:szCs w:val="40"/>
-                <w:highlight w:val="yellow"/>
-                <w:lang w:val="en-IN" w:eastAsia="en-IN" w:bidi="ml-IN"/>
-              </w:rPr>
-              <w:t>¦</w:t>
+              <w:t>e§V¦</w:t>
             </w:r>
             <w:r>
               <w:rPr>
@@ -8236,7 +7156,6 @@
                 <w:lang w:val="en-IN" w:eastAsia="en-IN" w:bidi="ml-IN"/>
               </w:rPr>
             </w:pPr>
-            <w:proofErr w:type="spellStart"/>
             <w:r>
               <w:rPr>
                 <w:rFonts w:ascii="BRH Malayalam Extra" w:eastAsia="Times New Roman" w:hAnsi="BRH Malayalam Extra" w:cs="BRH Malayalam Extra"/>
@@ -8247,18 +7166,16 @@
               </w:rPr>
               <w:t>qy</w:t>
             </w:r>
-            <w:proofErr w:type="spellEnd"/>
-            <w:r>
-              <w:rPr>
-                <w:rFonts w:ascii="BRH Malayalam Extra" w:eastAsia="Times New Roman" w:hAnsi="BRH Malayalam Extra" w:cs="BRH Malayalam Extra"/>
-                <w:color w:val="000000"/>
-                <w:sz w:val="28"/>
-                <w:szCs w:val="40"/>
-                <w:lang w:val="en-IN" w:eastAsia="en-IN" w:bidi="ml-IN"/>
-              </w:rPr>
-              <w:t>–</w:t>
-            </w:r>
-            <w:proofErr w:type="spellStart"/>
+            <w:r>
+              <w:rPr>
+                <w:rFonts w:ascii="BRH Malayalam Extra" w:eastAsia="Times New Roman" w:hAnsi="BRH Malayalam Extra" w:cs="BRH Malayalam Extra"/>
+                <w:color w:val="000000"/>
+                <w:sz w:val="28"/>
+                <w:szCs w:val="40"/>
+                <w:lang w:val="en-IN" w:eastAsia="en-IN" w:bidi="ml-IN"/>
+              </w:rPr>
+              <w:t>–</w:t>
+            </w:r>
             <w:r>
               <w:rPr>
                 <w:rFonts w:ascii="BRH Malayalam Extra" w:eastAsia="Times New Roman" w:hAnsi="BRH Malayalam Extra" w:cs="BRH Malayalam Extra"/>
@@ -8269,7 +7186,6 @@
               </w:rPr>
               <w:t>Zy</w:t>
             </w:r>
-            <w:proofErr w:type="spellEnd"/>
             <w:r>
               <w:rPr>
                 <w:rFonts w:ascii="BRH Malayalam Extra" w:eastAsia="Times New Roman" w:hAnsi="BRH Malayalam Extra" w:cs="BRH Malayalam Extra"/>
@@ -8300,7 +7216,6 @@
               </w:rPr>
               <w:t>–</w:t>
             </w:r>
-            <w:proofErr w:type="spellStart"/>
             <w:r>
               <w:rPr>
                 <w:rFonts w:ascii="BRH Malayalam Extra" w:eastAsia="Times New Roman" w:hAnsi="BRH Malayalam Extra" w:cs="BRH Malayalam Extra"/>
@@ -8309,9 +7224,9 @@
                 <w:szCs w:val="40"/>
                 <w:lang w:val="en-IN" w:eastAsia="en-IN" w:bidi="ml-IN"/>
               </w:rPr>
-              <w:t>rç</w:t>
-            </w:r>
-            <w:proofErr w:type="spellEnd"/>
+              <w:t>rç¦ gx—</w:t>
+            </w:r>
+            <w:proofErr w:type="gramStart"/>
             <w:r>
               <w:rPr>
                 <w:rFonts w:ascii="BRH Malayalam Extra" w:eastAsia="Times New Roman" w:hAnsi="BRH Malayalam Extra" w:cs="BRH Malayalam Extra"/>
@@ -8320,9 +7235,19 @@
                 <w:szCs w:val="40"/>
                 <w:lang w:val="en-IN" w:eastAsia="en-IN" w:bidi="ml-IN"/>
               </w:rPr>
-              <w:t xml:space="preserve">¦ </w:t>
-            </w:r>
-            <w:proofErr w:type="spellStart"/>
+              <w:t>ª.tsð</w:t>
+            </w:r>
+            <w:proofErr w:type="gramEnd"/>
+            <w:r>
+              <w:rPr>
+                <w:rFonts w:ascii="BRH Malayalam Extra" w:eastAsia="Times New Roman" w:hAnsi="BRH Malayalam Extra" w:cs="BRH Malayalam Extra"/>
+                <w:color w:val="000000"/>
+                <w:sz w:val="28"/>
+                <w:szCs w:val="40"/>
+                <w:lang w:val="en-IN" w:eastAsia="en-IN" w:bidi="ml-IN"/>
+              </w:rPr>
+              <w:t>–</w:t>
+            </w:r>
             <w:r>
               <w:rPr>
                 <w:rFonts w:ascii="BRH Malayalam Extra" w:eastAsia="Times New Roman" w:hAnsi="BRH Malayalam Extra" w:cs="BRH Malayalam Extra"/>
@@ -8331,132 +7256,139 @@
                 <w:szCs w:val="40"/>
                 <w:lang w:val="en-IN" w:eastAsia="en-IN" w:bidi="ml-IN"/>
               </w:rPr>
-              <w:t>gx</w:t>
-            </w:r>
-            <w:proofErr w:type="spellEnd"/>
-            <w:r>
+              <w:t xml:space="preserve">Zõ¦ | </w:t>
+            </w:r>
+          </w:p>
+          <w:p>
+            <w:pPr>
+              <w:widowControl w:val="0"/>
+              <w:autoSpaceDE w:val="0"/>
+              <w:autoSpaceDN w:val="0"/>
+              <w:adjustRightInd w:val="0"/>
+              <w:spacing w:before="0" w:line="240" w:lineRule="auto"/>
               <w:rPr>
                 <w:rFonts w:ascii="BRH Malayalam Extra" w:eastAsia="Times New Roman" w:hAnsi="BRH Malayalam Extra" w:cs="BRH Malayalam Extra"/>
                 <w:color w:val="000000"/>
                 <w:sz w:val="36"/>
                 <w:szCs w:val="40"/>
-                <w:lang w:val="en-IN" w:eastAsia="en-IN" w:bidi="ml-IN"/>
-              </w:rPr>
-              <w:t>—</w:t>
-            </w:r>
-            <w:proofErr w:type="gramStart"/>
+                <w:lang w:val="it-IT" w:eastAsia="en-IN" w:bidi="ml-IN"/>
+              </w:rPr>
+            </w:pPr>
             <w:r>
               <w:rPr>
                 <w:rFonts w:ascii="BRH Malayalam Extra" w:eastAsia="Times New Roman" w:hAnsi="BRH Malayalam Extra" w:cs="BRH Malayalam Extra"/>
                 <w:color w:val="000000"/>
                 <w:sz w:val="36"/>
                 <w:szCs w:val="40"/>
-                <w:lang w:val="en-IN" w:eastAsia="en-IN" w:bidi="ml-IN"/>
-              </w:rPr>
-              <w:t>ª.</w:t>
-            </w:r>
-            <w:proofErr w:type="spellStart"/>
+                <w:lang w:val="it-IT" w:eastAsia="en-IN" w:bidi="ml-IN"/>
+              </w:rPr>
+              <w:t>qy</w:t>
+            </w:r>
+            <w:r>
+              <w:rPr>
+                <w:rFonts w:ascii="BRH Malayalam Extra" w:eastAsia="Times New Roman" w:hAnsi="BRH Malayalam Extra" w:cs="BRH Malayalam Extra"/>
+                <w:color w:val="000000"/>
+                <w:sz w:val="28"/>
+                <w:szCs w:val="40"/>
+                <w:lang w:val="it-IT" w:eastAsia="en-IN" w:bidi="ml-IN"/>
+              </w:rPr>
+              <w:t>–</w:t>
+            </w:r>
             <w:r>
               <w:rPr>
                 <w:rFonts w:ascii="BRH Malayalam Extra" w:eastAsia="Times New Roman" w:hAnsi="BRH Malayalam Extra" w:cs="BRH Malayalam Extra"/>
                 <w:color w:val="000000"/>
                 <w:sz w:val="36"/>
                 <w:szCs w:val="40"/>
-                <w:lang w:val="en-IN" w:eastAsia="en-IN" w:bidi="ml-IN"/>
-              </w:rPr>
-              <w:t>tsð</w:t>
-            </w:r>
-            <w:proofErr w:type="spellEnd"/>
-            <w:proofErr w:type="gramEnd"/>
-            <w:r>
-              <w:rPr>
-                <w:rFonts w:ascii="BRH Malayalam Extra" w:eastAsia="Times New Roman" w:hAnsi="BRH Malayalam Extra" w:cs="BRH Malayalam Extra"/>
-                <w:color w:val="000000"/>
-                <w:sz w:val="28"/>
-                <w:szCs w:val="40"/>
-                <w:lang w:val="en-IN" w:eastAsia="en-IN" w:bidi="ml-IN"/>
-              </w:rPr>
-              <w:t>–</w:t>
-            </w:r>
-            <w:proofErr w:type="spellStart"/>
+                <w:lang w:val="it-IT" w:eastAsia="en-IN" w:bidi="ml-IN"/>
+              </w:rPr>
+              <w:t>Zy</w:t>
+            </w:r>
+            <w:r>
+              <w:rPr>
+                <w:rFonts w:ascii="BRH Malayalam Extra" w:eastAsia="Times New Roman" w:hAnsi="BRH Malayalam Extra" w:cs="BRH Malayalam Extra"/>
+                <w:color w:val="000000"/>
+                <w:sz w:val="28"/>
+                <w:szCs w:val="40"/>
+                <w:lang w:val="it-IT" w:eastAsia="en-IN" w:bidi="ml-IN"/>
+              </w:rPr>
+              <w:t>–</w:t>
+            </w:r>
             <w:r>
               <w:rPr>
                 <w:rFonts w:ascii="BRH Malayalam Extra" w:eastAsia="Times New Roman" w:hAnsi="BRH Malayalam Extra" w:cs="BRH Malayalam Extra"/>
                 <w:color w:val="000000"/>
                 <w:sz w:val="36"/>
                 <w:szCs w:val="40"/>
-                <w:lang w:val="en-IN" w:eastAsia="en-IN" w:bidi="ml-IN"/>
-              </w:rPr>
-              <w:t>Zõ</w:t>
-            </w:r>
-            <w:proofErr w:type="spellEnd"/>
+                <w:lang w:val="it-IT" w:eastAsia="en-IN" w:bidi="ml-IN"/>
+              </w:rPr>
+              <w:t>e£</w:t>
+            </w:r>
+            <w:r>
+              <w:rPr>
+                <w:rFonts w:ascii="BRH Malayalam Extra" w:eastAsia="Times New Roman" w:hAnsi="BRH Malayalam Extra" w:cs="BRH Malayalam Extra"/>
+                <w:color w:val="000000"/>
+                <w:sz w:val="28"/>
+                <w:szCs w:val="40"/>
+                <w:lang w:val="it-IT" w:eastAsia="en-IN" w:bidi="ml-IN"/>
+              </w:rPr>
+              <w:t>–</w:t>
+            </w:r>
             <w:r>
               <w:rPr>
                 <w:rFonts w:ascii="BRH Malayalam Extra" w:eastAsia="Times New Roman" w:hAnsi="BRH Malayalam Extra" w:cs="BRH Malayalam Extra"/>
                 <w:color w:val="000000"/>
                 <w:sz w:val="36"/>
                 <w:szCs w:val="40"/>
-                <w:lang w:val="en-IN" w:eastAsia="en-IN" w:bidi="ml-IN"/>
-              </w:rPr>
-              <w:t xml:space="preserve">¦ | </w:t>
-            </w:r>
-          </w:p>
-          <w:p>
-            <w:pPr>
-              <w:widowControl w:val="0"/>
-              <w:autoSpaceDE w:val="0"/>
-              <w:autoSpaceDN w:val="0"/>
-              <w:adjustRightInd w:val="0"/>
-              <w:spacing w:before="0" w:line="240" w:lineRule="auto"/>
-              <w:rPr>
-                <w:rFonts w:ascii="BRH Malayalam Extra" w:eastAsia="Times New Roman" w:hAnsi="BRH Malayalam Extra" w:cs="BRH Malayalam Extra"/>
+                <w:lang w:val="it-IT" w:eastAsia="en-IN" w:bidi="ml-IN"/>
+              </w:rPr>
+              <w:t xml:space="preserve">rçxpyZy— </w:t>
+            </w:r>
+          </w:p>
+          <w:p>
+            <w:pPr>
+              <w:widowControl w:val="0"/>
+              <w:autoSpaceDE w:val="0"/>
+              <w:autoSpaceDN w:val="0"/>
+              <w:adjustRightInd w:val="0"/>
+              <w:spacing w:before="0" w:line="252" w:lineRule="auto"/>
+              <w:rPr>
+                <w:rFonts w:ascii="Cambria" w:hAnsi="Cambria" w:cs="BRH Malayalam Extra"/>
                 <w:color w:val="000000"/>
                 <w:sz w:val="36"/>
                 <w:szCs w:val="40"/>
-                <w:lang w:val="en-IN" w:eastAsia="en-IN" w:bidi="ml-IN"/>
-              </w:rPr>
-            </w:pPr>
-            <w:proofErr w:type="spellStart"/>
+                <w:lang w:val="it-IT"/>
+              </w:rPr>
+            </w:pPr>
             <w:r>
               <w:rPr>
                 <w:rFonts w:ascii="BRH Malayalam Extra" w:eastAsia="Times New Roman" w:hAnsi="BRH Malayalam Extra" w:cs="BRH Malayalam Extra"/>
                 <w:color w:val="000000"/>
                 <w:sz w:val="36"/>
                 <w:szCs w:val="40"/>
-                <w:lang w:val="en-IN" w:eastAsia="en-IN" w:bidi="ml-IN"/>
-              </w:rPr>
-              <w:t>qy</w:t>
-            </w:r>
-            <w:proofErr w:type="spellEnd"/>
-            <w:r>
-              <w:rPr>
-                <w:rFonts w:ascii="BRH Malayalam Extra" w:eastAsia="Times New Roman" w:hAnsi="BRH Malayalam Extra" w:cs="BRH Malayalam Extra"/>
-                <w:color w:val="000000"/>
-                <w:sz w:val="28"/>
-                <w:szCs w:val="40"/>
-                <w:lang w:val="en-IN" w:eastAsia="en-IN" w:bidi="ml-IN"/>
-              </w:rPr>
-              <w:t>–</w:t>
-            </w:r>
-            <w:proofErr w:type="spellStart"/>
+                <w:lang w:val="it-IT" w:eastAsia="en-IN" w:bidi="ml-IN"/>
+              </w:rPr>
+              <w:t xml:space="preserve">qyZy - </w:t>
+            </w:r>
             <w:r>
               <w:rPr>
                 <w:rFonts w:ascii="BRH Malayalam Extra" w:eastAsia="Times New Roman" w:hAnsi="BRH Malayalam Extra" w:cs="BRH Malayalam Extra"/>
                 <w:color w:val="000000"/>
                 <w:sz w:val="36"/>
                 <w:szCs w:val="40"/>
-                <w:lang w:val="en-IN" w:eastAsia="en-IN" w:bidi="ml-IN"/>
-              </w:rPr>
-              <w:t>Zy</w:t>
-            </w:r>
-            <w:proofErr w:type="spellEnd"/>
-            <w:r>
-              <w:rPr>
-                <w:rFonts w:ascii="BRH Malayalam Extra" w:eastAsia="Times New Roman" w:hAnsi="BRH Malayalam Extra" w:cs="BRH Malayalam Extra"/>
-                <w:color w:val="000000"/>
-                <w:sz w:val="28"/>
-                <w:szCs w:val="40"/>
-                <w:lang w:val="en-IN" w:eastAsia="en-IN" w:bidi="ml-IN"/>
+                <w:highlight w:val="green"/>
+                <w:lang w:val="it-IT" w:eastAsia="en-IN" w:bidi="ml-IN"/>
+              </w:rPr>
+              <w:t>e£</w:t>
+            </w:r>
+            <w:r>
+              <w:rPr>
+                <w:rFonts w:ascii="BRH Malayalam Extra" w:eastAsia="Times New Roman" w:hAnsi="BRH Malayalam Extra" w:cs="BRH Malayalam Extra"/>
+                <w:color w:val="000000"/>
+                <w:sz w:val="28"/>
+                <w:szCs w:val="40"/>
+                <w:highlight w:val="green"/>
+                <w:lang w:val="it-IT" w:eastAsia="en-IN" w:bidi="ml-IN"/>
               </w:rPr>
               <w:t>–</w:t>
             </w:r>
@@ -8466,132 +7398,18 @@
                 <w:color w:val="000000"/>
                 <w:sz w:val="36"/>
                 <w:szCs w:val="40"/>
-                <w:lang w:val="en-IN" w:eastAsia="en-IN" w:bidi="ml-IN"/>
-              </w:rPr>
-              <w:t>e£</w:t>
-            </w:r>
-            <w:r>
-              <w:rPr>
-                <w:rFonts w:ascii="BRH Malayalam Extra" w:eastAsia="Times New Roman" w:hAnsi="BRH Malayalam Extra" w:cs="BRH Malayalam Extra"/>
-                <w:color w:val="000000"/>
-                <w:sz w:val="28"/>
-                <w:szCs w:val="40"/>
-                <w:lang w:val="en-IN" w:eastAsia="en-IN" w:bidi="ml-IN"/>
-              </w:rPr>
-              <w:t>–</w:t>
-            </w:r>
-            <w:proofErr w:type="spellStart"/>
+                <w:highlight w:val="green"/>
+                <w:lang w:val="it-IT" w:eastAsia="en-IN" w:bidi="ml-IN"/>
+              </w:rPr>
+              <w:t>rç¦</w:t>
+            </w:r>
             <w:r>
               <w:rPr>
                 <w:rFonts w:ascii="BRH Malayalam Extra" w:eastAsia="Times New Roman" w:hAnsi="BRH Malayalam Extra" w:cs="BRH Malayalam Extra"/>
                 <w:color w:val="000000"/>
                 <w:sz w:val="36"/>
                 <w:szCs w:val="40"/>
-                <w:lang w:val="en-IN" w:eastAsia="en-IN" w:bidi="ml-IN"/>
-              </w:rPr>
-              <w:t>rçxpyZy</w:t>
-            </w:r>
-            <w:proofErr w:type="spellEnd"/>
-            <w:r>
-              <w:rPr>
-                <w:rFonts w:ascii="BRH Malayalam Extra" w:eastAsia="Times New Roman" w:hAnsi="BRH Malayalam Extra" w:cs="BRH Malayalam Extra"/>
-                <w:color w:val="000000"/>
-                <w:sz w:val="36"/>
-                <w:szCs w:val="40"/>
-                <w:lang w:val="en-IN" w:eastAsia="en-IN" w:bidi="ml-IN"/>
-              </w:rPr>
-              <w:t xml:space="preserve">— </w:t>
-            </w:r>
-          </w:p>
-          <w:p>
-            <w:pPr>
-              <w:widowControl w:val="0"/>
-              <w:autoSpaceDE w:val="0"/>
-              <w:autoSpaceDN w:val="0"/>
-              <w:adjustRightInd w:val="0"/>
-              <w:spacing w:before="0" w:line="252" w:lineRule="auto"/>
-              <w:rPr>
-                <w:rFonts w:ascii="Cambria" w:hAnsi="Cambria" w:cs="BRH Malayalam Extra"/>
-                <w:color w:val="000000"/>
-                <w:sz w:val="36"/>
-                <w:szCs w:val="40"/>
-              </w:rPr>
-            </w:pPr>
-            <w:proofErr w:type="spellStart"/>
-            <w:r>
-              <w:rPr>
-                <w:rFonts w:ascii="BRH Malayalam Extra" w:eastAsia="Times New Roman" w:hAnsi="BRH Malayalam Extra" w:cs="BRH Malayalam Extra"/>
-                <w:color w:val="000000"/>
-                <w:sz w:val="36"/>
-                <w:szCs w:val="40"/>
-                <w:lang w:val="en-IN" w:eastAsia="en-IN" w:bidi="ml-IN"/>
-              </w:rPr>
-              <w:t>qyZy</w:t>
-            </w:r>
-            <w:proofErr w:type="spellEnd"/>
-            <w:r>
-              <w:rPr>
-                <w:rFonts w:ascii="BRH Malayalam Extra" w:eastAsia="Times New Roman" w:hAnsi="BRH Malayalam Extra" w:cs="BRH Malayalam Extra"/>
-                <w:color w:val="000000"/>
-                <w:sz w:val="36"/>
-                <w:szCs w:val="40"/>
-                <w:lang w:val="en-IN" w:eastAsia="en-IN" w:bidi="ml-IN"/>
-              </w:rPr>
-              <w:t xml:space="preserve"> - </w:t>
-            </w:r>
-            <w:r>
-              <w:rPr>
-                <w:rFonts w:ascii="BRH Malayalam Extra" w:eastAsia="Times New Roman" w:hAnsi="BRH Malayalam Extra" w:cs="BRH Malayalam Extra"/>
-                <w:color w:val="000000"/>
-                <w:sz w:val="36"/>
-                <w:szCs w:val="40"/>
-                <w:highlight w:val="green"/>
-                <w:lang w:val="en-IN" w:eastAsia="en-IN" w:bidi="ml-IN"/>
-              </w:rPr>
-              <w:t>e£</w:t>
-            </w:r>
-            <w:r>
-              <w:rPr>
-                <w:rFonts w:ascii="BRH Malayalam Extra" w:eastAsia="Times New Roman" w:hAnsi="BRH Malayalam Extra" w:cs="BRH Malayalam Extra"/>
-                <w:color w:val="000000"/>
-                <w:sz w:val="28"/>
-                <w:szCs w:val="40"/>
-                <w:highlight w:val="green"/>
-                <w:lang w:val="en-IN" w:eastAsia="en-IN" w:bidi="ml-IN"/>
-              </w:rPr>
-              <w:t>–</w:t>
-            </w:r>
-            <w:proofErr w:type="spellStart"/>
-            <w:r>
-              <w:rPr>
-                <w:rFonts w:ascii="BRH Malayalam Extra" w:eastAsia="Times New Roman" w:hAnsi="BRH Malayalam Extra" w:cs="BRH Malayalam Extra"/>
-                <w:color w:val="000000"/>
-                <w:sz w:val="36"/>
-                <w:szCs w:val="40"/>
-                <w:highlight w:val="green"/>
-                <w:lang w:val="en-IN" w:eastAsia="en-IN" w:bidi="ml-IN"/>
-              </w:rPr>
-              <w:t>rç</w:t>
-            </w:r>
-            <w:proofErr w:type="spellEnd"/>
-            <w:r>
-              <w:rPr>
-                <w:rFonts w:ascii="BRH Malayalam Extra" w:eastAsia="Times New Roman" w:hAnsi="BRH Malayalam Extra" w:cs="BRH Malayalam Extra"/>
-                <w:color w:val="000000"/>
-                <w:sz w:val="36"/>
-                <w:szCs w:val="40"/>
-                <w:highlight w:val="green"/>
-                <w:lang w:val="en-IN" w:eastAsia="en-IN" w:bidi="ml-IN"/>
-              </w:rPr>
-              <w:t>¦</w:t>
-            </w:r>
-            <w:r>
-              <w:rPr>
-                <w:rFonts w:ascii="BRH Malayalam Extra" w:eastAsia="Times New Roman" w:hAnsi="BRH Malayalam Extra" w:cs="BRH Malayalam Extra"/>
-                <w:color w:val="000000"/>
-                <w:sz w:val="36"/>
-                <w:szCs w:val="40"/>
-                <w:lang w:val="en-IN" w:eastAsia="en-IN" w:bidi="ml-IN"/>
+                <w:lang w:val="it-IT" w:eastAsia="en-IN" w:bidi="ml-IN"/>
               </w:rPr>
               <w:t xml:space="preserve"> |</w:t>
             </w:r>
@@ -8625,29 +7443,7 @@
           <w:szCs w:val="40"/>
           <w:lang w:val="en-IN" w:eastAsia="en-IN"/>
         </w:rPr>
-        <w:t>"</w:t>
-      </w:r>
-      <w:proofErr w:type="spellStart"/>
-      <w:r>
-        <w:rPr>
-          <w:rFonts w:ascii="BRH Malayalam" w:hAnsi="BRH Malayalam" w:cs="BRH Malayalam"/>
-          <w:color w:val="000000"/>
-          <w:sz w:val="40"/>
-          <w:szCs w:val="40"/>
-          <w:lang w:val="en-IN" w:eastAsia="en-IN"/>
-        </w:rPr>
-        <w:t>qï</w:t>
-      </w:r>
-      <w:proofErr w:type="spellEnd"/>
-      <w:r>
-        <w:rPr>
-          <w:rFonts w:ascii="BRH Malayalam" w:hAnsi="BRH Malayalam" w:cs="BRH Malayalam"/>
-          <w:color w:val="000000"/>
-          <w:sz w:val="40"/>
-          <w:szCs w:val="40"/>
-          <w:lang w:val="en-IN" w:eastAsia="en-IN"/>
-        </w:rPr>
-        <w:t xml:space="preserve">" </w:t>
+        <w:t xml:space="preserve">"qï" </w:t>
       </w:r>
       <w:r>
         <w:rPr>
@@ -8686,7 +7482,6 @@
         </w:rPr>
         <w:t>"</w:t>
       </w:r>
-      <w:proofErr w:type="spellStart"/>
       <w:proofErr w:type="gramEnd"/>
       <w:r>
         <w:rPr>
@@ -8699,7 +7494,7 @@
         </w:rPr>
         <w:t>q§T</w:t>
       </w:r>
-      <w:proofErr w:type="spellEnd"/>
+      <w:proofErr w:type="gramStart"/>
       <w:r>
         <w:rPr>
           <w:rFonts w:ascii="BRH Malayalam" w:hAnsi="BRH Malayalam" w:cs="BRH Malayalam"/>
@@ -8716,7 +7511,16 @@
           <w:bCs/>
           <w:sz w:val="32"/>
         </w:rPr>
-        <w:t>wherever applicable</w:t>
+        <w:t>wherever</w:t>
+      </w:r>
+      <w:proofErr w:type="gramEnd"/>
+      <w:r>
+        <w:rPr>
+          <w:b/>
+          <w:bCs/>
+          <w:sz w:val="32"/>
+        </w:rPr>
+        <w:t xml:space="preserve"> applicable</w:t>
       </w:r>
     </w:p>
     <w:p>
@@ -8771,7 +7575,6 @@
         </w:rPr>
         <w:t xml:space="preserve">TS </w:t>
       </w:r>
-      <w:proofErr w:type="spellStart"/>
       <w:r>
         <w:rPr>
           <w:b/>
@@ -8782,7 +7585,6 @@
         </w:rPr>
         <w:t>Krama</w:t>
       </w:r>
-      <w:proofErr w:type="spellEnd"/>
       <w:r>
         <w:rPr>
           <w:b/>
@@ -8791,29 +7593,7 @@
           <w:szCs w:val="32"/>
           <w:u w:val="single"/>
         </w:rPr>
-        <w:t xml:space="preserve"> </w:t>
-      </w:r>
-      <w:proofErr w:type="spellStart"/>
-      <w:r>
-        <w:rPr>
-          <w:b/>
-          <w:bCs/>
-          <w:sz w:val="32"/>
-          <w:szCs w:val="32"/>
-          <w:u w:val="single"/>
-        </w:rPr>
-        <w:t>Paatam</w:t>
-      </w:r>
-      <w:proofErr w:type="spellEnd"/>
-      <w:r>
-        <w:rPr>
-          <w:b/>
-          <w:bCs/>
-          <w:sz w:val="32"/>
-          <w:szCs w:val="32"/>
-          <w:u w:val="single"/>
-        </w:rPr>
-        <w:t xml:space="preserve"> – TS </w:t>
+        <w:t xml:space="preserve"> Paatam – TS </w:t>
       </w:r>
       <w:r>
         <w:rPr>
@@ -9149,7 +7929,7 @@
 </file>
 
 <file path=word/endnotes.xml><?xml version="1.0" encoding="utf-8"?>
-<w:endnotes xmlns:wpc="http://schemas.microsoft.com/office/word/2010/wordprocessingCanvas" xmlns:cx="http://schemas.microsoft.com/office/drawing/2014/chartex" xmlns:cx1="http://schemas.microsoft.com/office/drawing/2015/9/8/chartex" xmlns:mc="http://schemas.openxmlformats.org/markup-compatibility/2006" xmlns:o="urn:schemas-microsoft-com:office:office" xmlns:r="http://schemas.openxmlformats.org/officeDocument/2006/relationships" xmlns:m="http://schemas.openxmlformats.org/officeDocument/2006/math" xmlns:v="urn:schemas-microsoft-com:vml" xmlns:wp14="http://schemas.microsoft.com/office/word/2010/wordprocessingDrawing" xmlns:wp="http://schemas.openxmlformats.org/drawingml/2006/wordprocessingDrawing" xmlns:w10="urn:schemas-microsoft-com:office:word" xmlns:w="http://schemas.openxmlformats.org/wordprocessingml/2006/main" xmlns:w14="http://schemas.microsoft.com/office/word/2010/wordml" xmlns:w15="http://schemas.microsoft.com/office/word/2012/wordml" xmlns:w16se="http://schemas.microsoft.com/office/word/2015/wordml/symex" xmlns:wpg="http://schemas.microsoft.com/office/word/2010/wordprocessingGroup" xmlns:wpi="http://schemas.microsoft.com/office/word/2010/wordprocessingInk" xmlns:wne="http://schemas.microsoft.com/office/word/2006/wordml" xmlns:wps="http://schemas.microsoft.com/office/word/2010/wordprocessingShape" mc:Ignorable="w14 w15 w16se wp14">
+<w:endnotes xmlns:wpc="http://schemas.microsoft.com/office/word/2010/wordprocessingCanvas" xmlns:cx="http://schemas.microsoft.com/office/drawing/2014/chartex" xmlns:cx1="http://schemas.microsoft.com/office/drawing/2015/9/8/chartex" xmlns:cx2="http://schemas.microsoft.com/office/drawing/2015/10/21/chartex" xmlns:cx3="http://schemas.microsoft.com/office/drawing/2016/5/9/chartex" xmlns:cx4="http://schemas.microsoft.com/office/drawing/2016/5/10/chartex" xmlns:cx5="http://schemas.microsoft.com/office/drawing/2016/5/11/chartex" xmlns:cx6="http://schemas.microsoft.com/office/drawing/2016/5/12/chartex" xmlns:cx7="http://schemas.microsoft.com/office/drawing/2016/5/13/chartex" xmlns:cx8="http://schemas.microsoft.com/office/drawing/2016/5/14/chartex" xmlns:mc="http://schemas.openxmlformats.org/markup-compatibility/2006" xmlns:aink="http://schemas.microsoft.com/office/drawing/2016/ink" xmlns:am3d="http://schemas.microsoft.com/office/drawing/2017/model3d" xmlns:o="urn:schemas-microsoft-com:office:office" xmlns:oel="http://schemas.microsoft.com/office/2019/extlst" xmlns:r="http://schemas.openxmlformats.org/officeDocument/2006/relationships" xmlns:m="http://schemas.openxmlformats.org/officeDocument/2006/math" xmlns:v="urn:schemas-microsoft-com:vml" xmlns:wp14="http://schemas.microsoft.com/office/word/2010/wordprocessingDrawing" xmlns:wp="http://schemas.openxmlformats.org/drawingml/2006/wordprocessingDrawing" xmlns:w10="urn:schemas-microsoft-com:office:word" xmlns:w="http://schemas.openxmlformats.org/wordprocessingml/2006/main" xmlns:w14="http://schemas.microsoft.com/office/word/2010/wordml" xmlns:w15="http://schemas.microsoft.com/office/word/2012/wordml" xmlns:w16cex="http://schemas.microsoft.com/office/word/2018/wordml/cex" xmlns:w16cid="http://schemas.microsoft.com/office/word/2016/wordml/cid" xmlns:w16="http://schemas.microsoft.com/office/word/2018/wordml" xmlns:w16du="http://schemas.microsoft.com/office/word/2023/wordml/word16du" xmlns:w16sdtdh="http://schemas.microsoft.com/office/word/2020/wordml/sdtdatahash" xmlns:w16sdtfl="http://schemas.microsoft.com/office/word/2024/wordml/sdtformatlock" xmlns:w16se="http://schemas.microsoft.com/office/word/2015/wordml/symex" xmlns:wpg="http://schemas.microsoft.com/office/word/2010/wordprocessingGroup" xmlns:wpi="http://schemas.microsoft.com/office/word/2010/wordprocessingInk" xmlns:wne="http://schemas.microsoft.com/office/word/2006/wordml" xmlns:wps="http://schemas.microsoft.com/office/word/2010/wordprocessingShape" mc:Ignorable="w14 w15 w16se w16cid w16 w16cex w16sdtdh w16sdtfl w16du wp14">
   <w:endnote w:type="separator" w:id="-1">
     <w:p>
       <w:pPr>
@@ -9174,7 +7954,7 @@
 </file>
 
 <file path=word/footer1.xml><?xml version="1.0" encoding="utf-8"?>
-<w:ftr xmlns:wpc="http://schemas.microsoft.com/office/word/2010/wordprocessingCanvas" xmlns:cx="http://schemas.microsoft.com/office/drawing/2014/chartex" xmlns:cx1="http://schemas.microsoft.com/office/drawing/2015/9/8/chartex" xmlns:mc="http://schemas.openxmlformats.org/markup-compatibility/2006" xmlns:o="urn:schemas-microsoft-com:office:office" xmlns:r="http://schemas.openxmlformats.org/officeDocument/2006/relationships" xmlns:m="http://schemas.openxmlformats.org/officeDocument/2006/math" xmlns:v="urn:schemas-microsoft-com:vml" xmlns:wp14="http://schemas.microsoft.com/office/word/2010/wordprocessingDrawing" xmlns:wp="http://schemas.openxmlformats.org/drawingml/2006/wordprocessingDrawing" xmlns:w10="urn:schemas-microsoft-com:office:word" xmlns:w="http://schemas.openxmlformats.org/wordprocessingml/2006/main" xmlns:w14="http://schemas.microsoft.com/office/word/2010/wordml" xmlns:w15="http://schemas.microsoft.com/office/word/2012/wordml" xmlns:w16se="http://schemas.microsoft.com/office/word/2015/wordml/symex" xmlns:wpg="http://schemas.microsoft.com/office/word/2010/wordprocessingGroup" xmlns:wpi="http://schemas.microsoft.com/office/word/2010/wordprocessingInk" xmlns:wne="http://schemas.microsoft.com/office/word/2006/wordml" xmlns:wps="http://schemas.microsoft.com/office/word/2010/wordprocessingShape" mc:Ignorable="w14 w15 w16se wp14">
+<w:ftr xmlns:wpc="http://schemas.microsoft.com/office/word/2010/wordprocessingCanvas" xmlns:cx="http://schemas.microsoft.com/office/drawing/2014/chartex" xmlns:cx1="http://schemas.microsoft.com/office/drawing/2015/9/8/chartex" xmlns:cx2="http://schemas.microsoft.com/office/drawing/2015/10/21/chartex" xmlns:cx3="http://schemas.microsoft.com/office/drawing/2016/5/9/chartex" xmlns:cx4="http://schemas.microsoft.com/office/drawing/2016/5/10/chartex" xmlns:cx5="http://schemas.microsoft.com/office/drawing/2016/5/11/chartex" xmlns:cx6="http://schemas.microsoft.com/office/drawing/2016/5/12/chartex" xmlns:cx7="http://schemas.microsoft.com/office/drawing/2016/5/13/chartex" xmlns:cx8="http://schemas.microsoft.com/office/drawing/2016/5/14/chartex" xmlns:mc="http://schemas.openxmlformats.org/markup-compatibility/2006" xmlns:aink="http://schemas.microsoft.com/office/drawing/2016/ink" xmlns:am3d="http://schemas.microsoft.com/office/drawing/2017/model3d" xmlns:o="urn:schemas-microsoft-com:office:office" xmlns:oel="http://schemas.microsoft.com/office/2019/extlst" xmlns:r="http://schemas.openxmlformats.org/officeDocument/2006/relationships" xmlns:m="http://schemas.openxmlformats.org/officeDocument/2006/math" xmlns:v="urn:schemas-microsoft-com:vml" xmlns:wp14="http://schemas.microsoft.com/office/word/2010/wordprocessingDrawing" xmlns:wp="http://schemas.openxmlformats.org/drawingml/2006/wordprocessingDrawing" xmlns:w10="urn:schemas-microsoft-com:office:word" xmlns:w="http://schemas.openxmlformats.org/wordprocessingml/2006/main" xmlns:w14="http://schemas.microsoft.com/office/word/2010/wordml" xmlns:w15="http://schemas.microsoft.com/office/word/2012/wordml" xmlns:w16cex="http://schemas.microsoft.com/office/word/2018/wordml/cex" xmlns:w16cid="http://schemas.microsoft.com/office/word/2016/wordml/cid" xmlns:w16="http://schemas.microsoft.com/office/word/2018/wordml" xmlns:w16du="http://schemas.microsoft.com/office/word/2023/wordml/word16du" xmlns:w16sdtdh="http://schemas.microsoft.com/office/word/2020/wordml/sdtdatahash" xmlns:w16sdtfl="http://schemas.microsoft.com/office/word/2024/wordml/sdtformatlock" xmlns:w16se="http://schemas.microsoft.com/office/word/2015/wordml/symex" xmlns:wpg="http://schemas.microsoft.com/office/word/2010/wordprocessingGroup" xmlns:wpi="http://schemas.microsoft.com/office/word/2010/wordprocessingInk" xmlns:wne="http://schemas.microsoft.com/office/word/2006/wordml" xmlns:wps="http://schemas.microsoft.com/office/word/2010/wordprocessingShape" mc:Ignorable="w14 w15 w16se w16cid w16 w16cex w16sdtdh w16sdtfl w16du wp14">
   <w:p>
     <w:pPr>
       <w:pBdr>
@@ -9356,7 +8136,7 @@
 </file>
 
 <file path=word/footer2.xml><?xml version="1.0" encoding="utf-8"?>
-<w:ftr xmlns:wpc="http://schemas.microsoft.com/office/word/2010/wordprocessingCanvas" xmlns:cx="http://schemas.microsoft.com/office/drawing/2014/chartex" xmlns:cx1="http://schemas.microsoft.com/office/drawing/2015/9/8/chartex" xmlns:mc="http://schemas.openxmlformats.org/markup-compatibility/2006" xmlns:o="urn:schemas-microsoft-com:office:office" xmlns:r="http://schemas.openxmlformats.org/officeDocument/2006/relationships" xmlns:m="http://schemas.openxmlformats.org/officeDocument/2006/math" xmlns:v="urn:schemas-microsoft-com:vml" xmlns:wp14="http://schemas.microsoft.com/office/word/2010/wordprocessingDrawing" xmlns:wp="http://schemas.openxmlformats.org/drawingml/2006/wordprocessingDrawing" xmlns:w10="urn:schemas-microsoft-com:office:word" xmlns:w="http://schemas.openxmlformats.org/wordprocessingml/2006/main" xmlns:w14="http://schemas.microsoft.com/office/word/2010/wordml" xmlns:w15="http://schemas.microsoft.com/office/word/2012/wordml" xmlns:w16se="http://schemas.microsoft.com/office/word/2015/wordml/symex" xmlns:wpg="http://schemas.microsoft.com/office/word/2010/wordprocessingGroup" xmlns:wpi="http://schemas.microsoft.com/office/word/2010/wordprocessingInk" xmlns:wne="http://schemas.microsoft.com/office/word/2006/wordml" xmlns:wps="http://schemas.microsoft.com/office/word/2010/wordprocessingShape" mc:Ignorable="w14 w15 w16se wp14">
+<w:ftr xmlns:wpc="http://schemas.microsoft.com/office/word/2010/wordprocessingCanvas" xmlns:cx="http://schemas.microsoft.com/office/drawing/2014/chartex" xmlns:cx1="http://schemas.microsoft.com/office/drawing/2015/9/8/chartex" xmlns:cx2="http://schemas.microsoft.com/office/drawing/2015/10/21/chartex" xmlns:cx3="http://schemas.microsoft.com/office/drawing/2016/5/9/chartex" xmlns:cx4="http://schemas.microsoft.com/office/drawing/2016/5/10/chartex" xmlns:cx5="http://schemas.microsoft.com/office/drawing/2016/5/11/chartex" xmlns:cx6="http://schemas.microsoft.com/office/drawing/2016/5/12/chartex" xmlns:cx7="http://schemas.microsoft.com/office/drawing/2016/5/13/chartex" xmlns:cx8="http://schemas.microsoft.com/office/drawing/2016/5/14/chartex" xmlns:mc="http://schemas.openxmlformats.org/markup-compatibility/2006" xmlns:aink="http://schemas.microsoft.com/office/drawing/2016/ink" xmlns:am3d="http://schemas.microsoft.com/office/drawing/2017/model3d" xmlns:o="urn:schemas-microsoft-com:office:office" xmlns:oel="http://schemas.microsoft.com/office/2019/extlst" xmlns:r="http://schemas.openxmlformats.org/officeDocument/2006/relationships" xmlns:m="http://schemas.openxmlformats.org/officeDocument/2006/math" xmlns:v="urn:schemas-microsoft-com:vml" xmlns:wp14="http://schemas.microsoft.com/office/word/2010/wordprocessingDrawing" xmlns:wp="http://schemas.openxmlformats.org/drawingml/2006/wordprocessingDrawing" xmlns:w10="urn:schemas-microsoft-com:office:word" xmlns:w="http://schemas.openxmlformats.org/wordprocessingml/2006/main" xmlns:w14="http://schemas.microsoft.com/office/word/2010/wordml" xmlns:w15="http://schemas.microsoft.com/office/word/2012/wordml" xmlns:w16cex="http://schemas.microsoft.com/office/word/2018/wordml/cex" xmlns:w16cid="http://schemas.microsoft.com/office/word/2016/wordml/cid" xmlns:w16="http://schemas.microsoft.com/office/word/2018/wordml" xmlns:w16du="http://schemas.microsoft.com/office/word/2023/wordml/word16du" xmlns:w16sdtdh="http://schemas.microsoft.com/office/word/2020/wordml/sdtdatahash" xmlns:w16sdtfl="http://schemas.microsoft.com/office/word/2024/wordml/sdtformatlock" xmlns:w16se="http://schemas.microsoft.com/office/word/2015/wordml/symex" xmlns:wpg="http://schemas.microsoft.com/office/word/2010/wordprocessingGroup" xmlns:wpi="http://schemas.microsoft.com/office/word/2010/wordprocessingInk" xmlns:wne="http://schemas.microsoft.com/office/word/2006/wordml" xmlns:wps="http://schemas.microsoft.com/office/word/2010/wordprocessingShape" mc:Ignorable="w14 w15 w16se w16cid w16 w16cex w16sdtdh w16sdtfl w16du wp14">
   <w:p>
     <w:pPr>
       <w:pBdr>
@@ -9559,7 +8339,7 @@
 </file>
 
 <file path=word/footer3.xml><?xml version="1.0" encoding="utf-8"?>
-<w:ftr xmlns:wpc="http://schemas.microsoft.com/office/word/2010/wordprocessingCanvas" xmlns:cx="http://schemas.microsoft.com/office/drawing/2014/chartex" xmlns:cx1="http://schemas.microsoft.com/office/drawing/2015/9/8/chartex" xmlns:mc="http://schemas.openxmlformats.org/markup-compatibility/2006" xmlns:o="urn:schemas-microsoft-com:office:office" xmlns:r="http://schemas.openxmlformats.org/officeDocument/2006/relationships" xmlns:m="http://schemas.openxmlformats.org/officeDocument/2006/math" xmlns:v="urn:schemas-microsoft-com:vml" xmlns:wp14="http://schemas.microsoft.com/office/word/2010/wordprocessingDrawing" xmlns:wp="http://schemas.openxmlformats.org/drawingml/2006/wordprocessingDrawing" xmlns:w10="urn:schemas-microsoft-com:office:word" xmlns:w="http://schemas.openxmlformats.org/wordprocessingml/2006/main" xmlns:w14="http://schemas.microsoft.com/office/word/2010/wordml" xmlns:w15="http://schemas.microsoft.com/office/word/2012/wordml" xmlns:w16se="http://schemas.microsoft.com/office/word/2015/wordml/symex" xmlns:wpg="http://schemas.microsoft.com/office/word/2010/wordprocessingGroup" xmlns:wpi="http://schemas.microsoft.com/office/word/2010/wordprocessingInk" xmlns:wne="http://schemas.microsoft.com/office/word/2006/wordml" xmlns:wps="http://schemas.microsoft.com/office/word/2010/wordprocessingShape" mc:Ignorable="w14 w15 w16se wp14">
+<w:ftr xmlns:wpc="http://schemas.microsoft.com/office/word/2010/wordprocessingCanvas" xmlns:cx="http://schemas.microsoft.com/office/drawing/2014/chartex" xmlns:cx1="http://schemas.microsoft.com/office/drawing/2015/9/8/chartex" xmlns:cx2="http://schemas.microsoft.com/office/drawing/2015/10/21/chartex" xmlns:cx3="http://schemas.microsoft.com/office/drawing/2016/5/9/chartex" xmlns:cx4="http://schemas.microsoft.com/office/drawing/2016/5/10/chartex" xmlns:cx5="http://schemas.microsoft.com/office/drawing/2016/5/11/chartex" xmlns:cx6="http://schemas.microsoft.com/office/drawing/2016/5/12/chartex" xmlns:cx7="http://schemas.microsoft.com/office/drawing/2016/5/13/chartex" xmlns:cx8="http://schemas.microsoft.com/office/drawing/2016/5/14/chartex" xmlns:mc="http://schemas.openxmlformats.org/markup-compatibility/2006" xmlns:aink="http://schemas.microsoft.com/office/drawing/2016/ink" xmlns:am3d="http://schemas.microsoft.com/office/drawing/2017/model3d" xmlns:o="urn:schemas-microsoft-com:office:office" xmlns:oel="http://schemas.microsoft.com/office/2019/extlst" xmlns:r="http://schemas.openxmlformats.org/officeDocument/2006/relationships" xmlns:m="http://schemas.openxmlformats.org/officeDocument/2006/math" xmlns:v="urn:schemas-microsoft-com:vml" xmlns:wp14="http://schemas.microsoft.com/office/word/2010/wordprocessingDrawing" xmlns:wp="http://schemas.openxmlformats.org/drawingml/2006/wordprocessingDrawing" xmlns:w10="urn:schemas-microsoft-com:office:word" xmlns:w="http://schemas.openxmlformats.org/wordprocessingml/2006/main" xmlns:w14="http://schemas.microsoft.com/office/word/2010/wordml" xmlns:w15="http://schemas.microsoft.com/office/word/2012/wordml" xmlns:w16cex="http://schemas.microsoft.com/office/word/2018/wordml/cex" xmlns:w16cid="http://schemas.microsoft.com/office/word/2016/wordml/cid" xmlns:w16="http://schemas.microsoft.com/office/word/2018/wordml" xmlns:w16du="http://schemas.microsoft.com/office/word/2023/wordml/word16du" xmlns:w16sdtdh="http://schemas.microsoft.com/office/word/2020/wordml/sdtdatahash" xmlns:w16sdtfl="http://schemas.microsoft.com/office/word/2024/wordml/sdtformatlock" xmlns:w16se="http://schemas.microsoft.com/office/word/2015/wordml/symex" xmlns:wpg="http://schemas.microsoft.com/office/word/2010/wordprocessingGroup" xmlns:wpi="http://schemas.microsoft.com/office/word/2010/wordprocessingInk" xmlns:wne="http://schemas.microsoft.com/office/word/2006/wordml" xmlns:wps="http://schemas.microsoft.com/office/word/2010/wordprocessingShape" mc:Ignorable="w14 w15 w16se w16cid w16 w16cex w16sdtdh w16sdtfl w16du wp14">
   <w:p>
     <w:pPr>
       <w:pStyle w:val="Footer"/>
@@ -9569,7 +8349,7 @@
 </file>
 
 <file path=word/footnotes.xml><?xml version="1.0" encoding="utf-8"?>
-<w:footnotes xmlns:wpc="http://schemas.microsoft.com/office/word/2010/wordprocessingCanvas" xmlns:cx="http://schemas.microsoft.com/office/drawing/2014/chartex" xmlns:cx1="http://schemas.microsoft.com/office/drawing/2015/9/8/chartex" xmlns:mc="http://schemas.openxmlformats.org/markup-compatibility/2006" xmlns:o="urn:schemas-microsoft-com:office:office" xmlns:r="http://schemas.openxmlformats.org/officeDocument/2006/relationships" xmlns:m="http://schemas.openxmlformats.org/officeDocument/2006/math" xmlns:v="urn:schemas-microsoft-com:vml" xmlns:wp14="http://schemas.microsoft.com/office/word/2010/wordprocessingDrawing" xmlns:wp="http://schemas.openxmlformats.org/drawingml/2006/wordprocessingDrawing" xmlns:w10="urn:schemas-microsoft-com:office:word" xmlns:w="http://schemas.openxmlformats.org/wordprocessingml/2006/main" xmlns:w14="http://schemas.microsoft.com/office/word/2010/wordml" xmlns:w15="http://schemas.microsoft.com/office/word/2012/wordml" xmlns:w16se="http://schemas.microsoft.com/office/word/2015/wordml/symex" xmlns:wpg="http://schemas.microsoft.com/office/word/2010/wordprocessingGroup" xmlns:wpi="http://schemas.microsoft.com/office/word/2010/wordprocessingInk" xmlns:wne="http://schemas.microsoft.com/office/word/2006/wordml" xmlns:wps="http://schemas.microsoft.com/office/word/2010/wordprocessingShape" mc:Ignorable="w14 w15 w16se wp14">
+<w:footnotes xmlns:wpc="http://schemas.microsoft.com/office/word/2010/wordprocessingCanvas" xmlns:cx="http://schemas.microsoft.com/office/drawing/2014/chartex" xmlns:cx1="http://schemas.microsoft.com/office/drawing/2015/9/8/chartex" xmlns:cx2="http://schemas.microsoft.com/office/drawing/2015/10/21/chartex" xmlns:cx3="http://schemas.microsoft.com/office/drawing/2016/5/9/chartex" xmlns:cx4="http://schemas.microsoft.com/office/drawing/2016/5/10/chartex" xmlns:cx5="http://schemas.microsoft.com/office/drawing/2016/5/11/chartex" xmlns:cx6="http://schemas.microsoft.com/office/drawing/2016/5/12/chartex" xmlns:cx7="http://schemas.microsoft.com/office/drawing/2016/5/13/chartex" xmlns:cx8="http://schemas.microsoft.com/office/drawing/2016/5/14/chartex" xmlns:mc="http://schemas.openxmlformats.org/markup-compatibility/2006" xmlns:aink="http://schemas.microsoft.com/office/drawing/2016/ink" xmlns:am3d="http://schemas.microsoft.com/office/drawing/2017/model3d" xmlns:o="urn:schemas-microsoft-com:office:office" xmlns:oel="http://schemas.microsoft.com/office/2019/extlst" xmlns:r="http://schemas.openxmlformats.org/officeDocument/2006/relationships" xmlns:m="http://schemas.openxmlformats.org/officeDocument/2006/math" xmlns:v="urn:schemas-microsoft-com:vml" xmlns:wp14="http://schemas.microsoft.com/office/word/2010/wordprocessingDrawing" xmlns:wp="http://schemas.openxmlformats.org/drawingml/2006/wordprocessingDrawing" xmlns:w10="urn:schemas-microsoft-com:office:word" xmlns:w="http://schemas.openxmlformats.org/wordprocessingml/2006/main" xmlns:w14="http://schemas.microsoft.com/office/word/2010/wordml" xmlns:w15="http://schemas.microsoft.com/office/word/2012/wordml" xmlns:w16cex="http://schemas.microsoft.com/office/word/2018/wordml/cex" xmlns:w16cid="http://schemas.microsoft.com/office/word/2016/wordml/cid" xmlns:w16="http://schemas.microsoft.com/office/word/2018/wordml" xmlns:w16du="http://schemas.microsoft.com/office/word/2023/wordml/word16du" xmlns:w16sdtdh="http://schemas.microsoft.com/office/word/2020/wordml/sdtdatahash" xmlns:w16sdtfl="http://schemas.microsoft.com/office/word/2024/wordml/sdtformatlock" xmlns:w16se="http://schemas.microsoft.com/office/word/2015/wordml/symex" xmlns:wpg="http://schemas.microsoft.com/office/word/2010/wordprocessingGroup" xmlns:wpi="http://schemas.microsoft.com/office/word/2010/wordprocessingInk" xmlns:wne="http://schemas.microsoft.com/office/word/2006/wordml" xmlns:wps="http://schemas.microsoft.com/office/word/2010/wordprocessingShape" mc:Ignorable="w14 w15 w16se w16cid w16 w16cex w16sdtdh w16sdtfl w16du wp14">
   <w:footnote w:type="separator" w:id="-1">
     <w:p>
       <w:pPr>
@@ -9594,7 +8374,7 @@
 </file>
 
 <file path=word/header1.xml><?xml version="1.0" encoding="utf-8"?>
-<w:hdr xmlns:wpc="http://schemas.microsoft.com/office/word/2010/wordprocessingCanvas" xmlns:cx="http://schemas.microsoft.com/office/drawing/2014/chartex" xmlns:cx1="http://schemas.microsoft.com/office/drawing/2015/9/8/chartex" xmlns:mc="http://schemas.openxmlformats.org/markup-compatibility/2006" xmlns:o="urn:schemas-microsoft-com:office:office" xmlns:r="http://schemas.openxmlformats.org/officeDocument/2006/relationships" xmlns:m="http://schemas.openxmlformats.org/officeDocument/2006/math" xmlns:v="urn:schemas-microsoft-com:vml" xmlns:wp14="http://schemas.microsoft.com/office/word/2010/wordprocessingDrawing" xmlns:wp="http://schemas.openxmlformats.org/drawingml/2006/wordprocessingDrawing" xmlns:w10="urn:schemas-microsoft-com:office:word" xmlns:w="http://schemas.openxmlformats.org/wordprocessingml/2006/main" xmlns:w14="http://schemas.microsoft.com/office/word/2010/wordml" xmlns:w15="http://schemas.microsoft.com/office/word/2012/wordml" xmlns:w16se="http://schemas.microsoft.com/office/word/2015/wordml/symex" xmlns:wpg="http://schemas.microsoft.com/office/word/2010/wordprocessingGroup" xmlns:wpi="http://schemas.microsoft.com/office/word/2010/wordprocessingInk" xmlns:wne="http://schemas.microsoft.com/office/word/2006/wordml" xmlns:wps="http://schemas.microsoft.com/office/word/2010/wordprocessingShape" mc:Ignorable="w14 w15 w16se wp14">
+<w:hdr xmlns:wpc="http://schemas.microsoft.com/office/word/2010/wordprocessingCanvas" xmlns:cx="http://schemas.microsoft.com/office/drawing/2014/chartex" xmlns:cx1="http://schemas.microsoft.com/office/drawing/2015/9/8/chartex" xmlns:cx2="http://schemas.microsoft.com/office/drawing/2015/10/21/chartex" xmlns:cx3="http://schemas.microsoft.com/office/drawing/2016/5/9/chartex" xmlns:cx4="http://schemas.microsoft.com/office/drawing/2016/5/10/chartex" xmlns:cx5="http://schemas.microsoft.com/office/drawing/2016/5/11/chartex" xmlns:cx6="http://schemas.microsoft.com/office/drawing/2016/5/12/chartex" xmlns:cx7="http://schemas.microsoft.com/office/drawing/2016/5/13/chartex" xmlns:cx8="http://schemas.microsoft.com/office/drawing/2016/5/14/chartex" xmlns:mc="http://schemas.openxmlformats.org/markup-compatibility/2006" xmlns:aink="http://schemas.microsoft.com/office/drawing/2016/ink" xmlns:am3d="http://schemas.microsoft.com/office/drawing/2017/model3d" xmlns:o="urn:schemas-microsoft-com:office:office" xmlns:oel="http://schemas.microsoft.com/office/2019/extlst" xmlns:r="http://schemas.openxmlformats.org/officeDocument/2006/relationships" xmlns:m="http://schemas.openxmlformats.org/officeDocument/2006/math" xmlns:v="urn:schemas-microsoft-com:vml" xmlns:wp14="http://schemas.microsoft.com/office/word/2010/wordprocessingDrawing" xmlns:wp="http://schemas.openxmlformats.org/drawingml/2006/wordprocessingDrawing" xmlns:w10="urn:schemas-microsoft-com:office:word" xmlns:w="http://schemas.openxmlformats.org/wordprocessingml/2006/main" xmlns:w14="http://schemas.microsoft.com/office/word/2010/wordml" xmlns:w15="http://schemas.microsoft.com/office/word/2012/wordml" xmlns:w16cex="http://schemas.microsoft.com/office/word/2018/wordml/cex" xmlns:w16cid="http://schemas.microsoft.com/office/word/2016/wordml/cid" xmlns:w16="http://schemas.microsoft.com/office/word/2018/wordml" xmlns:w16du="http://schemas.microsoft.com/office/word/2023/wordml/word16du" xmlns:w16sdtdh="http://schemas.microsoft.com/office/word/2020/wordml/sdtdatahash" xmlns:w16sdtfl="http://schemas.microsoft.com/office/word/2024/wordml/sdtformatlock" xmlns:w16se="http://schemas.microsoft.com/office/word/2015/wordml/symex" xmlns:wpg="http://schemas.microsoft.com/office/word/2010/wordprocessingGroup" xmlns:wpi="http://schemas.microsoft.com/office/word/2010/wordprocessingInk" xmlns:wne="http://schemas.microsoft.com/office/word/2006/wordml" xmlns:wps="http://schemas.microsoft.com/office/word/2010/wordprocessingShape" mc:Ignorable="w14 w15 w16se w16cid w16 w16cex w16sdtdh w16sdtfl w16du wp14">
   <w:p>
     <w:pPr>
       <w:pStyle w:val="Header"/>
@@ -9607,7 +8387,7 @@
 </file>
 
 <file path=word/header2.xml><?xml version="1.0" encoding="utf-8"?>
-<w:hdr xmlns:wpc="http://schemas.microsoft.com/office/word/2010/wordprocessingCanvas" xmlns:cx="http://schemas.microsoft.com/office/drawing/2014/chartex" xmlns:cx1="http://schemas.microsoft.com/office/drawing/2015/9/8/chartex" xmlns:mc="http://schemas.openxmlformats.org/markup-compatibility/2006" xmlns:o="urn:schemas-microsoft-com:office:office" xmlns:r="http://schemas.openxmlformats.org/officeDocument/2006/relationships" xmlns:m="http://schemas.openxmlformats.org/officeDocument/2006/math" xmlns:v="urn:schemas-microsoft-com:vml" xmlns:wp14="http://schemas.microsoft.com/office/word/2010/wordprocessingDrawing" xmlns:wp="http://schemas.openxmlformats.org/drawingml/2006/wordprocessingDrawing" xmlns:w10="urn:schemas-microsoft-com:office:word" xmlns:w="http://schemas.openxmlformats.org/wordprocessingml/2006/main" xmlns:w14="http://schemas.microsoft.com/office/word/2010/wordml" xmlns:w15="http://schemas.microsoft.com/office/word/2012/wordml" xmlns:w16se="http://schemas.microsoft.com/office/word/2015/wordml/symex" xmlns:wpg="http://schemas.microsoft.com/office/word/2010/wordprocessingGroup" xmlns:wpi="http://schemas.microsoft.com/office/word/2010/wordprocessingInk" xmlns:wne="http://schemas.microsoft.com/office/word/2006/wordml" xmlns:wps="http://schemas.microsoft.com/office/word/2010/wordprocessingShape" mc:Ignorable="w14 w15 w16se wp14">
+<w:hdr xmlns:wpc="http://schemas.microsoft.com/office/word/2010/wordprocessingCanvas" xmlns:cx="http://schemas.microsoft.com/office/drawing/2014/chartex" xmlns:cx1="http://schemas.microsoft.com/office/drawing/2015/9/8/chartex" xmlns:cx2="http://schemas.microsoft.com/office/drawing/2015/10/21/chartex" xmlns:cx3="http://schemas.microsoft.com/office/drawing/2016/5/9/chartex" xmlns:cx4="http://schemas.microsoft.com/office/drawing/2016/5/10/chartex" xmlns:cx5="http://schemas.microsoft.com/office/drawing/2016/5/11/chartex" xmlns:cx6="http://schemas.microsoft.com/office/drawing/2016/5/12/chartex" xmlns:cx7="http://schemas.microsoft.com/office/drawing/2016/5/13/chartex" xmlns:cx8="http://schemas.microsoft.com/office/drawing/2016/5/14/chartex" xmlns:mc="http://schemas.openxmlformats.org/markup-compatibility/2006" xmlns:aink="http://schemas.microsoft.com/office/drawing/2016/ink" xmlns:am3d="http://schemas.microsoft.com/office/drawing/2017/model3d" xmlns:o="urn:schemas-microsoft-com:office:office" xmlns:oel="http://schemas.microsoft.com/office/2019/extlst" xmlns:r="http://schemas.openxmlformats.org/officeDocument/2006/relationships" xmlns:m="http://schemas.openxmlformats.org/officeDocument/2006/math" xmlns:v="urn:schemas-microsoft-com:vml" xmlns:wp14="http://schemas.microsoft.com/office/word/2010/wordprocessingDrawing" xmlns:wp="http://schemas.openxmlformats.org/drawingml/2006/wordprocessingDrawing" xmlns:w10="urn:schemas-microsoft-com:office:word" xmlns:w="http://schemas.openxmlformats.org/wordprocessingml/2006/main" xmlns:w14="http://schemas.microsoft.com/office/word/2010/wordml" xmlns:w15="http://schemas.microsoft.com/office/word/2012/wordml" xmlns:w16cex="http://schemas.microsoft.com/office/word/2018/wordml/cex" xmlns:w16cid="http://schemas.microsoft.com/office/word/2016/wordml/cid" xmlns:w16="http://schemas.microsoft.com/office/word/2018/wordml" xmlns:w16du="http://schemas.microsoft.com/office/word/2023/wordml/word16du" xmlns:w16sdtdh="http://schemas.microsoft.com/office/word/2020/wordml/sdtdatahash" xmlns:w16sdtfl="http://schemas.microsoft.com/office/word/2024/wordml/sdtformatlock" xmlns:w16se="http://schemas.microsoft.com/office/word/2015/wordml/symex" xmlns:wpg="http://schemas.microsoft.com/office/word/2010/wordprocessingGroup" xmlns:wpi="http://schemas.microsoft.com/office/word/2010/wordprocessingInk" xmlns:wne="http://schemas.microsoft.com/office/word/2006/wordml" xmlns:wps="http://schemas.microsoft.com/office/word/2010/wordprocessingShape" mc:Ignorable="w14 w15 w16se w16cid w16 w16cex w16sdtdh w16sdtfl w16du wp14">
   <w:p>
     <w:pPr>
       <w:pStyle w:val="Header"/>
@@ -9620,7 +8400,7 @@
 </file>
 
 <file path=word/header3.xml><?xml version="1.0" encoding="utf-8"?>
-<w:hdr xmlns:wpc="http://schemas.microsoft.com/office/word/2010/wordprocessingCanvas" xmlns:cx="http://schemas.microsoft.com/office/drawing/2014/chartex" xmlns:cx1="http://schemas.microsoft.com/office/drawing/2015/9/8/chartex" xmlns:mc="http://schemas.openxmlformats.org/markup-compatibility/2006" xmlns:o="urn:schemas-microsoft-com:office:office" xmlns:r="http://schemas.openxmlformats.org/officeDocument/2006/relationships" xmlns:m="http://schemas.openxmlformats.org/officeDocument/2006/math" xmlns:v="urn:schemas-microsoft-com:vml" xmlns:wp14="http://schemas.microsoft.com/office/word/2010/wordprocessingDrawing" xmlns:wp="http://schemas.openxmlformats.org/drawingml/2006/wordprocessingDrawing" xmlns:w10="urn:schemas-microsoft-com:office:word" xmlns:w="http://schemas.openxmlformats.org/wordprocessingml/2006/main" xmlns:w14="http://schemas.microsoft.com/office/word/2010/wordml" xmlns:w15="http://schemas.microsoft.com/office/word/2012/wordml" xmlns:w16se="http://schemas.microsoft.com/office/word/2015/wordml/symex" xmlns:wpg="http://schemas.microsoft.com/office/word/2010/wordprocessingGroup" xmlns:wpi="http://schemas.microsoft.com/office/word/2010/wordprocessingInk" xmlns:wne="http://schemas.microsoft.com/office/word/2006/wordml" xmlns:wps="http://schemas.microsoft.com/office/word/2010/wordprocessingShape" mc:Ignorable="w14 w15 w16se wp14">
+<w:hdr xmlns:wpc="http://schemas.microsoft.com/office/word/2010/wordprocessingCanvas" xmlns:cx="http://schemas.microsoft.com/office/drawing/2014/chartex" xmlns:cx1="http://schemas.microsoft.com/office/drawing/2015/9/8/chartex" xmlns:cx2="http://schemas.microsoft.com/office/drawing/2015/10/21/chartex" xmlns:cx3="http://schemas.microsoft.com/office/drawing/2016/5/9/chartex" xmlns:cx4="http://schemas.microsoft.com/office/drawing/2016/5/10/chartex" xmlns:cx5="http://schemas.microsoft.com/office/drawing/2016/5/11/chartex" xmlns:cx6="http://schemas.microsoft.com/office/drawing/2016/5/12/chartex" xmlns:cx7="http://schemas.microsoft.com/office/drawing/2016/5/13/chartex" xmlns:cx8="http://schemas.microsoft.com/office/drawing/2016/5/14/chartex" xmlns:mc="http://schemas.openxmlformats.org/markup-compatibility/2006" xmlns:aink="http://schemas.microsoft.com/office/drawing/2016/ink" xmlns:am3d="http://schemas.microsoft.com/office/drawing/2017/model3d" xmlns:o="urn:schemas-microsoft-com:office:office" xmlns:oel="http://schemas.microsoft.com/office/2019/extlst" xmlns:r="http://schemas.openxmlformats.org/officeDocument/2006/relationships" xmlns:m="http://schemas.openxmlformats.org/officeDocument/2006/math" xmlns:v="urn:schemas-microsoft-com:vml" xmlns:wp14="http://schemas.microsoft.com/office/word/2010/wordprocessingDrawing" xmlns:wp="http://schemas.openxmlformats.org/drawingml/2006/wordprocessingDrawing" xmlns:w10="urn:schemas-microsoft-com:office:word" xmlns:w="http://schemas.openxmlformats.org/wordprocessingml/2006/main" xmlns:w14="http://schemas.microsoft.com/office/word/2010/wordml" xmlns:w15="http://schemas.microsoft.com/office/word/2012/wordml" xmlns:w16cex="http://schemas.microsoft.com/office/word/2018/wordml/cex" xmlns:w16cid="http://schemas.microsoft.com/office/word/2016/wordml/cid" xmlns:w16="http://schemas.microsoft.com/office/word/2018/wordml" xmlns:w16du="http://schemas.microsoft.com/office/word/2023/wordml/word16du" xmlns:w16sdtdh="http://schemas.microsoft.com/office/word/2020/wordml/sdtdatahash" xmlns:w16sdtfl="http://schemas.microsoft.com/office/word/2024/wordml/sdtformatlock" xmlns:w16se="http://schemas.microsoft.com/office/word/2015/wordml/symex" xmlns:wpg="http://schemas.microsoft.com/office/word/2010/wordprocessingGroup" xmlns:wpi="http://schemas.microsoft.com/office/word/2010/wordprocessingInk" xmlns:wne="http://schemas.microsoft.com/office/word/2006/wordml" xmlns:wps="http://schemas.microsoft.com/office/word/2010/wordprocessingShape" mc:Ignorable="w14 w15 w16se w16cid w16 w16cex w16sdtdh w16sdtfl w16du wp14">
   <w:p>
     <w:pPr>
       <w:pStyle w:val="Header"/>
@@ -9630,7 +8410,7 @@
 </file>
 
 <file path=word/styles.xml><?xml version="1.0" encoding="utf-8"?>
-<w:styles xmlns:mc="http://schemas.openxmlformats.org/markup-compatibility/2006" xmlns:r="http://schemas.openxmlformats.org/officeDocument/2006/relationships" xmlns:w="http://schemas.openxmlformats.org/wordprocessingml/2006/main" xmlns:w14="http://schemas.microsoft.com/office/word/2010/wordml" xmlns:w15="http://schemas.microsoft.com/office/word/2012/wordml" xmlns:w16se="http://schemas.microsoft.com/office/word/2015/wordml/symex" mc:Ignorable="w14 w15 w16se">
+<w:styles xmlns:mc="http://schemas.openxmlformats.org/markup-compatibility/2006" xmlns:r="http://schemas.openxmlformats.org/officeDocument/2006/relationships" xmlns:w="http://schemas.openxmlformats.org/wordprocessingml/2006/main" xmlns:w14="http://schemas.microsoft.com/office/word/2010/wordml" xmlns:w15="http://schemas.microsoft.com/office/word/2012/wordml" xmlns:w16cex="http://schemas.microsoft.com/office/word/2018/wordml/cex" xmlns:w16cid="http://schemas.microsoft.com/office/word/2016/wordml/cid" xmlns:w16="http://schemas.microsoft.com/office/word/2018/wordml" xmlns:w16du="http://schemas.microsoft.com/office/word/2023/wordml/word16du" xmlns:w16sdtdh="http://schemas.microsoft.com/office/word/2020/wordml/sdtdatahash" xmlns:w16sdtfl="http://schemas.microsoft.com/office/word/2024/wordml/sdtformatlock" xmlns:w16se="http://schemas.microsoft.com/office/word/2015/wordml/symex" mc:Ignorable="w14 w15 w16se w16cid w16 w16cex w16sdtdh w16sdtfl w16du">
   <w:docDefaults>
     <w:rPrDefault>
       <w:rPr>
@@ -9640,7 +8420,7 @@
     </w:rPrDefault>
     <w:pPrDefault/>
   </w:docDefaults>
-  <w:latentStyles w:defLockedState="0" w:defUIPriority="99" w:defSemiHidden="0" w:defUnhideWhenUsed="0" w:defQFormat="0" w:count="371">
+  <w:latentStyles w:defLockedState="0" w:defUIPriority="99" w:defSemiHidden="0" w:defUnhideWhenUsed="0" w:defQFormat="0" w:count="376">
     <w:lsdException w:name="Normal" w:uiPriority="0" w:qFormat="1"/>
     <w:lsdException w:name="heading 1" w:uiPriority="9" w:qFormat="1"/>
     <w:lsdException w:name="heading 2" w:semiHidden="1" w:uiPriority="9" w:unhideWhenUsed="1" w:qFormat="1"/>
@@ -10012,6 +8792,11 @@
     <w:lsdException w:name="List Table 5 Dark Accent 6" w:uiPriority="50"/>
     <w:lsdException w:name="List Table 6 Colorful Accent 6" w:uiPriority="51"/>
     <w:lsdException w:name="List Table 7 Colorful Accent 6" w:uiPriority="52"/>
+    <w:lsdException w:name="Mention" w:semiHidden="1" w:unhideWhenUsed="1"/>
+    <w:lsdException w:name="Smart Hyperlink" w:semiHidden="1" w:unhideWhenUsed="1"/>
+    <w:lsdException w:name="Hashtag" w:semiHidden="1" w:unhideWhenUsed="1"/>
+    <w:lsdException w:name="Unresolved Mention" w:semiHidden="1" w:unhideWhenUsed="1"/>
+    <w:lsdException w:name="Smart Link" w:semiHidden="1" w:unhideWhenUsed="1"/>
   </w:latentStyles>
   <w:style w:type="paragraph" w:default="1" w:styleId="Normal">
     <w:name w:val="Normal"/>

--- a/TS-Kramam/TS-5.5/TS 5.5 Malayalam Krama Paatam Corrections.docx
+++ b/TS-Kramam/TS-5.5/TS 5.5 Malayalam Krama Paatam Corrections.docx
@@ -81,9 +81,8 @@
           <w:szCs w:val="32"/>
           <w:u w:val="single"/>
         </w:rPr>
-        <w:t xml:space="preserve">Observed </w:t>
+        <w:t xml:space="preserve">Observed till </w:t>
       </w:r>
-      <w:proofErr w:type="gramStart"/>
       <w:r>
         <w:rPr>
           <w:b/>
@@ -92,20 +91,8 @@
           <w:szCs w:val="32"/>
           <w:u w:val="single"/>
         </w:rPr>
-        <w:t xml:space="preserve">till </w:t>
+        <w:t>31st July 2026</w:t>
       </w:r>
-      <w:r>
-        <w:rPr>
-          <w:b/>
-          <w:bCs/>
-          <w:sz w:val="32"/>
-          <w:szCs w:val="32"/>
-          <w:highlight w:val="red"/>
-          <w:u w:val="single"/>
-        </w:rPr>
-        <w:t>?????</w:t>
-      </w:r>
-      <w:proofErr w:type="gramEnd"/>
     </w:p>
     <w:p>
       <w:pPr>
@@ -704,27 +691,7 @@
                 <w:sz w:val="28"/>
                 <w:szCs w:val="32"/>
               </w:rPr>
-              <w:t>5.2</w:t>
-            </w:r>
-            <w:r>
-              <w:rPr>
-                <w:rFonts w:cs="Arial"/>
-                <w:b/>
-                <w:color w:val="000000"/>
-                <w:sz w:val="28"/>
-                <w:szCs w:val="32"/>
-              </w:rPr>
-              <w:t>2</w:t>
-            </w:r>
-            <w:r>
-              <w:rPr>
-                <w:rFonts w:cs="Arial"/>
-                <w:b/>
-                <w:color w:val="000000"/>
-                <w:sz w:val="28"/>
-                <w:szCs w:val="32"/>
-              </w:rPr>
-              <w:t>,1</w:t>
+              <w:t>5.22,1</w:t>
             </w:r>
             <w:r>
               <w:rPr>
@@ -754,30 +721,19 @@
                 <w:color w:val="000000"/>
                 <w:sz w:val="28"/>
                 <w:szCs w:val="32"/>
-                <w:lang w:val="it-IT"/>
-              </w:rPr>
-            </w:pPr>
-            <w:r>
-              <w:rPr>
-                <w:rFonts w:cs="Arial"/>
-                <w:b/>
-                <w:color w:val="000000"/>
-                <w:sz w:val="28"/>
-                <w:szCs w:val="32"/>
-                <w:lang w:val="it-IT"/>
-              </w:rPr>
-              <w:t xml:space="preserve">Krama Vaakyam No.– </w:t>
-            </w:r>
-            <w:r>
-              <w:rPr>
-                <w:rFonts w:cs="Arial"/>
-                <w:b/>
-                <w:color w:val="000000"/>
-                <w:sz w:val="28"/>
-                <w:szCs w:val="32"/>
-                <w:lang w:val="it-IT"/>
-              </w:rPr>
-              <w:t>12</w:t>
+                <w:lang w:val="en-IN"/>
+              </w:rPr>
+            </w:pPr>
+            <w:r>
+              <w:rPr>
+                <w:rFonts w:cs="Arial"/>
+                <w:b/>
+                <w:color w:val="000000"/>
+                <w:sz w:val="28"/>
+                <w:szCs w:val="32"/>
+                <w:lang w:val="en-IN"/>
+              </w:rPr>
+              <w:t>Krama Vaakyam No.– 12</w:t>
             </w:r>
           </w:p>
           <w:p>
@@ -850,16 +806,16 @@
                 <w:color w:val="000000"/>
                 <w:sz w:val="40"/>
                 <w:szCs w:val="40"/>
-                <w:lang w:eastAsia="en-IN" w:bidi="ml-IN"/>
-              </w:rPr>
-            </w:pPr>
-            <w:r>
-              <w:rPr>
-                <w:rFonts w:ascii="BRH Malayalam Extra" w:eastAsia="Times New Roman" w:hAnsi="BRH Malayalam Extra" w:cs="BRH Malayalam Extra"/>
-                <w:color w:val="000000"/>
-                <w:sz w:val="40"/>
-                <w:szCs w:val="40"/>
-                <w:lang w:eastAsia="en-IN" w:bidi="ml-IN"/>
+                <w:lang w:val="it-IT" w:eastAsia="en-IN" w:bidi="ml-IN"/>
+              </w:rPr>
+            </w:pPr>
+            <w:r>
+              <w:rPr>
+                <w:rFonts w:ascii="BRH Malayalam Extra" w:eastAsia="Times New Roman" w:hAnsi="BRH Malayalam Extra" w:cs="BRH Malayalam Extra"/>
+                <w:color w:val="000000"/>
+                <w:sz w:val="40"/>
+                <w:szCs w:val="40"/>
+                <w:lang w:val="it-IT" w:eastAsia="en-IN" w:bidi="ml-IN"/>
               </w:rPr>
               <w:t>gx</w:t>
             </w:r>
@@ -869,17 +825,17 @@
                 <w:color w:val="000000"/>
                 <w:sz w:val="32"/>
                 <w:szCs w:val="40"/>
-                <w:lang w:eastAsia="en-IN" w:bidi="ml-IN"/>
-              </w:rPr>
-              <w:t>–</w:t>
-            </w:r>
-            <w:r>
-              <w:rPr>
-                <w:rFonts w:ascii="BRH Malayalam Extra" w:eastAsia="Times New Roman" w:hAnsi="BRH Malayalam Extra" w:cs="BRH Malayalam Extra"/>
-                <w:color w:val="000000"/>
-                <w:sz w:val="40"/>
-                <w:szCs w:val="40"/>
-                <w:lang w:eastAsia="en-IN" w:bidi="ml-IN"/>
+                <w:lang w:val="it-IT" w:eastAsia="en-IN" w:bidi="ml-IN"/>
+              </w:rPr>
+              <w:t>–</w:t>
+            </w:r>
+            <w:r>
+              <w:rPr>
+                <w:rFonts w:ascii="BRH Malayalam Extra" w:eastAsia="Times New Roman" w:hAnsi="BRH Malayalam Extra" w:cs="BRH Malayalam Extra"/>
+                <w:color w:val="000000"/>
+                <w:sz w:val="40"/>
+                <w:szCs w:val="40"/>
+                <w:lang w:val="it-IT" w:eastAsia="en-IN" w:bidi="ml-IN"/>
               </w:rPr>
               <w:t>ª</w:t>
             </w:r>
@@ -889,17 +845,17 @@
                 <w:color w:val="000000"/>
                 <w:sz w:val="32"/>
                 <w:szCs w:val="40"/>
-                <w:lang w:eastAsia="en-IN" w:bidi="ml-IN"/>
-              </w:rPr>
-              <w:t>–</w:t>
-            </w:r>
-            <w:r>
-              <w:rPr>
-                <w:rFonts w:ascii="BRH Malayalam Extra" w:eastAsia="Times New Roman" w:hAnsi="BRH Malayalam Extra" w:cs="BRH Malayalam Extra"/>
-                <w:color w:val="000000"/>
-                <w:sz w:val="40"/>
-                <w:szCs w:val="40"/>
-                <w:lang w:eastAsia="en-IN" w:bidi="ml-IN"/>
+                <w:lang w:val="it-IT" w:eastAsia="en-IN" w:bidi="ml-IN"/>
+              </w:rPr>
+              <w:t>–</w:t>
+            </w:r>
+            <w:r>
+              <w:rPr>
+                <w:rFonts w:ascii="BRH Malayalam Extra" w:eastAsia="Times New Roman" w:hAnsi="BRH Malayalam Extra" w:cs="BRH Malayalam Extra"/>
+                <w:color w:val="000000"/>
+                <w:sz w:val="40"/>
+                <w:szCs w:val="40"/>
+                <w:lang w:val="it-IT" w:eastAsia="en-IN" w:bidi="ml-IN"/>
               </w:rPr>
               <w:t>.t</w:t>
             </w:r>
@@ -909,17 +865,17 @@
                 <w:color w:val="000000"/>
                 <w:sz w:val="32"/>
                 <w:szCs w:val="40"/>
-                <w:lang w:eastAsia="en-IN" w:bidi="ml-IN"/>
-              </w:rPr>
-              <w:t>–</w:t>
-            </w:r>
-            <w:r>
-              <w:rPr>
-                <w:rFonts w:ascii="BRH Malayalam Extra" w:eastAsia="Times New Roman" w:hAnsi="BRH Malayalam Extra" w:cs="BRH Malayalam Extra"/>
-                <w:color w:val="000000"/>
-                <w:sz w:val="40"/>
-                <w:szCs w:val="40"/>
-                <w:lang w:eastAsia="en-IN" w:bidi="ml-IN"/>
+                <w:lang w:val="it-IT" w:eastAsia="en-IN" w:bidi="ml-IN"/>
+              </w:rPr>
+              <w:t>–</w:t>
+            </w:r>
+            <w:r>
+              <w:rPr>
+                <w:rFonts w:ascii="BRH Malayalam Extra" w:eastAsia="Times New Roman" w:hAnsi="BRH Malayalam Extra" w:cs="BRH Malayalam Extra"/>
+                <w:color w:val="000000"/>
+                <w:sz w:val="40"/>
+                <w:szCs w:val="40"/>
+                <w:lang w:val="it-IT" w:eastAsia="en-IN" w:bidi="ml-IN"/>
               </w:rPr>
               <w:t>sð</w:t>
             </w:r>
@@ -929,7 +885,7 @@
                 <w:color w:val="000000"/>
                 <w:sz w:val="32"/>
                 <w:szCs w:val="40"/>
-                <w:lang w:eastAsia="en-IN" w:bidi="ml-IN"/>
+                <w:lang w:val="it-IT" w:eastAsia="en-IN" w:bidi="ml-IN"/>
               </w:rPr>
               <w:t>–</w:t>
             </w:r>
@@ -940,7 +896,7 @@
                 <w:sz w:val="40"/>
                 <w:szCs w:val="40"/>
                 <w:highlight w:val="yellow"/>
-                <w:lang w:eastAsia="en-IN" w:bidi="ml-IN"/>
+                <w:lang w:val="it-IT" w:eastAsia="en-IN" w:bidi="ml-IN"/>
               </w:rPr>
               <w:t>Zõ</w:t>
             </w:r>
@@ -950,7 +906,7 @@
                 <w:color w:val="000000"/>
                 <w:sz w:val="40"/>
                 <w:szCs w:val="40"/>
-                <w:lang w:eastAsia="en-IN" w:bidi="ml-IN"/>
+                <w:lang w:val="it-IT" w:eastAsia="en-IN" w:bidi="ml-IN"/>
               </w:rPr>
               <w:t xml:space="preserve"> qy</w:t>
             </w:r>
@@ -960,17 +916,17 @@
                 <w:color w:val="000000"/>
                 <w:sz w:val="32"/>
                 <w:szCs w:val="40"/>
-                <w:lang w:eastAsia="en-IN" w:bidi="ml-IN"/>
-              </w:rPr>
-              <w:t>–</w:t>
-            </w:r>
-            <w:r>
-              <w:rPr>
-                <w:rFonts w:ascii="BRH Malayalam Extra" w:eastAsia="Times New Roman" w:hAnsi="BRH Malayalam Extra" w:cs="BRH Malayalam Extra"/>
-                <w:color w:val="000000"/>
-                <w:sz w:val="40"/>
-                <w:szCs w:val="40"/>
-                <w:lang w:eastAsia="en-IN" w:bidi="ml-IN"/>
+                <w:lang w:val="it-IT" w:eastAsia="en-IN" w:bidi="ml-IN"/>
+              </w:rPr>
+              <w:t>–</w:t>
+            </w:r>
+            <w:r>
+              <w:rPr>
+                <w:rFonts w:ascii="BRH Malayalam Extra" w:eastAsia="Times New Roman" w:hAnsi="BRH Malayalam Extra" w:cs="BRH Malayalam Extra"/>
+                <w:color w:val="000000"/>
+                <w:sz w:val="40"/>
+                <w:szCs w:val="40"/>
+                <w:lang w:val="it-IT" w:eastAsia="en-IN" w:bidi="ml-IN"/>
               </w:rPr>
               <w:t xml:space="preserve">mðJ | </w:t>
             </w:r>
@@ -987,16 +943,16 @@
                 <w:color w:val="000000"/>
                 <w:sz w:val="40"/>
                 <w:szCs w:val="40"/>
-                <w:lang w:eastAsia="en-IN" w:bidi="ml-IN"/>
-              </w:rPr>
-            </w:pPr>
-            <w:r>
-              <w:rPr>
-                <w:rFonts w:ascii="BRH Malayalam Extra" w:eastAsia="Times New Roman" w:hAnsi="BRH Malayalam Extra" w:cs="BRH Malayalam Extra"/>
-                <w:color w:val="000000"/>
-                <w:sz w:val="40"/>
-                <w:szCs w:val="40"/>
-                <w:lang w:eastAsia="en-IN" w:bidi="ml-IN"/>
+                <w:lang w:val="it-IT" w:eastAsia="en-IN" w:bidi="ml-IN"/>
+              </w:rPr>
+            </w:pPr>
+            <w:r>
+              <w:rPr>
+                <w:rFonts w:ascii="BRH Malayalam Extra" w:eastAsia="Times New Roman" w:hAnsi="BRH Malayalam Extra" w:cs="BRH Malayalam Extra"/>
+                <w:color w:val="000000"/>
+                <w:sz w:val="40"/>
+                <w:szCs w:val="40"/>
+                <w:lang w:val="it-IT" w:eastAsia="en-IN" w:bidi="ml-IN"/>
               </w:rPr>
               <w:t>qy</w:t>
             </w:r>
@@ -1006,17 +962,17 @@
                 <w:color w:val="000000"/>
                 <w:sz w:val="32"/>
                 <w:szCs w:val="40"/>
-                <w:lang w:eastAsia="en-IN" w:bidi="ml-IN"/>
-              </w:rPr>
-              <w:t>–</w:t>
-            </w:r>
-            <w:r>
-              <w:rPr>
-                <w:rFonts w:ascii="BRH Malayalam Extra" w:eastAsia="Times New Roman" w:hAnsi="BRH Malayalam Extra" w:cs="BRH Malayalam Extra"/>
-                <w:color w:val="000000"/>
-                <w:sz w:val="40"/>
-                <w:szCs w:val="40"/>
-                <w:lang w:eastAsia="en-IN" w:bidi="ml-IN"/>
+                <w:lang w:val="it-IT" w:eastAsia="en-IN" w:bidi="ml-IN"/>
+              </w:rPr>
+              <w:t>–</w:t>
+            </w:r>
+            <w:r>
+              <w:rPr>
+                <w:rFonts w:ascii="BRH Malayalam Extra" w:eastAsia="Times New Roman" w:hAnsi="BRH Malayalam Extra" w:cs="BRH Malayalam Extra"/>
+                <w:color w:val="000000"/>
+                <w:sz w:val="40"/>
+                <w:szCs w:val="40"/>
+                <w:lang w:val="it-IT" w:eastAsia="en-IN" w:bidi="ml-IN"/>
               </w:rPr>
               <w:t>¥mðx ¤¤p˜qû¥b</w:t>
             </w:r>
@@ -1026,17 +982,17 @@
                 <w:color w:val="000000"/>
                 <w:sz w:val="32"/>
                 <w:szCs w:val="40"/>
-                <w:lang w:eastAsia="en-IN" w:bidi="ml-IN"/>
-              </w:rPr>
-              <w:t>–</w:t>
-            </w:r>
-            <w:r>
-              <w:rPr>
-                <w:rFonts w:ascii="BRH Malayalam Extra" w:eastAsia="Times New Roman" w:hAnsi="BRH Malayalam Extra" w:cs="BRH Malayalam Extra"/>
-                <w:color w:val="000000"/>
-                <w:sz w:val="40"/>
-                <w:szCs w:val="40"/>
-                <w:lang w:eastAsia="en-IN" w:bidi="ml-IN"/>
+                <w:lang w:val="it-IT" w:eastAsia="en-IN" w:bidi="ml-IN"/>
+              </w:rPr>
+              <w:t>–</w:t>
+            </w:r>
+            <w:r>
+              <w:rPr>
+                <w:rFonts w:ascii="BRH Malayalam Extra" w:eastAsia="Times New Roman" w:hAnsi="BRH Malayalam Extra" w:cs="BRH Malayalam Extra"/>
+                <w:color w:val="000000"/>
+                <w:sz w:val="40"/>
+                <w:szCs w:val="40"/>
+                <w:lang w:val="it-IT" w:eastAsia="en-IN" w:bidi="ml-IN"/>
               </w:rPr>
               <w:t>pJ |</w:t>
             </w:r>
@@ -1058,16 +1014,16 @@
                 <w:color w:val="000000"/>
                 <w:sz w:val="40"/>
                 <w:szCs w:val="40"/>
-                <w:lang w:eastAsia="en-IN" w:bidi="ml-IN"/>
-              </w:rPr>
-            </w:pPr>
-            <w:r>
-              <w:rPr>
-                <w:rFonts w:ascii="BRH Malayalam Extra" w:eastAsia="Times New Roman" w:hAnsi="BRH Malayalam Extra" w:cs="BRH Malayalam Extra"/>
-                <w:color w:val="000000"/>
-                <w:sz w:val="40"/>
-                <w:szCs w:val="40"/>
-                <w:lang w:eastAsia="en-IN" w:bidi="ml-IN"/>
+                <w:lang w:val="it-IT" w:eastAsia="en-IN" w:bidi="ml-IN"/>
+              </w:rPr>
+            </w:pPr>
+            <w:r>
+              <w:rPr>
+                <w:rFonts w:ascii="BRH Malayalam Extra" w:eastAsia="Times New Roman" w:hAnsi="BRH Malayalam Extra" w:cs="BRH Malayalam Extra"/>
+                <w:color w:val="000000"/>
+                <w:sz w:val="40"/>
+                <w:szCs w:val="40"/>
+                <w:lang w:val="it-IT" w:eastAsia="en-IN" w:bidi="ml-IN"/>
               </w:rPr>
               <w:t>gx</w:t>
             </w:r>
@@ -1077,17 +1033,17 @@
                 <w:color w:val="000000"/>
                 <w:sz w:val="32"/>
                 <w:szCs w:val="40"/>
-                <w:lang w:eastAsia="en-IN" w:bidi="ml-IN"/>
-              </w:rPr>
-              <w:t>–</w:t>
-            </w:r>
-            <w:r>
-              <w:rPr>
-                <w:rFonts w:ascii="BRH Malayalam Extra" w:eastAsia="Times New Roman" w:hAnsi="BRH Malayalam Extra" w:cs="BRH Malayalam Extra"/>
-                <w:color w:val="000000"/>
-                <w:sz w:val="40"/>
-                <w:szCs w:val="40"/>
-                <w:lang w:eastAsia="en-IN" w:bidi="ml-IN"/>
+                <w:lang w:val="it-IT" w:eastAsia="en-IN" w:bidi="ml-IN"/>
+              </w:rPr>
+              <w:t>–</w:t>
+            </w:r>
+            <w:r>
+              <w:rPr>
+                <w:rFonts w:ascii="BRH Malayalam Extra" w:eastAsia="Times New Roman" w:hAnsi="BRH Malayalam Extra" w:cs="BRH Malayalam Extra"/>
+                <w:color w:val="000000"/>
+                <w:sz w:val="40"/>
+                <w:szCs w:val="40"/>
+                <w:lang w:val="it-IT" w:eastAsia="en-IN" w:bidi="ml-IN"/>
               </w:rPr>
               <w:t>ª</w:t>
             </w:r>
@@ -1097,17 +1053,17 @@
                 <w:color w:val="000000"/>
                 <w:sz w:val="32"/>
                 <w:szCs w:val="40"/>
-                <w:lang w:eastAsia="en-IN" w:bidi="ml-IN"/>
-              </w:rPr>
-              <w:t>–</w:t>
-            </w:r>
-            <w:r>
-              <w:rPr>
-                <w:rFonts w:ascii="BRH Malayalam Extra" w:eastAsia="Times New Roman" w:hAnsi="BRH Malayalam Extra" w:cs="BRH Malayalam Extra"/>
-                <w:color w:val="000000"/>
-                <w:sz w:val="40"/>
-                <w:szCs w:val="40"/>
-                <w:lang w:eastAsia="en-IN" w:bidi="ml-IN"/>
+                <w:lang w:val="it-IT" w:eastAsia="en-IN" w:bidi="ml-IN"/>
+              </w:rPr>
+              <w:t>–</w:t>
+            </w:r>
+            <w:r>
+              <w:rPr>
+                <w:rFonts w:ascii="BRH Malayalam Extra" w:eastAsia="Times New Roman" w:hAnsi="BRH Malayalam Extra" w:cs="BRH Malayalam Extra"/>
+                <w:color w:val="000000"/>
+                <w:sz w:val="40"/>
+                <w:szCs w:val="40"/>
+                <w:lang w:val="it-IT" w:eastAsia="en-IN" w:bidi="ml-IN"/>
               </w:rPr>
               <w:t>.t</w:t>
             </w:r>
@@ -1117,17 +1073,17 @@
                 <w:color w:val="000000"/>
                 <w:sz w:val="32"/>
                 <w:szCs w:val="40"/>
-                <w:lang w:eastAsia="en-IN" w:bidi="ml-IN"/>
-              </w:rPr>
-              <w:t>–</w:t>
-            </w:r>
-            <w:r>
-              <w:rPr>
-                <w:rFonts w:ascii="BRH Malayalam Extra" w:eastAsia="Times New Roman" w:hAnsi="BRH Malayalam Extra" w:cs="BRH Malayalam Extra"/>
-                <w:color w:val="000000"/>
-                <w:sz w:val="40"/>
-                <w:szCs w:val="40"/>
-                <w:lang w:eastAsia="en-IN" w:bidi="ml-IN"/>
+                <w:lang w:val="it-IT" w:eastAsia="en-IN" w:bidi="ml-IN"/>
+              </w:rPr>
+              <w:t>–</w:t>
+            </w:r>
+            <w:r>
+              <w:rPr>
+                <w:rFonts w:ascii="BRH Malayalam Extra" w:eastAsia="Times New Roman" w:hAnsi="BRH Malayalam Extra" w:cs="BRH Malayalam Extra"/>
+                <w:color w:val="000000"/>
+                <w:sz w:val="40"/>
+                <w:szCs w:val="40"/>
+                <w:lang w:val="it-IT" w:eastAsia="en-IN" w:bidi="ml-IN"/>
               </w:rPr>
               <w:t>sð</w:t>
             </w:r>
@@ -1137,17 +1093,17 @@
                 <w:color w:val="000000"/>
                 <w:sz w:val="32"/>
                 <w:szCs w:val="40"/>
-                <w:lang w:eastAsia="en-IN" w:bidi="ml-IN"/>
-              </w:rPr>
-              <w:t>–</w:t>
-            </w:r>
-            <w:r>
-              <w:rPr>
-                <w:rFonts w:ascii="BRH Malayalam Extra" w:eastAsia="Times New Roman" w:hAnsi="BRH Malayalam Extra" w:cs="BRH Malayalam Extra"/>
-                <w:color w:val="000000"/>
-                <w:sz w:val="40"/>
-                <w:szCs w:val="40"/>
-                <w:lang w:eastAsia="en-IN" w:bidi="ml-IN"/>
+                <w:lang w:val="it-IT" w:eastAsia="en-IN" w:bidi="ml-IN"/>
+              </w:rPr>
+              <w:t>–</w:t>
+            </w:r>
+            <w:r>
+              <w:rPr>
+                <w:rFonts w:ascii="BRH Malayalam Extra" w:eastAsia="Times New Roman" w:hAnsi="BRH Malayalam Extra" w:cs="BRH Malayalam Extra"/>
+                <w:color w:val="000000"/>
+                <w:sz w:val="40"/>
+                <w:szCs w:val="40"/>
+                <w:lang w:val="it-IT" w:eastAsia="en-IN" w:bidi="ml-IN"/>
               </w:rPr>
               <w:t>Zõ</w:t>
             </w:r>
@@ -1158,7 +1114,7 @@
                 <w:sz w:val="40"/>
                 <w:szCs w:val="40"/>
                 <w:highlight w:val="green"/>
-                <w:lang w:eastAsia="en-IN" w:bidi="ml-IN"/>
+                <w:lang w:val="it-IT" w:eastAsia="en-IN" w:bidi="ml-IN"/>
               </w:rPr>
               <w:t>J</w:t>
             </w:r>
@@ -1168,7 +1124,7 @@
                 <w:color w:val="000000"/>
                 <w:sz w:val="40"/>
                 <w:szCs w:val="40"/>
-                <w:lang w:eastAsia="en-IN" w:bidi="ml-IN"/>
+                <w:lang w:val="it-IT" w:eastAsia="en-IN" w:bidi="ml-IN"/>
               </w:rPr>
               <w:t xml:space="preserve"> qy</w:t>
             </w:r>
@@ -1178,17 +1134,17 @@
                 <w:color w:val="000000"/>
                 <w:sz w:val="32"/>
                 <w:szCs w:val="40"/>
-                <w:lang w:eastAsia="en-IN" w:bidi="ml-IN"/>
-              </w:rPr>
-              <w:t>–</w:t>
-            </w:r>
-            <w:r>
-              <w:rPr>
-                <w:rFonts w:ascii="BRH Malayalam Extra" w:eastAsia="Times New Roman" w:hAnsi="BRH Malayalam Extra" w:cs="BRH Malayalam Extra"/>
-                <w:color w:val="000000"/>
-                <w:sz w:val="40"/>
-                <w:szCs w:val="40"/>
-                <w:lang w:eastAsia="en-IN" w:bidi="ml-IN"/>
+                <w:lang w:val="it-IT" w:eastAsia="en-IN" w:bidi="ml-IN"/>
+              </w:rPr>
+              <w:t>–</w:t>
+            </w:r>
+            <w:r>
+              <w:rPr>
+                <w:rFonts w:ascii="BRH Malayalam Extra" w:eastAsia="Times New Roman" w:hAnsi="BRH Malayalam Extra" w:cs="BRH Malayalam Extra"/>
+                <w:color w:val="000000"/>
+                <w:sz w:val="40"/>
+                <w:szCs w:val="40"/>
+                <w:lang w:val="it-IT" w:eastAsia="en-IN" w:bidi="ml-IN"/>
               </w:rPr>
               <w:t xml:space="preserve">mðJ | </w:t>
             </w:r>
@@ -1205,16 +1161,16 @@
                 <w:color w:val="000000"/>
                 <w:sz w:val="40"/>
                 <w:szCs w:val="40"/>
-                <w:lang w:eastAsia="en-IN" w:bidi="ml-IN"/>
-              </w:rPr>
-            </w:pPr>
-            <w:r>
-              <w:rPr>
-                <w:rFonts w:ascii="BRH Malayalam Extra" w:eastAsia="Times New Roman" w:hAnsi="BRH Malayalam Extra" w:cs="BRH Malayalam Extra"/>
-                <w:color w:val="000000"/>
-                <w:sz w:val="40"/>
-                <w:szCs w:val="40"/>
-                <w:lang w:eastAsia="en-IN" w:bidi="ml-IN"/>
+                <w:lang w:val="it-IT" w:eastAsia="en-IN" w:bidi="ml-IN"/>
+              </w:rPr>
+            </w:pPr>
+            <w:r>
+              <w:rPr>
+                <w:rFonts w:ascii="BRH Malayalam Extra" w:eastAsia="Times New Roman" w:hAnsi="BRH Malayalam Extra" w:cs="BRH Malayalam Extra"/>
+                <w:color w:val="000000"/>
+                <w:sz w:val="40"/>
+                <w:szCs w:val="40"/>
+                <w:lang w:val="it-IT" w:eastAsia="en-IN" w:bidi="ml-IN"/>
               </w:rPr>
               <w:t>qy</w:t>
             </w:r>
@@ -1224,17 +1180,17 @@
                 <w:color w:val="000000"/>
                 <w:sz w:val="32"/>
                 <w:szCs w:val="40"/>
-                <w:lang w:eastAsia="en-IN" w:bidi="ml-IN"/>
-              </w:rPr>
-              <w:t>–</w:t>
-            </w:r>
-            <w:r>
-              <w:rPr>
-                <w:rFonts w:ascii="BRH Malayalam Extra" w:eastAsia="Times New Roman" w:hAnsi="BRH Malayalam Extra" w:cs="BRH Malayalam Extra"/>
-                <w:color w:val="000000"/>
-                <w:sz w:val="40"/>
-                <w:szCs w:val="40"/>
-                <w:lang w:eastAsia="en-IN" w:bidi="ml-IN"/>
+                <w:lang w:val="it-IT" w:eastAsia="en-IN" w:bidi="ml-IN"/>
+              </w:rPr>
+              <w:t>–</w:t>
+            </w:r>
+            <w:r>
+              <w:rPr>
+                <w:rFonts w:ascii="BRH Malayalam Extra" w:eastAsia="Times New Roman" w:hAnsi="BRH Malayalam Extra" w:cs="BRH Malayalam Extra"/>
+                <w:color w:val="000000"/>
+                <w:sz w:val="40"/>
+                <w:szCs w:val="40"/>
+                <w:lang w:val="it-IT" w:eastAsia="en-IN" w:bidi="ml-IN"/>
               </w:rPr>
               <w:t>¥mðx ¤¤p˜qû¥b</w:t>
             </w:r>
@@ -1244,17 +1200,17 @@
                 <w:color w:val="000000"/>
                 <w:sz w:val="32"/>
                 <w:szCs w:val="40"/>
-                <w:lang w:eastAsia="en-IN" w:bidi="ml-IN"/>
-              </w:rPr>
-              <w:t>–</w:t>
-            </w:r>
-            <w:r>
-              <w:rPr>
-                <w:rFonts w:ascii="BRH Malayalam Extra" w:eastAsia="Times New Roman" w:hAnsi="BRH Malayalam Extra" w:cs="BRH Malayalam Extra"/>
-                <w:color w:val="000000"/>
-                <w:sz w:val="40"/>
-                <w:szCs w:val="40"/>
-                <w:lang w:eastAsia="en-IN" w:bidi="ml-IN"/>
+                <w:lang w:val="it-IT" w:eastAsia="en-IN" w:bidi="ml-IN"/>
+              </w:rPr>
+              <w:t>–</w:t>
+            </w:r>
+            <w:r>
+              <w:rPr>
+                <w:rFonts w:ascii="BRH Malayalam Extra" w:eastAsia="Times New Roman" w:hAnsi="BRH Malayalam Extra" w:cs="BRH Malayalam Extra"/>
+                <w:color w:val="000000"/>
+                <w:sz w:val="40"/>
+                <w:szCs w:val="40"/>
+                <w:lang w:val="it-IT" w:eastAsia="en-IN" w:bidi="ml-IN"/>
               </w:rPr>
               <w:t>pJ |</w:t>
             </w:r>
@@ -1271,20 +1227,20 @@
           <w:sz w:val="32"/>
           <w:szCs w:val="32"/>
           <w:u w:val="single"/>
+          <w:lang w:val="en-IN"/>
         </w:rPr>
       </w:pPr>
-    </w:p>
-    <w:p>
-      <w:pPr>
-        <w:jc w:val="center"/>
+      <w:r>
         <w:rPr>
           <w:b/>
           <w:bCs/>
           <w:sz w:val="32"/>
           <w:szCs w:val="32"/>
           <w:u w:val="single"/>
+          <w:lang w:val="en-IN"/>
         </w:rPr>
-      </w:pPr>
+        <w:t>===============</w:t>
+      </w:r>
     </w:p>
     <w:p>
       <w:pPr>
@@ -1813,6 +1769,18 @@
         </w:rPr>
         <w:t>========</w:t>
       </w:r>
+    </w:p>
+    <w:p>
+      <w:pPr>
+        <w:jc w:val="center"/>
+        <w:rPr>
+          <w:b/>
+          <w:bCs/>
+          <w:sz w:val="32"/>
+          <w:szCs w:val="32"/>
+          <w:u w:val="single"/>
+        </w:rPr>
+      </w:pPr>
     </w:p>
     <w:p>
       <w:pPr>
